--- a/EXPORTS/DOCX/published/niveau3/English/Reinwardt.docx
+++ b/EXPORTS/DOCX/published/niveau3/English/Reinwardt.docx
@@ -155,7 +155,7 @@
           <w:rFonts w:ascii="Charis SIL Regular" w:hAnsi="Charis SIL Regular" w:eastAsia="Charis SIL Regular"/>
           <w:b w:val="0"/>
           <w:i w:val="0"/>
-          <w:color w:val="0066CC"/>
+          <w:color w:val="0000FF"/>
           <w:sz w:val="24"/>
           <w:u w:val="single"/>
         </w:rPr>
@@ -173,7 +173,7 @@
           <w:rFonts w:ascii="Charis SIL Regular" w:hAnsi="Charis SIL Regular" w:eastAsia="Charis SIL Regular"/>
           <w:b w:val="0"/>
           <w:i w:val="0"/>
-          <w:color w:val="0066CC"/>
+          <w:color w:val="0000FF"/>
           <w:sz w:val="24"/>
           <w:u w:val="single"/>
         </w:rPr>
@@ -184,7 +184,7 @@
           <w:rFonts w:ascii="Charis SIL Regular" w:hAnsi="Charis SIL Regular" w:eastAsia="Charis SIL Regular"/>
           <w:b w:val="0"/>
           <w:i w:val="0"/>
-          <w:color w:val="0066CC"/>
+          <w:color w:val="0000FF"/>
           <w:sz w:val="24"/>
           <w:u w:val="single"/>
         </w:rPr>
@@ -219,7 +219,7 @@
       </w:r>
       <w:r>
         <w:rPr>
-          <w:u w:val="single" w:color="0066cc"/>
+          <w:u w:val="single" w:color="0000ff"/>
           <w:rFonts w:ascii="Charis SIL Regular" w:hAnsi="Charis SIL Regular" w:eastAsia="Charis SIL Regular"/>
           <w:b w:val="0"/>
           <w:i w:val="0"/>
@@ -237,7 +237,7 @@
       </w:r>
       <w:r>
         <w:rPr>
-          <w:u w:val="single" w:color="0066cc"/>
+          <w:u w:val="single" w:color="0000ff"/>
           <w:rFonts w:ascii="Charis SIL Regular" w:hAnsi="Charis SIL Regular" w:eastAsia="Charis SIL Regular"/>
           <w:b w:val="0"/>
           <w:i w:val="0"/>
@@ -268,7 +268,7 @@
           <w:rFonts w:ascii="Charis SIL Regular" w:hAnsi="Charis SIL Regular" w:eastAsia="Charis SIL Regular"/>
           <w:b w:val="0"/>
           <w:i w:val="0"/>
-          <w:color w:val="0066CC"/>
+          <w:color w:val="0000FF"/>
           <w:sz w:val="24"/>
           <w:u w:val="single"/>
         </w:rPr>
@@ -286,7 +286,7 @@
           <w:rFonts w:ascii="Charis SIL Regular" w:hAnsi="Charis SIL Regular" w:eastAsia="Charis SIL Regular"/>
           <w:b w:val="0"/>
           <w:i w:val="0"/>
-          <w:color w:val="0066CC"/>
+          <w:color w:val="0000FF"/>
           <w:sz w:val="24"/>
           <w:u w:val="single"/>
         </w:rPr>
@@ -297,7 +297,7 @@
           <w:rFonts w:ascii="Charis SIL Regular" w:hAnsi="Charis SIL Regular" w:eastAsia="Charis SIL Regular"/>
           <w:b w:val="0"/>
           <w:i w:val="0"/>
-          <w:color w:val="0066CC"/>
+          <w:color w:val="0000FF"/>
           <w:sz w:val="24"/>
           <w:u w:val="single"/>
         </w:rPr>
@@ -315,7 +315,7 @@
           <w:rFonts w:ascii="Charis SIL Regular" w:hAnsi="Charis SIL Regular" w:eastAsia="Charis SIL Regular"/>
           <w:b w:val="0"/>
           <w:i w:val="0"/>
-          <w:color w:val="0066CC"/>
+          <w:color w:val="0000FF"/>
           <w:sz w:val="24"/>
           <w:u w:val="single"/>
         </w:rPr>
@@ -326,7 +326,7 @@
           <w:rFonts w:ascii="Charis SIL Regular" w:hAnsi="Charis SIL Regular" w:eastAsia="Charis SIL Regular"/>
           <w:b w:val="0"/>
           <w:i w:val="0"/>
-          <w:color w:val="0066CC"/>
+          <w:color w:val="0000FF"/>
           <w:sz w:val="24"/>
           <w:u w:val="single"/>
         </w:rPr>
@@ -354,7 +354,7 @@
           <w:rFonts w:ascii="Charis SIL Regular" w:hAnsi="Charis SIL Regular" w:eastAsia="Charis SIL Regular"/>
           <w:b w:val="0"/>
           <w:i w:val="0"/>
-          <w:color w:val="0066CC"/>
+          <w:color w:val="0000FF"/>
           <w:sz w:val="24"/>
           <w:u w:val="single"/>
         </w:rPr>
@@ -372,7 +372,7 @@
           <w:rFonts w:ascii="Charis SIL Regular" w:hAnsi="Charis SIL Regular" w:eastAsia="Charis SIL Regular"/>
           <w:b w:val="0"/>
           <w:i w:val="0"/>
-          <w:color w:val="0066CC"/>
+          <w:color w:val="0000FF"/>
           <w:sz w:val="24"/>
           <w:u w:val="single"/>
         </w:rPr>
@@ -383,7 +383,7 @@
           <w:rFonts w:ascii="Charis SIL Regular" w:hAnsi="Charis SIL Regular" w:eastAsia="Charis SIL Regular"/>
           <w:b w:val="0"/>
           <w:i w:val="0"/>
-          <w:color w:val="0066CC"/>
+          <w:color w:val="0000FF"/>
           <w:sz w:val="24"/>
           <w:u w:val="single"/>
         </w:rPr>
@@ -408,7 +408,7 @@
       </w:r>
       <w:r>
         <w:rPr>
-          <w:u w:val="single" w:color="0066cc"/>
+          <w:u w:val="single" w:color="0000ff"/>
           <w:rFonts w:ascii="Charis SIL Regular" w:hAnsi="Charis SIL Regular" w:eastAsia="Charis SIL Regular"/>
           <w:b w:val="0"/>
           <w:i w:val="0"/>
@@ -426,7 +426,7 @@
       </w:r>
       <w:r>
         <w:rPr>
-          <w:u w:val="single" w:color="0066cc"/>
+          <w:u w:val="single" w:color="0000ff"/>
           <w:rFonts w:ascii="Charis SIL Regular" w:hAnsi="Charis SIL Regular" w:eastAsia="Charis SIL Regular"/>
           <w:b w:val="0"/>
           <w:i w:val="0"/>
@@ -444,7 +444,7 @@
       </w:r>
       <w:r>
         <w:rPr>
-          <w:u w:val="single" w:color="0066cc"/>
+          <w:u w:val="single" w:color="0000ff"/>
           <w:rFonts w:ascii="Charis SIL Regular" w:hAnsi="Charis SIL Regular" w:eastAsia="Charis SIL Regular"/>
           <w:b w:val="0"/>
           <w:i w:val="0"/>
@@ -462,7 +462,7 @@
       </w:r>
       <w:r>
         <w:rPr>
-          <w:u w:val="single" w:color="0066cc"/>
+          <w:u w:val="single" w:color="0000ff"/>
           <w:rFonts w:ascii="Charis SIL Regular" w:hAnsi="Charis SIL Regular" w:eastAsia="Charis SIL Regular"/>
           <w:b w:val="0"/>
           <w:i w:val="0"/>
@@ -473,7 +473,7 @@
       </w:r>
       <w:r>
         <w:rPr>
-          <w:u w:val="single" w:color="0066cc"/>
+          <w:u w:val="single" w:color="0000ff"/>
           <w:rFonts w:ascii="Charis SIL Regular" w:hAnsi="Charis SIL Regular" w:eastAsia="Charis SIL Regular"/>
           <w:b w:val="0"/>
           <w:i w:val="0"/>
@@ -501,7 +501,7 @@
       </w:r>
       <w:r>
         <w:rPr>
-          <w:u w:val="single" w:color="0066cc"/>
+          <w:u w:val="single" w:color="0000ff"/>
           <w:rFonts w:ascii="Charis SIL Regular" w:hAnsi="Charis SIL Regular" w:eastAsia="Charis SIL Regular"/>
           <w:b w:val="0"/>
           <w:i w:val="0"/>
@@ -519,7 +519,7 @@
       </w:r>
       <w:r>
         <w:rPr>
-          <w:u w:val="single" w:color="0066cc"/>
+          <w:u w:val="single" w:color="0000ff"/>
           <w:rFonts w:ascii="Charis SIL Regular" w:hAnsi="Charis SIL Regular" w:eastAsia="Charis SIL Regular"/>
           <w:b w:val="0"/>
           <w:i w:val="0"/>
@@ -537,7 +537,7 @@
       </w:r>
       <w:r>
         <w:rPr>
-          <w:u w:val="single" w:color="0066cc"/>
+          <w:u w:val="single" w:color="0000ff"/>
           <w:rFonts w:ascii="Charis SIL Regular" w:hAnsi="Charis SIL Regular" w:eastAsia="Charis SIL Regular"/>
           <w:b w:val="0"/>
           <w:i w:val="0"/>
@@ -754,7 +754,7 @@
           <w:rFonts w:ascii="Charis SIL Regular" w:hAnsi="Charis SIL Regular" w:eastAsia="Charis SIL Regular"/>
           <w:b w:val="0"/>
           <w:i w:val="0"/>
-          <w:color w:val="0066CC"/>
+          <w:color w:val="0000FF"/>
           <w:sz w:val="24"/>
           <w:u w:val="single"/>
         </w:rPr>
@@ -772,7 +772,7 @@
           <w:rFonts w:ascii="Charis SIL Regular" w:hAnsi="Charis SIL Regular" w:eastAsia="Charis SIL Regular"/>
           <w:b w:val="0"/>
           <w:i w:val="0"/>
-          <w:color w:val="0066CC"/>
+          <w:color w:val="0000FF"/>
           <w:sz w:val="24"/>
           <w:u w:val="single"/>
         </w:rPr>
@@ -783,7 +783,7 @@
           <w:rFonts w:ascii="Charis SIL Regular" w:hAnsi="Charis SIL Regular" w:eastAsia="Charis SIL Regular"/>
           <w:b w:val="0"/>
           <w:i w:val="0"/>
-          <w:color w:val="0066CC"/>
+          <w:color w:val="0000FF"/>
           <w:sz w:val="24"/>
           <w:u w:val="single"/>
         </w:rPr>
@@ -801,7 +801,7 @@
           <w:rFonts w:ascii="Charis SIL Regular" w:hAnsi="Charis SIL Regular" w:eastAsia="Charis SIL Regular"/>
           <w:b w:val="0"/>
           <w:i w:val="0"/>
-          <w:color w:val="0066CC"/>
+          <w:color w:val="0000FF"/>
           <w:sz w:val="24"/>
           <w:u w:val="single"/>
         </w:rPr>
@@ -812,7 +812,7 @@
           <w:rFonts w:ascii="Charis SIL Regular" w:hAnsi="Charis SIL Regular" w:eastAsia="Charis SIL Regular"/>
           <w:b w:val="0"/>
           <w:i w:val="0"/>
-          <w:color w:val="0066CC"/>
+          <w:color w:val="0000FF"/>
           <w:sz w:val="24"/>
           <w:u w:val="single"/>
         </w:rPr>
@@ -830,7 +830,7 @@
           <w:rFonts w:ascii="Charis SIL Regular" w:hAnsi="Charis SIL Regular" w:eastAsia="Charis SIL Regular"/>
           <w:b w:val="0"/>
           <w:i w:val="0"/>
-          <w:color w:val="0066CC"/>
+          <w:color w:val="0000FF"/>
           <w:sz w:val="24"/>
           <w:u w:val="single"/>
         </w:rPr>
@@ -841,7 +841,7 @@
           <w:rFonts w:ascii="Charis SIL Regular" w:hAnsi="Charis SIL Regular" w:eastAsia="Charis SIL Regular"/>
           <w:b w:val="0"/>
           <w:i w:val="0"/>
-          <w:color w:val="0066CC"/>
+          <w:color w:val="0000FF"/>
           <w:sz w:val="24"/>
           <w:u w:val="single"/>
         </w:rPr>
@@ -869,7 +869,7 @@
           <w:rFonts w:ascii="Charis SIL Regular" w:hAnsi="Charis SIL Regular" w:eastAsia="Charis SIL Regular"/>
           <w:b w:val="0"/>
           <w:i w:val="0"/>
-          <w:color w:val="0066CC"/>
+          <w:color w:val="0000FF"/>
           <w:sz w:val="24"/>
           <w:u w:val="single"/>
         </w:rPr>
@@ -887,7 +887,7 @@
           <w:rFonts w:ascii="Charis SIL Regular" w:hAnsi="Charis SIL Regular" w:eastAsia="Charis SIL Regular"/>
           <w:b w:val="0"/>
           <w:i w:val="0"/>
-          <w:color w:val="0066CC"/>
+          <w:color w:val="0000FF"/>
           <w:sz w:val="24"/>
           <w:u w:val="single"/>
         </w:rPr>
@@ -898,7 +898,7 @@
           <w:rFonts w:ascii="Charis SIL Regular" w:hAnsi="Charis SIL Regular" w:eastAsia="Charis SIL Regular"/>
           <w:b w:val="0"/>
           <w:i w:val="0"/>
-          <w:color w:val="0066CC"/>
+          <w:color w:val="0000FF"/>
           <w:sz w:val="24"/>
           <w:u w:val="single"/>
         </w:rPr>
@@ -916,7 +916,7 @@
           <w:rFonts w:ascii="Charis SIL Regular" w:hAnsi="Charis SIL Regular" w:eastAsia="Charis SIL Regular"/>
           <w:b w:val="0"/>
           <w:i w:val="0"/>
-          <w:color w:val="0066CC"/>
+          <w:color w:val="0000FF"/>
           <w:sz w:val="24"/>
           <w:u w:val="single"/>
         </w:rPr>
@@ -937,11 +937,29 @@
           <w:color w:val="000000"/>
           <w:sz w:val="24"/>
         </w:rPr>
-        <w:t>). During his travels Reinward</w:t>
-      </w:r>
-      <w:r>
-        <w:rPr>
-          <w:u w:val="single" w:color="0066cc"/>
+        <w:t>). During his tra</w:t>
+      </w:r>
+      <w:r>
+        <w:rPr>
+          <w:u w:val="single" w:color="0000ff"/>
+          <w:rFonts w:ascii="Charis SIL Regular" w:hAnsi="Charis SIL Regular" w:eastAsia="Charis SIL Regular"/>
+          <w:b w:val="0"/>
+          <w:i w:val="0"/>
+          <w:color w:val="000000"/>
+          <w:sz w:val="24"/>
+        </w:rPr>
+        <w:hyperlink r:id="rId12" w:history="1">
+          <w:r>
+            <w:rPr>
+              <w:rStyle w:val="Hyperlink"/>
+            </w:rPr>
+            <w:t>vels Reinward</w:t>
+          </w:r>
+        </w:hyperlink>
+      </w:r>
+      <w:r>
+        <w:rPr>
+          <w:u w:val="single" w:color="0000ff"/>
           <w:rFonts w:ascii="Charis SIL Regular" w:hAnsi="Charis SIL Regular" w:eastAsia="Charis SIL Regular"/>
           <w:b w:val="0"/>
           <w:i w:val="0"/>
@@ -959,7 +977,7 @@
       </w:r>
       <w:r>
         <w:rPr>
-          <w:u w:val="single" w:color="0066cc"/>
+          <w:u w:val="single" w:color="0000ff"/>
           <w:rFonts w:ascii="Charis SIL Regular" w:hAnsi="Charis SIL Regular" w:eastAsia="Charis SIL Regular"/>
           <w:b w:val="0"/>
           <w:i w:val="0"/>
@@ -977,7 +995,7 @@
       </w:r>
       <w:r>
         <w:rPr>
-          <w:u w:val="single" w:color="0066cc"/>
+          <w:u w:val="single" w:color="0000ff"/>
           <w:rFonts w:ascii="Charis SIL Regular" w:hAnsi="Charis SIL Regular" w:eastAsia="Charis SIL Regular"/>
           <w:b w:val="0"/>
           <w:i w:val="0"/>
@@ -995,7 +1013,7 @@
       </w:r>
       <w:r>
         <w:rPr>
-          <w:u w:val="single" w:color="0066cc"/>
+          <w:u w:val="single" w:color="0000ff"/>
           <w:rFonts w:ascii="Charis SIL Regular" w:hAnsi="Charis SIL Regular" w:eastAsia="Charis SIL Regular"/>
           <w:b w:val="0"/>
           <w:i w:val="0"/>
@@ -1013,7 +1031,7 @@
       </w:r>
       <w:r>
         <w:rPr>
-          <w:u w:val="single" w:color="0066cc"/>
+          <w:u w:val="single" w:color="0000ff"/>
           <w:rFonts w:ascii="Charis SIL Regular" w:hAnsi="Charis SIL Regular" w:eastAsia="Charis SIL Regular"/>
           <w:b w:val="0"/>
           <w:i w:val="0"/>
@@ -1041,25 +1059,18 @@
       </w:r>
       <w:r>
         <w:rPr>
-          <w:u w:val="single" w:color="0066cc"/>
+          <w:u w:val="single" w:color="0000ff"/>
           <w:rFonts w:ascii="Charis SIL Regular" w:hAnsi="Charis SIL Regular" w:eastAsia="Charis SIL Regular"/>
           <w:b w:val="0"/>
           <w:i w:val="0"/>
           <w:color w:val="000000"/>
           <w:sz w:val="24"/>
         </w:rPr>
-        <w:hyperlink r:id="rId13" w:history="1">
-          <w:r>
-            <w:rPr>
-              <w:rStyle w:val="Hyperlink"/>
-            </w:rPr>
-            <w:t>ectors’, th</w:t>
-          </w:r>
-        </w:hyperlink>
-      </w:r>
-      <w:r>
-        <w:rPr>
-          <w:u w:val="single" w:color="0066cc"/>
+        <w:t>ectors’, th</w:t>
+      </w:r>
+      <w:r>
+        <w:rPr>
+          <w:u w:val="single" w:color="0000ff"/>
           <w:rFonts w:ascii="Charis SIL Regular" w:hAnsi="Charis SIL Regular" w:eastAsia="Charis SIL Regular"/>
           <w:b w:val="0"/>
           <w:i w:val="0"/>
@@ -1080,7 +1091,7 @@
       </w:r>
       <w:r>
         <w:rPr>
-          <w:u w:val="single" w:color="0066cc"/>
+          <w:u w:val="single" w:color="0000ff"/>
           <w:rFonts w:ascii="Charis SIL Regular" w:hAnsi="Charis SIL Regular" w:eastAsia="Charis SIL Regular"/>
           <w:b w:val="0"/>
           <w:i w:val="0"/>
@@ -1141,7 +1152,7 @@
           <w:rFonts w:ascii="Charis SIL Regular" w:hAnsi="Charis SIL Regular" w:eastAsia="Charis SIL Regular"/>
           <w:b w:val="0"/>
           <w:i w:val="0"/>
-          <w:color w:val="0066CC"/>
+          <w:color w:val="0000FF"/>
           <w:sz w:val="24"/>
           <w:u w:val="single"/>
         </w:rPr>
@@ -1159,7 +1170,7 @@
           <w:rFonts w:ascii="Charis SIL Regular" w:hAnsi="Charis SIL Regular" w:eastAsia="Charis SIL Regular"/>
           <w:b w:val="0"/>
           <w:i w:val="0"/>
-          <w:color w:val="0066CC"/>
+          <w:color w:val="0000FF"/>
           <w:sz w:val="24"/>
           <w:u w:val="single"/>
         </w:rPr>
@@ -1170,7 +1181,7 @@
           <w:rFonts w:ascii="Charis SIL Regular" w:hAnsi="Charis SIL Regular" w:eastAsia="Charis SIL Regular"/>
           <w:b w:val="0"/>
           <w:i w:val="0"/>
-          <w:color w:val="0066CC"/>
+          <w:color w:val="0000FF"/>
           <w:sz w:val="24"/>
           <w:u w:val="single"/>
         </w:rPr>
@@ -1188,7 +1199,7 @@
           <w:rFonts w:ascii="Charis SIL Regular" w:hAnsi="Charis SIL Regular" w:eastAsia="Charis SIL Regular"/>
           <w:b w:val="0"/>
           <w:i w:val="0"/>
-          <w:color w:val="0066CC"/>
+          <w:color w:val="0000FF"/>
           <w:sz w:val="24"/>
           <w:u w:val="single"/>
         </w:rPr>
@@ -1199,7 +1210,7 @@
           <w:rFonts w:ascii="Charis SIL Regular" w:hAnsi="Charis SIL Regular" w:eastAsia="Charis SIL Regular"/>
           <w:b w:val="0"/>
           <w:i w:val="0"/>
-          <w:color w:val="0066CC"/>
+          <w:color w:val="0000FF"/>
           <w:sz w:val="24"/>
           <w:u w:val="single"/>
         </w:rPr>
@@ -1425,7 +1436,7 @@
           <w:rFonts w:ascii="Charis SIL Regular" w:hAnsi="Charis SIL Regular" w:eastAsia="Charis SIL Regular"/>
           <w:b w:val="0"/>
           <w:i w:val="0"/>
-          <w:color w:val="0066CC"/>
+          <w:color w:val="0000FF"/>
           <w:sz w:val="24"/>
           <w:u w:val="single"/>
         </w:rPr>
@@ -1443,7 +1454,7 @@
           <w:rFonts w:ascii="Charis SIL Regular" w:hAnsi="Charis SIL Regular" w:eastAsia="Charis SIL Regular"/>
           <w:b w:val="0"/>
           <w:i w:val="0"/>
-          <w:color w:val="0066CC"/>
+          <w:color w:val="0000FF"/>
           <w:sz w:val="24"/>
           <w:u w:val="single"/>
         </w:rPr>
@@ -1454,7 +1465,7 @@
           <w:rFonts w:ascii="Charis SIL Regular" w:hAnsi="Charis SIL Regular" w:eastAsia="Charis SIL Regular"/>
           <w:b w:val="0"/>
           <w:i w:val="0"/>
-          <w:color w:val="0066CC"/>
+          <w:color w:val="0000FF"/>
           <w:sz w:val="24"/>
           <w:u w:val="single"/>
         </w:rPr>
@@ -1472,7 +1483,7 @@
           <w:rFonts w:ascii="Charis SIL Regular" w:hAnsi="Charis SIL Regular" w:eastAsia="Charis SIL Regular"/>
           <w:b w:val="0"/>
           <w:i w:val="0"/>
-          <w:color w:val="0066CC"/>
+          <w:color w:val="0000FF"/>
           <w:sz w:val="24"/>
           <w:u w:val="single"/>
         </w:rPr>
@@ -1483,7 +1494,7 @@
           <w:rFonts w:ascii="Charis SIL Regular" w:hAnsi="Charis SIL Regular" w:eastAsia="Charis SIL Regular"/>
           <w:b w:val="0"/>
           <w:i w:val="0"/>
-          <w:color w:val="0066CC"/>
+          <w:color w:val="0000FF"/>
           <w:sz w:val="24"/>
           <w:u w:val="single"/>
         </w:rPr>
@@ -1518,7 +1529,7 @@
       </w:r>
       <w:r>
         <w:rPr>
-          <w:u w:val="single" w:color="0066cc"/>
+          <w:u w:val="single" w:color="0000ff"/>
           <w:rFonts w:ascii="Charis SIL Regular" w:hAnsi="Charis SIL Regular" w:eastAsia="Charis SIL Regular"/>
           <w:b w:val="0"/>
           <w:i w:val="0"/>
@@ -1529,7 +1540,7 @@
       </w:r>
       <w:r>
         <w:rPr>
-          <w:u w:val="single" w:color="0066cc"/>
+          <w:u w:val="single" w:color="0000ff"/>
           <w:rFonts w:ascii="Charis SIL Regular" w:hAnsi="Charis SIL Regular" w:eastAsia="Charis SIL Regular"/>
           <w:b w:val="0"/>
           <w:i w:val="0"/>
@@ -1547,71 +1558,28 @@
       </w:r>
       <w:r>
         <w:rPr>
+          <w:u w:val="single" w:color="0000ff"/>
           <w:rFonts w:ascii="Charis SIL Regular" w:hAnsi="Charis SIL Regular" w:eastAsia="Charis SIL Regular"/>
           <w:b w:val="0"/>
           <w:i w:val="0"/>
           <w:color w:val="000000"/>
           <w:sz w:val="24"/>
         </w:rPr>
-        <w:t>i</w:t>
-      </w:r>
-      <w:r>
-        <w:rPr>
-          <w:u w:val="single" w:color="0066cc"/>
+        <w:t>ic ambi</w:t>
+      </w:r>
+      <w:r>
+        <w:rPr>
           <w:rFonts w:ascii="Charis SIL Regular" w:hAnsi="Charis SIL Regular" w:eastAsia="Charis SIL Regular"/>
           <w:b w:val="0"/>
           <w:i w:val="0"/>
           <w:color w:val="000000"/>
           <w:sz w:val="24"/>
         </w:rPr>
-        <w:hyperlink r:id="rId15" w:history="1">
-          <w:r>
-            <w:rPr>
-              <w:rStyle w:val="Hyperlink"/>
-            </w:rPr>
-            <w:t>c</w:t>
-          </w:r>
-        </w:hyperlink>
-      </w:r>
-      <w:r>
-        <w:rPr>
-          <w:u w:val="single" w:color="0066cc"/>
-          <w:rFonts w:ascii="Charis SIL Regular" w:hAnsi="Charis SIL Regular" w:eastAsia="Charis SIL Regular"/>
-          <w:b w:val="0"/>
-          <w:i w:val="0"/>
-          <w:color w:val="000000"/>
-          <w:sz w:val="24"/>
-        </w:rPr>
-        <w:hyperlink r:id="rId15" w:history="1">
-          <w:r>
-            <w:rPr>
-              <w:rStyle w:val="Hyperlink"/>
-            </w:rPr>
-            <w:t xml:space="preserve"> ambi</w:t>
-          </w:r>
-        </w:hyperlink>
-      </w:r>
-      <w:r>
-        <w:rPr>
-          <w:u w:val="single" w:color="0066cc"/>
-          <w:rFonts w:ascii="Charis SIL Regular" w:hAnsi="Charis SIL Regular" w:eastAsia="Charis SIL Regular"/>
-          <w:b w:val="0"/>
-          <w:i w:val="0"/>
-          <w:color w:val="000000"/>
-          <w:sz w:val="24"/>
-        </w:rPr>
-        <w:hyperlink r:id="rId15" w:history="1">
-          <w:r>
-            <w:rPr>
-              <w:rStyle w:val="Hyperlink"/>
-            </w:rPr>
-            <w:t>t</w:t>
-          </w:r>
-        </w:hyperlink>
-      </w:r>
-      <w:r>
-        <w:rPr>
-          <w:u w:val="single" w:color="0066cc"/>
+        <w:t>t</w:t>
+      </w:r>
+      <w:r>
+        <w:rPr>
+          <w:u w:val="single" w:color="0000ff"/>
           <w:rFonts w:ascii="Charis SIL Regular" w:hAnsi="Charis SIL Regular" w:eastAsia="Charis SIL Regular"/>
           <w:b w:val="0"/>
           <w:i w:val="0"/>
@@ -1721,7 +1689,7 @@
           <w:rFonts w:ascii="Charis SIL Regular" w:hAnsi="Charis SIL Regular" w:eastAsia="Charis SIL Regular"/>
           <w:b w:val="0"/>
           <w:i w:val="0"/>
-          <w:color w:val="0066CC"/>
+          <w:color w:val="0000FF"/>
           <w:sz w:val="24"/>
           <w:u w:val="single"/>
         </w:rPr>
@@ -1739,7 +1707,7 @@
           <w:rFonts w:ascii="Charis SIL Regular" w:hAnsi="Charis SIL Regular" w:eastAsia="Charis SIL Regular"/>
           <w:b w:val="0"/>
           <w:i w:val="0"/>
-          <w:color w:val="0066CC"/>
+          <w:color w:val="0000FF"/>
           <w:sz w:val="24"/>
           <w:u w:val="single"/>
         </w:rPr>
@@ -1750,7 +1718,7 @@
           <w:rFonts w:ascii="Charis SIL Regular" w:hAnsi="Charis SIL Regular" w:eastAsia="Charis SIL Regular"/>
           <w:b w:val="0"/>
           <w:i w:val="0"/>
-          <w:color w:val="0066CC"/>
+          <w:color w:val="0000FF"/>
           <w:sz w:val="24"/>
           <w:u w:val="single"/>
         </w:rPr>
@@ -1768,7 +1736,7 @@
           <w:rFonts w:ascii="Charis SIL Regular" w:hAnsi="Charis SIL Regular" w:eastAsia="Charis SIL Regular"/>
           <w:b w:val="0"/>
           <w:i w:val="0"/>
-          <w:color w:val="0066CC"/>
+          <w:color w:val="0000FF"/>
           <w:sz w:val="24"/>
           <w:u w:val="single"/>
         </w:rPr>
@@ -1779,7 +1747,7 @@
           <w:rFonts w:ascii="Charis SIL Regular" w:hAnsi="Charis SIL Regular" w:eastAsia="Charis SIL Regular"/>
           <w:b w:val="0"/>
           <w:i w:val="0"/>
-          <w:color w:val="0066CC"/>
+          <w:color w:val="0000FF"/>
           <w:sz w:val="24"/>
           <w:u w:val="single"/>
         </w:rPr>
@@ -1797,7 +1765,7 @@
           <w:rFonts w:ascii="Charis SIL Regular" w:hAnsi="Charis SIL Regular" w:eastAsia="Charis SIL Regular"/>
           <w:b w:val="0"/>
           <w:i w:val="0"/>
-          <w:color w:val="0066CC"/>
+          <w:color w:val="0000FF"/>
           <w:sz w:val="24"/>
           <w:u w:val="single"/>
         </w:rPr>
@@ -1808,7 +1776,7 @@
           <w:rFonts w:ascii="Charis SIL Regular" w:hAnsi="Charis SIL Regular" w:eastAsia="Charis SIL Regular"/>
           <w:b w:val="0"/>
           <w:i w:val="0"/>
-          <w:color w:val="0066CC"/>
+          <w:color w:val="0000FF"/>
           <w:sz w:val="24"/>
           <w:u w:val="single"/>
         </w:rPr>
@@ -1826,7 +1794,7 @@
           <w:rFonts w:ascii="Charis SIL Regular" w:hAnsi="Charis SIL Regular" w:eastAsia="Charis SIL Regular"/>
           <w:b w:val="0"/>
           <w:i w:val="0"/>
-          <w:color w:val="0066CC"/>
+          <w:color w:val="0000FF"/>
           <w:sz w:val="24"/>
           <w:u w:val="single"/>
         </w:rPr>
@@ -1904,7 +1872,7 @@
           <w:rFonts w:ascii="Charis SIL Regular" w:hAnsi="Charis SIL Regular" w:eastAsia="Charis SIL Regular"/>
           <w:b w:val="0"/>
           <w:i w:val="0"/>
-          <w:color w:val="0066CC"/>
+          <w:color w:val="0000FF"/>
           <w:sz w:val="24"/>
           <w:u w:val="single"/>
         </w:rPr>
@@ -1922,7 +1890,7 @@
           <w:rFonts w:ascii="Charis SIL Regular" w:hAnsi="Charis SIL Regular" w:eastAsia="Charis SIL Regular"/>
           <w:b w:val="0"/>
           <w:i w:val="0"/>
-          <w:color w:val="0066CC"/>
+          <w:color w:val="0000FF"/>
           <w:sz w:val="24"/>
           <w:u w:val="single"/>
         </w:rPr>
@@ -1947,7 +1915,7 @@
       </w:r>
       <w:r>
         <w:rPr>
-          <w:u w:val="single" w:color="0066cc"/>
+          <w:u w:val="single" w:color="0000ff"/>
           <w:rFonts w:ascii="Charis SIL Regular" w:hAnsi="Charis SIL Regular" w:eastAsia="Charis SIL Regular"/>
           <w:b w:val="0"/>
           <w:i w:val="0"/>
@@ -1965,7 +1933,7 @@
       </w:r>
       <w:r>
         <w:rPr>
-          <w:u w:val="single" w:color="0066cc"/>
+          <w:u w:val="single" w:color="0000ff"/>
           <w:rFonts w:ascii="Charis SIL Regular" w:hAnsi="Charis SIL Regular" w:eastAsia="Charis SIL Regular"/>
           <w:b w:val="0"/>
           <w:i w:val="0"/>
@@ -1996,7 +1964,7 @@
           <w:rFonts w:ascii="Charis SIL Regular" w:hAnsi="Charis SIL Regular" w:eastAsia="Charis SIL Regular"/>
           <w:b w:val="0"/>
           <w:i w:val="0"/>
-          <w:color w:val="0066CC"/>
+          <w:color w:val="0000FF"/>
           <w:sz w:val="24"/>
           <w:u w:val="single"/>
         </w:rPr>
@@ -2014,7 +1982,7 @@
           <w:rFonts w:ascii="Charis SIL Regular" w:hAnsi="Charis SIL Regular" w:eastAsia="Charis SIL Regular"/>
           <w:b w:val="0"/>
           <w:i w:val="0"/>
-          <w:color w:val="0066CC"/>
+          <w:color w:val="0000FF"/>
           <w:sz w:val="24"/>
           <w:u w:val="single"/>
         </w:rPr>
@@ -2025,7 +1993,7 @@
           <w:rFonts w:ascii="Charis SIL Regular" w:hAnsi="Charis SIL Regular" w:eastAsia="Charis SIL Regular"/>
           <w:b w:val="0"/>
           <w:i w:val="0"/>
-          <w:color w:val="0066CC"/>
+          <w:color w:val="0000FF"/>
           <w:sz w:val="24"/>
           <w:u w:val="single"/>
         </w:rPr>
@@ -2060,7 +2028,7 @@
       </w:r>
       <w:r>
         <w:rPr>
-          <w:u w:val="single" w:color="0066cc"/>
+          <w:u w:val="single" w:color="0000ff"/>
           <w:rFonts w:ascii="Charis SIL Regular" w:hAnsi="Charis SIL Regular" w:eastAsia="Charis SIL Regular"/>
           <w:b w:val="0"/>
           <w:i w:val="0"/>
@@ -2071,7 +2039,7 @@
       </w:r>
       <w:r>
         <w:rPr>
-          <w:u w:val="single" w:color="0066cc"/>
+          <w:u w:val="single" w:color="0000ff"/>
           <w:rFonts w:ascii="Charis SIL Regular" w:hAnsi="Charis SIL Regular" w:eastAsia="Charis SIL Regular"/>
           <w:b w:val="0"/>
           <w:i w:val="0"/>
@@ -2089,7 +2057,7 @@
       </w:r>
       <w:r>
         <w:rPr>
-          <w:u w:val="single" w:color="0066cc"/>
+          <w:u w:val="single" w:color="0000ff"/>
           <w:rFonts w:ascii="Charis SIL Regular" w:hAnsi="Charis SIL Regular" w:eastAsia="Charis SIL Regular"/>
           <w:b w:val="0"/>
           <w:i w:val="0"/>
@@ -2107,7 +2075,7 @@
       </w:r>
       <w:r>
         <w:rPr>
-          <w:u w:val="single" w:color="0066cc"/>
+          <w:u w:val="single" w:color="0000ff"/>
           <w:rFonts w:ascii="Charis SIL Regular" w:hAnsi="Charis SIL Regular" w:eastAsia="Charis SIL Regular"/>
           <w:b w:val="0"/>
           <w:i w:val="0"/>
@@ -2248,7 +2216,7 @@
           <w:rFonts w:ascii="Charis SIL Regular" w:hAnsi="Charis SIL Regular" w:eastAsia="Charis SIL Regular"/>
           <w:b w:val="0"/>
           <w:i w:val="0"/>
-          <w:color w:val="0066CC"/>
+          <w:color w:val="0000FF"/>
           <w:sz w:val="24"/>
           <w:u w:val="single"/>
         </w:rPr>
@@ -2272,7 +2240,7 @@
           <w:rFonts w:ascii="Charis SIL Regular" w:hAnsi="Charis SIL Regular" w:eastAsia="Charis SIL Regular"/>
           <w:b w:val="0"/>
           <w:i w:val="0"/>
-          <w:color w:val="0066CC"/>
+          <w:color w:val="0000FF"/>
           <w:sz w:val="24"/>
           <w:u w:val="single"/>
         </w:rPr>
@@ -2283,7 +2251,7 @@
           <w:rFonts w:ascii="Charis SIL Regular" w:hAnsi="Charis SIL Regular" w:eastAsia="Charis SIL Regular"/>
           <w:b w:val="0"/>
           <w:i w:val="0"/>
-          <w:color w:val="0066CC"/>
+          <w:color w:val="0000FF"/>
           <w:sz w:val="24"/>
           <w:u w:val="single"/>
         </w:rPr>
@@ -2294,7 +2262,7 @@
           <w:rFonts w:ascii="Charis SIL Regular" w:hAnsi="Charis SIL Regular" w:eastAsia="Charis SIL Regular"/>
           <w:b w:val="0"/>
           <w:i w:val="0"/>
-          <w:color w:val="0066CC"/>
+          <w:color w:val="0000FF"/>
           <w:sz w:val="24"/>
           <w:u w:val="single"/>
         </w:rPr>
@@ -2318,7 +2286,7 @@
           <w:rFonts w:ascii="Charis SIL Regular" w:hAnsi="Charis SIL Regular" w:eastAsia="Charis SIL Regular"/>
           <w:b w:val="0"/>
           <w:i w:val="0"/>
-          <w:color w:val="0066CC"/>
+          <w:color w:val="0000FF"/>
           <w:sz w:val="24"/>
           <w:u w:val="single"/>
         </w:rPr>
@@ -2329,7 +2297,7 @@
           <w:rFonts w:ascii="Charis SIL Regular" w:hAnsi="Charis SIL Regular" w:eastAsia="Charis SIL Regular"/>
           <w:b w:val="0"/>
           <w:i w:val="0"/>
-          <w:color w:val="0066CC"/>
+          <w:color w:val="0000FF"/>
           <w:sz w:val="24"/>
           <w:u w:val="single"/>
         </w:rPr>
@@ -2350,7 +2318,7 @@
           <w:rFonts w:ascii="Charis SIL Regular" w:hAnsi="Charis SIL Regular" w:eastAsia="Charis SIL Regular"/>
           <w:b w:val="0"/>
           <w:i w:val="0"/>
-          <w:color w:val="0066CC"/>
+          <w:color w:val="0000FF"/>
           <w:sz w:val="24"/>
           <w:u w:val="single"/>
         </w:rPr>
@@ -2374,7 +2342,7 @@
           <w:rFonts w:ascii="Charis SIL Regular" w:hAnsi="Charis SIL Regular" w:eastAsia="Charis SIL Regular"/>
           <w:b w:val="0"/>
           <w:i w:val="0"/>
-          <w:color w:val="0066CC"/>
+          <w:color w:val="0000FF"/>
           <w:sz w:val="24"/>
           <w:u w:val="single"/>
         </w:rPr>
@@ -2398,7 +2366,7 @@
           <w:rFonts w:ascii="Charis SIL Regular" w:hAnsi="Charis SIL Regular" w:eastAsia="Charis SIL Regular"/>
           <w:b w:val="0"/>
           <w:i w:val="0"/>
-          <w:color w:val="0066CC"/>
+          <w:color w:val="0000FF"/>
           <w:sz w:val="24"/>
           <w:u w:val="single"/>
         </w:rPr>
@@ -2409,7 +2377,7 @@
           <w:rFonts w:ascii="Charis SIL Regular" w:hAnsi="Charis SIL Regular" w:eastAsia="Charis SIL Regular"/>
           <w:b w:val="0"/>
           <w:i w:val="0"/>
-          <w:color w:val="0066CC"/>
+          <w:color w:val="0000FF"/>
           <w:sz w:val="24"/>
           <w:u w:val="single"/>
         </w:rPr>
@@ -2520,7 +2488,7 @@
           <w:rFonts w:ascii="Charis SIL Regular" w:hAnsi="Charis SIL Regular" w:eastAsia="Charis SIL Regular"/>
           <w:b w:val="0"/>
           <w:i w:val="0"/>
-          <w:color w:val="0066CC"/>
+          <w:color w:val="0000FF"/>
           <w:sz w:val="24"/>
           <w:u w:val="single"/>
         </w:rPr>
@@ -2538,7 +2506,7 @@
           <w:rFonts w:ascii="Charis SIL Regular" w:hAnsi="Charis SIL Regular" w:eastAsia="Charis SIL Regular"/>
           <w:b w:val="0"/>
           <w:i w:val="0"/>
-          <w:color w:val="0066CC"/>
+          <w:color w:val="0000FF"/>
           <w:sz w:val="24"/>
           <w:u w:val="single"/>
         </w:rPr>
@@ -2556,7 +2524,7 @@
           <w:rFonts w:ascii="Charis SIL Regular" w:hAnsi="Charis SIL Regular" w:eastAsia="Charis SIL Regular"/>
           <w:b w:val="0"/>
           <w:i w:val="0"/>
-          <w:color w:val="0066CC"/>
+          <w:color w:val="0000FF"/>
           <w:sz w:val="24"/>
           <w:u w:val="single"/>
         </w:rPr>
@@ -2574,7 +2542,7 @@
           <w:rFonts w:ascii="Charis SIL Regular" w:hAnsi="Charis SIL Regular" w:eastAsia="Charis SIL Regular"/>
           <w:b w:val="0"/>
           <w:i w:val="0"/>
-          <w:color w:val="0066CC"/>
+          <w:color w:val="0000FF"/>
           <w:sz w:val="24"/>
           <w:u w:val="single"/>
         </w:rPr>
@@ -2672,7 +2640,7 @@
           <w:rFonts w:ascii="Charis SIL Regular" w:hAnsi="Charis SIL Regular" w:eastAsia="Charis SIL Regular"/>
           <w:b w:val="0"/>
           <w:i w:val="0"/>
-          <w:color w:val="0066CC"/>
+          <w:color w:val="0000FF"/>
           <w:sz w:val="24"/>
           <w:u w:val="single"/>
         </w:rPr>
@@ -2690,7 +2658,7 @@
           <w:rFonts w:ascii="Charis SIL Regular" w:hAnsi="Charis SIL Regular" w:eastAsia="Charis SIL Regular"/>
           <w:b w:val="0"/>
           <w:i w:val="0"/>
-          <w:color w:val="0066CC"/>
+          <w:color w:val="0000FF"/>
           <w:sz w:val="24"/>
           <w:u w:val="single"/>
         </w:rPr>
@@ -2708,7 +2676,7 @@
           <w:rFonts w:ascii="Charis SIL Regular" w:hAnsi="Charis SIL Regular" w:eastAsia="Charis SIL Regular"/>
           <w:b w:val="0"/>
           <w:i w:val="0"/>
-          <w:color w:val="0066CC"/>
+          <w:color w:val="0000FF"/>
           <w:sz w:val="24"/>
           <w:u w:val="single"/>
         </w:rPr>
@@ -2726,7 +2694,7 @@
           <w:rFonts w:ascii="Charis SIL Regular" w:hAnsi="Charis SIL Regular" w:eastAsia="Charis SIL Regular"/>
           <w:b w:val="0"/>
           <w:i w:val="0"/>
-          <w:color w:val="0066CC"/>
+          <w:color w:val="0000FF"/>
           <w:sz w:val="24"/>
           <w:u w:val="single"/>
         </w:rPr>
@@ -2744,7 +2712,7 @@
           <w:rFonts w:ascii="Charis SIL Regular" w:hAnsi="Charis SIL Regular" w:eastAsia="Charis SIL Regular"/>
           <w:b w:val="0"/>
           <w:i w:val="0"/>
-          <w:color w:val="0066CC"/>
+          <w:color w:val="0000FF"/>
           <w:sz w:val="24"/>
           <w:u w:val="single"/>
         </w:rPr>
@@ -2762,7 +2730,7 @@
           <w:rFonts w:ascii="Charis SIL Regular" w:hAnsi="Charis SIL Regular" w:eastAsia="Charis SIL Regular"/>
           <w:b w:val="0"/>
           <w:i w:val="0"/>
-          <w:color w:val="0066CC"/>
+          <w:color w:val="0000FF"/>
           <w:sz w:val="24"/>
           <w:u w:val="single"/>
         </w:rPr>
@@ -2873,7 +2841,7 @@
           <w:rFonts w:ascii="Charis SIL Regular" w:hAnsi="Charis SIL Regular" w:eastAsia="Charis SIL Regular"/>
           <w:b w:val="0"/>
           <w:i w:val="0"/>
-          <w:color w:val="0066CC"/>
+          <w:color w:val="0000FF"/>
           <w:sz w:val="24"/>
           <w:u w:val="single"/>
         </w:rPr>
@@ -2891,7 +2859,7 @@
           <w:rFonts w:ascii="Charis SIL Regular" w:hAnsi="Charis SIL Regular" w:eastAsia="Charis SIL Regular"/>
           <w:b w:val="0"/>
           <w:i w:val="0"/>
-          <w:color w:val="0066CC"/>
+          <w:color w:val="0000FF"/>
           <w:sz w:val="24"/>
           <w:u w:val="single"/>
         </w:rPr>
@@ -2909,7 +2877,7 @@
           <w:rFonts w:ascii="Charis SIL Regular" w:hAnsi="Charis SIL Regular" w:eastAsia="Charis SIL Regular"/>
           <w:b w:val="0"/>
           <w:i w:val="0"/>
-          <w:color w:val="0066CC"/>
+          <w:color w:val="0000FF"/>
           <w:sz w:val="24"/>
           <w:u w:val="single"/>
         </w:rPr>
@@ -2927,7 +2895,7 @@
           <w:rFonts w:ascii="Charis SIL Regular" w:hAnsi="Charis SIL Regular" w:eastAsia="Charis SIL Regular"/>
           <w:b w:val="0"/>
           <w:i w:val="0"/>
-          <w:color w:val="0066CC"/>
+          <w:color w:val="0000FF"/>
           <w:sz w:val="24"/>
           <w:u w:val="single"/>
         </w:rPr>
@@ -2945,7 +2913,7 @@
           <w:rFonts w:ascii="Charis SIL Regular" w:hAnsi="Charis SIL Regular" w:eastAsia="Charis SIL Regular"/>
           <w:b w:val="0"/>
           <w:i w:val="0"/>
-          <w:color w:val="0066CC"/>
+          <w:color w:val="0000FF"/>
           <w:sz w:val="24"/>
           <w:u w:val="single"/>
         </w:rPr>
@@ -2963,7 +2931,7 @@
           <w:rFonts w:ascii="Charis SIL Regular" w:hAnsi="Charis SIL Regular" w:eastAsia="Charis SIL Regular"/>
           <w:b w:val="0"/>
           <w:i w:val="0"/>
-          <w:color w:val="0066CC"/>
+          <w:color w:val="0000FF"/>
           <w:sz w:val="24"/>
           <w:u w:val="single"/>
         </w:rPr>
@@ -2991,7 +2959,7 @@
           <w:rFonts w:ascii="Charis SIL Regular" w:hAnsi="Charis SIL Regular" w:eastAsia="Charis SIL Regular"/>
           <w:b w:val="0"/>
           <w:i w:val="0"/>
-          <w:color w:val="0066CC"/>
+          <w:color w:val="0000FF"/>
           <w:sz w:val="24"/>
           <w:u w:val="single"/>
         </w:rPr>
@@ -3009,11 +2977,11 @@
           <w:rFonts w:ascii="Charis SIL Regular" w:hAnsi="Charis SIL Regular" w:eastAsia="Charis SIL Regular"/>
           <w:b w:val="0"/>
           <w:i w:val="0"/>
-          <w:color w:val="0066CC"/>
+          <w:color w:val="0000FF"/>
           <w:sz w:val="24"/>
           <w:u w:val="single"/>
         </w:rPr>
-        <w:hyperlink r:id="rId18" w:history="1">
+        <w:hyperlink r:id="rId20" w:history="1">
           <w:r>
             <w:rPr>
               <w:rStyle w:val="Hyperlink"/>
@@ -3027,11 +2995,11 @@
           <w:rFonts w:ascii="Charis SIL Regular" w:hAnsi="Charis SIL Regular" w:eastAsia="Charis SIL Regular"/>
           <w:b w:val="0"/>
           <w:i w:val="0"/>
-          <w:color w:val="0066CC"/>
+          <w:color w:val="0000FF"/>
           <w:sz w:val="24"/>
           <w:u w:val="single"/>
         </w:rPr>
-        <w:hyperlink r:id="rId18" w:history="1">
+        <w:hyperlink r:id="rId20" w:history="1">
           <w:r>
             <w:rPr>
               <w:rStyle w:val="Hyperlink"/>
@@ -3134,7 +3102,7 @@
           <w:rFonts w:ascii="Charis SIL Regular" w:hAnsi="Charis SIL Regular" w:eastAsia="Charis SIL Regular"/>
           <w:b w:val="0"/>
           <w:i w:val="0"/>
-          <w:color w:val="0066CC"/>
+          <w:color w:val="0000FF"/>
           <w:sz w:val="24"/>
           <w:u w:val="single"/>
         </w:rPr>
@@ -3152,7 +3120,7 @@
           <w:rFonts w:ascii="Charis SIL Regular" w:hAnsi="Charis SIL Regular" w:eastAsia="Charis SIL Regular"/>
           <w:b w:val="0"/>
           <w:i w:val="0"/>
-          <w:color w:val="0066CC"/>
+          <w:color w:val="0000FF"/>
           <w:sz w:val="24"/>
           <w:u w:val="single"/>
         </w:rPr>
@@ -3170,7 +3138,7 @@
           <w:rFonts w:ascii="Charis SIL Regular" w:hAnsi="Charis SIL Regular" w:eastAsia="Charis SIL Regular"/>
           <w:b w:val="0"/>
           <w:i w:val="0"/>
-          <w:color w:val="0066CC"/>
+          <w:color w:val="0000FF"/>
           <w:sz w:val="24"/>
           <w:u w:val="single"/>
         </w:rPr>
@@ -3188,7 +3156,7 @@
           <w:rFonts w:ascii="Charis SIL Regular" w:hAnsi="Charis SIL Regular" w:eastAsia="Charis SIL Regular"/>
           <w:b w:val="0"/>
           <w:i w:val="0"/>
-          <w:color w:val="0066CC"/>
+          <w:color w:val="0000FF"/>
           <w:sz w:val="24"/>
           <w:u w:val="single"/>
         </w:rPr>
@@ -3206,7 +3174,7 @@
           <w:rFonts w:ascii="Charis SIL Regular" w:hAnsi="Charis SIL Regular" w:eastAsia="Charis SIL Regular"/>
           <w:b w:val="0"/>
           <w:i w:val="0"/>
-          <w:color w:val="0066CC"/>
+          <w:color w:val="0000FF"/>
           <w:sz w:val="24"/>
           <w:u w:val="single"/>
         </w:rPr>
@@ -3304,7 +3272,7 @@
           <w:rFonts w:ascii="Charis SIL Regular" w:hAnsi="Charis SIL Regular" w:eastAsia="Charis SIL Regular"/>
           <w:b w:val="0"/>
           <w:i w:val="0"/>
-          <w:color w:val="0066CC"/>
+          <w:color w:val="0000FF"/>
           <w:sz w:val="24"/>
           <w:u w:val="single"/>
         </w:rPr>
@@ -3322,7 +3290,7 @@
           <w:rFonts w:ascii="Charis SIL Regular" w:hAnsi="Charis SIL Regular" w:eastAsia="Charis SIL Regular"/>
           <w:b w:val="0"/>
           <w:i w:val="0"/>
-          <w:color w:val="0066CC"/>
+          <w:color w:val="0000FF"/>
           <w:sz w:val="24"/>
           <w:u w:val="single"/>
         </w:rPr>
@@ -3340,7 +3308,7 @@
           <w:rFonts w:ascii="Charis SIL Regular" w:hAnsi="Charis SIL Regular" w:eastAsia="Charis SIL Regular"/>
           <w:b w:val="0"/>
           <w:i w:val="0"/>
-          <w:color w:val="0066CC"/>
+          <w:color w:val="0000FF"/>
           <w:sz w:val="24"/>
           <w:u w:val="single"/>
         </w:rPr>
@@ -3351,7 +3319,7 @@
           <w:rFonts w:ascii="Charis SIL Regular" w:hAnsi="Charis SIL Regular" w:eastAsia="Charis SIL Regular"/>
           <w:b w:val="0"/>
           <w:i w:val="0"/>
-          <w:color w:val="0066CC"/>
+          <w:color w:val="0000FF"/>
           <w:sz w:val="24"/>
           <w:u w:val="single"/>
         </w:rPr>
@@ -3369,7 +3337,7 @@
           <w:rFonts w:ascii="Charis SIL Regular" w:hAnsi="Charis SIL Regular" w:eastAsia="Charis SIL Regular"/>
           <w:b w:val="0"/>
           <w:i w:val="0"/>
-          <w:color w:val="0066CC"/>
+          <w:color w:val="0000FF"/>
           <w:sz w:val="24"/>
         </w:rPr>
         <w:t>8</w:t>
@@ -3449,7 +3417,7 @@
           <w:rFonts w:ascii="Charis SIL Regular" w:hAnsi="Charis SIL Regular" w:eastAsia="Charis SIL Regular"/>
           <w:b w:val="0"/>
           <w:i w:val="0"/>
-          <w:color w:val="0066CC"/>
+          <w:color w:val="0000FF"/>
           <w:sz w:val="24"/>
           <w:u w:val="single"/>
         </w:rPr>
@@ -3467,7 +3435,7 @@
           <w:rFonts w:ascii="Charis SIL Regular" w:hAnsi="Charis SIL Regular" w:eastAsia="Charis SIL Regular"/>
           <w:b w:val="0"/>
           <w:i w:val="0"/>
-          <w:color w:val="0066CC"/>
+          <w:color w:val="0000FF"/>
           <w:sz w:val="24"/>
           <w:u w:val="single"/>
         </w:rPr>
@@ -3485,7 +3453,7 @@
           <w:rFonts w:ascii="Charis SIL Regular" w:hAnsi="Charis SIL Regular" w:eastAsia="Charis SIL Regular"/>
           <w:b w:val="0"/>
           <w:i w:val="0"/>
-          <w:color w:val="0066CC"/>
+          <w:color w:val="0000FF"/>
           <w:sz w:val="24"/>
           <w:u w:val="single"/>
         </w:rPr>
@@ -3503,7 +3471,7 @@
           <w:rFonts w:ascii="Charis SIL Regular" w:hAnsi="Charis SIL Regular" w:eastAsia="Charis SIL Regular"/>
           <w:b w:val="0"/>
           <w:i w:val="0"/>
-          <w:color w:val="0066CC"/>
+          <w:color w:val="0000FF"/>
           <w:sz w:val="24"/>
           <w:u w:val="single"/>
         </w:rPr>
@@ -3521,7 +3489,7 @@
           <w:rFonts w:ascii="Charis SIL Regular" w:hAnsi="Charis SIL Regular" w:eastAsia="Charis SIL Regular"/>
           <w:b w:val="0"/>
           <w:i w:val="0"/>
-          <w:color w:val="0066CC"/>
+          <w:color w:val="0000FF"/>
           <w:sz w:val="24"/>
           <w:u w:val="single"/>
         </w:rPr>
@@ -3629,7 +3597,7 @@
           <w:rFonts w:ascii="Charis SIL Regular" w:hAnsi="Charis SIL Regular" w:eastAsia="Charis SIL Regular"/>
           <w:b w:val="0"/>
           <w:i w:val="0"/>
-          <w:color w:val="0066CC"/>
+          <w:color w:val="0000FF"/>
           <w:sz w:val="24"/>
           <w:u w:val="single"/>
         </w:rPr>
@@ -3647,7 +3615,7 @@
           <w:rFonts w:ascii="Charis SIL Regular" w:hAnsi="Charis SIL Regular" w:eastAsia="Charis SIL Regular"/>
           <w:b w:val="0"/>
           <w:i w:val="0"/>
-          <w:color w:val="0066CC"/>
+          <w:color w:val="0000FF"/>
           <w:sz w:val="24"/>
           <w:u w:val="single"/>
         </w:rPr>
@@ -3665,7 +3633,7 @@
           <w:rFonts w:ascii="Charis SIL Regular" w:hAnsi="Charis SIL Regular" w:eastAsia="Charis SIL Regular"/>
           <w:b w:val="0"/>
           <w:i w:val="0"/>
-          <w:color w:val="0066CC"/>
+          <w:color w:val="0000FF"/>
           <w:sz w:val="24"/>
           <w:u w:val="single"/>
         </w:rPr>
@@ -3683,7 +3651,7 @@
           <w:rFonts w:ascii="Charis SIL Regular" w:hAnsi="Charis SIL Regular" w:eastAsia="Charis SIL Regular"/>
           <w:b w:val="0"/>
           <w:i w:val="0"/>
-          <w:color w:val="0066CC"/>
+          <w:color w:val="0000FF"/>
           <w:sz w:val="24"/>
           <w:u w:val="single"/>
         </w:rPr>
@@ -3704,7 +3672,7 @@
           <w:rFonts w:ascii="Charis SIL Regular" w:hAnsi="Charis SIL Regular" w:eastAsia="Charis SIL Regular"/>
           <w:b w:val="0"/>
           <w:i w:val="0"/>
-          <w:color w:val="0066CC"/>
+          <w:color w:val="0000FF"/>
           <w:sz w:val="24"/>
           <w:u w:val="single"/>
         </w:rPr>
@@ -3722,7 +3690,7 @@
           <w:rFonts w:ascii="Charis SIL Regular" w:hAnsi="Charis SIL Regular" w:eastAsia="Charis SIL Regular"/>
           <w:b w:val="0"/>
           <w:i w:val="0"/>
-          <w:color w:val="0066CC"/>
+          <w:color w:val="0000FF"/>
           <w:sz w:val="24"/>
           <w:u w:val="single"/>
         </w:rPr>
@@ -3740,7 +3708,7 @@
           <w:rFonts w:ascii="Charis SIL Regular" w:hAnsi="Charis SIL Regular" w:eastAsia="Charis SIL Regular"/>
           <w:b w:val="0"/>
           <w:i w:val="0"/>
-          <w:color w:val="0066CC"/>
+          <w:color w:val="0000FF"/>
           <w:sz w:val="24"/>
           <w:u w:val="single"/>
         </w:rPr>
@@ -3758,7 +3726,7 @@
           <w:rFonts w:ascii="Charis SIL Regular" w:hAnsi="Charis SIL Regular" w:eastAsia="Charis SIL Regular"/>
           <w:b w:val="0"/>
           <w:i w:val="0"/>
-          <w:color w:val="0066CC"/>
+          <w:color w:val="0000FF"/>
           <w:sz w:val="24"/>
           <w:u w:val="single"/>
         </w:rPr>
@@ -3776,7 +3744,7 @@
           <w:rFonts w:ascii="Charis SIL Regular" w:hAnsi="Charis SIL Regular" w:eastAsia="Charis SIL Regular"/>
           <w:b w:val="0"/>
           <w:i w:val="0"/>
-          <w:color w:val="0066CC"/>
+          <w:color w:val="0000FF"/>
           <w:sz w:val="24"/>
           <w:u w:val="single"/>
         </w:rPr>
@@ -3794,7 +3762,7 @@
           <w:rFonts w:ascii="Charis SIL Regular" w:hAnsi="Charis SIL Regular" w:eastAsia="Charis SIL Regular"/>
           <w:b w:val="0"/>
           <w:i w:val="0"/>
-          <w:color w:val="0066CC"/>
+          <w:color w:val="0000FF"/>
           <w:sz w:val="24"/>
           <w:u w:val="single"/>
         </w:rPr>
@@ -3822,7 +3790,7 @@
           <w:rFonts w:ascii="Charis SIL Regular" w:hAnsi="Charis SIL Regular" w:eastAsia="Charis SIL Regular"/>
           <w:b w:val="0"/>
           <w:i w:val="0"/>
-          <w:color w:val="0066CC"/>
+          <w:color w:val="0000FF"/>
           <w:sz w:val="24"/>
           <w:u w:val="single"/>
         </w:rPr>
@@ -3843,21 +3811,14 @@
           <w:color w:val="000000"/>
           <w:sz w:val="24"/>
         </w:rPr>
-        <w:hyperlink r:id="rId24" w:history="1">
-          <w:r>
-            <w:rPr>
-              <w:rStyle w:val="Hyperlink"/>
-            </w:rPr>
-            <w:t xml:space="preserve">, </w:t>
-          </w:r>
-        </w:hyperlink>
+        <w:t xml:space="preserve">, </w:t>
       </w:r>
       <w:r>
         <w:rPr>
           <w:rFonts w:ascii="Charis SIL Regular" w:hAnsi="Charis SIL Regular" w:eastAsia="Charis SIL Regular"/>
           <w:b w:val="0"/>
           <w:i w:val="0"/>
-          <w:color w:val="0066CC"/>
+          <w:color w:val="0000FF"/>
           <w:sz w:val="24"/>
           <w:u w:val="single"/>
         </w:rPr>
@@ -3875,7 +3836,7 @@
           <w:rFonts w:ascii="Charis SIL Regular" w:hAnsi="Charis SIL Regular" w:eastAsia="Charis SIL Regular"/>
           <w:b w:val="0"/>
           <w:i w:val="0"/>
-          <w:color w:val="0066CC"/>
+          <w:color w:val="0000FF"/>
           <w:sz w:val="24"/>
           <w:u w:val="single"/>
         </w:rPr>
@@ -3886,7 +3847,7 @@
           <w:rFonts w:ascii="Charis SIL Regular" w:hAnsi="Charis SIL Regular" w:eastAsia="Charis SIL Regular"/>
           <w:b w:val="0"/>
           <w:i w:val="0"/>
-          <w:color w:val="0066CC"/>
+          <w:color w:val="0000FF"/>
           <w:sz w:val="24"/>
           <w:u w:val="single"/>
         </w:rPr>
@@ -3997,7 +3958,7 @@
           <w:rFonts w:ascii="Charis SIL Regular" w:hAnsi="Charis SIL Regular" w:eastAsia="Charis SIL Regular"/>
           <w:b w:val="0"/>
           <w:i w:val="0"/>
-          <w:color w:val="0066CC"/>
+          <w:color w:val="0000FF"/>
           <w:sz w:val="24"/>
           <w:u w:val="single"/>
         </w:rPr>
@@ -4015,7 +3976,7 @@
           <w:rFonts w:ascii="Charis SIL Regular" w:hAnsi="Charis SIL Regular" w:eastAsia="Charis SIL Regular"/>
           <w:b w:val="0"/>
           <w:i w:val="0"/>
-          <w:color w:val="0066CC"/>
+          <w:color w:val="0000FF"/>
           <w:sz w:val="24"/>
           <w:u w:val="single"/>
         </w:rPr>
@@ -4033,7 +3994,7 @@
           <w:rFonts w:ascii="Charis SIL Regular" w:hAnsi="Charis SIL Regular" w:eastAsia="Charis SIL Regular"/>
           <w:b w:val="0"/>
           <w:i w:val="0"/>
-          <w:color w:val="0066CC"/>
+          <w:color w:val="0000FF"/>
           <w:sz w:val="24"/>
           <w:u w:val="single"/>
         </w:rPr>
@@ -4051,7 +4012,7 @@
           <w:rFonts w:ascii="Charis SIL Regular" w:hAnsi="Charis SIL Regular" w:eastAsia="Charis SIL Regular"/>
           <w:b w:val="0"/>
           <w:i w:val="0"/>
-          <w:color w:val="0066CC"/>
+          <w:color w:val="0000FF"/>
           <w:sz w:val="24"/>
           <w:u w:val="single"/>
         </w:rPr>
@@ -4202,7 +4163,7 @@
           <w:rFonts w:ascii="Charis SIL Regular" w:hAnsi="Charis SIL Regular" w:eastAsia="Charis SIL Regular"/>
           <w:b w:val="0"/>
           <w:i w:val="0"/>
-          <w:color w:val="0066CC"/>
+          <w:color w:val="0000FF"/>
           <w:sz w:val="24"/>
           <w:u w:val="single"/>
         </w:rPr>
@@ -4220,7 +4181,7 @@
           <w:rFonts w:ascii="Charis SIL Regular" w:hAnsi="Charis SIL Regular" w:eastAsia="Charis SIL Regular"/>
           <w:b w:val="0"/>
           <w:i w:val="0"/>
-          <w:color w:val="0066CC"/>
+          <w:color w:val="0000FF"/>
           <w:sz w:val="24"/>
           <w:u w:val="single"/>
         </w:rPr>
@@ -4238,7 +4199,7 @@
           <w:rFonts w:ascii="Charis SIL Regular" w:hAnsi="Charis SIL Regular" w:eastAsia="Charis SIL Regular"/>
           <w:b w:val="0"/>
           <w:i w:val="0"/>
-          <w:color w:val="0066CC"/>
+          <w:color w:val="0000FF"/>
           <w:sz w:val="24"/>
           <w:u w:val="single"/>
         </w:rPr>
@@ -4256,7 +4217,7 @@
           <w:rFonts w:ascii="Charis SIL Regular" w:hAnsi="Charis SIL Regular" w:eastAsia="Charis SIL Regular"/>
           <w:b w:val="0"/>
           <w:i w:val="0"/>
-          <w:color w:val="0066CC"/>
+          <w:color w:val="0000FF"/>
           <w:sz w:val="24"/>
           <w:u w:val="single"/>
         </w:rPr>
@@ -4274,7 +4235,7 @@
           <w:rFonts w:ascii="Charis SIL Regular" w:hAnsi="Charis SIL Regular" w:eastAsia="Charis SIL Regular"/>
           <w:b w:val="0"/>
           <w:i w:val="0"/>
-          <w:color w:val="0066CC"/>
+          <w:color w:val="0000FF"/>
           <w:sz w:val="24"/>
           <w:u w:val="single"/>
         </w:rPr>
@@ -4292,7 +4253,7 @@
           <w:rFonts w:ascii="Charis SIL Regular" w:hAnsi="Charis SIL Regular" w:eastAsia="Charis SIL Regular"/>
           <w:b w:val="0"/>
           <w:i w:val="0"/>
-          <w:color w:val="0066CC"/>
+          <w:color w:val="0000FF"/>
           <w:sz w:val="24"/>
           <w:u w:val="single"/>
         </w:rPr>
@@ -4310,7 +4271,7 @@
           <w:rFonts w:ascii="Charis SIL Regular" w:hAnsi="Charis SIL Regular" w:eastAsia="Charis SIL Regular"/>
           <w:b w:val="0"/>
           <w:i w:val="0"/>
-          <w:color w:val="0066CC"/>
+          <w:color w:val="0000FF"/>
           <w:sz w:val="24"/>
           <w:u w:val="single"/>
         </w:rPr>
@@ -4328,7 +4289,7 @@
           <w:rFonts w:ascii="Charis SIL Regular" w:hAnsi="Charis SIL Regular" w:eastAsia="Charis SIL Regular"/>
           <w:b w:val="0"/>
           <w:i w:val="0"/>
-          <w:color w:val="0066CC"/>
+          <w:color w:val="0000FF"/>
           <w:sz w:val="24"/>
           <w:u w:val="single"/>
         </w:rPr>
@@ -4375,7 +4336,7 @@
           <w:rFonts w:ascii="Charis SIL Regular" w:hAnsi="Charis SIL Regular" w:eastAsia="Charis SIL Regular"/>
           <w:b w:val="0"/>
           <w:i w:val="0"/>
-          <w:color w:val="0066CC"/>
+          <w:color w:val="0000FF"/>
           <w:sz w:val="24"/>
           <w:u w:val="single"/>
         </w:rPr>
@@ -4403,7 +4364,7 @@
           <w:rFonts w:ascii="Charis SIL Regular" w:hAnsi="Charis SIL Regular" w:eastAsia="Charis SIL Regular"/>
           <w:b w:val="0"/>
           <w:i w:val="0"/>
-          <w:color w:val="0066CC"/>
+          <w:color w:val="0000FF"/>
           <w:sz w:val="24"/>
           <w:u w:val="single"/>
         </w:rPr>
@@ -4421,7 +4382,7 @@
           <w:rFonts w:ascii="Charis SIL Regular" w:hAnsi="Charis SIL Regular" w:eastAsia="Charis SIL Regular"/>
           <w:b w:val="0"/>
           <w:i w:val="0"/>
-          <w:color w:val="0066CC"/>
+          <w:color w:val="0000FF"/>
           <w:sz w:val="24"/>
           <w:u w:val="single"/>
         </w:rPr>
@@ -4432,7 +4393,7 @@
           <w:rFonts w:ascii="Charis SIL Regular" w:hAnsi="Charis SIL Regular" w:eastAsia="Charis SIL Regular"/>
           <w:b w:val="0"/>
           <w:i w:val="0"/>
-          <w:color w:val="0066CC"/>
+          <w:color w:val="0000FF"/>
           <w:sz w:val="24"/>
           <w:u w:val="single"/>
         </w:rPr>
@@ -4620,7 +4581,7 @@
           <w:rFonts w:ascii="Charis SIL Regular" w:hAnsi="Charis SIL Regular" w:eastAsia="Charis SIL Regular"/>
           <w:b w:val="0"/>
           <w:i w:val="0"/>
-          <w:color w:val="0066CC"/>
+          <w:color w:val="0000FF"/>
           <w:sz w:val="24"/>
           <w:u w:val="single"/>
         </w:rPr>
@@ -4638,7 +4599,7 @@
           <w:rFonts w:ascii="Charis SIL Regular" w:hAnsi="Charis SIL Regular" w:eastAsia="Charis SIL Regular"/>
           <w:b w:val="0"/>
           <w:i w:val="0"/>
-          <w:color w:val="0066CC"/>
+          <w:color w:val="0000FF"/>
           <w:sz w:val="24"/>
           <w:u w:val="single"/>
         </w:rPr>
@@ -4649,7 +4610,7 @@
           <w:rFonts w:ascii="Charis SIL Regular" w:hAnsi="Charis SIL Regular" w:eastAsia="Charis SIL Regular"/>
           <w:b w:val="0"/>
           <w:i w:val="0"/>
-          <w:color w:val="0066CC"/>
+          <w:color w:val="0000FF"/>
           <w:sz w:val="24"/>
           <w:u w:val="single"/>
         </w:rPr>
@@ -4757,7 +4718,7 @@
           <w:rFonts w:ascii="Charis SIL Regular" w:hAnsi="Charis SIL Regular" w:eastAsia="Charis SIL Regular"/>
           <w:b w:val="0"/>
           <w:i w:val="0"/>
-          <w:color w:val="0066CC"/>
+          <w:color w:val="0000FF"/>
           <w:sz w:val="24"/>
           <w:u w:val="single"/>
         </w:rPr>
@@ -4775,7 +4736,7 @@
           <w:rFonts w:ascii="Charis SIL Regular" w:hAnsi="Charis SIL Regular" w:eastAsia="Charis SIL Regular"/>
           <w:b w:val="0"/>
           <w:i w:val="0"/>
-          <w:color w:val="0066CC"/>
+          <w:color w:val="0000FF"/>
           <w:sz w:val="24"/>
           <w:u w:val="single"/>
         </w:rPr>
@@ -4883,7 +4844,7 @@
           <w:rFonts w:ascii="Charis SIL Regular" w:hAnsi="Charis SIL Regular" w:eastAsia="Charis SIL Regular"/>
           <w:b w:val="0"/>
           <w:i w:val="0"/>
-          <w:color w:val="0066CC"/>
+          <w:color w:val="0000FF"/>
           <w:sz w:val="24"/>
           <w:u w:val="single"/>
         </w:rPr>
@@ -4901,7 +4862,7 @@
           <w:rFonts w:ascii="Charis SIL Regular" w:hAnsi="Charis SIL Regular" w:eastAsia="Charis SIL Regular"/>
           <w:b w:val="0"/>
           <w:i w:val="0"/>
-          <w:color w:val="0066CC"/>
+          <w:color w:val="0000FF"/>
           <w:sz w:val="24"/>
           <w:u w:val="single"/>
         </w:rPr>
@@ -4912,7 +4873,7 @@
           <w:rFonts w:ascii="Charis SIL Regular" w:hAnsi="Charis SIL Regular" w:eastAsia="Charis SIL Regular"/>
           <w:b w:val="0"/>
           <w:i w:val="0"/>
-          <w:color w:val="0066CC"/>
+          <w:color w:val="0000FF"/>
           <w:sz w:val="24"/>
           <w:u w:val="single"/>
         </w:rPr>

--- a/EXPORTS/DOCX/published/niveau3/English/Reinwardt.docx
+++ b/EXPORTS/DOCX/published/niveau3/English/Reinwardt.docx
@@ -1066,7 +1066,14 @@
           <w:color w:val="000000"/>
           <w:sz w:val="24"/>
         </w:rPr>
-        <w:t>ectors’, th</w:t>
+        <w:hyperlink r:id="rId13" w:history="1">
+          <w:r>
+            <w:rPr>
+              <w:rStyle w:val="Hyperlink"/>
+            </w:rPr>
+            <w:t>ectors’, th</w:t>
+          </w:r>
+        </w:hyperlink>
       </w:r>
       <w:r>
         <w:rPr>
@@ -1558,6 +1565,16 @@
       </w:r>
       <w:r>
         <w:rPr>
+          <w:rFonts w:ascii="Charis SIL Regular" w:hAnsi="Charis SIL Regular" w:eastAsia="Charis SIL Regular"/>
+          <w:b w:val="0"/>
+          <w:i w:val="0"/>
+          <w:color w:val="000000"/>
+          <w:sz w:val="24"/>
+        </w:rPr>
+        <w:t>i</w:t>
+      </w:r>
+      <w:r>
+        <w:rPr>
           <w:u w:val="single" w:color="0000ff"/>
           <w:rFonts w:ascii="Charis SIL Regular" w:hAnsi="Charis SIL Regular" w:eastAsia="Charis SIL Regular"/>
           <w:b w:val="0"/>
@@ -1565,17 +1582,50 @@
           <w:color w:val="000000"/>
           <w:sz w:val="24"/>
         </w:rPr>
-        <w:t>ic ambi</w:t>
-      </w:r>
-      <w:r>
-        <w:rPr>
+        <w:hyperlink r:id="rId15" w:history="1">
+          <w:r>
+            <w:rPr>
+              <w:rStyle w:val="Hyperlink"/>
+            </w:rPr>
+            <w:t>c</w:t>
+          </w:r>
+        </w:hyperlink>
+      </w:r>
+      <w:r>
+        <w:rPr>
+          <w:u w:val="single" w:color="0000ff"/>
           <w:rFonts w:ascii="Charis SIL Regular" w:hAnsi="Charis SIL Regular" w:eastAsia="Charis SIL Regular"/>
           <w:b w:val="0"/>
           <w:i w:val="0"/>
           <w:color w:val="000000"/>
           <w:sz w:val="24"/>
         </w:rPr>
-        <w:t>t</w:t>
+        <w:hyperlink r:id="rId15" w:history="1">
+          <w:r>
+            <w:rPr>
+              <w:rStyle w:val="Hyperlink"/>
+            </w:rPr>
+            <w:t xml:space="preserve"> ambi</w:t>
+          </w:r>
+        </w:hyperlink>
+      </w:r>
+      <w:r>
+        <w:rPr>
+          <w:u w:val="single" w:color="0000ff"/>
+          <w:rFonts w:ascii="Charis SIL Regular" w:hAnsi="Charis SIL Regular" w:eastAsia="Charis SIL Regular"/>
+          <w:b w:val="0"/>
+          <w:i w:val="0"/>
+          <w:color w:val="000000"/>
+          <w:sz w:val="24"/>
+        </w:rPr>
+        <w:hyperlink r:id="rId15" w:history="1">
+          <w:r>
+            <w:rPr>
+              <w:rStyle w:val="Hyperlink"/>
+            </w:rPr>
+            <w:t>t</w:t>
+          </w:r>
+        </w:hyperlink>
       </w:r>
       <w:r>
         <w:rPr>
@@ -2999,7 +3049,7 @@
           <w:sz w:val="24"/>
           <w:u w:val="single"/>
         </w:rPr>
-        <w:hyperlink r:id="rId20" w:history="1">
+        <w:hyperlink r:id="rId18" w:history="1">
           <w:r>
             <w:rPr>
               <w:rStyle w:val="Hyperlink"/>
@@ -3299,7 +3349,7 @@
             <w:rPr>
               <w:rStyle w:val="Hyperlink"/>
             </w:rPr>
-            <w:t>www.biografischportaal.nl</w:t>
+            <w:t>www.biografischportaal.n</w:t>
           </w:r>
         </w:hyperlink>
       </w:r>
@@ -3310,25 +3360,13 @@
           <w:i w:val="0"/>
           <w:color w:val="0000FF"/>
           <w:sz w:val="24"/>
-          <w:u w:val="single"/>
-        </w:rPr>
-        <w:t>/</w:t>
-      </w:r>
-      <w:r>
-        <w:rPr>
-          <w:rFonts w:ascii="Charis SIL Regular" w:hAnsi="Charis SIL Regular" w:eastAsia="Charis SIL Regular"/>
-          <w:b w:val="0"/>
-          <w:i w:val="0"/>
-          <w:color w:val="0000FF"/>
-          <w:sz w:val="24"/>
-          <w:u w:val="single"/>
         </w:rPr>
         <w:hyperlink r:id="rId22" w:history="1">
           <w:r>
             <w:rPr>
               <w:rStyle w:val="Hyperlink"/>
             </w:rPr>
-            <w:t>persoon/4045700</w:t>
+            <w:t>l</w:t>
           </w:r>
         </w:hyperlink>
       </w:r>
@@ -3339,8 +3377,27 @@
           <w:i w:val="0"/>
           <w:color w:val="0000FF"/>
           <w:sz w:val="24"/>
-        </w:rPr>
-        <w:t>8</w:t>
+          <w:u w:val="single"/>
+        </w:rPr>
+        <w:t>/</w:t>
+      </w:r>
+      <w:r>
+        <w:rPr>
+          <w:rFonts w:ascii="Charis SIL Regular" w:hAnsi="Charis SIL Regular" w:eastAsia="Charis SIL Regular"/>
+          <w:b w:val="0"/>
+          <w:i w:val="0"/>
+          <w:color w:val="0000FF"/>
+          <w:sz w:val="24"/>
+          <w:u w:val="single"/>
+        </w:rPr>
+        <w:hyperlink r:id="rId22" w:history="1">
+          <w:r>
+            <w:rPr>
+              <w:rStyle w:val="Hyperlink"/>
+            </w:rPr>
+            <w:t>persoon/40457008</w:t>
+          </w:r>
+        </w:hyperlink>
       </w:r>
     </w:p>
     <w:p>

--- a/EXPORTS/DOCX/published/niveau3/English/Reinwardt.docx
+++ b/EXPORTS/DOCX/published/niveau3/English/Reinwardt.docx
@@ -226,14 +226,7 @@
           <w:color w:val="000000"/>
           <w:sz w:val="24"/>
         </w:rPr>
-        <w:hyperlink r:id="rId9" w:history="1">
-          <w:r>
-            <w:rPr>
-              <w:rStyle w:val="Hyperlink"/>
-            </w:rPr>
-            <w:t>ry and bota</w:t>
-          </w:r>
-        </w:hyperlink>
+        <w:t>ry and bota</w:t>
       </w:r>
       <w:r>
         <w:rPr>
@@ -1565,6 +1558,7 @@
       </w:r>
       <w:r>
         <w:rPr>
+          <w:u w:val="single" w:color="0000ff"/>
           <w:rFonts w:ascii="Charis SIL Regular" w:hAnsi="Charis SIL Regular" w:eastAsia="Charis SIL Regular"/>
           <w:b w:val="0"/>
           <w:i w:val="0"/>
@@ -1641,7 +1635,7 @@
             <w:rPr>
               <w:rStyle w:val="Hyperlink"/>
             </w:rPr>
-            <w:t xml:space="preserve">ions, such </w:t>
+            <w:t>ions, such</w:t>
           </w:r>
         </w:hyperlink>
       </w:r>
@@ -1653,7 +1647,7 @@
           <w:color w:val="000000"/>
           <w:sz w:val="24"/>
         </w:rPr>
-        <w:t xml:space="preserve">as converting his </w:t>
+        <w:t xml:space="preserve"> as converting his </w:t>
       </w:r>
       <w:r>
         <w:rPr>
@@ -3049,7 +3043,7 @@
           <w:sz w:val="24"/>
           <w:u w:val="single"/>
         </w:rPr>
-        <w:hyperlink r:id="rId18" w:history="1">
+        <w:hyperlink r:id="rId20" w:history="1">
           <w:r>
             <w:rPr>
               <w:rStyle w:val="Hyperlink"/>
@@ -3360,15 +3354,9 @@
           <w:i w:val="0"/>
           <w:color w:val="0000FF"/>
           <w:sz w:val="24"/>
-        </w:rPr>
-        <w:hyperlink r:id="rId22" w:history="1">
-          <w:r>
-            <w:rPr>
-              <w:rStyle w:val="Hyperlink"/>
-            </w:rPr>
-            <w:t>l</w:t>
-          </w:r>
-        </w:hyperlink>
+          <w:u w:val="single"/>
+        </w:rPr>
+        <w:t>l</w:t>
       </w:r>
       <w:r>
         <w:rPr>
@@ -3377,7 +3365,6 @@
           <w:i w:val="0"/>
           <w:color w:val="0000FF"/>
           <w:sz w:val="24"/>
-          <w:u w:val="single"/>
         </w:rPr>
         <w:t>/</w:t>
       </w:r>
@@ -3868,7 +3855,14 @@
           <w:color w:val="000000"/>
           <w:sz w:val="24"/>
         </w:rPr>
-        <w:t xml:space="preserve">, </w:t>
+        <w:hyperlink r:id="rId24" w:history="1">
+          <w:r>
+            <w:rPr>
+              <w:rStyle w:val="Hyperlink"/>
+            </w:rPr>
+            <w:t xml:space="preserve">, </w:t>
+          </w:r>
+        </w:hyperlink>
       </w:r>
       <w:r>
         <w:rPr>
@@ -3879,7 +3873,7 @@
           <w:sz w:val="24"/>
           <w:u w:val="single"/>
         </w:rPr>
-        <w:hyperlink r:id="rId25" w:history="1">
+        <w:hyperlink r:id="rId24" w:history="1">
           <w:r>
             <w:rPr>
               <w:rStyle w:val="Hyperlink"/>
@@ -3908,7 +3902,7 @@
           <w:sz w:val="24"/>
           <w:u w:val="single"/>
         </w:rPr>
-        <w:hyperlink r:id="rId25" w:history="1">
+        <w:hyperlink r:id="rId24" w:history="1">
           <w:r>
             <w:rPr>
               <w:rStyle w:val="Hyperlink"/>
@@ -4019,7 +4013,7 @@
           <w:sz w:val="24"/>
           <w:u w:val="single"/>
         </w:rPr>
-        <w:hyperlink r:id="rId26" w:history="1">
+        <w:hyperlink r:id="rId25" w:history="1">
           <w:r>
             <w:rPr>
               <w:rStyle w:val="Hyperlink"/>
@@ -4037,7 +4031,7 @@
           <w:sz w:val="24"/>
           <w:u w:val="single"/>
         </w:rPr>
-        <w:hyperlink r:id="rId26" w:history="1">
+        <w:hyperlink r:id="rId25" w:history="1">
           <w:r>
             <w:rPr>
               <w:rStyle w:val="Hyperlink"/>
@@ -4055,7 +4049,7 @@
           <w:sz w:val="24"/>
           <w:u w:val="single"/>
         </w:rPr>
-        <w:hyperlink r:id="rId26" w:history="1">
+        <w:hyperlink r:id="rId25" w:history="1">
           <w:r>
             <w:rPr>
               <w:rStyle w:val="Hyperlink"/>
@@ -4073,7 +4067,7 @@
           <w:sz w:val="24"/>
           <w:u w:val="single"/>
         </w:rPr>
-        <w:hyperlink r:id="rId26" w:history="1">
+        <w:hyperlink r:id="rId25" w:history="1">
           <w:r>
             <w:rPr>
               <w:rStyle w:val="Hyperlink"/>
@@ -4224,7 +4218,7 @@
           <w:sz w:val="24"/>
           <w:u w:val="single"/>
         </w:rPr>
-        <w:hyperlink r:id="rId27" w:history="1">
+        <w:hyperlink r:id="rId26" w:history="1">
           <w:r>
             <w:rPr>
               <w:rStyle w:val="Hyperlink"/>
@@ -4242,7 +4236,7 @@
           <w:sz w:val="24"/>
           <w:u w:val="single"/>
         </w:rPr>
-        <w:hyperlink r:id="rId27" w:history="1">
+        <w:hyperlink r:id="rId26" w:history="1">
           <w:r>
             <w:rPr>
               <w:rStyle w:val="Hyperlink"/>
@@ -4260,7 +4254,7 @@
           <w:sz w:val="24"/>
           <w:u w:val="single"/>
         </w:rPr>
-        <w:hyperlink r:id="rId27" w:history="1">
+        <w:hyperlink r:id="rId26" w:history="1">
           <w:r>
             <w:rPr>
               <w:rStyle w:val="Hyperlink"/>
@@ -4278,7 +4272,7 @@
           <w:sz w:val="24"/>
           <w:u w:val="single"/>
         </w:rPr>
-        <w:hyperlink r:id="rId27" w:history="1">
+        <w:hyperlink r:id="rId26" w:history="1">
           <w:r>
             <w:rPr>
               <w:rStyle w:val="Hyperlink"/>
@@ -4296,7 +4290,7 @@
           <w:sz w:val="24"/>
           <w:u w:val="single"/>
         </w:rPr>
-        <w:hyperlink r:id="rId27" w:history="1">
+        <w:hyperlink r:id="rId26" w:history="1">
           <w:r>
             <w:rPr>
               <w:rStyle w:val="Hyperlink"/>
@@ -4314,7 +4308,7 @@
           <w:sz w:val="24"/>
           <w:u w:val="single"/>
         </w:rPr>
-        <w:hyperlink r:id="rId27" w:history="1">
+        <w:hyperlink r:id="rId26" w:history="1">
           <w:r>
             <w:rPr>
               <w:rStyle w:val="Hyperlink"/>
@@ -4332,7 +4326,7 @@
           <w:sz w:val="24"/>
           <w:u w:val="single"/>
         </w:rPr>
-        <w:hyperlink r:id="rId27" w:history="1">
+        <w:hyperlink r:id="rId26" w:history="1">
           <w:r>
             <w:rPr>
               <w:rStyle w:val="Hyperlink"/>
@@ -4350,7 +4344,7 @@
           <w:sz w:val="24"/>
           <w:u w:val="single"/>
         </w:rPr>
-        <w:hyperlink r:id="rId27" w:history="1">
+        <w:hyperlink r:id="rId26" w:history="1">
           <w:r>
             <w:rPr>
               <w:rStyle w:val="Hyperlink"/>
@@ -4397,7 +4391,7 @@
           <w:sz w:val="24"/>
           <w:u w:val="single"/>
         </w:rPr>
-        <w:hyperlink r:id="rId27" w:history="1">
+        <w:hyperlink r:id="rId26" w:history="1">
           <w:r>
             <w:rPr>
               <w:rStyle w:val="Hyperlink"/>
@@ -4425,7 +4419,7 @@
           <w:sz w:val="24"/>
           <w:u w:val="single"/>
         </w:rPr>
-        <w:hyperlink r:id="rId27" w:history="1">
+        <w:hyperlink r:id="rId26" w:history="1">
           <w:r>
             <w:rPr>
               <w:rStyle w:val="Hyperlink"/>
@@ -4454,7 +4448,7 @@
           <w:sz w:val="24"/>
           <w:u w:val="single"/>
         </w:rPr>
-        <w:hyperlink r:id="rId28" w:history="1">
+        <w:hyperlink r:id="rId26" w:history="1">
           <w:r>
             <w:rPr>
               <w:rStyle w:val="Hyperlink"/>
@@ -4642,7 +4636,7 @@
           <w:sz w:val="24"/>
           <w:u w:val="single"/>
         </w:rPr>
-        <w:hyperlink r:id="rId29" w:history="1">
+        <w:hyperlink r:id="rId27" w:history="1">
           <w:r>
             <w:rPr>
               <w:rStyle w:val="Hyperlink"/>
@@ -4671,7 +4665,7 @@
           <w:sz w:val="24"/>
           <w:u w:val="single"/>
         </w:rPr>
-        <w:hyperlink r:id="rId29" w:history="1">
+        <w:hyperlink r:id="rId27" w:history="1">
           <w:r>
             <w:rPr>
               <w:rStyle w:val="Hyperlink"/>
@@ -4779,7 +4773,7 @@
           <w:sz w:val="24"/>
           <w:u w:val="single"/>
         </w:rPr>
-        <w:hyperlink r:id="rId30" w:history="1">
+        <w:hyperlink r:id="rId28" w:history="1">
           <w:r>
             <w:rPr>
               <w:rStyle w:val="Hyperlink"/>
@@ -4797,7 +4791,7 @@
           <w:sz w:val="24"/>
           <w:u w:val="single"/>
         </w:rPr>
-        <w:hyperlink r:id="rId30" w:history="1">
+        <w:hyperlink r:id="rId28" w:history="1">
           <w:r>
             <w:rPr>
               <w:rStyle w:val="Hyperlink"/>
@@ -4905,7 +4899,7 @@
           <w:sz w:val="24"/>
           <w:u w:val="single"/>
         </w:rPr>
-        <w:hyperlink r:id="rId31" w:history="1">
+        <w:hyperlink r:id="rId29" w:history="1">
           <w:r>
             <w:rPr>
               <w:rStyle w:val="Hyperlink"/>
@@ -4934,7 +4928,7 @@
           <w:sz w:val="24"/>
           <w:u w:val="single"/>
         </w:rPr>
-        <w:hyperlink r:id="rId31" w:history="1">
+        <w:hyperlink r:id="rId29" w:history="1">
           <w:r>
             <w:rPr>
               <w:rStyle w:val="Hyperlink"/>

--- a/EXPORTS/DOCX/published/niveau3/English/Reinwardt.docx
+++ b/EXPORTS/DOCX/published/niveau3/English/Reinwardt.docx
@@ -215,18 +215,7 @@
           <w:color w:val="000000"/>
           <w:sz w:val="24"/>
         </w:rPr>
-        <w:t>1800 Reinwardt was appointed professor of chemistry, natural histo</w:t>
-      </w:r>
-      <w:r>
-        <w:rPr>
-          <w:u w:val="single" w:color="0000ff"/>
-          <w:rFonts w:ascii="Charis SIL Regular" w:hAnsi="Charis SIL Regular" w:eastAsia="Charis SIL Regular"/>
-          <w:b w:val="0"/>
-          <w:i w:val="0"/>
-          <w:color w:val="000000"/>
-          <w:sz w:val="24"/>
-        </w:rPr>
-        <w:t>ry and bota</w:t>
+        <w:t>1800 Reinwardt was appointed professor of chemistry, natural history and bota</w:t>
       </w:r>
       <w:r>
         <w:rPr>
@@ -1558,7 +1547,6 @@
       </w:r>
       <w:r>
         <w:rPr>
-          <w:u w:val="single" w:color="0000ff"/>
           <w:rFonts w:ascii="Charis SIL Regular" w:hAnsi="Charis SIL Regular" w:eastAsia="Charis SIL Regular"/>
           <w:b w:val="0"/>
           <w:i w:val="0"/>
@@ -1635,7 +1623,7 @@
             <w:rPr>
               <w:rStyle w:val="Hyperlink"/>
             </w:rPr>
-            <w:t>ions, such</w:t>
+            <w:t xml:space="preserve">ions, such </w:t>
           </w:r>
         </w:hyperlink>
       </w:r>
@@ -1647,7 +1635,7 @@
           <w:color w:val="000000"/>
           <w:sz w:val="24"/>
         </w:rPr>
-        <w:t xml:space="preserve"> as converting his </w:t>
+        <w:t xml:space="preserve">as converting his </w:t>
       </w:r>
       <w:r>
         <w:rPr>
@@ -3343,7 +3331,7 @@
             <w:rPr>
               <w:rStyle w:val="Hyperlink"/>
             </w:rPr>
-            <w:t>www.biografischportaal.n</w:t>
+            <w:t>www.biografischportaal.nl</w:t>
           </w:r>
         </w:hyperlink>
       </w:r>
@@ -3355,16 +3343,6 @@
           <w:color w:val="0000FF"/>
           <w:sz w:val="24"/>
           <w:u w:val="single"/>
-        </w:rPr>
-        <w:t>l</w:t>
-      </w:r>
-      <w:r>
-        <w:rPr>
-          <w:rFonts w:ascii="Charis SIL Regular" w:hAnsi="Charis SIL Regular" w:eastAsia="Charis SIL Regular"/>
-          <w:b w:val="0"/>
-          <w:i w:val="0"/>
-          <w:color w:val="0000FF"/>
-          <w:sz w:val="24"/>
         </w:rPr>
         <w:t>/</w:t>
       </w:r>
@@ -3382,9 +3360,19 @@
             <w:rPr>
               <w:rStyle w:val="Hyperlink"/>
             </w:rPr>
-            <w:t>persoon/40457008</w:t>
+            <w:t>persoon/4045700</w:t>
           </w:r>
         </w:hyperlink>
+      </w:r>
+      <w:r>
+        <w:rPr>
+          <w:rFonts w:ascii="Charis SIL Regular" w:hAnsi="Charis SIL Regular" w:eastAsia="Charis SIL Regular"/>
+          <w:b w:val="0"/>
+          <w:i w:val="0"/>
+          <w:color w:val="0000FF"/>
+          <w:sz w:val="24"/>
+        </w:rPr>
+        <w:t>8</w:t>
       </w:r>
     </w:p>
     <w:p>
@@ -3855,14 +3843,7 @@
           <w:color w:val="000000"/>
           <w:sz w:val="24"/>
         </w:rPr>
-        <w:hyperlink r:id="rId24" w:history="1">
-          <w:r>
-            <w:rPr>
-              <w:rStyle w:val="Hyperlink"/>
-            </w:rPr>
-            <w:t xml:space="preserve">, </w:t>
-          </w:r>
-        </w:hyperlink>
+        <w:t xml:space="preserve">, </w:t>
       </w:r>
       <w:r>
         <w:rPr>
@@ -3873,7 +3854,7 @@
           <w:sz w:val="24"/>
           <w:u w:val="single"/>
         </w:rPr>
-        <w:hyperlink r:id="rId24" w:history="1">
+        <w:hyperlink r:id="rId25" w:history="1">
           <w:r>
             <w:rPr>
               <w:rStyle w:val="Hyperlink"/>
@@ -3902,7 +3883,7 @@
           <w:sz w:val="24"/>
           <w:u w:val="single"/>
         </w:rPr>
-        <w:hyperlink r:id="rId24" w:history="1">
+        <w:hyperlink r:id="rId25" w:history="1">
           <w:r>
             <w:rPr>
               <w:rStyle w:val="Hyperlink"/>
@@ -4013,7 +3994,7 @@
           <w:sz w:val="24"/>
           <w:u w:val="single"/>
         </w:rPr>
-        <w:hyperlink r:id="rId25" w:history="1">
+        <w:hyperlink r:id="rId26" w:history="1">
           <w:r>
             <w:rPr>
               <w:rStyle w:val="Hyperlink"/>
@@ -4031,7 +4012,7 @@
           <w:sz w:val="24"/>
           <w:u w:val="single"/>
         </w:rPr>
-        <w:hyperlink r:id="rId25" w:history="1">
+        <w:hyperlink r:id="rId26" w:history="1">
           <w:r>
             <w:rPr>
               <w:rStyle w:val="Hyperlink"/>
@@ -4049,7 +4030,7 @@
           <w:sz w:val="24"/>
           <w:u w:val="single"/>
         </w:rPr>
-        <w:hyperlink r:id="rId25" w:history="1">
+        <w:hyperlink r:id="rId26" w:history="1">
           <w:r>
             <w:rPr>
               <w:rStyle w:val="Hyperlink"/>
@@ -4067,7 +4048,7 @@
           <w:sz w:val="24"/>
           <w:u w:val="single"/>
         </w:rPr>
-        <w:hyperlink r:id="rId25" w:history="1">
+        <w:hyperlink r:id="rId26" w:history="1">
           <w:r>
             <w:rPr>
               <w:rStyle w:val="Hyperlink"/>
@@ -4218,7 +4199,7 @@
           <w:sz w:val="24"/>
           <w:u w:val="single"/>
         </w:rPr>
-        <w:hyperlink r:id="rId26" w:history="1">
+        <w:hyperlink r:id="rId27" w:history="1">
           <w:r>
             <w:rPr>
               <w:rStyle w:val="Hyperlink"/>
@@ -4236,7 +4217,7 @@
           <w:sz w:val="24"/>
           <w:u w:val="single"/>
         </w:rPr>
-        <w:hyperlink r:id="rId26" w:history="1">
+        <w:hyperlink r:id="rId27" w:history="1">
           <w:r>
             <w:rPr>
               <w:rStyle w:val="Hyperlink"/>
@@ -4254,7 +4235,7 @@
           <w:sz w:val="24"/>
           <w:u w:val="single"/>
         </w:rPr>
-        <w:hyperlink r:id="rId26" w:history="1">
+        <w:hyperlink r:id="rId27" w:history="1">
           <w:r>
             <w:rPr>
               <w:rStyle w:val="Hyperlink"/>
@@ -4272,7 +4253,7 @@
           <w:sz w:val="24"/>
           <w:u w:val="single"/>
         </w:rPr>
-        <w:hyperlink r:id="rId26" w:history="1">
+        <w:hyperlink r:id="rId27" w:history="1">
           <w:r>
             <w:rPr>
               <w:rStyle w:val="Hyperlink"/>
@@ -4290,7 +4271,7 @@
           <w:sz w:val="24"/>
           <w:u w:val="single"/>
         </w:rPr>
-        <w:hyperlink r:id="rId26" w:history="1">
+        <w:hyperlink r:id="rId27" w:history="1">
           <w:r>
             <w:rPr>
               <w:rStyle w:val="Hyperlink"/>
@@ -4308,7 +4289,7 @@
           <w:sz w:val="24"/>
           <w:u w:val="single"/>
         </w:rPr>
-        <w:hyperlink r:id="rId26" w:history="1">
+        <w:hyperlink r:id="rId27" w:history="1">
           <w:r>
             <w:rPr>
               <w:rStyle w:val="Hyperlink"/>
@@ -4326,7 +4307,7 @@
           <w:sz w:val="24"/>
           <w:u w:val="single"/>
         </w:rPr>
-        <w:hyperlink r:id="rId26" w:history="1">
+        <w:hyperlink r:id="rId27" w:history="1">
           <w:r>
             <w:rPr>
               <w:rStyle w:val="Hyperlink"/>
@@ -4344,7 +4325,7 @@
           <w:sz w:val="24"/>
           <w:u w:val="single"/>
         </w:rPr>
-        <w:hyperlink r:id="rId26" w:history="1">
+        <w:hyperlink r:id="rId27" w:history="1">
           <w:r>
             <w:rPr>
               <w:rStyle w:val="Hyperlink"/>
@@ -4391,7 +4372,7 @@
           <w:sz w:val="24"/>
           <w:u w:val="single"/>
         </w:rPr>
-        <w:hyperlink r:id="rId26" w:history="1">
+        <w:hyperlink r:id="rId27" w:history="1">
           <w:r>
             <w:rPr>
               <w:rStyle w:val="Hyperlink"/>
@@ -4419,7 +4400,7 @@
           <w:sz w:val="24"/>
           <w:u w:val="single"/>
         </w:rPr>
-        <w:hyperlink r:id="rId26" w:history="1">
+        <w:hyperlink r:id="rId28" w:history="1">
           <w:r>
             <w:rPr>
               <w:rStyle w:val="Hyperlink"/>
@@ -4448,7 +4429,7 @@
           <w:sz w:val="24"/>
           <w:u w:val="single"/>
         </w:rPr>
-        <w:hyperlink r:id="rId26" w:history="1">
+        <w:hyperlink r:id="rId28" w:history="1">
           <w:r>
             <w:rPr>
               <w:rStyle w:val="Hyperlink"/>
@@ -4636,7 +4617,7 @@
           <w:sz w:val="24"/>
           <w:u w:val="single"/>
         </w:rPr>
-        <w:hyperlink r:id="rId27" w:history="1">
+        <w:hyperlink r:id="rId29" w:history="1">
           <w:r>
             <w:rPr>
               <w:rStyle w:val="Hyperlink"/>
@@ -4665,7 +4646,7 @@
           <w:sz w:val="24"/>
           <w:u w:val="single"/>
         </w:rPr>
-        <w:hyperlink r:id="rId27" w:history="1">
+        <w:hyperlink r:id="rId29" w:history="1">
           <w:r>
             <w:rPr>
               <w:rStyle w:val="Hyperlink"/>
@@ -4773,7 +4754,7 @@
           <w:sz w:val="24"/>
           <w:u w:val="single"/>
         </w:rPr>
-        <w:hyperlink r:id="rId28" w:history="1">
+        <w:hyperlink r:id="rId30" w:history="1">
           <w:r>
             <w:rPr>
               <w:rStyle w:val="Hyperlink"/>
@@ -4791,7 +4772,7 @@
           <w:sz w:val="24"/>
           <w:u w:val="single"/>
         </w:rPr>
-        <w:hyperlink r:id="rId28" w:history="1">
+        <w:hyperlink r:id="rId30" w:history="1">
           <w:r>
             <w:rPr>
               <w:rStyle w:val="Hyperlink"/>
@@ -4899,7 +4880,7 @@
           <w:sz w:val="24"/>
           <w:u w:val="single"/>
         </w:rPr>
-        <w:hyperlink r:id="rId29" w:history="1">
+        <w:hyperlink r:id="rId31" w:history="1">
           <w:r>
             <w:rPr>
               <w:rStyle w:val="Hyperlink"/>
@@ -4928,7 +4909,7 @@
           <w:sz w:val="24"/>
           <w:u w:val="single"/>
         </w:rPr>
-        <w:hyperlink r:id="rId29" w:history="1">
+        <w:hyperlink r:id="rId31" w:history="1">
           <w:r>
             <w:rPr>
               <w:rStyle w:val="Hyperlink"/>

--- a/EXPORTS/DOCX/published/niveau3/English/Reinwardt.docx
+++ b/EXPORTS/DOCX/published/niveau3/English/Reinwardt.docx
@@ -215,7 +215,25 @@
           <w:color w:val="000000"/>
           <w:sz w:val="24"/>
         </w:rPr>
-        <w:t>1800 Reinwardt was appointed professor of chemistry, natural history and bota</w:t>
+        <w:t>1800 Reinwardt was appointed professor of chemistry, natural histo</w:t>
+      </w:r>
+      <w:r>
+        <w:rPr>
+          <w:u w:val="single" w:color="0000ff"/>
+          <w:rFonts w:ascii="Charis SIL Regular" w:hAnsi="Charis SIL Regular" w:eastAsia="Charis SIL Regular"/>
+          <w:b w:val="0"/>
+          <w:i w:val="0"/>
+          <w:color w:val="000000"/>
+          <w:sz w:val="24"/>
+        </w:rPr>
+        <w:hyperlink r:id="rId9" w:history="1">
+          <w:r>
+            <w:rPr>
+              <w:rStyle w:val="Hyperlink"/>
+            </w:rPr>
+            <w:t>ry and bota</w:t>
+          </w:r>
+        </w:hyperlink>
       </w:r>
       <w:r>
         <w:rPr>
@@ -1547,6 +1565,7 @@
       </w:r>
       <w:r>
         <w:rPr>
+          <w:u w:val="single" w:color="0000ff"/>
           <w:rFonts w:ascii="Charis SIL Regular" w:hAnsi="Charis SIL Regular" w:eastAsia="Charis SIL Regular"/>
           <w:b w:val="0"/>
           <w:i w:val="0"/>
@@ -1557,21 +1576,13 @@
       </w:r>
       <w:r>
         <w:rPr>
-          <w:u w:val="single" w:color="0000ff"/>
           <w:rFonts w:ascii="Charis SIL Regular" w:hAnsi="Charis SIL Regular" w:eastAsia="Charis SIL Regular"/>
           <w:b w:val="0"/>
           <w:i w:val="0"/>
           <w:color w:val="000000"/>
           <w:sz w:val="24"/>
         </w:rPr>
-        <w:hyperlink r:id="rId15" w:history="1">
-          <w:r>
-            <w:rPr>
-              <w:rStyle w:val="Hyperlink"/>
-            </w:rPr>
-            <w:t>c</w:t>
-          </w:r>
-        </w:hyperlink>
+        <w:t>c</w:t>
       </w:r>
       <w:r>
         <w:rPr>
@@ -3331,7 +3342,7 @@
             <w:rPr>
               <w:rStyle w:val="Hyperlink"/>
             </w:rPr>
-            <w:t>www.biografischportaal.nl</w:t>
+            <w:t>www.biografischportaal.n</w:t>
           </w:r>
         </w:hyperlink>
       </w:r>
@@ -3342,25 +3353,13 @@
           <w:i w:val="0"/>
           <w:color w:val="0000FF"/>
           <w:sz w:val="24"/>
-          <w:u w:val="single"/>
-        </w:rPr>
-        <w:t>/</w:t>
-      </w:r>
-      <w:r>
-        <w:rPr>
-          <w:rFonts w:ascii="Charis SIL Regular" w:hAnsi="Charis SIL Regular" w:eastAsia="Charis SIL Regular"/>
-          <w:b w:val="0"/>
-          <w:i w:val="0"/>
-          <w:color w:val="0000FF"/>
-          <w:sz w:val="24"/>
-          <w:u w:val="single"/>
         </w:rPr>
         <w:hyperlink r:id="rId22" w:history="1">
           <w:r>
             <w:rPr>
               <w:rStyle w:val="Hyperlink"/>
             </w:rPr>
-            <w:t>persoon/4045700</w:t>
+            <w:t>l</w:t>
           </w:r>
         </w:hyperlink>
       </w:r>
@@ -3372,7 +3371,25 @@
           <w:color w:val="0000FF"/>
           <w:sz w:val="24"/>
         </w:rPr>
-        <w:t>8</w:t>
+        <w:t>/</w:t>
+      </w:r>
+      <w:r>
+        <w:rPr>
+          <w:rFonts w:ascii="Charis SIL Regular" w:hAnsi="Charis SIL Regular" w:eastAsia="Charis SIL Regular"/>
+          <w:b w:val="0"/>
+          <w:i w:val="0"/>
+          <w:color w:val="0000FF"/>
+          <w:sz w:val="24"/>
+          <w:u w:val="single"/>
+        </w:rPr>
+        <w:hyperlink r:id="rId22" w:history="1">
+          <w:r>
+            <w:rPr>
+              <w:rStyle w:val="Hyperlink"/>
+            </w:rPr>
+            <w:t>persoon/40457008</w:t>
+          </w:r>
+        </w:hyperlink>
       </w:r>
     </w:p>
     <w:p>
@@ -3854,7 +3871,7 @@
           <w:sz w:val="24"/>
           <w:u w:val="single"/>
         </w:rPr>
-        <w:hyperlink r:id="rId25" w:history="1">
+        <w:hyperlink r:id="rId24" w:history="1">
           <w:r>
             <w:rPr>
               <w:rStyle w:val="Hyperlink"/>
@@ -4429,7 +4446,7 @@
           <w:sz w:val="24"/>
           <w:u w:val="single"/>
         </w:rPr>
-        <w:hyperlink r:id="rId28" w:history="1">
+        <w:hyperlink r:id="rId27" w:history="1">
           <w:r>
             <w:rPr>
               <w:rStyle w:val="Hyperlink"/>

--- a/EXPORTS/DOCX/published/niveau3/English/Reinwardt.docx
+++ b/EXPORTS/DOCX/published/niveau3/English/Reinwardt.docx
@@ -1565,6 +1565,16 @@
       </w:r>
       <w:r>
         <w:rPr>
+          <w:rFonts w:ascii="Charis SIL Regular" w:hAnsi="Charis SIL Regular" w:eastAsia="Charis SIL Regular"/>
+          <w:b w:val="0"/>
+          <w:i w:val="0"/>
+          <w:color w:val="000000"/>
+          <w:sz w:val="24"/>
+        </w:rPr>
+        <w:t>i</w:t>
+      </w:r>
+      <w:r>
+        <w:rPr>
           <w:u w:val="single" w:color="0000ff"/>
           <w:rFonts w:ascii="Charis SIL Regular" w:hAnsi="Charis SIL Regular" w:eastAsia="Charis SIL Regular"/>
           <w:b w:val="0"/>
@@ -1572,17 +1582,14 @@
           <w:color w:val="000000"/>
           <w:sz w:val="24"/>
         </w:rPr>
-        <w:t>i</w:t>
-      </w:r>
-      <w:r>
-        <w:rPr>
-          <w:rFonts w:ascii="Charis SIL Regular" w:hAnsi="Charis SIL Regular" w:eastAsia="Charis SIL Regular"/>
-          <w:b w:val="0"/>
-          <w:i w:val="0"/>
-          <w:color w:val="000000"/>
-          <w:sz w:val="24"/>
-        </w:rPr>
-        <w:t>c</w:t>
+        <w:hyperlink r:id="rId15" w:history="1">
+          <w:r>
+            <w:rPr>
+              <w:rStyle w:val="Hyperlink"/>
+            </w:rPr>
+            <w:t>c</w:t>
+          </w:r>
+        </w:hyperlink>
       </w:r>
       <w:r>
         <w:rPr>
@@ -3342,7 +3349,7 @@
             <w:rPr>
               <w:rStyle w:val="Hyperlink"/>
             </w:rPr>
-            <w:t>www.biografischportaal.n</w:t>
+            <w:t>www.biografischportaal.nl</w:t>
           </w:r>
         </w:hyperlink>
       </w:r>
@@ -3353,13 +3360,25 @@
           <w:i w:val="0"/>
           <w:color w:val="0000FF"/>
           <w:sz w:val="24"/>
+          <w:u w:val="single"/>
+        </w:rPr>
+        <w:t>/</w:t>
+      </w:r>
+      <w:r>
+        <w:rPr>
+          <w:rFonts w:ascii="Charis SIL Regular" w:hAnsi="Charis SIL Regular" w:eastAsia="Charis SIL Regular"/>
+          <w:b w:val="0"/>
+          <w:i w:val="0"/>
+          <w:color w:val="0000FF"/>
+          <w:sz w:val="24"/>
+          <w:u w:val="single"/>
         </w:rPr>
         <w:hyperlink r:id="rId22" w:history="1">
           <w:r>
             <w:rPr>
               <w:rStyle w:val="Hyperlink"/>
             </w:rPr>
-            <w:t>l</w:t>
+            <w:t>persoon/4045700</w:t>
           </w:r>
         </w:hyperlink>
       </w:r>
@@ -3371,25 +3390,7 @@
           <w:color w:val="0000FF"/>
           <w:sz w:val="24"/>
         </w:rPr>
-        <w:t>/</w:t>
-      </w:r>
-      <w:r>
-        <w:rPr>
-          <w:rFonts w:ascii="Charis SIL Regular" w:hAnsi="Charis SIL Regular" w:eastAsia="Charis SIL Regular"/>
-          <w:b w:val="0"/>
-          <w:i w:val="0"/>
-          <w:color w:val="0000FF"/>
-          <w:sz w:val="24"/>
-          <w:u w:val="single"/>
-        </w:rPr>
-        <w:hyperlink r:id="rId22" w:history="1">
-          <w:r>
-            <w:rPr>
-              <w:rStyle w:val="Hyperlink"/>
-            </w:rPr>
-            <w:t>persoon/40457008</w:t>
-          </w:r>
-        </w:hyperlink>
+        <w:t>8</w:t>
       </w:r>
     </w:p>
     <w:p>
@@ -3860,7 +3861,14 @@
           <w:color w:val="000000"/>
           <w:sz w:val="24"/>
         </w:rPr>
-        <w:t xml:space="preserve">, </w:t>
+        <w:hyperlink r:id="rId24" w:history="1">
+          <w:r>
+            <w:rPr>
+              <w:rStyle w:val="Hyperlink"/>
+            </w:rPr>
+            <w:t xml:space="preserve">, </w:t>
+          </w:r>
+        </w:hyperlink>
       </w:r>
       <w:r>
         <w:rPr>
@@ -3900,7 +3908,7 @@
           <w:sz w:val="24"/>
           <w:u w:val="single"/>
         </w:rPr>
-        <w:hyperlink r:id="rId25" w:history="1">
+        <w:hyperlink r:id="rId24" w:history="1">
           <w:r>
             <w:rPr>
               <w:rStyle w:val="Hyperlink"/>
@@ -4011,7 +4019,7 @@
           <w:sz w:val="24"/>
           <w:u w:val="single"/>
         </w:rPr>
-        <w:hyperlink r:id="rId26" w:history="1">
+        <w:hyperlink r:id="rId25" w:history="1">
           <w:r>
             <w:rPr>
               <w:rStyle w:val="Hyperlink"/>
@@ -4029,7 +4037,7 @@
           <w:sz w:val="24"/>
           <w:u w:val="single"/>
         </w:rPr>
-        <w:hyperlink r:id="rId26" w:history="1">
+        <w:hyperlink r:id="rId25" w:history="1">
           <w:r>
             <w:rPr>
               <w:rStyle w:val="Hyperlink"/>
@@ -4047,7 +4055,7 @@
           <w:sz w:val="24"/>
           <w:u w:val="single"/>
         </w:rPr>
-        <w:hyperlink r:id="rId26" w:history="1">
+        <w:hyperlink r:id="rId25" w:history="1">
           <w:r>
             <w:rPr>
               <w:rStyle w:val="Hyperlink"/>
@@ -4065,7 +4073,7 @@
           <w:sz w:val="24"/>
           <w:u w:val="single"/>
         </w:rPr>
-        <w:hyperlink r:id="rId26" w:history="1">
+        <w:hyperlink r:id="rId25" w:history="1">
           <w:r>
             <w:rPr>
               <w:rStyle w:val="Hyperlink"/>
@@ -4216,7 +4224,7 @@
           <w:sz w:val="24"/>
           <w:u w:val="single"/>
         </w:rPr>
-        <w:hyperlink r:id="rId27" w:history="1">
+        <w:hyperlink r:id="rId26" w:history="1">
           <w:r>
             <w:rPr>
               <w:rStyle w:val="Hyperlink"/>
@@ -4234,7 +4242,7 @@
           <w:sz w:val="24"/>
           <w:u w:val="single"/>
         </w:rPr>
-        <w:hyperlink r:id="rId27" w:history="1">
+        <w:hyperlink r:id="rId26" w:history="1">
           <w:r>
             <w:rPr>
               <w:rStyle w:val="Hyperlink"/>
@@ -4252,7 +4260,7 @@
           <w:sz w:val="24"/>
           <w:u w:val="single"/>
         </w:rPr>
-        <w:hyperlink r:id="rId27" w:history="1">
+        <w:hyperlink r:id="rId26" w:history="1">
           <w:r>
             <w:rPr>
               <w:rStyle w:val="Hyperlink"/>
@@ -4270,7 +4278,7 @@
           <w:sz w:val="24"/>
           <w:u w:val="single"/>
         </w:rPr>
-        <w:hyperlink r:id="rId27" w:history="1">
+        <w:hyperlink r:id="rId26" w:history="1">
           <w:r>
             <w:rPr>
               <w:rStyle w:val="Hyperlink"/>
@@ -4288,7 +4296,7 @@
           <w:sz w:val="24"/>
           <w:u w:val="single"/>
         </w:rPr>
-        <w:hyperlink r:id="rId27" w:history="1">
+        <w:hyperlink r:id="rId26" w:history="1">
           <w:r>
             <w:rPr>
               <w:rStyle w:val="Hyperlink"/>
@@ -4306,7 +4314,7 @@
           <w:sz w:val="24"/>
           <w:u w:val="single"/>
         </w:rPr>
-        <w:hyperlink r:id="rId27" w:history="1">
+        <w:hyperlink r:id="rId26" w:history="1">
           <w:r>
             <w:rPr>
               <w:rStyle w:val="Hyperlink"/>
@@ -4324,7 +4332,7 @@
           <w:sz w:val="24"/>
           <w:u w:val="single"/>
         </w:rPr>
-        <w:hyperlink r:id="rId27" w:history="1">
+        <w:hyperlink r:id="rId26" w:history="1">
           <w:r>
             <w:rPr>
               <w:rStyle w:val="Hyperlink"/>
@@ -4342,7 +4350,7 @@
           <w:sz w:val="24"/>
           <w:u w:val="single"/>
         </w:rPr>
-        <w:hyperlink r:id="rId27" w:history="1">
+        <w:hyperlink r:id="rId26" w:history="1">
           <w:r>
             <w:rPr>
               <w:rStyle w:val="Hyperlink"/>
@@ -4389,7 +4397,7 @@
           <w:sz w:val="24"/>
           <w:u w:val="single"/>
         </w:rPr>
-        <w:hyperlink r:id="rId27" w:history="1">
+        <w:hyperlink r:id="rId26" w:history="1">
           <w:r>
             <w:rPr>
               <w:rStyle w:val="Hyperlink"/>
@@ -4417,7 +4425,7 @@
           <w:sz w:val="24"/>
           <w:u w:val="single"/>
         </w:rPr>
-        <w:hyperlink r:id="rId28" w:history="1">
+        <w:hyperlink r:id="rId27" w:history="1">
           <w:r>
             <w:rPr>
               <w:rStyle w:val="Hyperlink"/>
@@ -4634,7 +4642,7 @@
           <w:sz w:val="24"/>
           <w:u w:val="single"/>
         </w:rPr>
-        <w:hyperlink r:id="rId29" w:history="1">
+        <w:hyperlink r:id="rId28" w:history="1">
           <w:r>
             <w:rPr>
               <w:rStyle w:val="Hyperlink"/>
@@ -4663,7 +4671,7 @@
           <w:sz w:val="24"/>
           <w:u w:val="single"/>
         </w:rPr>
-        <w:hyperlink r:id="rId29" w:history="1">
+        <w:hyperlink r:id="rId28" w:history="1">
           <w:r>
             <w:rPr>
               <w:rStyle w:val="Hyperlink"/>
@@ -4771,7 +4779,7 @@
           <w:sz w:val="24"/>
           <w:u w:val="single"/>
         </w:rPr>
-        <w:hyperlink r:id="rId30" w:history="1">
+        <w:hyperlink r:id="rId29" w:history="1">
           <w:r>
             <w:rPr>
               <w:rStyle w:val="Hyperlink"/>
@@ -4789,7 +4797,7 @@
           <w:sz w:val="24"/>
           <w:u w:val="single"/>
         </w:rPr>
-        <w:hyperlink r:id="rId30" w:history="1">
+        <w:hyperlink r:id="rId29" w:history="1">
           <w:r>
             <w:rPr>
               <w:rStyle w:val="Hyperlink"/>
@@ -4897,7 +4905,7 @@
           <w:sz w:val="24"/>
           <w:u w:val="single"/>
         </w:rPr>
-        <w:hyperlink r:id="rId31" w:history="1">
+        <w:hyperlink r:id="rId30" w:history="1">
           <w:r>
             <w:rPr>
               <w:rStyle w:val="Hyperlink"/>
@@ -4926,7 +4934,7 @@
           <w:sz w:val="24"/>
           <w:u w:val="single"/>
         </w:rPr>
-        <w:hyperlink r:id="rId31" w:history="1">
+        <w:hyperlink r:id="rId30" w:history="1">
           <w:r>
             <w:rPr>
               <w:rStyle w:val="Hyperlink"/>

--- a/EXPORTS/DOCX/published/niveau3/English/Reinwardt.docx
+++ b/EXPORTS/DOCX/published/niveau3/English/Reinwardt.docx
@@ -3349,7 +3349,7 @@
             <w:rPr>
               <w:rStyle w:val="Hyperlink"/>
             </w:rPr>
-            <w:t>www.biografischportaal.nl</w:t>
+            <w:t>www.biografischportaal.n</w:t>
           </w:r>
         </w:hyperlink>
       </w:r>
@@ -3360,25 +3360,13 @@
           <w:i w:val="0"/>
           <w:color w:val="0000FF"/>
           <w:sz w:val="24"/>
-          <w:u w:val="single"/>
-        </w:rPr>
-        <w:t>/</w:t>
-      </w:r>
-      <w:r>
-        <w:rPr>
-          <w:rFonts w:ascii="Charis SIL Regular" w:hAnsi="Charis SIL Regular" w:eastAsia="Charis SIL Regular"/>
-          <w:b w:val="0"/>
-          <w:i w:val="0"/>
-          <w:color w:val="0000FF"/>
-          <w:sz w:val="24"/>
-          <w:u w:val="single"/>
         </w:rPr>
         <w:hyperlink r:id="rId22" w:history="1">
           <w:r>
             <w:rPr>
               <w:rStyle w:val="Hyperlink"/>
             </w:rPr>
-            <w:t>persoon/4045700</w:t>
+            <w:t>l</w:t>
           </w:r>
         </w:hyperlink>
       </w:r>
@@ -3389,8 +3377,27 @@
           <w:i w:val="0"/>
           <w:color w:val="0000FF"/>
           <w:sz w:val="24"/>
-        </w:rPr>
-        <w:t>8</w:t>
+          <w:u w:val="single"/>
+        </w:rPr>
+        <w:t>/</w:t>
+      </w:r>
+      <w:r>
+        <w:rPr>
+          <w:rFonts w:ascii="Charis SIL Regular" w:hAnsi="Charis SIL Regular" w:eastAsia="Charis SIL Regular"/>
+          <w:b w:val="0"/>
+          <w:i w:val="0"/>
+          <w:color w:val="0000FF"/>
+          <w:sz w:val="24"/>
+          <w:u w:val="single"/>
+        </w:rPr>
+        <w:hyperlink r:id="rId22" w:history="1">
+          <w:r>
+            <w:rPr>
+              <w:rStyle w:val="Hyperlink"/>
+            </w:rPr>
+            <w:t>persoon/40457008</w:t>
+          </w:r>
+        </w:hyperlink>
       </w:r>
     </w:p>
     <w:p>
@@ -4425,7 +4432,7 @@
           <w:sz w:val="24"/>
           <w:u w:val="single"/>
         </w:rPr>
-        <w:hyperlink r:id="rId27" w:history="1">
+        <w:hyperlink r:id="rId26" w:history="1">
           <w:r>
             <w:rPr>
               <w:rStyle w:val="Hyperlink"/>

--- a/EXPORTS/DOCX/published/niveau3/English/Reinwardt.docx
+++ b/EXPORTS/DOCX/published/niveau3/English/Reinwardt.docx
@@ -1983,31 +1983,13 @@
       </w:r>
       <w:r>
         <w:rPr>
-          <w:u w:val="single" w:color="0000ff"/>
           <w:rFonts w:ascii="Charis SIL Regular" w:hAnsi="Charis SIL Regular" w:eastAsia="Charis SIL Regular"/>
           <w:b w:val="0"/>
           <w:i w:val="0"/>
           <w:color w:val="000000"/>
           <w:sz w:val="24"/>
         </w:rPr>
-        <w:hyperlink r:id="rId17" w:history="1">
-          <w:r>
-            <w:rPr>
-              <w:rStyle w:val="Hyperlink"/>
-            </w:rPr>
-            <w:t>has b</w:t>
-          </w:r>
-        </w:hyperlink>
-      </w:r>
-      <w:r>
-        <w:rPr>
-          <w:rFonts w:ascii="Charis SIL Regular" w:hAnsi="Charis SIL Regular" w:eastAsia="Charis SIL Regular"/>
-          <w:b w:val="0"/>
-          <w:i w:val="0"/>
-          <w:color w:val="000000"/>
-          <w:sz w:val="24"/>
-        </w:rPr>
-        <w:t xml:space="preserve">een published by the Huygens Institute and is </w:t>
+        <w:t xml:space="preserve">has been published by the Huygens Institute and is </w:t>
       </w:r>
       <w:r>
         <w:rPr>
@@ -3360,15 +3342,9 @@
           <w:i w:val="0"/>
           <w:color w:val="0000FF"/>
           <w:sz w:val="24"/>
-        </w:rPr>
-        <w:hyperlink r:id="rId22" w:history="1">
-          <w:r>
-            <w:rPr>
-              <w:rStyle w:val="Hyperlink"/>
-            </w:rPr>
-            <w:t>l</w:t>
-          </w:r>
-        </w:hyperlink>
+          <w:u w:val="single"/>
+        </w:rPr>
+        <w:t>l</w:t>
       </w:r>
       <w:r>
         <w:rPr>
@@ -3377,7 +3353,6 @@
           <w:i w:val="0"/>
           <w:color w:val="0000FF"/>
           <w:sz w:val="24"/>
-          <w:u w:val="single"/>
         </w:rPr>
         <w:t>/</w:t>
       </w:r>
@@ -4461,7 +4436,7 @@
           <w:sz w:val="24"/>
           <w:u w:val="single"/>
         </w:rPr>
-        <w:hyperlink r:id="rId27" w:history="1">
+        <w:hyperlink r:id="rId26" w:history="1">
           <w:r>
             <w:rPr>
               <w:rStyle w:val="Hyperlink"/>
@@ -4649,7 +4624,7 @@
           <w:sz w:val="24"/>
           <w:u w:val="single"/>
         </w:rPr>
-        <w:hyperlink r:id="rId28" w:history="1">
+        <w:hyperlink r:id="rId27" w:history="1">
           <w:r>
             <w:rPr>
               <w:rStyle w:val="Hyperlink"/>
@@ -4678,7 +4653,7 @@
           <w:sz w:val="24"/>
           <w:u w:val="single"/>
         </w:rPr>
-        <w:hyperlink r:id="rId28" w:history="1">
+        <w:hyperlink r:id="rId27" w:history="1">
           <w:r>
             <w:rPr>
               <w:rStyle w:val="Hyperlink"/>
@@ -4786,7 +4761,7 @@
           <w:sz w:val="24"/>
           <w:u w:val="single"/>
         </w:rPr>
-        <w:hyperlink r:id="rId29" w:history="1">
+        <w:hyperlink r:id="rId28" w:history="1">
           <w:r>
             <w:rPr>
               <w:rStyle w:val="Hyperlink"/>
@@ -4804,7 +4779,7 @@
           <w:sz w:val="24"/>
           <w:u w:val="single"/>
         </w:rPr>
-        <w:hyperlink r:id="rId29" w:history="1">
+        <w:hyperlink r:id="rId28" w:history="1">
           <w:r>
             <w:rPr>
               <w:rStyle w:val="Hyperlink"/>
@@ -4912,7 +4887,7 @@
           <w:sz w:val="24"/>
           <w:u w:val="single"/>
         </w:rPr>
-        <w:hyperlink r:id="rId30" w:history="1">
+        <w:hyperlink r:id="rId29" w:history="1">
           <w:r>
             <w:rPr>
               <w:rStyle w:val="Hyperlink"/>
@@ -4941,7 +4916,7 @@
           <w:sz w:val="24"/>
           <w:u w:val="single"/>
         </w:rPr>
-        <w:hyperlink r:id="rId30" w:history="1">
+        <w:hyperlink r:id="rId29" w:history="1">
           <w:r>
             <w:rPr>
               <w:rStyle w:val="Hyperlink"/>

--- a/EXPORTS/DOCX/published/niveau3/English/Reinwardt.docx
+++ b/EXPORTS/DOCX/published/niveau3/English/Reinwardt.docx
@@ -937,25 +937,7 @@
           <w:color w:val="000000"/>
           <w:sz w:val="24"/>
         </w:rPr>
-        <w:t>). During his tra</w:t>
-      </w:r>
-      <w:r>
-        <w:rPr>
-          <w:u w:val="single" w:color="0000ff"/>
-          <w:rFonts w:ascii="Charis SIL Regular" w:hAnsi="Charis SIL Regular" w:eastAsia="Charis SIL Regular"/>
-          <w:b w:val="0"/>
-          <w:i w:val="0"/>
-          <w:color w:val="000000"/>
-          <w:sz w:val="24"/>
-        </w:rPr>
-        <w:hyperlink r:id="rId12" w:history="1">
-          <w:r>
-            <w:rPr>
-              <w:rStyle w:val="Hyperlink"/>
-            </w:rPr>
-            <w:t>vels Reinward</w:t>
-          </w:r>
-        </w:hyperlink>
+        <w:t>). During his travels Reinward</w:t>
       </w:r>
       <w:r>
         <w:rPr>
@@ -1983,13 +1965,31 @@
       </w:r>
       <w:r>
         <w:rPr>
+          <w:u w:val="single" w:color="0000ff"/>
           <w:rFonts w:ascii="Charis SIL Regular" w:hAnsi="Charis SIL Regular" w:eastAsia="Charis SIL Regular"/>
           <w:b w:val="0"/>
           <w:i w:val="0"/>
           <w:color w:val="000000"/>
           <w:sz w:val="24"/>
         </w:rPr>
-        <w:t xml:space="preserve">has been published by the Huygens Institute and is </w:t>
+        <w:hyperlink r:id="rId17" w:history="1">
+          <w:r>
+            <w:rPr>
+              <w:rStyle w:val="Hyperlink"/>
+            </w:rPr>
+            <w:t>has b</w:t>
+          </w:r>
+        </w:hyperlink>
+      </w:r>
+      <w:r>
+        <w:rPr>
+          <w:rFonts w:ascii="Charis SIL Regular" w:hAnsi="Charis SIL Regular" w:eastAsia="Charis SIL Regular"/>
+          <w:b w:val="0"/>
+          <w:i w:val="0"/>
+          <w:color w:val="000000"/>
+          <w:sz w:val="24"/>
+        </w:rPr>
+        <w:t xml:space="preserve">een published by the Huygens Institute and is </w:t>
       </w:r>
       <w:r>
         <w:rPr>
@@ -2276,7 +2276,7 @@
           <w:sz w:val="24"/>
           <w:u w:val="single"/>
         </w:rPr>
-        <w:t>Scientific research in colonised terr</w:t>
+        <w:t>Scientific research in colonised terri</w:t>
       </w:r>
       <w:r>
         <w:rPr>
@@ -2287,7 +2287,7 @@
           <w:sz w:val="24"/>
           <w:u w:val="single"/>
         </w:rPr>
-        <w:t>i</w:t>
+        <w:t>torie</w:t>
       </w:r>
       <w:r>
         <w:rPr>
@@ -2296,9 +2296,8 @@
           <w:i w:val="0"/>
           <w:color w:val="0000FF"/>
           <w:sz w:val="24"/>
-          <w:u w:val="single"/>
-        </w:rPr>
-        <w:t>tories</w:t>
+        </w:rPr>
+        <w:t>s</w:t>
       </w:r>
       <w:r>
         <w:br/>
@@ -3331,7 +3330,7 @@
             <w:rPr>
               <w:rStyle w:val="Hyperlink"/>
             </w:rPr>
-            <w:t>www.biografischportaal.n</w:t>
+            <w:t>www.biografischportaal.nl</w:t>
           </w:r>
         </w:hyperlink>
       </w:r>
@@ -3343,16 +3342,6 @@
           <w:color w:val="0000FF"/>
           <w:sz w:val="24"/>
           <w:u w:val="single"/>
-        </w:rPr>
-        <w:t>l</w:t>
-      </w:r>
-      <w:r>
-        <w:rPr>
-          <w:rFonts w:ascii="Charis SIL Regular" w:hAnsi="Charis SIL Regular" w:eastAsia="Charis SIL Regular"/>
-          <w:b w:val="0"/>
-          <w:i w:val="0"/>
-          <w:color w:val="0000FF"/>
-          <w:sz w:val="24"/>
         </w:rPr>
         <w:t>/</w:t>
       </w:r>
@@ -3370,9 +3359,19 @@
             <w:rPr>
               <w:rStyle w:val="Hyperlink"/>
             </w:rPr>
-            <w:t>persoon/40457008</w:t>
+            <w:t>persoon/4045700</w:t>
           </w:r>
         </w:hyperlink>
+      </w:r>
+      <w:r>
+        <w:rPr>
+          <w:rFonts w:ascii="Charis SIL Regular" w:hAnsi="Charis SIL Regular" w:eastAsia="Charis SIL Regular"/>
+          <w:b w:val="0"/>
+          <w:i w:val="0"/>
+          <w:color w:val="0000FF"/>
+          <w:sz w:val="24"/>
+        </w:rPr>
+        <w:t>8</w:t>
       </w:r>
     </w:p>
     <w:p>
@@ -3861,7 +3860,7 @@
           <w:sz w:val="24"/>
           <w:u w:val="single"/>
         </w:rPr>
-        <w:hyperlink r:id="rId24" w:history="1">
+        <w:hyperlink r:id="rId25" w:history="1">
           <w:r>
             <w:rPr>
               <w:rStyle w:val="Hyperlink"/>
@@ -3890,7 +3889,7 @@
           <w:sz w:val="24"/>
           <w:u w:val="single"/>
         </w:rPr>
-        <w:hyperlink r:id="rId24" w:history="1">
+        <w:hyperlink r:id="rId25" w:history="1">
           <w:r>
             <w:rPr>
               <w:rStyle w:val="Hyperlink"/>
@@ -4001,7 +4000,7 @@
           <w:sz w:val="24"/>
           <w:u w:val="single"/>
         </w:rPr>
-        <w:hyperlink r:id="rId25" w:history="1">
+        <w:hyperlink r:id="rId26" w:history="1">
           <w:r>
             <w:rPr>
               <w:rStyle w:val="Hyperlink"/>
@@ -4019,7 +4018,7 @@
           <w:sz w:val="24"/>
           <w:u w:val="single"/>
         </w:rPr>
-        <w:hyperlink r:id="rId25" w:history="1">
+        <w:hyperlink r:id="rId26" w:history="1">
           <w:r>
             <w:rPr>
               <w:rStyle w:val="Hyperlink"/>
@@ -4037,7 +4036,7 @@
           <w:sz w:val="24"/>
           <w:u w:val="single"/>
         </w:rPr>
-        <w:hyperlink r:id="rId25" w:history="1">
+        <w:hyperlink r:id="rId26" w:history="1">
           <w:r>
             <w:rPr>
               <w:rStyle w:val="Hyperlink"/>
@@ -4055,7 +4054,7 @@
           <w:sz w:val="24"/>
           <w:u w:val="single"/>
         </w:rPr>
-        <w:hyperlink r:id="rId25" w:history="1">
+        <w:hyperlink r:id="rId26" w:history="1">
           <w:r>
             <w:rPr>
               <w:rStyle w:val="Hyperlink"/>
@@ -4206,7 +4205,7 @@
           <w:sz w:val="24"/>
           <w:u w:val="single"/>
         </w:rPr>
-        <w:hyperlink r:id="rId26" w:history="1">
+        <w:hyperlink r:id="rId27" w:history="1">
           <w:r>
             <w:rPr>
               <w:rStyle w:val="Hyperlink"/>
@@ -4224,7 +4223,7 @@
           <w:sz w:val="24"/>
           <w:u w:val="single"/>
         </w:rPr>
-        <w:hyperlink r:id="rId26" w:history="1">
+        <w:hyperlink r:id="rId27" w:history="1">
           <w:r>
             <w:rPr>
               <w:rStyle w:val="Hyperlink"/>
@@ -4242,7 +4241,7 @@
           <w:sz w:val="24"/>
           <w:u w:val="single"/>
         </w:rPr>
-        <w:hyperlink r:id="rId26" w:history="1">
+        <w:hyperlink r:id="rId27" w:history="1">
           <w:r>
             <w:rPr>
               <w:rStyle w:val="Hyperlink"/>
@@ -4260,7 +4259,7 @@
           <w:sz w:val="24"/>
           <w:u w:val="single"/>
         </w:rPr>
-        <w:hyperlink r:id="rId26" w:history="1">
+        <w:hyperlink r:id="rId27" w:history="1">
           <w:r>
             <w:rPr>
               <w:rStyle w:val="Hyperlink"/>
@@ -4278,7 +4277,7 @@
           <w:sz w:val="24"/>
           <w:u w:val="single"/>
         </w:rPr>
-        <w:hyperlink r:id="rId26" w:history="1">
+        <w:hyperlink r:id="rId27" w:history="1">
           <w:r>
             <w:rPr>
               <w:rStyle w:val="Hyperlink"/>
@@ -4296,7 +4295,7 @@
           <w:sz w:val="24"/>
           <w:u w:val="single"/>
         </w:rPr>
-        <w:hyperlink r:id="rId26" w:history="1">
+        <w:hyperlink r:id="rId27" w:history="1">
           <w:r>
             <w:rPr>
               <w:rStyle w:val="Hyperlink"/>
@@ -4314,7 +4313,7 @@
           <w:sz w:val="24"/>
           <w:u w:val="single"/>
         </w:rPr>
-        <w:hyperlink r:id="rId26" w:history="1">
+        <w:hyperlink r:id="rId27" w:history="1">
           <w:r>
             <w:rPr>
               <w:rStyle w:val="Hyperlink"/>
@@ -4332,7 +4331,7 @@
           <w:sz w:val="24"/>
           <w:u w:val="single"/>
         </w:rPr>
-        <w:hyperlink r:id="rId26" w:history="1">
+        <w:hyperlink r:id="rId27" w:history="1">
           <w:r>
             <w:rPr>
               <w:rStyle w:val="Hyperlink"/>
@@ -4379,7 +4378,7 @@
           <w:sz w:val="24"/>
           <w:u w:val="single"/>
         </w:rPr>
-        <w:hyperlink r:id="rId26" w:history="1">
+        <w:hyperlink r:id="rId27" w:history="1">
           <w:r>
             <w:rPr>
               <w:rStyle w:val="Hyperlink"/>
@@ -4407,7 +4406,7 @@
           <w:sz w:val="24"/>
           <w:u w:val="single"/>
         </w:rPr>
-        <w:hyperlink r:id="rId26" w:history="1">
+        <w:hyperlink r:id="rId27" w:history="1">
           <w:r>
             <w:rPr>
               <w:rStyle w:val="Hyperlink"/>
@@ -4436,7 +4435,7 @@
           <w:sz w:val="24"/>
           <w:u w:val="single"/>
         </w:rPr>
-        <w:hyperlink r:id="rId26" w:history="1">
+        <w:hyperlink r:id="rId27" w:history="1">
           <w:r>
             <w:rPr>
               <w:rStyle w:val="Hyperlink"/>
@@ -4624,7 +4623,7 @@
           <w:sz w:val="24"/>
           <w:u w:val="single"/>
         </w:rPr>
-        <w:hyperlink r:id="rId27" w:history="1">
+        <w:hyperlink r:id="rId28" w:history="1">
           <w:r>
             <w:rPr>
               <w:rStyle w:val="Hyperlink"/>
@@ -4653,7 +4652,7 @@
           <w:sz w:val="24"/>
           <w:u w:val="single"/>
         </w:rPr>
-        <w:hyperlink r:id="rId27" w:history="1">
+        <w:hyperlink r:id="rId28" w:history="1">
           <w:r>
             <w:rPr>
               <w:rStyle w:val="Hyperlink"/>
@@ -4761,7 +4760,7 @@
           <w:sz w:val="24"/>
           <w:u w:val="single"/>
         </w:rPr>
-        <w:hyperlink r:id="rId28" w:history="1">
+        <w:hyperlink r:id="rId29" w:history="1">
           <w:r>
             <w:rPr>
               <w:rStyle w:val="Hyperlink"/>
@@ -4779,7 +4778,7 @@
           <w:sz w:val="24"/>
           <w:u w:val="single"/>
         </w:rPr>
-        <w:hyperlink r:id="rId28" w:history="1">
+        <w:hyperlink r:id="rId29" w:history="1">
           <w:r>
             <w:rPr>
               <w:rStyle w:val="Hyperlink"/>
@@ -4887,7 +4886,7 @@
           <w:sz w:val="24"/>
           <w:u w:val="single"/>
         </w:rPr>
-        <w:hyperlink r:id="rId29" w:history="1">
+        <w:hyperlink r:id="rId30" w:history="1">
           <w:r>
             <w:rPr>
               <w:rStyle w:val="Hyperlink"/>
@@ -4916,7 +4915,7 @@
           <w:sz w:val="24"/>
           <w:u w:val="single"/>
         </w:rPr>
-        <w:hyperlink r:id="rId29" w:history="1">
+        <w:hyperlink r:id="rId30" w:history="1">
           <w:r>
             <w:rPr>
               <w:rStyle w:val="Hyperlink"/>

--- a/EXPORTS/DOCX/published/niveau3/English/Reinwardt.docx
+++ b/EXPORTS/DOCX/published/niveau3/English/Reinwardt.docx
@@ -937,7 +937,25 @@
           <w:color w:val="000000"/>
           <w:sz w:val="24"/>
         </w:rPr>
-        <w:t>). During his travels Reinward</w:t>
+        <w:t>). During his tra</w:t>
+      </w:r>
+      <w:r>
+        <w:rPr>
+          <w:u w:val="single" w:color="0000ff"/>
+          <w:rFonts w:ascii="Charis SIL Regular" w:hAnsi="Charis SIL Regular" w:eastAsia="Charis SIL Regular"/>
+          <w:b w:val="0"/>
+          <w:i w:val="0"/>
+          <w:color w:val="000000"/>
+          <w:sz w:val="24"/>
+        </w:rPr>
+        <w:hyperlink r:id="rId12" w:history="1">
+          <w:r>
+            <w:rPr>
+              <w:rStyle w:val="Hyperlink"/>
+            </w:rPr>
+            <w:t>vels Reinward</w:t>
+          </w:r>
+        </w:hyperlink>
       </w:r>
       <w:r>
         <w:rPr>
@@ -2276,7 +2294,7 @@
           <w:sz w:val="24"/>
           <w:u w:val="single"/>
         </w:rPr>
-        <w:t>Scientific research in colonised terri</w:t>
+        <w:t>Scientific research in colonised terr</w:t>
       </w:r>
       <w:r>
         <w:rPr>
@@ -2287,7 +2305,7 @@
           <w:sz w:val="24"/>
           <w:u w:val="single"/>
         </w:rPr>
-        <w:t>torie</w:t>
+        <w:t>i</w:t>
       </w:r>
       <w:r>
         <w:rPr>
@@ -2296,8 +2314,9 @@
           <w:i w:val="0"/>
           <w:color w:val="0000FF"/>
           <w:sz w:val="24"/>
-        </w:rPr>
-        <w:t>s</w:t>
+          <w:u w:val="single"/>
+        </w:rPr>
+        <w:t>tories</w:t>
       </w:r>
       <w:r>
         <w:br/>
@@ -3330,7 +3349,7 @@
             <w:rPr>
               <w:rStyle w:val="Hyperlink"/>
             </w:rPr>
-            <w:t>www.biografischportaal.nl</w:t>
+            <w:t>www.biografischportaal.n</w:t>
           </w:r>
         </w:hyperlink>
       </w:r>
@@ -3342,6 +3361,16 @@
           <w:color w:val="0000FF"/>
           <w:sz w:val="24"/>
           <w:u w:val="single"/>
+        </w:rPr>
+        <w:t>l</w:t>
+      </w:r>
+      <w:r>
+        <w:rPr>
+          <w:rFonts w:ascii="Charis SIL Regular" w:hAnsi="Charis SIL Regular" w:eastAsia="Charis SIL Regular"/>
+          <w:b w:val="0"/>
+          <w:i w:val="0"/>
+          <w:color w:val="0000FF"/>
+          <w:sz w:val="24"/>
         </w:rPr>
         <w:t>/</w:t>
       </w:r>
@@ -3359,19 +3388,9 @@
             <w:rPr>
               <w:rStyle w:val="Hyperlink"/>
             </w:rPr>
-            <w:t>persoon/4045700</w:t>
+            <w:t>persoon/40457008</w:t>
           </w:r>
         </w:hyperlink>
-      </w:r>
-      <w:r>
-        <w:rPr>
-          <w:rFonts w:ascii="Charis SIL Regular" w:hAnsi="Charis SIL Regular" w:eastAsia="Charis SIL Regular"/>
-          <w:b w:val="0"/>
-          <w:i w:val="0"/>
-          <w:color w:val="0000FF"/>
-          <w:sz w:val="24"/>
-        </w:rPr>
-        <w:t>8</w:t>
       </w:r>
     </w:p>
     <w:p>
@@ -3842,14 +3861,7 @@
           <w:color w:val="000000"/>
           <w:sz w:val="24"/>
         </w:rPr>
-        <w:hyperlink r:id="rId24" w:history="1">
-          <w:r>
-            <w:rPr>
-              <w:rStyle w:val="Hyperlink"/>
-            </w:rPr>
-            <w:t xml:space="preserve">, </w:t>
-          </w:r>
-        </w:hyperlink>
+        <w:t xml:space="preserve">, </w:t>
       </w:r>
       <w:r>
         <w:rPr>
@@ -3860,7 +3872,7 @@
           <w:sz w:val="24"/>
           <w:u w:val="single"/>
         </w:rPr>
-        <w:hyperlink r:id="rId25" w:history="1">
+        <w:hyperlink r:id="rId24" w:history="1">
           <w:r>
             <w:rPr>
               <w:rStyle w:val="Hyperlink"/>
@@ -3889,7 +3901,7 @@
           <w:sz w:val="24"/>
           <w:u w:val="single"/>
         </w:rPr>
-        <w:hyperlink r:id="rId25" w:history="1">
+        <w:hyperlink r:id="rId24" w:history="1">
           <w:r>
             <w:rPr>
               <w:rStyle w:val="Hyperlink"/>
@@ -4000,7 +4012,7 @@
           <w:sz w:val="24"/>
           <w:u w:val="single"/>
         </w:rPr>
-        <w:hyperlink r:id="rId26" w:history="1">
+        <w:hyperlink r:id="rId25" w:history="1">
           <w:r>
             <w:rPr>
               <w:rStyle w:val="Hyperlink"/>
@@ -4018,7 +4030,7 @@
           <w:sz w:val="24"/>
           <w:u w:val="single"/>
         </w:rPr>
-        <w:hyperlink r:id="rId26" w:history="1">
+        <w:hyperlink r:id="rId25" w:history="1">
           <w:r>
             <w:rPr>
               <w:rStyle w:val="Hyperlink"/>
@@ -4036,7 +4048,7 @@
           <w:sz w:val="24"/>
           <w:u w:val="single"/>
         </w:rPr>
-        <w:hyperlink r:id="rId26" w:history="1">
+        <w:hyperlink r:id="rId25" w:history="1">
           <w:r>
             <w:rPr>
               <w:rStyle w:val="Hyperlink"/>
@@ -4054,7 +4066,7 @@
           <w:sz w:val="24"/>
           <w:u w:val="single"/>
         </w:rPr>
-        <w:hyperlink r:id="rId26" w:history="1">
+        <w:hyperlink r:id="rId25" w:history="1">
           <w:r>
             <w:rPr>
               <w:rStyle w:val="Hyperlink"/>
@@ -4205,7 +4217,7 @@
           <w:sz w:val="24"/>
           <w:u w:val="single"/>
         </w:rPr>
-        <w:hyperlink r:id="rId27" w:history="1">
+        <w:hyperlink r:id="rId26" w:history="1">
           <w:r>
             <w:rPr>
               <w:rStyle w:val="Hyperlink"/>
@@ -4223,7 +4235,7 @@
           <w:sz w:val="24"/>
           <w:u w:val="single"/>
         </w:rPr>
-        <w:hyperlink r:id="rId27" w:history="1">
+        <w:hyperlink r:id="rId26" w:history="1">
           <w:r>
             <w:rPr>
               <w:rStyle w:val="Hyperlink"/>
@@ -4241,7 +4253,7 @@
           <w:sz w:val="24"/>
           <w:u w:val="single"/>
         </w:rPr>
-        <w:hyperlink r:id="rId27" w:history="1">
+        <w:hyperlink r:id="rId26" w:history="1">
           <w:r>
             <w:rPr>
               <w:rStyle w:val="Hyperlink"/>
@@ -4259,7 +4271,7 @@
           <w:sz w:val="24"/>
           <w:u w:val="single"/>
         </w:rPr>
-        <w:hyperlink r:id="rId27" w:history="1">
+        <w:hyperlink r:id="rId26" w:history="1">
           <w:r>
             <w:rPr>
               <w:rStyle w:val="Hyperlink"/>
@@ -4277,7 +4289,7 @@
           <w:sz w:val="24"/>
           <w:u w:val="single"/>
         </w:rPr>
-        <w:hyperlink r:id="rId27" w:history="1">
+        <w:hyperlink r:id="rId26" w:history="1">
           <w:r>
             <w:rPr>
               <w:rStyle w:val="Hyperlink"/>
@@ -4295,7 +4307,7 @@
           <w:sz w:val="24"/>
           <w:u w:val="single"/>
         </w:rPr>
-        <w:hyperlink r:id="rId27" w:history="1">
+        <w:hyperlink r:id="rId26" w:history="1">
           <w:r>
             <w:rPr>
               <w:rStyle w:val="Hyperlink"/>
@@ -4313,7 +4325,7 @@
           <w:sz w:val="24"/>
           <w:u w:val="single"/>
         </w:rPr>
-        <w:hyperlink r:id="rId27" w:history="1">
+        <w:hyperlink r:id="rId26" w:history="1">
           <w:r>
             <w:rPr>
               <w:rStyle w:val="Hyperlink"/>
@@ -4331,7 +4343,7 @@
           <w:sz w:val="24"/>
           <w:u w:val="single"/>
         </w:rPr>
-        <w:hyperlink r:id="rId27" w:history="1">
+        <w:hyperlink r:id="rId26" w:history="1">
           <w:r>
             <w:rPr>
               <w:rStyle w:val="Hyperlink"/>
@@ -4378,7 +4390,7 @@
           <w:sz w:val="24"/>
           <w:u w:val="single"/>
         </w:rPr>
-        <w:hyperlink r:id="rId27" w:history="1">
+        <w:hyperlink r:id="rId26" w:history="1">
           <w:r>
             <w:rPr>
               <w:rStyle w:val="Hyperlink"/>

--- a/EXPORTS/DOCX/published/niveau3/English/Reinwardt.docx
+++ b/EXPORTS/DOCX/published/niveau3/English/Reinwardt.docx
@@ -1565,6 +1565,7 @@
       </w:r>
       <w:r>
         <w:rPr>
+          <w:u w:val="single" w:color="0000ff"/>
           <w:rFonts w:ascii="Charis SIL Regular" w:hAnsi="Charis SIL Regular" w:eastAsia="Charis SIL Regular"/>
           <w:b w:val="0"/>
           <w:i w:val="0"/>
@@ -1611,21 +1612,13 @@
       </w:r>
       <w:r>
         <w:rPr>
-          <w:u w:val="single" w:color="0000ff"/>
           <w:rFonts w:ascii="Charis SIL Regular" w:hAnsi="Charis SIL Regular" w:eastAsia="Charis SIL Regular"/>
           <w:b w:val="0"/>
           <w:i w:val="0"/>
           <w:color w:val="000000"/>
           <w:sz w:val="24"/>
         </w:rPr>
-        <w:hyperlink r:id="rId15" w:history="1">
-          <w:r>
-            <w:rPr>
-              <w:rStyle w:val="Hyperlink"/>
-            </w:rPr>
-            <w:t>t</w:t>
-          </w:r>
-        </w:hyperlink>
+        <w:t>t</w:t>
       </w:r>
       <w:r>
         <w:rPr>
@@ -1983,31 +1976,13 @@
       </w:r>
       <w:r>
         <w:rPr>
-          <w:u w:val="single" w:color="0000ff"/>
           <w:rFonts w:ascii="Charis SIL Regular" w:hAnsi="Charis SIL Regular" w:eastAsia="Charis SIL Regular"/>
           <w:b w:val="0"/>
           <w:i w:val="0"/>
           <w:color w:val="000000"/>
           <w:sz w:val="24"/>
         </w:rPr>
-        <w:hyperlink r:id="rId17" w:history="1">
-          <w:r>
-            <w:rPr>
-              <w:rStyle w:val="Hyperlink"/>
-            </w:rPr>
-            <w:t>has b</w:t>
-          </w:r>
-        </w:hyperlink>
-      </w:r>
-      <w:r>
-        <w:rPr>
-          <w:rFonts w:ascii="Charis SIL Regular" w:hAnsi="Charis SIL Regular" w:eastAsia="Charis SIL Regular"/>
-          <w:b w:val="0"/>
-          <w:i w:val="0"/>
-          <w:color w:val="000000"/>
-          <w:sz w:val="24"/>
-        </w:rPr>
-        <w:t xml:space="preserve">een published by the Huygens Institute and is </w:t>
+        <w:t xml:space="preserve">has been published by the Huygens Institute and is </w:t>
       </w:r>
       <w:r>
         <w:rPr>
@@ -2294,7 +2269,7 @@
           <w:sz w:val="24"/>
           <w:u w:val="single"/>
         </w:rPr>
-        <w:t>Scientific research in colonised terr</w:t>
+        <w:t>Scientific research in colonised terri</w:t>
       </w:r>
       <w:r>
         <w:rPr>
@@ -2305,7 +2280,7 @@
           <w:sz w:val="24"/>
           <w:u w:val="single"/>
         </w:rPr>
-        <w:t>i</w:t>
+        <w:t>torie</w:t>
       </w:r>
       <w:r>
         <w:rPr>
@@ -2314,9 +2289,8 @@
           <w:i w:val="0"/>
           <w:color w:val="0000FF"/>
           <w:sz w:val="24"/>
-          <w:u w:val="single"/>
-        </w:rPr>
-        <w:t>tories</w:t>
+        </w:rPr>
+        <w:t>s</w:t>
       </w:r>
       <w:r>
         <w:br/>
@@ -3349,7 +3323,7 @@
             <w:rPr>
               <w:rStyle w:val="Hyperlink"/>
             </w:rPr>
-            <w:t>www.biografischportaal.n</w:t>
+            <w:t>www.biografischportaal.nl</w:t>
           </w:r>
         </w:hyperlink>
       </w:r>
@@ -3361,16 +3335,6 @@
           <w:color w:val="0000FF"/>
           <w:sz w:val="24"/>
           <w:u w:val="single"/>
-        </w:rPr>
-        <w:t>l</w:t>
-      </w:r>
-      <w:r>
-        <w:rPr>
-          <w:rFonts w:ascii="Charis SIL Regular" w:hAnsi="Charis SIL Regular" w:eastAsia="Charis SIL Regular"/>
-          <w:b w:val="0"/>
-          <w:i w:val="0"/>
-          <w:color w:val="0000FF"/>
-          <w:sz w:val="24"/>
         </w:rPr>
         <w:t>/</w:t>
       </w:r>
@@ -3388,9 +3352,19 @@
             <w:rPr>
               <w:rStyle w:val="Hyperlink"/>
             </w:rPr>
-            <w:t>persoon/40457008</w:t>
+            <w:t>persoon/4045700</w:t>
           </w:r>
         </w:hyperlink>
+      </w:r>
+      <w:r>
+        <w:rPr>
+          <w:rFonts w:ascii="Charis SIL Regular" w:hAnsi="Charis SIL Regular" w:eastAsia="Charis SIL Regular"/>
+          <w:b w:val="0"/>
+          <w:i w:val="0"/>
+          <w:color w:val="0000FF"/>
+          <w:sz w:val="24"/>
+        </w:rPr>
+        <w:t>8</w:t>
       </w:r>
     </w:p>
     <w:p>
@@ -3861,7 +3835,14 @@
           <w:color w:val="000000"/>
           <w:sz w:val="24"/>
         </w:rPr>
-        <w:t xml:space="preserve">, </w:t>
+        <w:hyperlink r:id="rId24" w:history="1">
+          <w:r>
+            <w:rPr>
+              <w:rStyle w:val="Hyperlink"/>
+            </w:rPr>
+            <w:t xml:space="preserve">, </w:t>
+          </w:r>
+        </w:hyperlink>
       </w:r>
       <w:r>
         <w:rPr>
@@ -4418,7 +4399,7 @@
           <w:sz w:val="24"/>
           <w:u w:val="single"/>
         </w:rPr>
-        <w:hyperlink r:id="rId27" w:history="1">
+        <w:hyperlink r:id="rId26" w:history="1">
           <w:r>
             <w:rPr>
               <w:rStyle w:val="Hyperlink"/>

--- a/EXPORTS/DOCX/published/niveau3/English/Reinwardt.docx
+++ b/EXPORTS/DOCX/published/niveau3/English/Reinwardt.docx
@@ -2269,7 +2269,7 @@
           <w:sz w:val="24"/>
           <w:u w:val="single"/>
         </w:rPr>
-        <w:t>Scientific research in colonised terri</w:t>
+        <w:t>Scientific research in colonised terr</w:t>
       </w:r>
       <w:r>
         <w:rPr>
@@ -2280,7 +2280,7 @@
           <w:sz w:val="24"/>
           <w:u w:val="single"/>
         </w:rPr>
-        <w:t>torie</w:t>
+        <w:t>i</w:t>
       </w:r>
       <w:r>
         <w:rPr>
@@ -2289,8 +2289,9 @@
           <w:i w:val="0"/>
           <w:color w:val="0000FF"/>
           <w:sz w:val="24"/>
-        </w:rPr>
-        <w:t>s</w:t>
+          <w:u w:val="single"/>
+        </w:rPr>
+        <w:t>tories</w:t>
       </w:r>
       <w:r>
         <w:br/>
@@ -3835,14 +3836,7 @@
           <w:color w:val="000000"/>
           <w:sz w:val="24"/>
         </w:rPr>
-        <w:hyperlink r:id="rId24" w:history="1">
-          <w:r>
-            <w:rPr>
-              <w:rStyle w:val="Hyperlink"/>
-            </w:rPr>
-            <w:t xml:space="preserve">, </w:t>
-          </w:r>
-        </w:hyperlink>
+        <w:t xml:space="preserve">, </w:t>
       </w:r>
       <w:r>
         <w:rPr>
@@ -3853,7 +3847,7 @@
           <w:sz w:val="24"/>
           <w:u w:val="single"/>
         </w:rPr>
-        <w:hyperlink r:id="rId24" w:history="1">
+        <w:hyperlink r:id="rId25" w:history="1">
           <w:r>
             <w:rPr>
               <w:rStyle w:val="Hyperlink"/>
@@ -3882,7 +3876,7 @@
           <w:sz w:val="24"/>
           <w:u w:val="single"/>
         </w:rPr>
-        <w:hyperlink r:id="rId24" w:history="1">
+        <w:hyperlink r:id="rId25" w:history="1">
           <w:r>
             <w:rPr>
               <w:rStyle w:val="Hyperlink"/>
@@ -3993,7 +3987,7 @@
           <w:sz w:val="24"/>
           <w:u w:val="single"/>
         </w:rPr>
-        <w:hyperlink r:id="rId25" w:history="1">
+        <w:hyperlink r:id="rId26" w:history="1">
           <w:r>
             <w:rPr>
               <w:rStyle w:val="Hyperlink"/>
@@ -4011,7 +4005,7 @@
           <w:sz w:val="24"/>
           <w:u w:val="single"/>
         </w:rPr>
-        <w:hyperlink r:id="rId25" w:history="1">
+        <w:hyperlink r:id="rId26" w:history="1">
           <w:r>
             <w:rPr>
               <w:rStyle w:val="Hyperlink"/>
@@ -4029,7 +4023,7 @@
           <w:sz w:val="24"/>
           <w:u w:val="single"/>
         </w:rPr>
-        <w:hyperlink r:id="rId25" w:history="1">
+        <w:hyperlink r:id="rId26" w:history="1">
           <w:r>
             <w:rPr>
               <w:rStyle w:val="Hyperlink"/>
@@ -4047,7 +4041,7 @@
           <w:sz w:val="24"/>
           <w:u w:val="single"/>
         </w:rPr>
-        <w:hyperlink r:id="rId25" w:history="1">
+        <w:hyperlink r:id="rId26" w:history="1">
           <w:r>
             <w:rPr>
               <w:rStyle w:val="Hyperlink"/>
@@ -4198,7 +4192,7 @@
           <w:sz w:val="24"/>
           <w:u w:val="single"/>
         </w:rPr>
-        <w:hyperlink r:id="rId26" w:history="1">
+        <w:hyperlink r:id="rId27" w:history="1">
           <w:r>
             <w:rPr>
               <w:rStyle w:val="Hyperlink"/>
@@ -4216,7 +4210,7 @@
           <w:sz w:val="24"/>
           <w:u w:val="single"/>
         </w:rPr>
-        <w:hyperlink r:id="rId26" w:history="1">
+        <w:hyperlink r:id="rId27" w:history="1">
           <w:r>
             <w:rPr>
               <w:rStyle w:val="Hyperlink"/>
@@ -4234,7 +4228,7 @@
           <w:sz w:val="24"/>
           <w:u w:val="single"/>
         </w:rPr>
-        <w:hyperlink r:id="rId26" w:history="1">
+        <w:hyperlink r:id="rId27" w:history="1">
           <w:r>
             <w:rPr>
               <w:rStyle w:val="Hyperlink"/>
@@ -4252,7 +4246,7 @@
           <w:sz w:val="24"/>
           <w:u w:val="single"/>
         </w:rPr>
-        <w:hyperlink r:id="rId26" w:history="1">
+        <w:hyperlink r:id="rId27" w:history="1">
           <w:r>
             <w:rPr>
               <w:rStyle w:val="Hyperlink"/>
@@ -4270,7 +4264,7 @@
           <w:sz w:val="24"/>
           <w:u w:val="single"/>
         </w:rPr>
-        <w:hyperlink r:id="rId26" w:history="1">
+        <w:hyperlink r:id="rId27" w:history="1">
           <w:r>
             <w:rPr>
               <w:rStyle w:val="Hyperlink"/>
@@ -4288,7 +4282,7 @@
           <w:sz w:val="24"/>
           <w:u w:val="single"/>
         </w:rPr>
-        <w:hyperlink r:id="rId26" w:history="1">
+        <w:hyperlink r:id="rId27" w:history="1">
           <w:r>
             <w:rPr>
               <w:rStyle w:val="Hyperlink"/>
@@ -4306,7 +4300,7 @@
           <w:sz w:val="24"/>
           <w:u w:val="single"/>
         </w:rPr>
-        <w:hyperlink r:id="rId26" w:history="1">
+        <w:hyperlink r:id="rId27" w:history="1">
           <w:r>
             <w:rPr>
               <w:rStyle w:val="Hyperlink"/>
@@ -4324,7 +4318,7 @@
           <w:sz w:val="24"/>
           <w:u w:val="single"/>
         </w:rPr>
-        <w:hyperlink r:id="rId26" w:history="1">
+        <w:hyperlink r:id="rId27" w:history="1">
           <w:r>
             <w:rPr>
               <w:rStyle w:val="Hyperlink"/>
@@ -4371,7 +4365,7 @@
           <w:sz w:val="24"/>
           <w:u w:val="single"/>
         </w:rPr>
-        <w:hyperlink r:id="rId26" w:history="1">
+        <w:hyperlink r:id="rId27" w:history="1">
           <w:r>
             <w:rPr>
               <w:rStyle w:val="Hyperlink"/>
@@ -4399,7 +4393,7 @@
           <w:sz w:val="24"/>
           <w:u w:val="single"/>
         </w:rPr>
-        <w:hyperlink r:id="rId26" w:history="1">
+        <w:hyperlink r:id="rId27" w:history="1">
           <w:r>
             <w:rPr>
               <w:rStyle w:val="Hyperlink"/>
@@ -4428,7 +4422,7 @@
           <w:sz w:val="24"/>
           <w:u w:val="single"/>
         </w:rPr>
-        <w:hyperlink r:id="rId27" w:history="1">
+        <w:hyperlink r:id="rId28" w:history="1">
           <w:r>
             <w:rPr>
               <w:rStyle w:val="Hyperlink"/>
@@ -4616,7 +4610,7 @@
           <w:sz w:val="24"/>
           <w:u w:val="single"/>
         </w:rPr>
-        <w:hyperlink r:id="rId28" w:history="1">
+        <w:hyperlink r:id="rId29" w:history="1">
           <w:r>
             <w:rPr>
               <w:rStyle w:val="Hyperlink"/>
@@ -4645,7 +4639,7 @@
           <w:sz w:val="24"/>
           <w:u w:val="single"/>
         </w:rPr>
-        <w:hyperlink r:id="rId28" w:history="1">
+        <w:hyperlink r:id="rId29" w:history="1">
           <w:r>
             <w:rPr>
               <w:rStyle w:val="Hyperlink"/>
@@ -4753,7 +4747,7 @@
           <w:sz w:val="24"/>
           <w:u w:val="single"/>
         </w:rPr>
-        <w:hyperlink r:id="rId29" w:history="1">
+        <w:hyperlink r:id="rId30" w:history="1">
           <w:r>
             <w:rPr>
               <w:rStyle w:val="Hyperlink"/>
@@ -4771,7 +4765,7 @@
           <w:sz w:val="24"/>
           <w:u w:val="single"/>
         </w:rPr>
-        <w:hyperlink r:id="rId29" w:history="1">
+        <w:hyperlink r:id="rId30" w:history="1">
           <w:r>
             <w:rPr>
               <w:rStyle w:val="Hyperlink"/>
@@ -4879,7 +4873,7 @@
           <w:sz w:val="24"/>
           <w:u w:val="single"/>
         </w:rPr>
-        <w:hyperlink r:id="rId30" w:history="1">
+        <w:hyperlink r:id="rId31" w:history="1">
           <w:r>
             <w:rPr>
               <w:rStyle w:val="Hyperlink"/>
@@ -4908,7 +4902,7 @@
           <w:sz w:val="24"/>
           <w:u w:val="single"/>
         </w:rPr>
-        <w:hyperlink r:id="rId30" w:history="1">
+        <w:hyperlink r:id="rId31" w:history="1">
           <w:r>
             <w:rPr>
               <w:rStyle w:val="Hyperlink"/>

--- a/EXPORTS/DOCX/published/niveau3/English/Reinwardt.docx
+++ b/EXPORTS/DOCX/published/niveau3/English/Reinwardt.docx
@@ -1565,7 +1565,6 @@
       </w:r>
       <w:r>
         <w:rPr>
-          <w:u w:val="single" w:color="0000ff"/>
           <w:rFonts w:ascii="Charis SIL Regular" w:hAnsi="Charis SIL Regular" w:eastAsia="Charis SIL Regular"/>
           <w:b w:val="0"/>
           <w:i w:val="0"/>
@@ -1612,13 +1611,21 @@
       </w:r>
       <w:r>
         <w:rPr>
+          <w:u w:val="single" w:color="0000ff"/>
           <w:rFonts w:ascii="Charis SIL Regular" w:hAnsi="Charis SIL Regular" w:eastAsia="Charis SIL Regular"/>
           <w:b w:val="0"/>
           <w:i w:val="0"/>
           <w:color w:val="000000"/>
           <w:sz w:val="24"/>
         </w:rPr>
-        <w:t>t</w:t>
+        <w:hyperlink r:id="rId15" w:history="1">
+          <w:r>
+            <w:rPr>
+              <w:rStyle w:val="Hyperlink"/>
+            </w:rPr>
+            <w:t>t</w:t>
+          </w:r>
+        </w:hyperlink>
       </w:r>
       <w:r>
         <w:rPr>
@@ -1976,13 +1983,31 @@
       </w:r>
       <w:r>
         <w:rPr>
+          <w:u w:val="single" w:color="0000ff"/>
           <w:rFonts w:ascii="Charis SIL Regular" w:hAnsi="Charis SIL Regular" w:eastAsia="Charis SIL Regular"/>
           <w:b w:val="0"/>
           <w:i w:val="0"/>
           <w:color w:val="000000"/>
           <w:sz w:val="24"/>
         </w:rPr>
-        <w:t xml:space="preserve">has been published by the Huygens Institute and is </w:t>
+        <w:hyperlink r:id="rId17" w:history="1">
+          <w:r>
+            <w:rPr>
+              <w:rStyle w:val="Hyperlink"/>
+            </w:rPr>
+            <w:t>has b</w:t>
+          </w:r>
+        </w:hyperlink>
+      </w:r>
+      <w:r>
+        <w:rPr>
+          <w:rFonts w:ascii="Charis SIL Regular" w:hAnsi="Charis SIL Regular" w:eastAsia="Charis SIL Regular"/>
+          <w:b w:val="0"/>
+          <w:i w:val="0"/>
+          <w:color w:val="000000"/>
+          <w:sz w:val="24"/>
+        </w:rPr>
+        <w:t xml:space="preserve">een published by the Huygens Institute and is </w:t>
       </w:r>
       <w:r>
         <w:rPr>
@@ -3006,7 +3031,7 @@
           <w:sz w:val="24"/>
           <w:u w:val="single"/>
         </w:rPr>
-        <w:hyperlink r:id="rId20" w:history="1">
+        <w:hyperlink r:id="rId18" w:history="1">
           <w:r>
             <w:rPr>
               <w:rStyle w:val="Hyperlink"/>
@@ -3024,7 +3049,7 @@
           <w:sz w:val="24"/>
           <w:u w:val="single"/>
         </w:rPr>
-        <w:hyperlink r:id="rId20" w:history="1">
+        <w:hyperlink r:id="rId18" w:history="1">
           <w:r>
             <w:rPr>
               <w:rStyle w:val="Hyperlink"/>
@@ -3324,7 +3349,7 @@
             <w:rPr>
               <w:rStyle w:val="Hyperlink"/>
             </w:rPr>
-            <w:t>www.biografischportaal.nl</w:t>
+            <w:t>www.biografischportaal.n</w:t>
           </w:r>
         </w:hyperlink>
       </w:r>
@@ -3336,6 +3361,16 @@
           <w:color w:val="0000FF"/>
           <w:sz w:val="24"/>
           <w:u w:val="single"/>
+        </w:rPr>
+        <w:t>l</w:t>
+      </w:r>
+      <w:r>
+        <w:rPr>
+          <w:rFonts w:ascii="Charis SIL Regular" w:hAnsi="Charis SIL Regular" w:eastAsia="Charis SIL Regular"/>
+          <w:b w:val="0"/>
+          <w:i w:val="0"/>
+          <w:color w:val="0000FF"/>
+          <w:sz w:val="24"/>
         </w:rPr>
         <w:t>/</w:t>
       </w:r>
@@ -3353,19 +3388,9 @@
             <w:rPr>
               <w:rStyle w:val="Hyperlink"/>
             </w:rPr>
-            <w:t>persoon/4045700</w:t>
+            <w:t>persoon/40457008</w:t>
           </w:r>
         </w:hyperlink>
-      </w:r>
-      <w:r>
-        <w:rPr>
-          <w:rFonts w:ascii="Charis SIL Regular" w:hAnsi="Charis SIL Regular" w:eastAsia="Charis SIL Regular"/>
-          <w:b w:val="0"/>
-          <w:i w:val="0"/>
-          <w:color w:val="0000FF"/>
-          <w:sz w:val="24"/>
-        </w:rPr>
-        <w:t>8</w:t>
       </w:r>
     </w:p>
     <w:p>

--- a/EXPORTS/DOCX/published/niveau3/English/Reinwardt.docx
+++ b/EXPORTS/DOCX/published/niveau3/English/Reinwardt.docx
@@ -3031,7 +3031,7 @@
           <w:sz w:val="24"/>
           <w:u w:val="single"/>
         </w:rPr>
-        <w:hyperlink r:id="rId18" w:history="1">
+        <w:hyperlink r:id="rId20" w:history="1">
           <w:r>
             <w:rPr>
               <w:rStyle w:val="Hyperlink"/>
@@ -3049,7 +3049,7 @@
           <w:sz w:val="24"/>
           <w:u w:val="single"/>
         </w:rPr>
-        <w:hyperlink r:id="rId18" w:history="1">
+        <w:hyperlink r:id="rId20" w:history="1">
           <w:r>
             <w:rPr>
               <w:rStyle w:val="Hyperlink"/>
@@ -3349,7 +3349,7 @@
             <w:rPr>
               <w:rStyle w:val="Hyperlink"/>
             </w:rPr>
-            <w:t>www.biografischportaal.n</w:t>
+            <w:t>www.biografischportaal.nl</w:t>
           </w:r>
         </w:hyperlink>
       </w:r>
@@ -3361,16 +3361,6 @@
           <w:color w:val="0000FF"/>
           <w:sz w:val="24"/>
           <w:u w:val="single"/>
-        </w:rPr>
-        <w:t>l</w:t>
-      </w:r>
-      <w:r>
-        <w:rPr>
-          <w:rFonts w:ascii="Charis SIL Regular" w:hAnsi="Charis SIL Regular" w:eastAsia="Charis SIL Regular"/>
-          <w:b w:val="0"/>
-          <w:i w:val="0"/>
-          <w:color w:val="0000FF"/>
-          <w:sz w:val="24"/>
         </w:rPr>
         <w:t>/</w:t>
       </w:r>
@@ -3388,9 +3378,19 @@
             <w:rPr>
               <w:rStyle w:val="Hyperlink"/>
             </w:rPr>
-            <w:t>persoon/40457008</w:t>
+            <w:t>persoon/4045700</w:t>
           </w:r>
         </w:hyperlink>
+      </w:r>
+      <w:r>
+        <w:rPr>
+          <w:rFonts w:ascii="Charis SIL Regular" w:hAnsi="Charis SIL Regular" w:eastAsia="Charis SIL Regular"/>
+          <w:b w:val="0"/>
+          <w:i w:val="0"/>
+          <w:color w:val="0000FF"/>
+          <w:sz w:val="24"/>
+        </w:rPr>
+        <w:t>8</w:t>
       </w:r>
     </w:p>
     <w:p>
@@ -3861,7 +3861,14 @@
           <w:color w:val="000000"/>
           <w:sz w:val="24"/>
         </w:rPr>
-        <w:t xml:space="preserve">, </w:t>
+        <w:hyperlink r:id="rId24" w:history="1">
+          <w:r>
+            <w:rPr>
+              <w:rStyle w:val="Hyperlink"/>
+            </w:rPr>
+            <w:t xml:space="preserve">, </w:t>
+          </w:r>
+        </w:hyperlink>
       </w:r>
       <w:r>
         <w:rPr>
@@ -4418,7 +4425,7 @@
           <w:sz w:val="24"/>
           <w:u w:val="single"/>
         </w:rPr>
-        <w:hyperlink r:id="rId27" w:history="1">
+        <w:hyperlink r:id="rId28" w:history="1">
           <w:r>
             <w:rPr>
               <w:rStyle w:val="Hyperlink"/>

--- a/EXPORTS/DOCX/published/niveau3/English/Reinwardt.docx
+++ b/EXPORTS/DOCX/published/niveau3/English/Reinwardt.docx
@@ -3879,7 +3879,7 @@
           <w:sz w:val="24"/>
           <w:u w:val="single"/>
         </w:rPr>
-        <w:hyperlink r:id="rId25" w:history="1">
+        <w:hyperlink r:id="rId24" w:history="1">
           <w:r>
             <w:rPr>
               <w:rStyle w:val="Hyperlink"/>
@@ -3908,7 +3908,7 @@
           <w:sz w:val="24"/>
           <w:u w:val="single"/>
         </w:rPr>
-        <w:hyperlink r:id="rId25" w:history="1">
+        <w:hyperlink r:id="rId24" w:history="1">
           <w:r>
             <w:rPr>
               <w:rStyle w:val="Hyperlink"/>
@@ -4019,7 +4019,7 @@
           <w:sz w:val="24"/>
           <w:u w:val="single"/>
         </w:rPr>
-        <w:hyperlink r:id="rId26" w:history="1">
+        <w:hyperlink r:id="rId25" w:history="1">
           <w:r>
             <w:rPr>
               <w:rStyle w:val="Hyperlink"/>
@@ -4037,7 +4037,7 @@
           <w:sz w:val="24"/>
           <w:u w:val="single"/>
         </w:rPr>
-        <w:hyperlink r:id="rId26" w:history="1">
+        <w:hyperlink r:id="rId25" w:history="1">
           <w:r>
             <w:rPr>
               <w:rStyle w:val="Hyperlink"/>
@@ -4055,7 +4055,7 @@
           <w:sz w:val="24"/>
           <w:u w:val="single"/>
         </w:rPr>
-        <w:hyperlink r:id="rId26" w:history="1">
+        <w:hyperlink r:id="rId25" w:history="1">
           <w:r>
             <w:rPr>
               <w:rStyle w:val="Hyperlink"/>
@@ -4073,7 +4073,7 @@
           <w:sz w:val="24"/>
           <w:u w:val="single"/>
         </w:rPr>
-        <w:hyperlink r:id="rId26" w:history="1">
+        <w:hyperlink r:id="rId25" w:history="1">
           <w:r>
             <w:rPr>
               <w:rStyle w:val="Hyperlink"/>
@@ -4224,7 +4224,7 @@
           <w:sz w:val="24"/>
           <w:u w:val="single"/>
         </w:rPr>
-        <w:hyperlink r:id="rId27" w:history="1">
+        <w:hyperlink r:id="rId26" w:history="1">
           <w:r>
             <w:rPr>
               <w:rStyle w:val="Hyperlink"/>
@@ -4242,7 +4242,7 @@
           <w:sz w:val="24"/>
           <w:u w:val="single"/>
         </w:rPr>
-        <w:hyperlink r:id="rId27" w:history="1">
+        <w:hyperlink r:id="rId26" w:history="1">
           <w:r>
             <w:rPr>
               <w:rStyle w:val="Hyperlink"/>
@@ -4260,7 +4260,7 @@
           <w:sz w:val="24"/>
           <w:u w:val="single"/>
         </w:rPr>
-        <w:hyperlink r:id="rId27" w:history="1">
+        <w:hyperlink r:id="rId26" w:history="1">
           <w:r>
             <w:rPr>
               <w:rStyle w:val="Hyperlink"/>
@@ -4278,7 +4278,7 @@
           <w:sz w:val="24"/>
           <w:u w:val="single"/>
         </w:rPr>
-        <w:hyperlink r:id="rId27" w:history="1">
+        <w:hyperlink r:id="rId26" w:history="1">
           <w:r>
             <w:rPr>
               <w:rStyle w:val="Hyperlink"/>
@@ -4296,7 +4296,7 @@
           <w:sz w:val="24"/>
           <w:u w:val="single"/>
         </w:rPr>
-        <w:hyperlink r:id="rId27" w:history="1">
+        <w:hyperlink r:id="rId26" w:history="1">
           <w:r>
             <w:rPr>
               <w:rStyle w:val="Hyperlink"/>
@@ -4314,7 +4314,7 @@
           <w:sz w:val="24"/>
           <w:u w:val="single"/>
         </w:rPr>
-        <w:hyperlink r:id="rId27" w:history="1">
+        <w:hyperlink r:id="rId26" w:history="1">
           <w:r>
             <w:rPr>
               <w:rStyle w:val="Hyperlink"/>
@@ -4332,7 +4332,7 @@
           <w:sz w:val="24"/>
           <w:u w:val="single"/>
         </w:rPr>
-        <w:hyperlink r:id="rId27" w:history="1">
+        <w:hyperlink r:id="rId26" w:history="1">
           <w:r>
             <w:rPr>
               <w:rStyle w:val="Hyperlink"/>
@@ -4350,7 +4350,7 @@
           <w:sz w:val="24"/>
           <w:u w:val="single"/>
         </w:rPr>
-        <w:hyperlink r:id="rId27" w:history="1">
+        <w:hyperlink r:id="rId26" w:history="1">
           <w:r>
             <w:rPr>
               <w:rStyle w:val="Hyperlink"/>
@@ -4397,7 +4397,7 @@
           <w:sz w:val="24"/>
           <w:u w:val="single"/>
         </w:rPr>
-        <w:hyperlink r:id="rId27" w:history="1">
+        <w:hyperlink r:id="rId26" w:history="1">
           <w:r>
             <w:rPr>
               <w:rStyle w:val="Hyperlink"/>
@@ -4425,7 +4425,7 @@
           <w:sz w:val="24"/>
           <w:u w:val="single"/>
         </w:rPr>
-        <w:hyperlink r:id="rId28" w:history="1">
+        <w:hyperlink r:id="rId26" w:history="1">
           <w:r>
             <w:rPr>
               <w:rStyle w:val="Hyperlink"/>
@@ -4454,7 +4454,7 @@
           <w:sz w:val="24"/>
           <w:u w:val="single"/>
         </w:rPr>
-        <w:hyperlink r:id="rId28" w:history="1">
+        <w:hyperlink r:id="rId26" w:history="1">
           <w:r>
             <w:rPr>
               <w:rStyle w:val="Hyperlink"/>
@@ -4642,7 +4642,7 @@
           <w:sz w:val="24"/>
           <w:u w:val="single"/>
         </w:rPr>
-        <w:hyperlink r:id="rId29" w:history="1">
+        <w:hyperlink r:id="rId27" w:history="1">
           <w:r>
             <w:rPr>
               <w:rStyle w:val="Hyperlink"/>
@@ -4671,7 +4671,7 @@
           <w:sz w:val="24"/>
           <w:u w:val="single"/>
         </w:rPr>
-        <w:hyperlink r:id="rId29" w:history="1">
+        <w:hyperlink r:id="rId27" w:history="1">
           <w:r>
             <w:rPr>
               <w:rStyle w:val="Hyperlink"/>
@@ -4779,7 +4779,7 @@
           <w:sz w:val="24"/>
           <w:u w:val="single"/>
         </w:rPr>
-        <w:hyperlink r:id="rId30" w:history="1">
+        <w:hyperlink r:id="rId28" w:history="1">
           <w:r>
             <w:rPr>
               <w:rStyle w:val="Hyperlink"/>
@@ -4797,7 +4797,7 @@
           <w:sz w:val="24"/>
           <w:u w:val="single"/>
         </w:rPr>
-        <w:hyperlink r:id="rId30" w:history="1">
+        <w:hyperlink r:id="rId28" w:history="1">
           <w:r>
             <w:rPr>
               <w:rStyle w:val="Hyperlink"/>
@@ -4905,7 +4905,7 @@
           <w:sz w:val="24"/>
           <w:u w:val="single"/>
         </w:rPr>
-        <w:hyperlink r:id="rId31" w:history="1">
+        <w:hyperlink r:id="rId29" w:history="1">
           <w:r>
             <w:rPr>
               <w:rStyle w:val="Hyperlink"/>
@@ -4934,7 +4934,7 @@
           <w:sz w:val="24"/>
           <w:u w:val="single"/>
         </w:rPr>
-        <w:hyperlink r:id="rId31" w:history="1">
+        <w:hyperlink r:id="rId29" w:history="1">
           <w:r>
             <w:rPr>
               <w:rStyle w:val="Hyperlink"/>

--- a/EXPORTS/DOCX/published/niveau3/English/Reinwardt.docx
+++ b/EXPORTS/DOCX/published/niveau3/English/Reinwardt.docx
@@ -1565,6 +1565,7 @@
       </w:r>
       <w:r>
         <w:rPr>
+          <w:u w:val="single" w:color="0000ff"/>
           <w:rFonts w:ascii="Charis SIL Regular" w:hAnsi="Charis SIL Regular" w:eastAsia="Charis SIL Regular"/>
           <w:b w:val="0"/>
           <w:i w:val="0"/>
@@ -1605,9 +1606,19 @@
             <w:rPr>
               <w:rStyle w:val="Hyperlink"/>
             </w:rPr>
-            <w:t xml:space="preserve"> ambi</w:t>
+            <w:t xml:space="preserve"> amb</w:t>
           </w:r>
         </w:hyperlink>
+      </w:r>
+      <w:r>
+        <w:rPr>
+          <w:rFonts w:ascii="Charis SIL Regular" w:hAnsi="Charis SIL Regular" w:eastAsia="Charis SIL Regular"/>
+          <w:b w:val="0"/>
+          <w:i w:val="0"/>
+          <w:color w:val="000000"/>
+          <w:sz w:val="24"/>
+        </w:rPr>
+        <w:t>i</w:t>
       </w:r>
       <w:r>
         <w:rPr>
@@ -3349,7 +3360,7 @@
             <w:rPr>
               <w:rStyle w:val="Hyperlink"/>
             </w:rPr>
-            <w:t>www.biografischportaal.nl</w:t>
+            <w:t>www.biografischportaal.n</w:t>
           </w:r>
         </w:hyperlink>
       </w:r>
@@ -3360,25 +3371,13 @@
           <w:i w:val="0"/>
           <w:color w:val="0000FF"/>
           <w:sz w:val="24"/>
-          <w:u w:val="single"/>
-        </w:rPr>
-        <w:t>/</w:t>
-      </w:r>
-      <w:r>
-        <w:rPr>
-          <w:rFonts w:ascii="Charis SIL Regular" w:hAnsi="Charis SIL Regular" w:eastAsia="Charis SIL Regular"/>
-          <w:b w:val="0"/>
-          <w:i w:val="0"/>
-          <w:color w:val="0000FF"/>
-          <w:sz w:val="24"/>
-          <w:u w:val="single"/>
         </w:rPr>
         <w:hyperlink r:id="rId22" w:history="1">
           <w:r>
             <w:rPr>
               <w:rStyle w:val="Hyperlink"/>
             </w:rPr>
-            <w:t>persoon/4045700</w:t>
+            <w:t>l</w:t>
           </w:r>
         </w:hyperlink>
       </w:r>
@@ -3390,7 +3389,25 @@
           <w:color w:val="0000FF"/>
           <w:sz w:val="24"/>
         </w:rPr>
-        <w:t>8</w:t>
+        <w:t>/</w:t>
+      </w:r>
+      <w:r>
+        <w:rPr>
+          <w:rFonts w:ascii="Charis SIL Regular" w:hAnsi="Charis SIL Regular" w:eastAsia="Charis SIL Regular"/>
+          <w:b w:val="0"/>
+          <w:i w:val="0"/>
+          <w:color w:val="0000FF"/>
+          <w:sz w:val="24"/>
+          <w:u w:val="single"/>
+        </w:rPr>
+        <w:hyperlink r:id="rId22" w:history="1">
+          <w:r>
+            <w:rPr>
+              <w:rStyle w:val="Hyperlink"/>
+            </w:rPr>
+            <w:t>persoon/40457008</w:t>
+          </w:r>
+        </w:hyperlink>
       </w:r>
     </w:p>
     <w:p>
@@ -3908,7 +3925,7 @@
           <w:sz w:val="24"/>
           <w:u w:val="single"/>
         </w:rPr>
-        <w:hyperlink r:id="rId24" w:history="1">
+        <w:hyperlink r:id="rId25" w:history="1">
           <w:r>
             <w:rPr>
               <w:rStyle w:val="Hyperlink"/>
@@ -4019,7 +4036,7 @@
           <w:sz w:val="24"/>
           <w:u w:val="single"/>
         </w:rPr>
-        <w:hyperlink r:id="rId25" w:history="1">
+        <w:hyperlink r:id="rId26" w:history="1">
           <w:r>
             <w:rPr>
               <w:rStyle w:val="Hyperlink"/>
@@ -4037,7 +4054,7 @@
           <w:sz w:val="24"/>
           <w:u w:val="single"/>
         </w:rPr>
-        <w:hyperlink r:id="rId25" w:history="1">
+        <w:hyperlink r:id="rId26" w:history="1">
           <w:r>
             <w:rPr>
               <w:rStyle w:val="Hyperlink"/>
@@ -4055,7 +4072,7 @@
           <w:sz w:val="24"/>
           <w:u w:val="single"/>
         </w:rPr>
-        <w:hyperlink r:id="rId25" w:history="1">
+        <w:hyperlink r:id="rId26" w:history="1">
           <w:r>
             <w:rPr>
               <w:rStyle w:val="Hyperlink"/>
@@ -4073,7 +4090,7 @@
           <w:sz w:val="24"/>
           <w:u w:val="single"/>
         </w:rPr>
-        <w:hyperlink r:id="rId25" w:history="1">
+        <w:hyperlink r:id="rId26" w:history="1">
           <w:r>
             <w:rPr>
               <w:rStyle w:val="Hyperlink"/>
@@ -4224,7 +4241,7 @@
           <w:sz w:val="24"/>
           <w:u w:val="single"/>
         </w:rPr>
-        <w:hyperlink r:id="rId26" w:history="1">
+        <w:hyperlink r:id="rId27" w:history="1">
           <w:r>
             <w:rPr>
               <w:rStyle w:val="Hyperlink"/>
@@ -4242,7 +4259,7 @@
           <w:sz w:val="24"/>
           <w:u w:val="single"/>
         </w:rPr>
-        <w:hyperlink r:id="rId26" w:history="1">
+        <w:hyperlink r:id="rId27" w:history="1">
           <w:r>
             <w:rPr>
               <w:rStyle w:val="Hyperlink"/>
@@ -4260,7 +4277,7 @@
           <w:sz w:val="24"/>
           <w:u w:val="single"/>
         </w:rPr>
-        <w:hyperlink r:id="rId26" w:history="1">
+        <w:hyperlink r:id="rId27" w:history="1">
           <w:r>
             <w:rPr>
               <w:rStyle w:val="Hyperlink"/>
@@ -4278,7 +4295,7 @@
           <w:sz w:val="24"/>
           <w:u w:val="single"/>
         </w:rPr>
-        <w:hyperlink r:id="rId26" w:history="1">
+        <w:hyperlink r:id="rId27" w:history="1">
           <w:r>
             <w:rPr>
               <w:rStyle w:val="Hyperlink"/>
@@ -4296,7 +4313,7 @@
           <w:sz w:val="24"/>
           <w:u w:val="single"/>
         </w:rPr>
-        <w:hyperlink r:id="rId26" w:history="1">
+        <w:hyperlink r:id="rId27" w:history="1">
           <w:r>
             <w:rPr>
               <w:rStyle w:val="Hyperlink"/>
@@ -4314,7 +4331,7 @@
           <w:sz w:val="24"/>
           <w:u w:val="single"/>
         </w:rPr>
-        <w:hyperlink r:id="rId26" w:history="1">
+        <w:hyperlink r:id="rId27" w:history="1">
           <w:r>
             <w:rPr>
               <w:rStyle w:val="Hyperlink"/>
@@ -4332,7 +4349,7 @@
           <w:sz w:val="24"/>
           <w:u w:val="single"/>
         </w:rPr>
-        <w:hyperlink r:id="rId26" w:history="1">
+        <w:hyperlink r:id="rId27" w:history="1">
           <w:r>
             <w:rPr>
               <w:rStyle w:val="Hyperlink"/>
@@ -4350,7 +4367,7 @@
           <w:sz w:val="24"/>
           <w:u w:val="single"/>
         </w:rPr>
-        <w:hyperlink r:id="rId26" w:history="1">
+        <w:hyperlink r:id="rId27" w:history="1">
           <w:r>
             <w:rPr>
               <w:rStyle w:val="Hyperlink"/>
@@ -4397,7 +4414,7 @@
           <w:sz w:val="24"/>
           <w:u w:val="single"/>
         </w:rPr>
-        <w:hyperlink r:id="rId26" w:history="1">
+        <w:hyperlink r:id="rId27" w:history="1">
           <w:r>
             <w:rPr>
               <w:rStyle w:val="Hyperlink"/>
@@ -4425,7 +4442,7 @@
           <w:sz w:val="24"/>
           <w:u w:val="single"/>
         </w:rPr>
-        <w:hyperlink r:id="rId26" w:history="1">
+        <w:hyperlink r:id="rId27" w:history="1">
           <w:r>
             <w:rPr>
               <w:rStyle w:val="Hyperlink"/>
@@ -4454,7 +4471,7 @@
           <w:sz w:val="24"/>
           <w:u w:val="single"/>
         </w:rPr>
-        <w:hyperlink r:id="rId26" w:history="1">
+        <w:hyperlink r:id="rId28" w:history="1">
           <w:r>
             <w:rPr>
               <w:rStyle w:val="Hyperlink"/>
@@ -4642,7 +4659,7 @@
           <w:sz w:val="24"/>
           <w:u w:val="single"/>
         </w:rPr>
-        <w:hyperlink r:id="rId27" w:history="1">
+        <w:hyperlink r:id="rId29" w:history="1">
           <w:r>
             <w:rPr>
               <w:rStyle w:val="Hyperlink"/>
@@ -4671,7 +4688,7 @@
           <w:sz w:val="24"/>
           <w:u w:val="single"/>
         </w:rPr>
-        <w:hyperlink r:id="rId27" w:history="1">
+        <w:hyperlink r:id="rId29" w:history="1">
           <w:r>
             <w:rPr>
               <w:rStyle w:val="Hyperlink"/>
@@ -4779,7 +4796,7 @@
           <w:sz w:val="24"/>
           <w:u w:val="single"/>
         </w:rPr>
-        <w:hyperlink r:id="rId28" w:history="1">
+        <w:hyperlink r:id="rId30" w:history="1">
           <w:r>
             <w:rPr>
               <w:rStyle w:val="Hyperlink"/>
@@ -4797,7 +4814,7 @@
           <w:sz w:val="24"/>
           <w:u w:val="single"/>
         </w:rPr>
-        <w:hyperlink r:id="rId28" w:history="1">
+        <w:hyperlink r:id="rId30" w:history="1">
           <w:r>
             <w:rPr>
               <w:rStyle w:val="Hyperlink"/>
@@ -4905,7 +4922,7 @@
           <w:sz w:val="24"/>
           <w:u w:val="single"/>
         </w:rPr>
-        <w:hyperlink r:id="rId29" w:history="1">
+        <w:hyperlink r:id="rId31" w:history="1">
           <w:r>
             <w:rPr>
               <w:rStyle w:val="Hyperlink"/>
@@ -4934,7 +4951,7 @@
           <w:sz w:val="24"/>
           <w:u w:val="single"/>
         </w:rPr>
-        <w:hyperlink r:id="rId29" w:history="1">
+        <w:hyperlink r:id="rId31" w:history="1">
           <w:r>
             <w:rPr>
               <w:rStyle w:val="Hyperlink"/>

--- a/EXPORTS/DOCX/published/niveau3/English/Reinwardt.docx
+++ b/EXPORTS/DOCX/published/niveau3/English/Reinwardt.docx
@@ -1565,7 +1565,6 @@
       </w:r>
       <w:r>
         <w:rPr>
-          <w:u w:val="single" w:color="0000ff"/>
           <w:rFonts w:ascii="Charis SIL Regular" w:hAnsi="Charis SIL Regular" w:eastAsia="Charis SIL Regular"/>
           <w:b w:val="0"/>
           <w:i w:val="0"/>
@@ -1606,19 +1605,9 @@
             <w:rPr>
               <w:rStyle w:val="Hyperlink"/>
             </w:rPr>
-            <w:t xml:space="preserve"> amb</w:t>
+            <w:t xml:space="preserve"> ambi</w:t>
           </w:r>
         </w:hyperlink>
-      </w:r>
-      <w:r>
-        <w:rPr>
-          <w:rFonts w:ascii="Charis SIL Regular" w:hAnsi="Charis SIL Regular" w:eastAsia="Charis SIL Regular"/>
-          <w:b w:val="0"/>
-          <w:i w:val="0"/>
-          <w:color w:val="000000"/>
-          <w:sz w:val="24"/>
-        </w:rPr>
-        <w:t>i</w:t>
       </w:r>
       <w:r>
         <w:rPr>
@@ -3042,7 +3031,7 @@
           <w:sz w:val="24"/>
           <w:u w:val="single"/>
         </w:rPr>
-        <w:hyperlink r:id="rId20" w:history="1">
+        <w:hyperlink r:id="rId18" w:history="1">
           <w:r>
             <w:rPr>
               <w:rStyle w:val="Hyperlink"/>
@@ -3360,7 +3349,7 @@
             <w:rPr>
               <w:rStyle w:val="Hyperlink"/>
             </w:rPr>
-            <w:t>www.biografischportaal.n</w:t>
+            <w:t>www.biografischportaal.nl</w:t>
           </w:r>
         </w:hyperlink>
       </w:r>
@@ -3371,13 +3360,25 @@
           <w:i w:val="0"/>
           <w:color w:val="0000FF"/>
           <w:sz w:val="24"/>
+          <w:u w:val="single"/>
+        </w:rPr>
+        <w:t>/</w:t>
+      </w:r>
+      <w:r>
+        <w:rPr>
+          <w:rFonts w:ascii="Charis SIL Regular" w:hAnsi="Charis SIL Regular" w:eastAsia="Charis SIL Regular"/>
+          <w:b w:val="0"/>
+          <w:i w:val="0"/>
+          <w:color w:val="0000FF"/>
+          <w:sz w:val="24"/>
+          <w:u w:val="single"/>
         </w:rPr>
         <w:hyperlink r:id="rId22" w:history="1">
           <w:r>
             <w:rPr>
               <w:rStyle w:val="Hyperlink"/>
             </w:rPr>
-            <w:t>l</w:t>
+            <w:t>persoon/4045700</w:t>
           </w:r>
         </w:hyperlink>
       </w:r>
@@ -3389,25 +3390,7 @@
           <w:color w:val="0000FF"/>
           <w:sz w:val="24"/>
         </w:rPr>
-        <w:t>/</w:t>
-      </w:r>
-      <w:r>
-        <w:rPr>
-          <w:rFonts w:ascii="Charis SIL Regular" w:hAnsi="Charis SIL Regular" w:eastAsia="Charis SIL Regular"/>
-          <w:b w:val="0"/>
-          <w:i w:val="0"/>
-          <w:color w:val="0000FF"/>
-          <w:sz w:val="24"/>
-          <w:u w:val="single"/>
-        </w:rPr>
-        <w:hyperlink r:id="rId22" w:history="1">
-          <w:r>
-            <w:rPr>
-              <w:rStyle w:val="Hyperlink"/>
-            </w:rPr>
-            <w:t>persoon/40457008</w:t>
-          </w:r>
-        </w:hyperlink>
+        <w:t>8</w:t>
       </w:r>
     </w:p>
     <w:p>
@@ -3896,7 +3879,7 @@
           <w:sz w:val="24"/>
           <w:u w:val="single"/>
         </w:rPr>
-        <w:hyperlink r:id="rId24" w:history="1">
+        <w:hyperlink r:id="rId25" w:history="1">
           <w:r>
             <w:rPr>
               <w:rStyle w:val="Hyperlink"/>

--- a/EXPORTS/DOCX/published/niveau3/English/Reinwardt.docx
+++ b/EXPORTS/DOCX/published/niveau3/English/Reinwardt.docx
@@ -3031,7 +3031,7 @@
           <w:sz w:val="24"/>
           <w:u w:val="single"/>
         </w:rPr>
-        <w:hyperlink r:id="rId18" w:history="1">
+        <w:hyperlink r:id="rId20" w:history="1">
           <w:r>
             <w:rPr>
               <w:rStyle w:val="Hyperlink"/>
@@ -3349,7 +3349,7 @@
             <w:rPr>
               <w:rStyle w:val="Hyperlink"/>
             </w:rPr>
-            <w:t>www.biografischportaal.nl</w:t>
+            <w:t>www.biografischportaal.n</w:t>
           </w:r>
         </w:hyperlink>
       </w:r>
@@ -3360,25 +3360,13 @@
           <w:i w:val="0"/>
           <w:color w:val="0000FF"/>
           <w:sz w:val="24"/>
-          <w:u w:val="single"/>
-        </w:rPr>
-        <w:t>/</w:t>
-      </w:r>
-      <w:r>
-        <w:rPr>
-          <w:rFonts w:ascii="Charis SIL Regular" w:hAnsi="Charis SIL Regular" w:eastAsia="Charis SIL Regular"/>
-          <w:b w:val="0"/>
-          <w:i w:val="0"/>
-          <w:color w:val="0000FF"/>
-          <w:sz w:val="24"/>
-          <w:u w:val="single"/>
         </w:rPr>
         <w:hyperlink r:id="rId22" w:history="1">
           <w:r>
             <w:rPr>
               <w:rStyle w:val="Hyperlink"/>
             </w:rPr>
-            <w:t>persoon/4045700</w:t>
+            <w:t>l</w:t>
           </w:r>
         </w:hyperlink>
       </w:r>
@@ -3390,7 +3378,25 @@
           <w:color w:val="0000FF"/>
           <w:sz w:val="24"/>
         </w:rPr>
-        <w:t>8</w:t>
+        <w:t>/</w:t>
+      </w:r>
+      <w:r>
+        <w:rPr>
+          <w:rFonts w:ascii="Charis SIL Regular" w:hAnsi="Charis SIL Regular" w:eastAsia="Charis SIL Regular"/>
+          <w:b w:val="0"/>
+          <w:i w:val="0"/>
+          <w:color w:val="0000FF"/>
+          <w:sz w:val="24"/>
+          <w:u w:val="single"/>
+        </w:rPr>
+        <w:hyperlink r:id="rId22" w:history="1">
+          <w:r>
+            <w:rPr>
+              <w:rStyle w:val="Hyperlink"/>
+            </w:rPr>
+            <w:t>persoon/40457008</w:t>
+          </w:r>
+        </w:hyperlink>
       </w:r>
     </w:p>
     <w:p>
@@ -3861,14 +3867,7 @@
           <w:color w:val="000000"/>
           <w:sz w:val="24"/>
         </w:rPr>
-        <w:hyperlink r:id="rId24" w:history="1">
-          <w:r>
-            <w:rPr>
-              <w:rStyle w:val="Hyperlink"/>
-            </w:rPr>
-            <w:t xml:space="preserve">, </w:t>
-          </w:r>
-        </w:hyperlink>
+        <w:t xml:space="preserve">, </w:t>
       </w:r>
       <w:r>
         <w:rPr>
@@ -4454,7 +4453,7 @@
           <w:sz w:val="24"/>
           <w:u w:val="single"/>
         </w:rPr>
-        <w:hyperlink r:id="rId28" w:history="1">
+        <w:hyperlink r:id="rId27" w:history="1">
           <w:r>
             <w:rPr>
               <w:rStyle w:val="Hyperlink"/>
@@ -4642,7 +4641,7 @@
           <w:sz w:val="24"/>
           <w:u w:val="single"/>
         </w:rPr>
-        <w:hyperlink r:id="rId29" w:history="1">
+        <w:hyperlink r:id="rId28" w:history="1">
           <w:r>
             <w:rPr>
               <w:rStyle w:val="Hyperlink"/>
@@ -4671,7 +4670,7 @@
           <w:sz w:val="24"/>
           <w:u w:val="single"/>
         </w:rPr>
-        <w:hyperlink r:id="rId29" w:history="1">
+        <w:hyperlink r:id="rId28" w:history="1">
           <w:r>
             <w:rPr>
               <w:rStyle w:val="Hyperlink"/>
@@ -4779,7 +4778,7 @@
           <w:sz w:val="24"/>
           <w:u w:val="single"/>
         </w:rPr>
-        <w:hyperlink r:id="rId30" w:history="1">
+        <w:hyperlink r:id="rId29" w:history="1">
           <w:r>
             <w:rPr>
               <w:rStyle w:val="Hyperlink"/>
@@ -4797,7 +4796,7 @@
           <w:sz w:val="24"/>
           <w:u w:val="single"/>
         </w:rPr>
-        <w:hyperlink r:id="rId30" w:history="1">
+        <w:hyperlink r:id="rId29" w:history="1">
           <w:r>
             <w:rPr>
               <w:rStyle w:val="Hyperlink"/>
@@ -4905,7 +4904,7 @@
           <w:sz w:val="24"/>
           <w:u w:val="single"/>
         </w:rPr>
-        <w:hyperlink r:id="rId31" w:history="1">
+        <w:hyperlink r:id="rId30" w:history="1">
           <w:r>
             <w:rPr>
               <w:rStyle w:val="Hyperlink"/>
@@ -4934,7 +4933,7 @@
           <w:sz w:val="24"/>
           <w:u w:val="single"/>
         </w:rPr>
-        <w:hyperlink r:id="rId31" w:history="1">
+        <w:hyperlink r:id="rId30" w:history="1">
           <w:r>
             <w:rPr>
               <w:rStyle w:val="Hyperlink"/>

--- a/EXPORTS/DOCX/published/niveau3/English/Reinwardt.docx
+++ b/EXPORTS/DOCX/published/niveau3/English/Reinwardt.docx
@@ -1983,31 +1983,13 @@
       </w:r>
       <w:r>
         <w:rPr>
-          <w:u w:val="single" w:color="0000ff"/>
           <w:rFonts w:ascii="Charis SIL Regular" w:hAnsi="Charis SIL Regular" w:eastAsia="Charis SIL Regular"/>
           <w:b w:val="0"/>
           <w:i w:val="0"/>
           <w:color w:val="000000"/>
           <w:sz w:val="24"/>
         </w:rPr>
-        <w:hyperlink r:id="rId17" w:history="1">
-          <w:r>
-            <w:rPr>
-              <w:rStyle w:val="Hyperlink"/>
-            </w:rPr>
-            <w:t>has b</w:t>
-          </w:r>
-        </w:hyperlink>
-      </w:r>
-      <w:r>
-        <w:rPr>
-          <w:rFonts w:ascii="Charis SIL Regular" w:hAnsi="Charis SIL Regular" w:eastAsia="Charis SIL Regular"/>
-          <w:b w:val="0"/>
-          <w:i w:val="0"/>
-          <w:color w:val="000000"/>
-          <w:sz w:val="24"/>
-        </w:rPr>
-        <w:t xml:space="preserve">een published by the Huygens Institute and is </w:t>
+        <w:t xml:space="preserve">has been published by the Huygens Institute and is </w:t>
       </w:r>
       <w:r>
         <w:rPr>
@@ -3031,7 +3013,7 @@
           <w:sz w:val="24"/>
           <w:u w:val="single"/>
         </w:rPr>
-        <w:hyperlink r:id="rId20" w:history="1">
+        <w:hyperlink r:id="rId18" w:history="1">
           <w:r>
             <w:rPr>
               <w:rStyle w:val="Hyperlink"/>
@@ -3049,7 +3031,7 @@
           <w:sz w:val="24"/>
           <w:u w:val="single"/>
         </w:rPr>
-        <w:hyperlink r:id="rId20" w:history="1">
+        <w:hyperlink r:id="rId18" w:history="1">
           <w:r>
             <w:rPr>
               <w:rStyle w:val="Hyperlink"/>
@@ -3349,7 +3331,7 @@
             <w:rPr>
               <w:rStyle w:val="Hyperlink"/>
             </w:rPr>
-            <w:t>www.biografischportaal.n</w:t>
+            <w:t>www.biografischportaal.nl</w:t>
           </w:r>
         </w:hyperlink>
       </w:r>
@@ -3360,13 +3342,25 @@
           <w:i w:val="0"/>
           <w:color w:val="0000FF"/>
           <w:sz w:val="24"/>
+          <w:u w:val="single"/>
+        </w:rPr>
+        <w:t>/</w:t>
+      </w:r>
+      <w:r>
+        <w:rPr>
+          <w:rFonts w:ascii="Charis SIL Regular" w:hAnsi="Charis SIL Regular" w:eastAsia="Charis SIL Regular"/>
+          <w:b w:val="0"/>
+          <w:i w:val="0"/>
+          <w:color w:val="0000FF"/>
+          <w:sz w:val="24"/>
+          <w:u w:val="single"/>
         </w:rPr>
         <w:hyperlink r:id="rId22" w:history="1">
           <w:r>
             <w:rPr>
               <w:rStyle w:val="Hyperlink"/>
             </w:rPr>
-            <w:t>l</w:t>
+            <w:t>persoon/4045700</w:t>
           </w:r>
         </w:hyperlink>
       </w:r>
@@ -3378,25 +3372,7 @@
           <w:color w:val="0000FF"/>
           <w:sz w:val="24"/>
         </w:rPr>
-        <w:t>/</w:t>
-      </w:r>
-      <w:r>
-        <w:rPr>
-          <w:rFonts w:ascii="Charis SIL Regular" w:hAnsi="Charis SIL Regular" w:eastAsia="Charis SIL Regular"/>
-          <w:b w:val="0"/>
-          <w:i w:val="0"/>
-          <w:color w:val="0000FF"/>
-          <w:sz w:val="24"/>
-          <w:u w:val="single"/>
-        </w:rPr>
-        <w:hyperlink r:id="rId22" w:history="1">
-          <w:r>
-            <w:rPr>
-              <w:rStyle w:val="Hyperlink"/>
-            </w:rPr>
-            <w:t>persoon/40457008</w:t>
-          </w:r>
-        </w:hyperlink>
+        <w:t>8</w:t>
       </w:r>
     </w:p>
     <w:p>

--- a/EXPORTS/DOCX/published/niveau3/English/Reinwardt.docx
+++ b/EXPORTS/DOCX/published/niveau3/English/Reinwardt.docx
@@ -1983,13 +1983,31 @@
       </w:r>
       <w:r>
         <w:rPr>
+          <w:u w:val="single" w:color="0000ff"/>
           <w:rFonts w:ascii="Charis SIL Regular" w:hAnsi="Charis SIL Regular" w:eastAsia="Charis SIL Regular"/>
           <w:b w:val="0"/>
           <w:i w:val="0"/>
           <w:color w:val="000000"/>
           <w:sz w:val="24"/>
         </w:rPr>
-        <w:t xml:space="preserve">has been published by the Huygens Institute and is </w:t>
+        <w:hyperlink r:id="rId17" w:history="1">
+          <w:r>
+            <w:rPr>
+              <w:rStyle w:val="Hyperlink"/>
+            </w:rPr>
+            <w:t>has b</w:t>
+          </w:r>
+        </w:hyperlink>
+      </w:r>
+      <w:r>
+        <w:rPr>
+          <w:rFonts w:ascii="Charis SIL Regular" w:hAnsi="Charis SIL Regular" w:eastAsia="Charis SIL Regular"/>
+          <w:b w:val="0"/>
+          <w:i w:val="0"/>
+          <w:color w:val="000000"/>
+          <w:sz w:val="24"/>
+        </w:rPr>
+        <w:t xml:space="preserve">een published by the Huygens Institute and is </w:t>
       </w:r>
       <w:r>
         <w:rPr>
@@ -2276,7 +2294,7 @@
           <w:sz w:val="24"/>
           <w:u w:val="single"/>
         </w:rPr>
-        <w:t>Scientific research in colonised terr</w:t>
+        <w:t>Scientific research in colonised terri</w:t>
       </w:r>
       <w:r>
         <w:rPr>
@@ -2287,7 +2305,7 @@
           <w:sz w:val="24"/>
           <w:u w:val="single"/>
         </w:rPr>
-        <w:t>i</w:t>
+        <w:t>torie</w:t>
       </w:r>
       <w:r>
         <w:rPr>
@@ -2296,9 +2314,8 @@
           <w:i w:val="0"/>
           <w:color w:val="0000FF"/>
           <w:sz w:val="24"/>
-          <w:u w:val="single"/>
-        </w:rPr>
-        <w:t>tories</w:t>
+        </w:rPr>
+        <w:t>s</w:t>
       </w:r>
       <w:r>
         <w:br/>
@@ -3013,7 +3030,7 @@
           <w:sz w:val="24"/>
           <w:u w:val="single"/>
         </w:rPr>
-        <w:hyperlink r:id="rId18" w:history="1">
+        <w:hyperlink r:id="rId20" w:history="1">
           <w:r>
             <w:rPr>
               <w:rStyle w:val="Hyperlink"/>
@@ -3031,7 +3048,7 @@
           <w:sz w:val="24"/>
           <w:u w:val="single"/>
         </w:rPr>
-        <w:hyperlink r:id="rId18" w:history="1">
+        <w:hyperlink r:id="rId20" w:history="1">
           <w:r>
             <w:rPr>
               <w:rStyle w:val="Hyperlink"/>
@@ -3843,7 +3860,14 @@
           <w:color w:val="000000"/>
           <w:sz w:val="24"/>
         </w:rPr>
-        <w:t xml:space="preserve">, </w:t>
+        <w:hyperlink r:id="rId24" w:history="1">
+          <w:r>
+            <w:rPr>
+              <w:rStyle w:val="Hyperlink"/>
+            </w:rPr>
+            <w:t xml:space="preserve">, </w:t>
+          </w:r>
+        </w:hyperlink>
       </w:r>
       <w:r>
         <w:rPr>
@@ -4400,7 +4424,7 @@
           <w:sz w:val="24"/>
           <w:u w:val="single"/>
         </w:rPr>
-        <w:hyperlink r:id="rId27" w:history="1">
+        <w:hyperlink r:id="rId28" w:history="1">
           <w:r>
             <w:rPr>
               <w:rStyle w:val="Hyperlink"/>
@@ -4429,7 +4453,7 @@
           <w:sz w:val="24"/>
           <w:u w:val="single"/>
         </w:rPr>
-        <w:hyperlink r:id="rId27" w:history="1">
+        <w:hyperlink r:id="rId28" w:history="1">
           <w:r>
             <w:rPr>
               <w:rStyle w:val="Hyperlink"/>
@@ -4617,7 +4641,7 @@
           <w:sz w:val="24"/>
           <w:u w:val="single"/>
         </w:rPr>
-        <w:hyperlink r:id="rId28" w:history="1">
+        <w:hyperlink r:id="rId29" w:history="1">
           <w:r>
             <w:rPr>
               <w:rStyle w:val="Hyperlink"/>
@@ -4646,7 +4670,7 @@
           <w:sz w:val="24"/>
           <w:u w:val="single"/>
         </w:rPr>
-        <w:hyperlink r:id="rId28" w:history="1">
+        <w:hyperlink r:id="rId29" w:history="1">
           <w:r>
             <w:rPr>
               <w:rStyle w:val="Hyperlink"/>
@@ -4754,7 +4778,7 @@
           <w:sz w:val="24"/>
           <w:u w:val="single"/>
         </w:rPr>
-        <w:hyperlink r:id="rId29" w:history="1">
+        <w:hyperlink r:id="rId30" w:history="1">
           <w:r>
             <w:rPr>
               <w:rStyle w:val="Hyperlink"/>
@@ -4772,7 +4796,7 @@
           <w:sz w:val="24"/>
           <w:u w:val="single"/>
         </w:rPr>
-        <w:hyperlink r:id="rId29" w:history="1">
+        <w:hyperlink r:id="rId30" w:history="1">
           <w:r>
             <w:rPr>
               <w:rStyle w:val="Hyperlink"/>
@@ -4880,7 +4904,7 @@
           <w:sz w:val="24"/>
           <w:u w:val="single"/>
         </w:rPr>
-        <w:hyperlink r:id="rId30" w:history="1">
+        <w:hyperlink r:id="rId31" w:history="1">
           <w:r>
             <w:rPr>
               <w:rStyle w:val="Hyperlink"/>
@@ -4909,7 +4933,7 @@
           <w:sz w:val="24"/>
           <w:u w:val="single"/>
         </w:rPr>
-        <w:hyperlink r:id="rId30" w:history="1">
+        <w:hyperlink r:id="rId31" w:history="1">
           <w:r>
             <w:rPr>
               <w:rStyle w:val="Hyperlink"/>

--- a/EXPORTS/DOCX/published/niveau3/English/Reinwardt.docx
+++ b/EXPORTS/DOCX/published/niveau3/English/Reinwardt.docx
@@ -1983,31 +1983,13 @@
       </w:r>
       <w:r>
         <w:rPr>
-          <w:u w:val="single" w:color="0000ff"/>
           <w:rFonts w:ascii="Charis SIL Regular" w:hAnsi="Charis SIL Regular" w:eastAsia="Charis SIL Regular"/>
           <w:b w:val="0"/>
           <w:i w:val="0"/>
           <w:color w:val="000000"/>
           <w:sz w:val="24"/>
         </w:rPr>
-        <w:hyperlink r:id="rId17" w:history="1">
-          <w:r>
-            <w:rPr>
-              <w:rStyle w:val="Hyperlink"/>
-            </w:rPr>
-            <w:t>has b</w:t>
-          </w:r>
-        </w:hyperlink>
-      </w:r>
-      <w:r>
-        <w:rPr>
-          <w:rFonts w:ascii="Charis SIL Regular" w:hAnsi="Charis SIL Regular" w:eastAsia="Charis SIL Regular"/>
-          <w:b w:val="0"/>
-          <w:i w:val="0"/>
-          <w:color w:val="000000"/>
-          <w:sz w:val="24"/>
-        </w:rPr>
-        <w:t xml:space="preserve">een published by the Huygens Institute and is </w:t>
+        <w:t xml:space="preserve">has been published by the Huygens Institute and is </w:t>
       </w:r>
       <w:r>
         <w:rPr>
@@ -2294,7 +2276,7 @@
           <w:sz w:val="24"/>
           <w:u w:val="single"/>
         </w:rPr>
-        <w:t>Scientific research in colonised terri</w:t>
+        <w:t>Scientific research in colonised terr</w:t>
       </w:r>
       <w:r>
         <w:rPr>
@@ -2305,7 +2287,7 @@
           <w:sz w:val="24"/>
           <w:u w:val="single"/>
         </w:rPr>
-        <w:t>torie</w:t>
+        <w:t>i</w:t>
       </w:r>
       <w:r>
         <w:rPr>
@@ -2314,8 +2296,9 @@
           <w:i w:val="0"/>
           <w:color w:val="0000FF"/>
           <w:sz w:val="24"/>
-        </w:rPr>
-        <w:t>s</w:t>
+          <w:u w:val="single"/>
+        </w:rPr>
+        <w:t>tories</w:t>
       </w:r>
       <w:r>
         <w:br/>
@@ -3030,7 +3013,7 @@
           <w:sz w:val="24"/>
           <w:u w:val="single"/>
         </w:rPr>
-        <w:hyperlink r:id="rId20" w:history="1">
+        <w:hyperlink r:id="rId18" w:history="1">
           <w:r>
             <w:rPr>
               <w:rStyle w:val="Hyperlink"/>
@@ -3048,7 +3031,7 @@
           <w:sz w:val="24"/>
           <w:u w:val="single"/>
         </w:rPr>
-        <w:hyperlink r:id="rId20" w:history="1">
+        <w:hyperlink r:id="rId18" w:history="1">
           <w:r>
             <w:rPr>
               <w:rStyle w:val="Hyperlink"/>

--- a/EXPORTS/DOCX/published/niveau3/English/Reinwardt.docx
+++ b/EXPORTS/DOCX/published/niveau3/English/Reinwardt.docx
@@ -1983,13 +1983,31 @@
       </w:r>
       <w:r>
         <w:rPr>
+          <w:u w:val="single" w:color="0000ff"/>
           <w:rFonts w:ascii="Charis SIL Regular" w:hAnsi="Charis SIL Regular" w:eastAsia="Charis SIL Regular"/>
           <w:b w:val="0"/>
           <w:i w:val="0"/>
           <w:color w:val="000000"/>
           <w:sz w:val="24"/>
         </w:rPr>
-        <w:t xml:space="preserve">has been published by the Huygens Institute and is </w:t>
+        <w:hyperlink r:id="rId17" w:history="1">
+          <w:r>
+            <w:rPr>
+              <w:rStyle w:val="Hyperlink"/>
+            </w:rPr>
+            <w:t>has b</w:t>
+          </w:r>
+        </w:hyperlink>
+      </w:r>
+      <w:r>
+        <w:rPr>
+          <w:rFonts w:ascii="Charis SIL Regular" w:hAnsi="Charis SIL Regular" w:eastAsia="Charis SIL Regular"/>
+          <w:b w:val="0"/>
+          <w:i w:val="0"/>
+          <w:color w:val="000000"/>
+          <w:sz w:val="24"/>
+        </w:rPr>
+        <w:t xml:space="preserve">een published by the Huygens Institute and is </w:t>
       </w:r>
       <w:r>
         <w:rPr>
@@ -3013,7 +3031,7 @@
           <w:sz w:val="24"/>
           <w:u w:val="single"/>
         </w:rPr>
-        <w:hyperlink r:id="rId18" w:history="1">
+        <w:hyperlink r:id="rId20" w:history="1">
           <w:r>
             <w:rPr>
               <w:rStyle w:val="Hyperlink"/>
@@ -3031,7 +3049,7 @@
           <w:sz w:val="24"/>
           <w:u w:val="single"/>
         </w:rPr>
-        <w:hyperlink r:id="rId18" w:history="1">
+        <w:hyperlink r:id="rId20" w:history="1">
           <w:r>
             <w:rPr>
               <w:rStyle w:val="Hyperlink"/>
@@ -3861,7 +3879,7 @@
           <w:sz w:val="24"/>
           <w:u w:val="single"/>
         </w:rPr>
-        <w:hyperlink r:id="rId25" w:history="1">
+        <w:hyperlink r:id="rId24" w:history="1">
           <w:r>
             <w:rPr>
               <w:rStyle w:val="Hyperlink"/>
@@ -3890,7 +3908,7 @@
           <w:sz w:val="24"/>
           <w:u w:val="single"/>
         </w:rPr>
-        <w:hyperlink r:id="rId25" w:history="1">
+        <w:hyperlink r:id="rId24" w:history="1">
           <w:r>
             <w:rPr>
               <w:rStyle w:val="Hyperlink"/>
@@ -4001,7 +4019,7 @@
           <w:sz w:val="24"/>
           <w:u w:val="single"/>
         </w:rPr>
-        <w:hyperlink r:id="rId26" w:history="1">
+        <w:hyperlink r:id="rId25" w:history="1">
           <w:r>
             <w:rPr>
               <w:rStyle w:val="Hyperlink"/>
@@ -4019,7 +4037,7 @@
           <w:sz w:val="24"/>
           <w:u w:val="single"/>
         </w:rPr>
-        <w:hyperlink r:id="rId26" w:history="1">
+        <w:hyperlink r:id="rId25" w:history="1">
           <w:r>
             <w:rPr>
               <w:rStyle w:val="Hyperlink"/>
@@ -4037,7 +4055,7 @@
           <w:sz w:val="24"/>
           <w:u w:val="single"/>
         </w:rPr>
-        <w:hyperlink r:id="rId26" w:history="1">
+        <w:hyperlink r:id="rId25" w:history="1">
           <w:r>
             <w:rPr>
               <w:rStyle w:val="Hyperlink"/>
@@ -4055,7 +4073,7 @@
           <w:sz w:val="24"/>
           <w:u w:val="single"/>
         </w:rPr>
-        <w:hyperlink r:id="rId26" w:history="1">
+        <w:hyperlink r:id="rId25" w:history="1">
           <w:r>
             <w:rPr>
               <w:rStyle w:val="Hyperlink"/>
@@ -4206,7 +4224,7 @@
           <w:sz w:val="24"/>
           <w:u w:val="single"/>
         </w:rPr>
-        <w:hyperlink r:id="rId27" w:history="1">
+        <w:hyperlink r:id="rId26" w:history="1">
           <w:r>
             <w:rPr>
               <w:rStyle w:val="Hyperlink"/>
@@ -4224,7 +4242,7 @@
           <w:sz w:val="24"/>
           <w:u w:val="single"/>
         </w:rPr>
-        <w:hyperlink r:id="rId27" w:history="1">
+        <w:hyperlink r:id="rId26" w:history="1">
           <w:r>
             <w:rPr>
               <w:rStyle w:val="Hyperlink"/>
@@ -4242,7 +4260,7 @@
           <w:sz w:val="24"/>
           <w:u w:val="single"/>
         </w:rPr>
-        <w:hyperlink r:id="rId27" w:history="1">
+        <w:hyperlink r:id="rId26" w:history="1">
           <w:r>
             <w:rPr>
               <w:rStyle w:val="Hyperlink"/>
@@ -4260,7 +4278,7 @@
           <w:sz w:val="24"/>
           <w:u w:val="single"/>
         </w:rPr>
-        <w:hyperlink r:id="rId27" w:history="1">
+        <w:hyperlink r:id="rId26" w:history="1">
           <w:r>
             <w:rPr>
               <w:rStyle w:val="Hyperlink"/>
@@ -4278,7 +4296,7 @@
           <w:sz w:val="24"/>
           <w:u w:val="single"/>
         </w:rPr>
-        <w:hyperlink r:id="rId27" w:history="1">
+        <w:hyperlink r:id="rId26" w:history="1">
           <w:r>
             <w:rPr>
               <w:rStyle w:val="Hyperlink"/>
@@ -4296,7 +4314,7 @@
           <w:sz w:val="24"/>
           <w:u w:val="single"/>
         </w:rPr>
-        <w:hyperlink r:id="rId27" w:history="1">
+        <w:hyperlink r:id="rId26" w:history="1">
           <w:r>
             <w:rPr>
               <w:rStyle w:val="Hyperlink"/>
@@ -4314,7 +4332,7 @@
           <w:sz w:val="24"/>
           <w:u w:val="single"/>
         </w:rPr>
-        <w:hyperlink r:id="rId27" w:history="1">
+        <w:hyperlink r:id="rId26" w:history="1">
           <w:r>
             <w:rPr>
               <w:rStyle w:val="Hyperlink"/>
@@ -4332,7 +4350,7 @@
           <w:sz w:val="24"/>
           <w:u w:val="single"/>
         </w:rPr>
-        <w:hyperlink r:id="rId27" w:history="1">
+        <w:hyperlink r:id="rId26" w:history="1">
           <w:r>
             <w:rPr>
               <w:rStyle w:val="Hyperlink"/>
@@ -4379,7 +4397,7 @@
           <w:sz w:val="24"/>
           <w:u w:val="single"/>
         </w:rPr>
-        <w:hyperlink r:id="rId27" w:history="1">
+        <w:hyperlink r:id="rId26" w:history="1">
           <w:r>
             <w:rPr>
               <w:rStyle w:val="Hyperlink"/>
@@ -4407,7 +4425,7 @@
           <w:sz w:val="24"/>
           <w:u w:val="single"/>
         </w:rPr>
-        <w:hyperlink r:id="rId28" w:history="1">
+        <w:hyperlink r:id="rId27" w:history="1">
           <w:r>
             <w:rPr>
               <w:rStyle w:val="Hyperlink"/>
@@ -4436,7 +4454,7 @@
           <w:sz w:val="24"/>
           <w:u w:val="single"/>
         </w:rPr>
-        <w:hyperlink r:id="rId28" w:history="1">
+        <w:hyperlink r:id="rId26" w:history="1">
           <w:r>
             <w:rPr>
               <w:rStyle w:val="Hyperlink"/>
@@ -4624,7 +4642,7 @@
           <w:sz w:val="24"/>
           <w:u w:val="single"/>
         </w:rPr>
-        <w:hyperlink r:id="rId29" w:history="1">
+        <w:hyperlink r:id="rId28" w:history="1">
           <w:r>
             <w:rPr>
               <w:rStyle w:val="Hyperlink"/>
@@ -4653,7 +4671,7 @@
           <w:sz w:val="24"/>
           <w:u w:val="single"/>
         </w:rPr>
-        <w:hyperlink r:id="rId29" w:history="1">
+        <w:hyperlink r:id="rId28" w:history="1">
           <w:r>
             <w:rPr>
               <w:rStyle w:val="Hyperlink"/>
@@ -4761,7 +4779,7 @@
           <w:sz w:val="24"/>
           <w:u w:val="single"/>
         </w:rPr>
-        <w:hyperlink r:id="rId30" w:history="1">
+        <w:hyperlink r:id="rId29" w:history="1">
           <w:r>
             <w:rPr>
               <w:rStyle w:val="Hyperlink"/>
@@ -4779,7 +4797,7 @@
           <w:sz w:val="24"/>
           <w:u w:val="single"/>
         </w:rPr>
-        <w:hyperlink r:id="rId30" w:history="1">
+        <w:hyperlink r:id="rId29" w:history="1">
           <w:r>
             <w:rPr>
               <w:rStyle w:val="Hyperlink"/>
@@ -4887,7 +4905,7 @@
           <w:sz w:val="24"/>
           <w:u w:val="single"/>
         </w:rPr>
-        <w:hyperlink r:id="rId31" w:history="1">
+        <w:hyperlink r:id="rId30" w:history="1">
           <w:r>
             <w:rPr>
               <w:rStyle w:val="Hyperlink"/>
@@ -4916,7 +4934,7 @@
           <w:sz w:val="24"/>
           <w:u w:val="single"/>
         </w:rPr>
-        <w:hyperlink r:id="rId31" w:history="1">
+        <w:hyperlink r:id="rId30" w:history="1">
           <w:r>
             <w:rPr>
               <w:rStyle w:val="Hyperlink"/>

--- a/EXPORTS/DOCX/published/niveau3/English/Reinwardt.docx
+++ b/EXPORTS/DOCX/published/niveau3/English/Reinwardt.docx
@@ -215,25 +215,7 @@
           <w:color w:val="000000"/>
           <w:sz w:val="24"/>
         </w:rPr>
-        <w:t>1800 Reinwardt was appointed professor of chemistry, natural histo</w:t>
-      </w:r>
-      <w:r>
-        <w:rPr>
-          <w:u w:val="single" w:color="0000ff"/>
-          <w:rFonts w:ascii="Charis SIL Regular" w:hAnsi="Charis SIL Regular" w:eastAsia="Charis SIL Regular"/>
-          <w:b w:val="0"/>
-          <w:i w:val="0"/>
-          <w:color w:val="000000"/>
-          <w:sz w:val="24"/>
-        </w:rPr>
-        <w:hyperlink r:id="rId9" w:history="1">
-          <w:r>
-            <w:rPr>
-              <w:rStyle w:val="Hyperlink"/>
-            </w:rPr>
-            <w:t>ry and bota</w:t>
-          </w:r>
-        </w:hyperlink>
+        <w:t>1800 Reinwardt was appointed professor of chemistry, natural history and bota</w:t>
       </w:r>
       <w:r>
         <w:rPr>
@@ -3349,7 +3331,7 @@
             <w:rPr>
               <w:rStyle w:val="Hyperlink"/>
             </w:rPr>
-            <w:t>www.biografischportaal.nl</w:t>
+            <w:t>www.biografischportaal.n</w:t>
           </w:r>
         </w:hyperlink>
       </w:r>
@@ -3361,6 +3343,16 @@
           <w:color w:val="0000FF"/>
           <w:sz w:val="24"/>
           <w:u w:val="single"/>
+        </w:rPr>
+        <w:t>l</w:t>
+      </w:r>
+      <w:r>
+        <w:rPr>
+          <w:rFonts w:ascii="Charis SIL Regular" w:hAnsi="Charis SIL Regular" w:eastAsia="Charis SIL Regular"/>
+          <w:b w:val="0"/>
+          <w:i w:val="0"/>
+          <w:color w:val="0000FF"/>
+          <w:sz w:val="24"/>
         </w:rPr>
         <w:t>/</w:t>
       </w:r>
@@ -3378,19 +3370,9 @@
             <w:rPr>
               <w:rStyle w:val="Hyperlink"/>
             </w:rPr>
-            <w:t>persoon/4045700</w:t>
+            <w:t>persoon/40457008</w:t>
           </w:r>
         </w:hyperlink>
-      </w:r>
-      <w:r>
-        <w:rPr>
-          <w:rFonts w:ascii="Charis SIL Regular" w:hAnsi="Charis SIL Regular" w:eastAsia="Charis SIL Regular"/>
-          <w:b w:val="0"/>
-          <w:i w:val="0"/>
-          <w:color w:val="0000FF"/>
-          <w:sz w:val="24"/>
-        </w:rPr>
-        <w:t>8</w:t>
       </w:r>
     </w:p>
     <w:p>
@@ -4425,7 +4407,7 @@
           <w:sz w:val="24"/>
           <w:u w:val="single"/>
         </w:rPr>
-        <w:hyperlink r:id="rId27" w:history="1">
+        <w:hyperlink r:id="rId26" w:history="1">
           <w:r>
             <w:rPr>
               <w:rStyle w:val="Hyperlink"/>
@@ -4642,7 +4624,7 @@
           <w:sz w:val="24"/>
           <w:u w:val="single"/>
         </w:rPr>
-        <w:hyperlink r:id="rId28" w:history="1">
+        <w:hyperlink r:id="rId27" w:history="1">
           <w:r>
             <w:rPr>
               <w:rStyle w:val="Hyperlink"/>
@@ -4671,7 +4653,7 @@
           <w:sz w:val="24"/>
           <w:u w:val="single"/>
         </w:rPr>
-        <w:hyperlink r:id="rId28" w:history="1">
+        <w:hyperlink r:id="rId27" w:history="1">
           <w:r>
             <w:rPr>
               <w:rStyle w:val="Hyperlink"/>
@@ -4779,7 +4761,7 @@
           <w:sz w:val="24"/>
           <w:u w:val="single"/>
         </w:rPr>
-        <w:hyperlink r:id="rId29" w:history="1">
+        <w:hyperlink r:id="rId28" w:history="1">
           <w:r>
             <w:rPr>
               <w:rStyle w:val="Hyperlink"/>
@@ -4797,7 +4779,7 @@
           <w:sz w:val="24"/>
           <w:u w:val="single"/>
         </w:rPr>
-        <w:hyperlink r:id="rId29" w:history="1">
+        <w:hyperlink r:id="rId28" w:history="1">
           <w:r>
             <w:rPr>
               <w:rStyle w:val="Hyperlink"/>
@@ -4905,7 +4887,7 @@
           <w:sz w:val="24"/>
           <w:u w:val="single"/>
         </w:rPr>
-        <w:hyperlink r:id="rId30" w:history="1">
+        <w:hyperlink r:id="rId29" w:history="1">
           <w:r>
             <w:rPr>
               <w:rStyle w:val="Hyperlink"/>
@@ -4934,7 +4916,7 @@
           <w:sz w:val="24"/>
           <w:u w:val="single"/>
         </w:rPr>
-        <w:hyperlink r:id="rId30" w:history="1">
+        <w:hyperlink r:id="rId29" w:history="1">
           <w:r>
             <w:rPr>
               <w:rStyle w:val="Hyperlink"/>

--- a/EXPORTS/DOCX/published/niveau3/English/Reinwardt.docx
+++ b/EXPORTS/DOCX/published/niveau3/English/Reinwardt.docx
@@ -215,7 +215,25 @@
           <w:color w:val="000000"/>
           <w:sz w:val="24"/>
         </w:rPr>
-        <w:t>1800 Reinwardt was appointed professor of chemistry, natural history and bota</w:t>
+        <w:t>1800 Reinwardt was appointed professor of chemistry, natural histo</w:t>
+      </w:r>
+      <w:r>
+        <w:rPr>
+          <w:u w:val="single" w:color="0000ff"/>
+          <w:rFonts w:ascii="Charis SIL Regular" w:hAnsi="Charis SIL Regular" w:eastAsia="Charis SIL Regular"/>
+          <w:b w:val="0"/>
+          <w:i w:val="0"/>
+          <w:color w:val="000000"/>
+          <w:sz w:val="24"/>
+        </w:rPr>
+        <w:hyperlink r:id="rId9" w:history="1">
+          <w:r>
+            <w:rPr>
+              <w:rStyle w:val="Hyperlink"/>
+            </w:rPr>
+            <w:t>ry and bota</w:t>
+          </w:r>
+        </w:hyperlink>
       </w:r>
       <w:r>
         <w:rPr>
@@ -3031,7 +3049,7 @@
           <w:sz w:val="24"/>
           <w:u w:val="single"/>
         </w:rPr>
-        <w:hyperlink r:id="rId20" w:history="1">
+        <w:hyperlink r:id="rId18" w:history="1">
           <w:r>
             <w:rPr>
               <w:rStyle w:val="Hyperlink"/>
@@ -3331,7 +3349,7 @@
             <w:rPr>
               <w:rStyle w:val="Hyperlink"/>
             </w:rPr>
-            <w:t>www.biografischportaal.n</w:t>
+            <w:t>www.biografischportaal.nl</w:t>
           </w:r>
         </w:hyperlink>
       </w:r>
@@ -3343,16 +3361,6 @@
           <w:color w:val="0000FF"/>
           <w:sz w:val="24"/>
           <w:u w:val="single"/>
-        </w:rPr>
-        <w:t>l</w:t>
-      </w:r>
-      <w:r>
-        <w:rPr>
-          <w:rFonts w:ascii="Charis SIL Regular" w:hAnsi="Charis SIL Regular" w:eastAsia="Charis SIL Regular"/>
-          <w:b w:val="0"/>
-          <w:i w:val="0"/>
-          <w:color w:val="0000FF"/>
-          <w:sz w:val="24"/>
         </w:rPr>
         <w:t>/</w:t>
       </w:r>
@@ -3370,9 +3378,19 @@
             <w:rPr>
               <w:rStyle w:val="Hyperlink"/>
             </w:rPr>
-            <w:t>persoon/40457008</w:t>
+            <w:t>persoon/4045700</w:t>
           </w:r>
         </w:hyperlink>
+      </w:r>
+      <w:r>
+        <w:rPr>
+          <w:rFonts w:ascii="Charis SIL Regular" w:hAnsi="Charis SIL Regular" w:eastAsia="Charis SIL Regular"/>
+          <w:b w:val="0"/>
+          <w:i w:val="0"/>
+          <w:color w:val="0000FF"/>
+          <w:sz w:val="24"/>
+        </w:rPr>
+        <w:t>8</w:t>
       </w:r>
     </w:p>
     <w:p>
@@ -3843,14 +3861,7 @@
           <w:color w:val="000000"/>
           <w:sz w:val="24"/>
         </w:rPr>
-        <w:hyperlink r:id="rId24" w:history="1">
-          <w:r>
-            <w:rPr>
-              <w:rStyle w:val="Hyperlink"/>
-            </w:rPr>
-            <w:t xml:space="preserve">, </w:t>
-          </w:r>
-        </w:hyperlink>
+        <w:t xml:space="preserve">, </w:t>
       </w:r>
       <w:r>
         <w:rPr>
@@ -3861,7 +3872,7 @@
           <w:sz w:val="24"/>
           <w:u w:val="single"/>
         </w:rPr>
-        <w:hyperlink r:id="rId24" w:history="1">
+        <w:hyperlink r:id="rId25" w:history="1">
           <w:r>
             <w:rPr>
               <w:rStyle w:val="Hyperlink"/>
@@ -3890,7 +3901,7 @@
           <w:sz w:val="24"/>
           <w:u w:val="single"/>
         </w:rPr>
-        <w:hyperlink r:id="rId24" w:history="1">
+        <w:hyperlink r:id="rId25" w:history="1">
           <w:r>
             <w:rPr>
               <w:rStyle w:val="Hyperlink"/>
@@ -4001,7 +4012,7 @@
           <w:sz w:val="24"/>
           <w:u w:val="single"/>
         </w:rPr>
-        <w:hyperlink r:id="rId25" w:history="1">
+        <w:hyperlink r:id="rId26" w:history="1">
           <w:r>
             <w:rPr>
               <w:rStyle w:val="Hyperlink"/>
@@ -4019,7 +4030,7 @@
           <w:sz w:val="24"/>
           <w:u w:val="single"/>
         </w:rPr>
-        <w:hyperlink r:id="rId25" w:history="1">
+        <w:hyperlink r:id="rId26" w:history="1">
           <w:r>
             <w:rPr>
               <w:rStyle w:val="Hyperlink"/>
@@ -4037,7 +4048,7 @@
           <w:sz w:val="24"/>
           <w:u w:val="single"/>
         </w:rPr>
-        <w:hyperlink r:id="rId25" w:history="1">
+        <w:hyperlink r:id="rId26" w:history="1">
           <w:r>
             <w:rPr>
               <w:rStyle w:val="Hyperlink"/>
@@ -4055,7 +4066,7 @@
           <w:sz w:val="24"/>
           <w:u w:val="single"/>
         </w:rPr>
-        <w:hyperlink r:id="rId25" w:history="1">
+        <w:hyperlink r:id="rId26" w:history="1">
           <w:r>
             <w:rPr>
               <w:rStyle w:val="Hyperlink"/>
@@ -4206,7 +4217,7 @@
           <w:sz w:val="24"/>
           <w:u w:val="single"/>
         </w:rPr>
-        <w:hyperlink r:id="rId26" w:history="1">
+        <w:hyperlink r:id="rId27" w:history="1">
           <w:r>
             <w:rPr>
               <w:rStyle w:val="Hyperlink"/>
@@ -4224,7 +4235,7 @@
           <w:sz w:val="24"/>
           <w:u w:val="single"/>
         </w:rPr>
-        <w:hyperlink r:id="rId26" w:history="1">
+        <w:hyperlink r:id="rId27" w:history="1">
           <w:r>
             <w:rPr>
               <w:rStyle w:val="Hyperlink"/>
@@ -4242,7 +4253,7 @@
           <w:sz w:val="24"/>
           <w:u w:val="single"/>
         </w:rPr>
-        <w:hyperlink r:id="rId26" w:history="1">
+        <w:hyperlink r:id="rId27" w:history="1">
           <w:r>
             <w:rPr>
               <w:rStyle w:val="Hyperlink"/>
@@ -4260,7 +4271,7 @@
           <w:sz w:val="24"/>
           <w:u w:val="single"/>
         </w:rPr>
-        <w:hyperlink r:id="rId26" w:history="1">
+        <w:hyperlink r:id="rId27" w:history="1">
           <w:r>
             <w:rPr>
               <w:rStyle w:val="Hyperlink"/>
@@ -4278,7 +4289,7 @@
           <w:sz w:val="24"/>
           <w:u w:val="single"/>
         </w:rPr>
-        <w:hyperlink r:id="rId26" w:history="1">
+        <w:hyperlink r:id="rId27" w:history="1">
           <w:r>
             <w:rPr>
               <w:rStyle w:val="Hyperlink"/>
@@ -4296,7 +4307,7 @@
           <w:sz w:val="24"/>
           <w:u w:val="single"/>
         </w:rPr>
-        <w:hyperlink r:id="rId26" w:history="1">
+        <w:hyperlink r:id="rId27" w:history="1">
           <w:r>
             <w:rPr>
               <w:rStyle w:val="Hyperlink"/>
@@ -4314,7 +4325,7 @@
           <w:sz w:val="24"/>
           <w:u w:val="single"/>
         </w:rPr>
-        <w:hyperlink r:id="rId26" w:history="1">
+        <w:hyperlink r:id="rId27" w:history="1">
           <w:r>
             <w:rPr>
               <w:rStyle w:val="Hyperlink"/>
@@ -4332,7 +4343,7 @@
           <w:sz w:val="24"/>
           <w:u w:val="single"/>
         </w:rPr>
-        <w:hyperlink r:id="rId26" w:history="1">
+        <w:hyperlink r:id="rId27" w:history="1">
           <w:r>
             <w:rPr>
               <w:rStyle w:val="Hyperlink"/>
@@ -4379,7 +4390,7 @@
           <w:sz w:val="24"/>
           <w:u w:val="single"/>
         </w:rPr>
-        <w:hyperlink r:id="rId26" w:history="1">
+        <w:hyperlink r:id="rId27" w:history="1">
           <w:r>
             <w:rPr>
               <w:rStyle w:val="Hyperlink"/>
@@ -4407,7 +4418,7 @@
           <w:sz w:val="24"/>
           <w:u w:val="single"/>
         </w:rPr>
-        <w:hyperlink r:id="rId26" w:history="1">
+        <w:hyperlink r:id="rId27" w:history="1">
           <w:r>
             <w:rPr>
               <w:rStyle w:val="Hyperlink"/>
@@ -4436,7 +4447,7 @@
           <w:sz w:val="24"/>
           <w:u w:val="single"/>
         </w:rPr>
-        <w:hyperlink r:id="rId26" w:history="1">
+        <w:hyperlink r:id="rId28" w:history="1">
           <w:r>
             <w:rPr>
               <w:rStyle w:val="Hyperlink"/>
@@ -4624,7 +4635,7 @@
           <w:sz w:val="24"/>
           <w:u w:val="single"/>
         </w:rPr>
-        <w:hyperlink r:id="rId27" w:history="1">
+        <w:hyperlink r:id="rId29" w:history="1">
           <w:r>
             <w:rPr>
               <w:rStyle w:val="Hyperlink"/>
@@ -4653,7 +4664,7 @@
           <w:sz w:val="24"/>
           <w:u w:val="single"/>
         </w:rPr>
-        <w:hyperlink r:id="rId27" w:history="1">
+        <w:hyperlink r:id="rId29" w:history="1">
           <w:r>
             <w:rPr>
               <w:rStyle w:val="Hyperlink"/>
@@ -4761,7 +4772,7 @@
           <w:sz w:val="24"/>
           <w:u w:val="single"/>
         </w:rPr>
-        <w:hyperlink r:id="rId28" w:history="1">
+        <w:hyperlink r:id="rId30" w:history="1">
           <w:r>
             <w:rPr>
               <w:rStyle w:val="Hyperlink"/>
@@ -4779,7 +4790,7 @@
           <w:sz w:val="24"/>
           <w:u w:val="single"/>
         </w:rPr>
-        <w:hyperlink r:id="rId28" w:history="1">
+        <w:hyperlink r:id="rId30" w:history="1">
           <w:r>
             <w:rPr>
               <w:rStyle w:val="Hyperlink"/>
@@ -4887,7 +4898,7 @@
           <w:sz w:val="24"/>
           <w:u w:val="single"/>
         </w:rPr>
-        <w:hyperlink r:id="rId29" w:history="1">
+        <w:hyperlink r:id="rId31" w:history="1">
           <w:r>
             <w:rPr>
               <w:rStyle w:val="Hyperlink"/>
@@ -4916,7 +4927,7 @@
           <w:sz w:val="24"/>
           <w:u w:val="single"/>
         </w:rPr>
-        <w:hyperlink r:id="rId29" w:history="1">
+        <w:hyperlink r:id="rId31" w:history="1">
           <w:r>
             <w:rPr>
               <w:rStyle w:val="Hyperlink"/>

--- a/EXPORTS/DOCX/published/niveau3/English/Reinwardt.docx
+++ b/EXPORTS/DOCX/published/niveau3/English/Reinwardt.docx
@@ -1565,6 +1565,7 @@
       </w:r>
       <w:r>
         <w:rPr>
+          <w:u w:val="single" w:color="0000ff"/>
           <w:rFonts w:ascii="Charis SIL Regular" w:hAnsi="Charis SIL Regular" w:eastAsia="Charis SIL Regular"/>
           <w:b w:val="0"/>
           <w:i w:val="0"/>
@@ -1605,9 +1606,19 @@
             <w:rPr>
               <w:rStyle w:val="Hyperlink"/>
             </w:rPr>
-            <w:t xml:space="preserve"> ambi</w:t>
+            <w:t xml:space="preserve"> amb</w:t>
           </w:r>
         </w:hyperlink>
+      </w:r>
+      <w:r>
+        <w:rPr>
+          <w:rFonts w:ascii="Charis SIL Regular" w:hAnsi="Charis SIL Regular" w:eastAsia="Charis SIL Regular"/>
+          <w:b w:val="0"/>
+          <w:i w:val="0"/>
+          <w:color w:val="000000"/>
+          <w:sz w:val="24"/>
+        </w:rPr>
+        <w:t>i</w:t>
       </w:r>
       <w:r>
         <w:rPr>
@@ -3049,7 +3060,7 @@
           <w:sz w:val="24"/>
           <w:u w:val="single"/>
         </w:rPr>
-        <w:hyperlink r:id="rId18" w:history="1">
+        <w:hyperlink r:id="rId20" w:history="1">
           <w:r>
             <w:rPr>
               <w:rStyle w:val="Hyperlink"/>
@@ -3861,7 +3872,14 @@
           <w:color w:val="000000"/>
           <w:sz w:val="24"/>
         </w:rPr>
-        <w:t xml:space="preserve">, </w:t>
+        <w:hyperlink r:id="rId24" w:history="1">
+          <w:r>
+            <w:rPr>
+              <w:rStyle w:val="Hyperlink"/>
+            </w:rPr>
+            <w:t xml:space="preserve">, </w:t>
+          </w:r>
+        </w:hyperlink>
       </w:r>
       <w:r>
         <w:rPr>
@@ -3872,7 +3890,7 @@
           <w:sz w:val="24"/>
           <w:u w:val="single"/>
         </w:rPr>
-        <w:hyperlink r:id="rId25" w:history="1">
+        <w:hyperlink r:id="rId24" w:history="1">
           <w:r>
             <w:rPr>
               <w:rStyle w:val="Hyperlink"/>
@@ -3901,7 +3919,7 @@
           <w:sz w:val="24"/>
           <w:u w:val="single"/>
         </w:rPr>
-        <w:hyperlink r:id="rId25" w:history="1">
+        <w:hyperlink r:id="rId24" w:history="1">
           <w:r>
             <w:rPr>
               <w:rStyle w:val="Hyperlink"/>
@@ -4012,7 +4030,7 @@
           <w:sz w:val="24"/>
           <w:u w:val="single"/>
         </w:rPr>
-        <w:hyperlink r:id="rId26" w:history="1">
+        <w:hyperlink r:id="rId25" w:history="1">
           <w:r>
             <w:rPr>
               <w:rStyle w:val="Hyperlink"/>
@@ -4030,7 +4048,7 @@
           <w:sz w:val="24"/>
           <w:u w:val="single"/>
         </w:rPr>
-        <w:hyperlink r:id="rId26" w:history="1">
+        <w:hyperlink r:id="rId25" w:history="1">
           <w:r>
             <w:rPr>
               <w:rStyle w:val="Hyperlink"/>
@@ -4048,7 +4066,7 @@
           <w:sz w:val="24"/>
           <w:u w:val="single"/>
         </w:rPr>
-        <w:hyperlink r:id="rId26" w:history="1">
+        <w:hyperlink r:id="rId25" w:history="1">
           <w:r>
             <w:rPr>
               <w:rStyle w:val="Hyperlink"/>
@@ -4066,7 +4084,7 @@
           <w:sz w:val="24"/>
           <w:u w:val="single"/>
         </w:rPr>
-        <w:hyperlink r:id="rId26" w:history="1">
+        <w:hyperlink r:id="rId25" w:history="1">
           <w:r>
             <w:rPr>
               <w:rStyle w:val="Hyperlink"/>
@@ -4217,7 +4235,7 @@
           <w:sz w:val="24"/>
           <w:u w:val="single"/>
         </w:rPr>
-        <w:hyperlink r:id="rId27" w:history="1">
+        <w:hyperlink r:id="rId26" w:history="1">
           <w:r>
             <w:rPr>
               <w:rStyle w:val="Hyperlink"/>
@@ -4235,7 +4253,7 @@
           <w:sz w:val="24"/>
           <w:u w:val="single"/>
         </w:rPr>
-        <w:hyperlink r:id="rId27" w:history="1">
+        <w:hyperlink r:id="rId26" w:history="1">
           <w:r>
             <w:rPr>
               <w:rStyle w:val="Hyperlink"/>
@@ -4253,7 +4271,7 @@
           <w:sz w:val="24"/>
           <w:u w:val="single"/>
         </w:rPr>
-        <w:hyperlink r:id="rId27" w:history="1">
+        <w:hyperlink r:id="rId26" w:history="1">
           <w:r>
             <w:rPr>
               <w:rStyle w:val="Hyperlink"/>
@@ -4271,7 +4289,7 @@
           <w:sz w:val="24"/>
           <w:u w:val="single"/>
         </w:rPr>
-        <w:hyperlink r:id="rId27" w:history="1">
+        <w:hyperlink r:id="rId26" w:history="1">
           <w:r>
             <w:rPr>
               <w:rStyle w:val="Hyperlink"/>
@@ -4289,7 +4307,7 @@
           <w:sz w:val="24"/>
           <w:u w:val="single"/>
         </w:rPr>
-        <w:hyperlink r:id="rId27" w:history="1">
+        <w:hyperlink r:id="rId26" w:history="1">
           <w:r>
             <w:rPr>
               <w:rStyle w:val="Hyperlink"/>
@@ -4307,7 +4325,7 @@
           <w:sz w:val="24"/>
           <w:u w:val="single"/>
         </w:rPr>
-        <w:hyperlink r:id="rId27" w:history="1">
+        <w:hyperlink r:id="rId26" w:history="1">
           <w:r>
             <w:rPr>
               <w:rStyle w:val="Hyperlink"/>
@@ -4325,7 +4343,7 @@
           <w:sz w:val="24"/>
           <w:u w:val="single"/>
         </w:rPr>
-        <w:hyperlink r:id="rId27" w:history="1">
+        <w:hyperlink r:id="rId26" w:history="1">
           <w:r>
             <w:rPr>
               <w:rStyle w:val="Hyperlink"/>
@@ -4343,7 +4361,7 @@
           <w:sz w:val="24"/>
           <w:u w:val="single"/>
         </w:rPr>
-        <w:hyperlink r:id="rId27" w:history="1">
+        <w:hyperlink r:id="rId26" w:history="1">
           <w:r>
             <w:rPr>
               <w:rStyle w:val="Hyperlink"/>
@@ -4390,7 +4408,7 @@
           <w:sz w:val="24"/>
           <w:u w:val="single"/>
         </w:rPr>
-        <w:hyperlink r:id="rId27" w:history="1">
+        <w:hyperlink r:id="rId26" w:history="1">
           <w:r>
             <w:rPr>
               <w:rStyle w:val="Hyperlink"/>
@@ -4418,7 +4436,7 @@
           <w:sz w:val="24"/>
           <w:u w:val="single"/>
         </w:rPr>
-        <w:hyperlink r:id="rId27" w:history="1">
+        <w:hyperlink r:id="rId26" w:history="1">
           <w:r>
             <w:rPr>
               <w:rStyle w:val="Hyperlink"/>
@@ -4447,7 +4465,7 @@
           <w:sz w:val="24"/>
           <w:u w:val="single"/>
         </w:rPr>
-        <w:hyperlink r:id="rId28" w:history="1">
+        <w:hyperlink r:id="rId26" w:history="1">
           <w:r>
             <w:rPr>
               <w:rStyle w:val="Hyperlink"/>
@@ -4635,7 +4653,7 @@
           <w:sz w:val="24"/>
           <w:u w:val="single"/>
         </w:rPr>
-        <w:hyperlink r:id="rId29" w:history="1">
+        <w:hyperlink r:id="rId27" w:history="1">
           <w:r>
             <w:rPr>
               <w:rStyle w:val="Hyperlink"/>
@@ -4664,7 +4682,7 @@
           <w:sz w:val="24"/>
           <w:u w:val="single"/>
         </w:rPr>
-        <w:hyperlink r:id="rId29" w:history="1">
+        <w:hyperlink r:id="rId27" w:history="1">
           <w:r>
             <w:rPr>
               <w:rStyle w:val="Hyperlink"/>
@@ -4772,7 +4790,7 @@
           <w:sz w:val="24"/>
           <w:u w:val="single"/>
         </w:rPr>
-        <w:hyperlink r:id="rId30" w:history="1">
+        <w:hyperlink r:id="rId28" w:history="1">
           <w:r>
             <w:rPr>
               <w:rStyle w:val="Hyperlink"/>
@@ -4790,7 +4808,7 @@
           <w:sz w:val="24"/>
           <w:u w:val="single"/>
         </w:rPr>
-        <w:hyperlink r:id="rId30" w:history="1">
+        <w:hyperlink r:id="rId28" w:history="1">
           <w:r>
             <w:rPr>
               <w:rStyle w:val="Hyperlink"/>
@@ -4898,7 +4916,7 @@
           <w:sz w:val="24"/>
           <w:u w:val="single"/>
         </w:rPr>
-        <w:hyperlink r:id="rId31" w:history="1">
+        <w:hyperlink r:id="rId29" w:history="1">
           <w:r>
             <w:rPr>
               <w:rStyle w:val="Hyperlink"/>
@@ -4927,7 +4945,7 @@
           <w:sz w:val="24"/>
           <w:u w:val="single"/>
         </w:rPr>
-        <w:hyperlink r:id="rId31" w:history="1">
+        <w:hyperlink r:id="rId29" w:history="1">
           <w:r>
             <w:rPr>
               <w:rStyle w:val="Hyperlink"/>

--- a/EXPORTS/DOCX/published/niveau3/English/Reinwardt.docx
+++ b/EXPORTS/DOCX/published/niveau3/English/Reinwardt.docx
@@ -937,143 +937,7 @@
           <w:color w:val="000000"/>
           <w:sz w:val="24"/>
         </w:rPr>
-        <w:t>). During his tra</w:t>
-      </w:r>
-      <w:r>
-        <w:rPr>
-          <w:u w:val="single" w:color="0000ff"/>
-          <w:rFonts w:ascii="Charis SIL Regular" w:hAnsi="Charis SIL Regular" w:eastAsia="Charis SIL Regular"/>
-          <w:b w:val="0"/>
-          <w:i w:val="0"/>
-          <w:color w:val="000000"/>
-          <w:sz w:val="24"/>
-        </w:rPr>
-        <w:hyperlink r:id="rId12" w:history="1">
-          <w:r>
-            <w:rPr>
-              <w:rStyle w:val="Hyperlink"/>
-            </w:rPr>
-            <w:t>vels Reinward</w:t>
-          </w:r>
-        </w:hyperlink>
-      </w:r>
-      <w:r>
-        <w:rPr>
-          <w:u w:val="single" w:color="0000ff"/>
-          <w:rFonts w:ascii="Charis SIL Regular" w:hAnsi="Charis SIL Regular" w:eastAsia="Charis SIL Regular"/>
-          <w:b w:val="0"/>
-          <w:i w:val="0"/>
-          <w:color w:val="000000"/>
-          <w:sz w:val="24"/>
-        </w:rPr>
-        <w:hyperlink r:id="rId12" w:history="1">
-          <w:r>
-            <w:rPr>
-              <w:rStyle w:val="Hyperlink"/>
-            </w:rPr>
-            <w:t>t w</w:t>
-          </w:r>
-        </w:hyperlink>
-      </w:r>
-      <w:r>
-        <w:rPr>
-          <w:u w:val="single" w:color="0000ff"/>
-          <w:rFonts w:ascii="Charis SIL Regular" w:hAnsi="Charis SIL Regular" w:eastAsia="Charis SIL Regular"/>
-          <w:b w:val="0"/>
-          <w:i w:val="0"/>
-          <w:color w:val="000000"/>
-          <w:sz w:val="24"/>
-        </w:rPr>
-        <w:hyperlink r:id="rId12" w:history="1">
-          <w:r>
-            <w:rPr>
-              <w:rStyle w:val="Hyperlink"/>
-            </w:rPr>
-            <w:t>a</w:t>
-          </w:r>
-        </w:hyperlink>
-      </w:r>
-      <w:r>
-        <w:rPr>
-          <w:u w:val="single" w:color="0000ff"/>
-          <w:rFonts w:ascii="Charis SIL Regular" w:hAnsi="Charis SIL Regular" w:eastAsia="Charis SIL Regular"/>
-          <w:b w:val="0"/>
-          <w:i w:val="0"/>
-          <w:color w:val="000000"/>
-          <w:sz w:val="24"/>
-        </w:rPr>
-        <w:hyperlink r:id="rId12" w:history="1">
-          <w:r>
-            <w:rPr>
-              <w:rStyle w:val="Hyperlink"/>
-            </w:rPr>
-            <w:t>s assisted b</w:t>
-          </w:r>
-        </w:hyperlink>
-      </w:r>
-      <w:r>
-        <w:rPr>
-          <w:u w:val="single" w:color="0000ff"/>
-          <w:rFonts w:ascii="Charis SIL Regular" w:hAnsi="Charis SIL Regular" w:eastAsia="Charis SIL Regular"/>
-          <w:b w:val="0"/>
-          <w:i w:val="0"/>
-          <w:color w:val="000000"/>
-          <w:sz w:val="24"/>
-        </w:rPr>
-        <w:hyperlink r:id="rId12" w:history="1">
-          <w:r>
-            <w:rPr>
-              <w:rStyle w:val="Hyperlink"/>
-            </w:rPr>
-            <w:t>y</w:t>
-          </w:r>
-        </w:hyperlink>
-      </w:r>
-      <w:r>
-        <w:rPr>
-          <w:u w:val="single" w:color="0000ff"/>
-          <w:rFonts w:ascii="Charis SIL Regular" w:hAnsi="Charis SIL Regular" w:eastAsia="Charis SIL Regular"/>
-          <w:b w:val="0"/>
-          <w:i w:val="0"/>
-          <w:color w:val="000000"/>
-          <w:sz w:val="24"/>
-        </w:rPr>
-        <w:hyperlink r:id="rId12" w:history="1">
-          <w:r>
-            <w:rPr>
-              <w:rStyle w:val="Hyperlink"/>
-            </w:rPr>
-            <w:t xml:space="preserve"> person</w:t>
-          </w:r>
-        </w:hyperlink>
-      </w:r>
-      <w:r>
-        <w:rPr>
-          <w:rFonts w:ascii="Charis SIL Regular" w:hAnsi="Charis SIL Regular" w:eastAsia="Charis SIL Regular"/>
-          <w:b w:val="0"/>
-          <w:i w:val="0"/>
-          <w:color w:val="000000"/>
-          <w:sz w:val="24"/>
-        </w:rPr>
-        <w:t>al ‘coll</w:t>
-      </w:r>
-      <w:r>
-        <w:rPr>
-          <w:u w:val="single" w:color="0000ff"/>
-          <w:rFonts w:ascii="Charis SIL Regular" w:hAnsi="Charis SIL Regular" w:eastAsia="Charis SIL Regular"/>
-          <w:b w:val="0"/>
-          <w:i w:val="0"/>
-          <w:color w:val="000000"/>
-          <w:sz w:val="24"/>
-        </w:rPr>
-        <w:hyperlink r:id="rId13" w:history="1">
-          <w:r>
-            <w:rPr>
-              <w:rStyle w:val="Hyperlink"/>
-            </w:rPr>
-            <w:t>ectors’, th</w:t>
-          </w:r>
-        </w:hyperlink>
+        <w:t>). During his travels Reinwardt was assisted by personal ‘collectors’, th</w:t>
       </w:r>
       <w:r>
         <w:rPr>
@@ -1565,7 +1429,6 @@
       </w:r>
       <w:r>
         <w:rPr>
-          <w:u w:val="single" w:color="0000ff"/>
           <w:rFonts w:ascii="Charis SIL Regular" w:hAnsi="Charis SIL Regular" w:eastAsia="Charis SIL Regular"/>
           <w:b w:val="0"/>
           <w:i w:val="0"/>
@@ -1606,19 +1469,9 @@
             <w:rPr>
               <w:rStyle w:val="Hyperlink"/>
             </w:rPr>
-            <w:t xml:space="preserve"> amb</w:t>
+            <w:t xml:space="preserve"> ambi</w:t>
           </w:r>
         </w:hyperlink>
-      </w:r>
-      <w:r>
-        <w:rPr>
-          <w:rFonts w:ascii="Charis SIL Regular" w:hAnsi="Charis SIL Regular" w:eastAsia="Charis SIL Regular"/>
-          <w:b w:val="0"/>
-          <w:i w:val="0"/>
-          <w:color w:val="000000"/>
-          <w:sz w:val="24"/>
-        </w:rPr>
-        <w:t>i</w:t>
       </w:r>
       <w:r>
         <w:rPr>
@@ -1994,31 +1847,13 @@
       </w:r>
       <w:r>
         <w:rPr>
-          <w:u w:val="single" w:color="0000ff"/>
           <w:rFonts w:ascii="Charis SIL Regular" w:hAnsi="Charis SIL Regular" w:eastAsia="Charis SIL Regular"/>
           <w:b w:val="0"/>
           <w:i w:val="0"/>
           <w:color w:val="000000"/>
           <w:sz w:val="24"/>
         </w:rPr>
-        <w:hyperlink r:id="rId17" w:history="1">
-          <w:r>
-            <w:rPr>
-              <w:rStyle w:val="Hyperlink"/>
-            </w:rPr>
-            <w:t>has b</w:t>
-          </w:r>
-        </w:hyperlink>
-      </w:r>
-      <w:r>
-        <w:rPr>
-          <w:rFonts w:ascii="Charis SIL Regular" w:hAnsi="Charis SIL Regular" w:eastAsia="Charis SIL Regular"/>
-          <w:b w:val="0"/>
-          <w:i w:val="0"/>
-          <w:color w:val="000000"/>
-          <w:sz w:val="24"/>
-        </w:rPr>
-        <w:t xml:space="preserve">een published by the Huygens Institute and is </w:t>
+        <w:t xml:space="preserve">has been published by the Huygens Institute and is </w:t>
       </w:r>
       <w:r>
         <w:rPr>

--- a/EXPORTS/DOCX/published/niveau3/English/Reinwardt.docx
+++ b/EXPORTS/DOCX/published/niveau3/English/Reinwardt.docx
@@ -2294,7 +2294,7 @@
           <w:sz w:val="24"/>
           <w:u w:val="single"/>
         </w:rPr>
-        <w:t>Scientific research in colonised terri</w:t>
+        <w:t>Scientific research in colonised terr</w:t>
       </w:r>
       <w:r>
         <w:rPr>
@@ -2305,7 +2305,7 @@
           <w:sz w:val="24"/>
           <w:u w:val="single"/>
         </w:rPr>
-        <w:t>torie</w:t>
+        <w:t>i</w:t>
       </w:r>
       <w:r>
         <w:rPr>
@@ -2314,8 +2314,9 @@
           <w:i w:val="0"/>
           <w:color w:val="0000FF"/>
           <w:sz w:val="24"/>
-        </w:rPr>
-        <w:t>s</w:t>
+          <w:u w:val="single"/>
+        </w:rPr>
+        <w:t>tories</w:t>
       </w:r>
       <w:r>
         <w:br/>
@@ -3359,9 +3360,15 @@
           <w:i w:val="0"/>
           <w:color w:val="0000FF"/>
           <w:sz w:val="24"/>
-          <w:u w:val="single"/>
-        </w:rPr>
-        <w:t>l</w:t>
+        </w:rPr>
+        <w:hyperlink r:id="rId22" w:history="1">
+          <w:r>
+            <w:rPr>
+              <w:rStyle w:val="Hyperlink"/>
+            </w:rPr>
+            <w:t>l</w:t>
+          </w:r>
+        </w:hyperlink>
       </w:r>
       <w:r>
         <w:rPr>
@@ -4446,7 +4453,7 @@
           <w:sz w:val="24"/>
           <w:u w:val="single"/>
         </w:rPr>
-        <w:hyperlink r:id="rId28" w:history="1">
+        <w:hyperlink r:id="rId27" w:history="1">
           <w:r>
             <w:rPr>
               <w:rStyle w:val="Hyperlink"/>
@@ -4634,7 +4641,7 @@
           <w:sz w:val="24"/>
           <w:u w:val="single"/>
         </w:rPr>
-        <w:hyperlink r:id="rId29" w:history="1">
+        <w:hyperlink r:id="rId28" w:history="1">
           <w:r>
             <w:rPr>
               <w:rStyle w:val="Hyperlink"/>
@@ -4663,7 +4670,7 @@
           <w:sz w:val="24"/>
           <w:u w:val="single"/>
         </w:rPr>
-        <w:hyperlink r:id="rId29" w:history="1">
+        <w:hyperlink r:id="rId28" w:history="1">
           <w:r>
             <w:rPr>
               <w:rStyle w:val="Hyperlink"/>
@@ -4771,7 +4778,7 @@
           <w:sz w:val="24"/>
           <w:u w:val="single"/>
         </w:rPr>
-        <w:hyperlink r:id="rId30" w:history="1">
+        <w:hyperlink r:id="rId29" w:history="1">
           <w:r>
             <w:rPr>
               <w:rStyle w:val="Hyperlink"/>
@@ -4789,7 +4796,7 @@
           <w:sz w:val="24"/>
           <w:u w:val="single"/>
         </w:rPr>
-        <w:hyperlink r:id="rId30" w:history="1">
+        <w:hyperlink r:id="rId29" w:history="1">
           <w:r>
             <w:rPr>
               <w:rStyle w:val="Hyperlink"/>
@@ -4897,7 +4904,7 @@
           <w:sz w:val="24"/>
           <w:u w:val="single"/>
         </w:rPr>
-        <w:hyperlink r:id="rId31" w:history="1">
+        <w:hyperlink r:id="rId30" w:history="1">
           <w:r>
             <w:rPr>
               <w:rStyle w:val="Hyperlink"/>
@@ -4926,7 +4933,7 @@
           <w:sz w:val="24"/>
           <w:u w:val="single"/>
         </w:rPr>
-        <w:hyperlink r:id="rId31" w:history="1">
+        <w:hyperlink r:id="rId30" w:history="1">
           <w:r>
             <w:rPr>
               <w:rStyle w:val="Hyperlink"/>

--- a/EXPORTS/DOCX/published/niveau3/English/Reinwardt.docx
+++ b/EXPORTS/DOCX/published/niveau3/English/Reinwardt.docx
@@ -3349,7 +3349,7 @@
             <w:rPr>
               <w:rStyle w:val="Hyperlink"/>
             </w:rPr>
-            <w:t>www.biografischportaal.n</w:t>
+            <w:t>www.biografischportaal.nl</w:t>
           </w:r>
         </w:hyperlink>
       </w:r>
@@ -3360,13 +3360,25 @@
           <w:i w:val="0"/>
           <w:color w:val="0000FF"/>
           <w:sz w:val="24"/>
+          <w:u w:val="single"/>
+        </w:rPr>
+        <w:t>/</w:t>
+      </w:r>
+      <w:r>
+        <w:rPr>
+          <w:rFonts w:ascii="Charis SIL Regular" w:hAnsi="Charis SIL Regular" w:eastAsia="Charis SIL Regular"/>
+          <w:b w:val="0"/>
+          <w:i w:val="0"/>
+          <w:color w:val="0000FF"/>
+          <w:sz w:val="24"/>
+          <w:u w:val="single"/>
         </w:rPr>
         <w:hyperlink r:id="rId22" w:history="1">
           <w:r>
             <w:rPr>
               <w:rStyle w:val="Hyperlink"/>
             </w:rPr>
-            <w:t>l</w:t>
+            <w:t>persoon/4045700</w:t>
           </w:r>
         </w:hyperlink>
       </w:r>
@@ -3378,25 +3390,7 @@
           <w:color w:val="0000FF"/>
           <w:sz w:val="24"/>
         </w:rPr>
-        <w:t>/</w:t>
-      </w:r>
-      <w:r>
-        <w:rPr>
-          <w:rFonts w:ascii="Charis SIL Regular" w:hAnsi="Charis SIL Regular" w:eastAsia="Charis SIL Regular"/>
-          <w:b w:val="0"/>
-          <w:i w:val="0"/>
-          <w:color w:val="0000FF"/>
-          <w:sz w:val="24"/>
-          <w:u w:val="single"/>
-        </w:rPr>
-        <w:hyperlink r:id="rId22" w:history="1">
-          <w:r>
-            <w:rPr>
-              <w:rStyle w:val="Hyperlink"/>
-            </w:rPr>
-            <w:t>persoon/40457008</w:t>
-          </w:r>
-        </w:hyperlink>
+        <w:t>8</w:t>
       </w:r>
     </w:p>
     <w:p>
@@ -4424,7 +4418,7 @@
           <w:sz w:val="24"/>
           <w:u w:val="single"/>
         </w:rPr>
-        <w:hyperlink r:id="rId27" w:history="1">
+        <w:hyperlink r:id="rId28" w:history="1">
           <w:r>
             <w:rPr>
               <w:rStyle w:val="Hyperlink"/>
@@ -4641,7 +4635,7 @@
           <w:sz w:val="24"/>
           <w:u w:val="single"/>
         </w:rPr>
-        <w:hyperlink r:id="rId28" w:history="1">
+        <w:hyperlink r:id="rId29" w:history="1">
           <w:r>
             <w:rPr>
               <w:rStyle w:val="Hyperlink"/>
@@ -4670,7 +4664,7 @@
           <w:sz w:val="24"/>
           <w:u w:val="single"/>
         </w:rPr>
-        <w:hyperlink r:id="rId28" w:history="1">
+        <w:hyperlink r:id="rId29" w:history="1">
           <w:r>
             <w:rPr>
               <w:rStyle w:val="Hyperlink"/>
@@ -4778,7 +4772,7 @@
           <w:sz w:val="24"/>
           <w:u w:val="single"/>
         </w:rPr>
-        <w:hyperlink r:id="rId29" w:history="1">
+        <w:hyperlink r:id="rId30" w:history="1">
           <w:r>
             <w:rPr>
               <w:rStyle w:val="Hyperlink"/>
@@ -4796,7 +4790,7 @@
           <w:sz w:val="24"/>
           <w:u w:val="single"/>
         </w:rPr>
-        <w:hyperlink r:id="rId29" w:history="1">
+        <w:hyperlink r:id="rId30" w:history="1">
           <w:r>
             <w:rPr>
               <w:rStyle w:val="Hyperlink"/>
@@ -4904,7 +4898,7 @@
           <w:sz w:val="24"/>
           <w:u w:val="single"/>
         </w:rPr>
-        <w:hyperlink r:id="rId30" w:history="1">
+        <w:hyperlink r:id="rId31" w:history="1">
           <w:r>
             <w:rPr>
               <w:rStyle w:val="Hyperlink"/>
@@ -4933,7 +4927,7 @@
           <w:sz w:val="24"/>
           <w:u w:val="single"/>
         </w:rPr>
-        <w:hyperlink r:id="rId30" w:history="1">
+        <w:hyperlink r:id="rId31" w:history="1">
           <w:r>
             <w:rPr>
               <w:rStyle w:val="Hyperlink"/>

--- a/EXPORTS/DOCX/published/niveau3/English/Reinwardt.docx
+++ b/EXPORTS/DOCX/published/niveau3/English/Reinwardt.docx
@@ -3049,7 +3049,7 @@
           <w:sz w:val="24"/>
           <w:u w:val="single"/>
         </w:rPr>
-        <w:hyperlink r:id="rId20" w:history="1">
+        <w:hyperlink r:id="rId18" w:history="1">
           <w:r>
             <w:rPr>
               <w:rStyle w:val="Hyperlink"/>
@@ -4447,7 +4447,7 @@
           <w:sz w:val="24"/>
           <w:u w:val="single"/>
         </w:rPr>
-        <w:hyperlink r:id="rId27" w:history="1">
+        <w:hyperlink r:id="rId28" w:history="1">
           <w:r>
             <w:rPr>
               <w:rStyle w:val="Hyperlink"/>

--- a/EXPORTS/DOCX/published/niveau3/English/Reinwardt.docx
+++ b/EXPORTS/DOCX/published/niveau3/English/Reinwardt.docx
@@ -1565,6 +1565,7 @@
       </w:r>
       <w:r>
         <w:rPr>
+          <w:u w:val="single" w:color="0000ff"/>
           <w:rFonts w:ascii="Charis SIL Regular" w:hAnsi="Charis SIL Regular" w:eastAsia="Charis SIL Regular"/>
           <w:b w:val="0"/>
           <w:i w:val="0"/>
@@ -1641,7 +1642,7 @@
             <w:rPr>
               <w:rStyle w:val="Hyperlink"/>
             </w:rPr>
-            <w:t xml:space="preserve">ions, such </w:t>
+            <w:t>ions, such</w:t>
           </w:r>
         </w:hyperlink>
       </w:r>
@@ -1653,7 +1654,7 @@
           <w:color w:val="000000"/>
           <w:sz w:val="24"/>
         </w:rPr>
-        <w:t xml:space="preserve">as converting his </w:t>
+        <w:t xml:space="preserve"> as converting his </w:t>
       </w:r>
       <w:r>
         <w:rPr>
@@ -1983,31 +1984,13 @@
       </w:r>
       <w:r>
         <w:rPr>
-          <w:u w:val="single" w:color="0000ff"/>
           <w:rFonts w:ascii="Charis SIL Regular" w:hAnsi="Charis SIL Regular" w:eastAsia="Charis SIL Regular"/>
           <w:b w:val="0"/>
           <w:i w:val="0"/>
           <w:color w:val="000000"/>
           <w:sz w:val="24"/>
         </w:rPr>
-        <w:hyperlink r:id="rId17" w:history="1">
-          <w:r>
-            <w:rPr>
-              <w:rStyle w:val="Hyperlink"/>
-            </w:rPr>
-            <w:t>has b</w:t>
-          </w:r>
-        </w:hyperlink>
-      </w:r>
-      <w:r>
-        <w:rPr>
-          <w:rFonts w:ascii="Charis SIL Regular" w:hAnsi="Charis SIL Regular" w:eastAsia="Charis SIL Regular"/>
-          <w:b w:val="0"/>
-          <w:i w:val="0"/>
-          <w:color w:val="000000"/>
-          <w:sz w:val="24"/>
-        </w:rPr>
-        <w:t xml:space="preserve">een published by the Huygens Institute and is </w:t>
+        <w:t xml:space="preserve">has been published by the Huygens Institute and is </w:t>
       </w:r>
       <w:r>
         <w:rPr>
@@ -3049,7 +3032,7 @@
           <w:sz w:val="24"/>
           <w:u w:val="single"/>
         </w:rPr>
-        <w:hyperlink r:id="rId18" w:history="1">
+        <w:hyperlink r:id="rId20" w:history="1">
           <w:r>
             <w:rPr>
               <w:rStyle w:val="Hyperlink"/>
@@ -3861,7 +3844,14 @@
           <w:color w:val="000000"/>
           <w:sz w:val="24"/>
         </w:rPr>
-        <w:t xml:space="preserve">, </w:t>
+        <w:hyperlink r:id="rId24" w:history="1">
+          <w:r>
+            <w:rPr>
+              <w:rStyle w:val="Hyperlink"/>
+            </w:rPr>
+            <w:t xml:space="preserve">, </w:t>
+          </w:r>
+        </w:hyperlink>
       </w:r>
       <w:r>
         <w:rPr>
@@ -3901,7 +3891,7 @@
           <w:sz w:val="24"/>
           <w:u w:val="single"/>
         </w:rPr>
-        <w:hyperlink r:id="rId25" w:history="1">
+        <w:hyperlink r:id="rId24" w:history="1">
           <w:r>
             <w:rPr>
               <w:rStyle w:val="Hyperlink"/>
@@ -4418,7 +4408,7 @@
           <w:sz w:val="24"/>
           <w:u w:val="single"/>
         </w:rPr>
-        <w:hyperlink r:id="rId28" w:history="1">
+        <w:hyperlink r:id="rId27" w:history="1">
           <w:r>
             <w:rPr>
               <w:rStyle w:val="Hyperlink"/>

--- a/EXPORTS/DOCX/published/niveau3/English/Reinwardt.docx
+++ b/EXPORTS/DOCX/published/niveau3/English/Reinwardt.docx
@@ -1565,7 +1565,6 @@
       </w:r>
       <w:r>
         <w:rPr>
-          <w:u w:val="single" w:color="0000ff"/>
           <w:rFonts w:ascii="Charis SIL Regular" w:hAnsi="Charis SIL Regular" w:eastAsia="Charis SIL Regular"/>
           <w:b w:val="0"/>
           <w:i w:val="0"/>
@@ -1642,7 +1641,7 @@
             <w:rPr>
               <w:rStyle w:val="Hyperlink"/>
             </w:rPr>
-            <w:t>ions, such</w:t>
+            <w:t xml:space="preserve">ions, such </w:t>
           </w:r>
         </w:hyperlink>
       </w:r>
@@ -1654,7 +1653,7 @@
           <w:color w:val="000000"/>
           <w:sz w:val="24"/>
         </w:rPr>
-        <w:t xml:space="preserve"> as converting his </w:t>
+        <w:t xml:space="preserve">as converting his </w:t>
       </w:r>
       <w:r>
         <w:rPr>
@@ -1984,13 +1983,31 @@
       </w:r>
       <w:r>
         <w:rPr>
+          <w:u w:val="single" w:color="0000ff"/>
           <w:rFonts w:ascii="Charis SIL Regular" w:hAnsi="Charis SIL Regular" w:eastAsia="Charis SIL Regular"/>
           <w:b w:val="0"/>
           <w:i w:val="0"/>
           <w:color w:val="000000"/>
           <w:sz w:val="24"/>
         </w:rPr>
-        <w:t xml:space="preserve">has been published by the Huygens Institute and is </w:t>
+        <w:hyperlink r:id="rId17" w:history="1">
+          <w:r>
+            <w:rPr>
+              <w:rStyle w:val="Hyperlink"/>
+            </w:rPr>
+            <w:t>has b</w:t>
+          </w:r>
+        </w:hyperlink>
+      </w:r>
+      <w:r>
+        <w:rPr>
+          <w:rFonts w:ascii="Charis SIL Regular" w:hAnsi="Charis SIL Regular" w:eastAsia="Charis SIL Regular"/>
+          <w:b w:val="0"/>
+          <w:i w:val="0"/>
+          <w:color w:val="000000"/>
+          <w:sz w:val="24"/>
+        </w:rPr>
+        <w:t xml:space="preserve">een published by the Huygens Institute and is </w:t>
       </w:r>
       <w:r>
         <w:rPr>
@@ -3014,7 +3031,7 @@
           <w:sz w:val="24"/>
           <w:u w:val="single"/>
         </w:rPr>
-        <w:hyperlink r:id="rId20" w:history="1">
+        <w:hyperlink r:id="rId18" w:history="1">
           <w:r>
             <w:rPr>
               <w:rStyle w:val="Hyperlink"/>
@@ -3032,7 +3049,7 @@
           <w:sz w:val="24"/>
           <w:u w:val="single"/>
         </w:rPr>
-        <w:hyperlink r:id="rId20" w:history="1">
+        <w:hyperlink r:id="rId18" w:history="1">
           <w:r>
             <w:rPr>
               <w:rStyle w:val="Hyperlink"/>
@@ -3862,7 +3879,7 @@
           <w:sz w:val="24"/>
           <w:u w:val="single"/>
         </w:rPr>
-        <w:hyperlink r:id="rId25" w:history="1">
+        <w:hyperlink r:id="rId24" w:history="1">
           <w:r>
             <w:rPr>
               <w:rStyle w:val="Hyperlink"/>
@@ -4002,7 +4019,7 @@
           <w:sz w:val="24"/>
           <w:u w:val="single"/>
         </w:rPr>
-        <w:hyperlink r:id="rId26" w:history="1">
+        <w:hyperlink r:id="rId25" w:history="1">
           <w:r>
             <w:rPr>
               <w:rStyle w:val="Hyperlink"/>
@@ -4020,7 +4037,7 @@
           <w:sz w:val="24"/>
           <w:u w:val="single"/>
         </w:rPr>
-        <w:hyperlink r:id="rId26" w:history="1">
+        <w:hyperlink r:id="rId25" w:history="1">
           <w:r>
             <w:rPr>
               <w:rStyle w:val="Hyperlink"/>
@@ -4038,7 +4055,7 @@
           <w:sz w:val="24"/>
           <w:u w:val="single"/>
         </w:rPr>
-        <w:hyperlink r:id="rId26" w:history="1">
+        <w:hyperlink r:id="rId25" w:history="1">
           <w:r>
             <w:rPr>
               <w:rStyle w:val="Hyperlink"/>
@@ -4056,7 +4073,7 @@
           <w:sz w:val="24"/>
           <w:u w:val="single"/>
         </w:rPr>
-        <w:hyperlink r:id="rId26" w:history="1">
+        <w:hyperlink r:id="rId25" w:history="1">
           <w:r>
             <w:rPr>
               <w:rStyle w:val="Hyperlink"/>
@@ -4207,7 +4224,7 @@
           <w:sz w:val="24"/>
           <w:u w:val="single"/>
         </w:rPr>
-        <w:hyperlink r:id="rId27" w:history="1">
+        <w:hyperlink r:id="rId26" w:history="1">
           <w:r>
             <w:rPr>
               <w:rStyle w:val="Hyperlink"/>
@@ -4225,7 +4242,7 @@
           <w:sz w:val="24"/>
           <w:u w:val="single"/>
         </w:rPr>
-        <w:hyperlink r:id="rId27" w:history="1">
+        <w:hyperlink r:id="rId26" w:history="1">
           <w:r>
             <w:rPr>
               <w:rStyle w:val="Hyperlink"/>
@@ -4243,7 +4260,7 @@
           <w:sz w:val="24"/>
           <w:u w:val="single"/>
         </w:rPr>
-        <w:hyperlink r:id="rId27" w:history="1">
+        <w:hyperlink r:id="rId26" w:history="1">
           <w:r>
             <w:rPr>
               <w:rStyle w:val="Hyperlink"/>
@@ -4261,7 +4278,7 @@
           <w:sz w:val="24"/>
           <w:u w:val="single"/>
         </w:rPr>
-        <w:hyperlink r:id="rId27" w:history="1">
+        <w:hyperlink r:id="rId26" w:history="1">
           <w:r>
             <w:rPr>
               <w:rStyle w:val="Hyperlink"/>
@@ -4279,7 +4296,7 @@
           <w:sz w:val="24"/>
           <w:u w:val="single"/>
         </w:rPr>
-        <w:hyperlink r:id="rId27" w:history="1">
+        <w:hyperlink r:id="rId26" w:history="1">
           <w:r>
             <w:rPr>
               <w:rStyle w:val="Hyperlink"/>
@@ -4297,7 +4314,7 @@
           <w:sz w:val="24"/>
           <w:u w:val="single"/>
         </w:rPr>
-        <w:hyperlink r:id="rId27" w:history="1">
+        <w:hyperlink r:id="rId26" w:history="1">
           <w:r>
             <w:rPr>
               <w:rStyle w:val="Hyperlink"/>
@@ -4315,7 +4332,7 @@
           <w:sz w:val="24"/>
           <w:u w:val="single"/>
         </w:rPr>
-        <w:hyperlink r:id="rId27" w:history="1">
+        <w:hyperlink r:id="rId26" w:history="1">
           <w:r>
             <w:rPr>
               <w:rStyle w:val="Hyperlink"/>
@@ -4333,7 +4350,7 @@
           <w:sz w:val="24"/>
           <w:u w:val="single"/>
         </w:rPr>
-        <w:hyperlink r:id="rId27" w:history="1">
+        <w:hyperlink r:id="rId26" w:history="1">
           <w:r>
             <w:rPr>
               <w:rStyle w:val="Hyperlink"/>
@@ -4380,7 +4397,7 @@
           <w:sz w:val="24"/>
           <w:u w:val="single"/>
         </w:rPr>
-        <w:hyperlink r:id="rId27" w:history="1">
+        <w:hyperlink r:id="rId26" w:history="1">
           <w:r>
             <w:rPr>
               <w:rStyle w:val="Hyperlink"/>
@@ -4408,7 +4425,7 @@
           <w:sz w:val="24"/>
           <w:u w:val="single"/>
         </w:rPr>
-        <w:hyperlink r:id="rId27" w:history="1">
+        <w:hyperlink r:id="rId26" w:history="1">
           <w:r>
             <w:rPr>
               <w:rStyle w:val="Hyperlink"/>
@@ -4437,7 +4454,7 @@
           <w:sz w:val="24"/>
           <w:u w:val="single"/>
         </w:rPr>
-        <w:hyperlink r:id="rId28" w:history="1">
+        <w:hyperlink r:id="rId27" w:history="1">
           <w:r>
             <w:rPr>
               <w:rStyle w:val="Hyperlink"/>
@@ -4625,7 +4642,7 @@
           <w:sz w:val="24"/>
           <w:u w:val="single"/>
         </w:rPr>
-        <w:hyperlink r:id="rId29" w:history="1">
+        <w:hyperlink r:id="rId28" w:history="1">
           <w:r>
             <w:rPr>
               <w:rStyle w:val="Hyperlink"/>
@@ -4654,7 +4671,7 @@
           <w:sz w:val="24"/>
           <w:u w:val="single"/>
         </w:rPr>
-        <w:hyperlink r:id="rId29" w:history="1">
+        <w:hyperlink r:id="rId28" w:history="1">
           <w:r>
             <w:rPr>
               <w:rStyle w:val="Hyperlink"/>
@@ -4762,7 +4779,7 @@
           <w:sz w:val="24"/>
           <w:u w:val="single"/>
         </w:rPr>
-        <w:hyperlink r:id="rId30" w:history="1">
+        <w:hyperlink r:id="rId29" w:history="1">
           <w:r>
             <w:rPr>
               <w:rStyle w:val="Hyperlink"/>
@@ -4780,7 +4797,7 @@
           <w:sz w:val="24"/>
           <w:u w:val="single"/>
         </w:rPr>
-        <w:hyperlink r:id="rId30" w:history="1">
+        <w:hyperlink r:id="rId29" w:history="1">
           <w:r>
             <w:rPr>
               <w:rStyle w:val="Hyperlink"/>
@@ -4888,7 +4905,7 @@
           <w:sz w:val="24"/>
           <w:u w:val="single"/>
         </w:rPr>
-        <w:hyperlink r:id="rId31" w:history="1">
+        <w:hyperlink r:id="rId30" w:history="1">
           <w:r>
             <w:rPr>
               <w:rStyle w:val="Hyperlink"/>
@@ -4917,7 +4934,7 @@
           <w:sz w:val="24"/>
           <w:u w:val="single"/>
         </w:rPr>
-        <w:hyperlink r:id="rId31" w:history="1">
+        <w:hyperlink r:id="rId30" w:history="1">
           <w:r>
             <w:rPr>
               <w:rStyle w:val="Hyperlink"/>

--- a/EXPORTS/DOCX/published/niveau3/English/Reinwardt.docx
+++ b/EXPORTS/DOCX/published/niveau3/English/Reinwardt.docx
@@ -1055,25 +1055,7 @@
           <w:color w:val="000000"/>
           <w:sz w:val="24"/>
         </w:rPr>
-        <w:t>al ‘coll</w:t>
-      </w:r>
-      <w:r>
-        <w:rPr>
-          <w:u w:val="single" w:color="0000ff"/>
-          <w:rFonts w:ascii="Charis SIL Regular" w:hAnsi="Charis SIL Regular" w:eastAsia="Charis SIL Regular"/>
-          <w:b w:val="0"/>
-          <w:i w:val="0"/>
-          <w:color w:val="000000"/>
-          <w:sz w:val="24"/>
-        </w:rPr>
-        <w:hyperlink r:id="rId13" w:history="1">
-          <w:r>
-            <w:rPr>
-              <w:rStyle w:val="Hyperlink"/>
-            </w:rPr>
-            <w:t>ectors’, th</w:t>
-          </w:r>
-        </w:hyperlink>
+        <w:t>al ‘collectors’, th</w:t>
       </w:r>
       <w:r>
         <w:rPr>
@@ -1565,6 +1547,7 @@
       </w:r>
       <w:r>
         <w:rPr>
+          <w:u w:val="single" w:color="0000ff"/>
           <w:rFonts w:ascii="Charis SIL Regular" w:hAnsi="Charis SIL Regular" w:eastAsia="Charis SIL Regular"/>
           <w:b w:val="0"/>
           <w:i w:val="0"/>
@@ -1641,7 +1624,7 @@
             <w:rPr>
               <w:rStyle w:val="Hyperlink"/>
             </w:rPr>
-            <w:t xml:space="preserve">ions, such </w:t>
+            <w:t>ions, such</w:t>
           </w:r>
         </w:hyperlink>
       </w:r>
@@ -1653,7 +1636,7 @@
           <w:color w:val="000000"/>
           <w:sz w:val="24"/>
         </w:rPr>
-        <w:t xml:space="preserve">as converting his </w:t>
+        <w:t xml:space="preserve"> as converting his </w:t>
       </w:r>
       <w:r>
         <w:rPr>
@@ -3031,7 +3014,7 @@
           <w:sz w:val="24"/>
           <w:u w:val="single"/>
         </w:rPr>
-        <w:hyperlink r:id="rId18" w:history="1">
+        <w:hyperlink r:id="rId20" w:history="1">
           <w:r>
             <w:rPr>
               <w:rStyle w:val="Hyperlink"/>
@@ -3349,7 +3332,7 @@
             <w:rPr>
               <w:rStyle w:val="Hyperlink"/>
             </w:rPr>
-            <w:t>www.biografischportaal.nl</w:t>
+            <w:t>www.biografischportaal.n</w:t>
           </w:r>
         </w:hyperlink>
       </w:r>
@@ -3361,6 +3344,16 @@
           <w:color w:val="0000FF"/>
           <w:sz w:val="24"/>
           <w:u w:val="single"/>
+        </w:rPr>
+        <w:t>l</w:t>
+      </w:r>
+      <w:r>
+        <w:rPr>
+          <w:rFonts w:ascii="Charis SIL Regular" w:hAnsi="Charis SIL Regular" w:eastAsia="Charis SIL Regular"/>
+          <w:b w:val="0"/>
+          <w:i w:val="0"/>
+          <w:color w:val="0000FF"/>
+          <w:sz w:val="24"/>
         </w:rPr>
         <w:t>/</w:t>
       </w:r>
@@ -3378,19 +3371,9 @@
             <w:rPr>
               <w:rStyle w:val="Hyperlink"/>
             </w:rPr>
-            <w:t>persoon/4045700</w:t>
+            <w:t>persoon/40457008</w:t>
           </w:r>
         </w:hyperlink>
-      </w:r>
-      <w:r>
-        <w:rPr>
-          <w:rFonts w:ascii="Charis SIL Regular" w:hAnsi="Charis SIL Regular" w:eastAsia="Charis SIL Regular"/>
-          <w:b w:val="0"/>
-          <w:i w:val="0"/>
-          <w:color w:val="0000FF"/>
-          <w:sz w:val="24"/>
-        </w:rPr>
-        <w:t>8</w:t>
       </w:r>
     </w:p>
     <w:p>
@@ -3879,7 +3862,7 @@
           <w:sz w:val="24"/>
           <w:u w:val="single"/>
         </w:rPr>
-        <w:hyperlink r:id="rId24" w:history="1">
+        <w:hyperlink r:id="rId25" w:history="1">
           <w:r>
             <w:rPr>
               <w:rStyle w:val="Hyperlink"/>
@@ -3908,7 +3891,7 @@
           <w:sz w:val="24"/>
           <w:u w:val="single"/>
         </w:rPr>
-        <w:hyperlink r:id="rId24" w:history="1">
+        <w:hyperlink r:id="rId25" w:history="1">
           <w:r>
             <w:rPr>
               <w:rStyle w:val="Hyperlink"/>
@@ -4019,7 +4002,7 @@
           <w:sz w:val="24"/>
           <w:u w:val="single"/>
         </w:rPr>
-        <w:hyperlink r:id="rId25" w:history="1">
+        <w:hyperlink r:id="rId26" w:history="1">
           <w:r>
             <w:rPr>
               <w:rStyle w:val="Hyperlink"/>
@@ -4037,7 +4020,7 @@
           <w:sz w:val="24"/>
           <w:u w:val="single"/>
         </w:rPr>
-        <w:hyperlink r:id="rId25" w:history="1">
+        <w:hyperlink r:id="rId26" w:history="1">
           <w:r>
             <w:rPr>
               <w:rStyle w:val="Hyperlink"/>
@@ -4055,7 +4038,7 @@
           <w:sz w:val="24"/>
           <w:u w:val="single"/>
         </w:rPr>
-        <w:hyperlink r:id="rId25" w:history="1">
+        <w:hyperlink r:id="rId26" w:history="1">
           <w:r>
             <w:rPr>
               <w:rStyle w:val="Hyperlink"/>
@@ -4073,7 +4056,7 @@
           <w:sz w:val="24"/>
           <w:u w:val="single"/>
         </w:rPr>
-        <w:hyperlink r:id="rId25" w:history="1">
+        <w:hyperlink r:id="rId26" w:history="1">
           <w:r>
             <w:rPr>
               <w:rStyle w:val="Hyperlink"/>
@@ -4224,7 +4207,7 @@
           <w:sz w:val="24"/>
           <w:u w:val="single"/>
         </w:rPr>
-        <w:hyperlink r:id="rId26" w:history="1">
+        <w:hyperlink r:id="rId27" w:history="1">
           <w:r>
             <w:rPr>
               <w:rStyle w:val="Hyperlink"/>
@@ -4242,7 +4225,7 @@
           <w:sz w:val="24"/>
           <w:u w:val="single"/>
         </w:rPr>
-        <w:hyperlink r:id="rId26" w:history="1">
+        <w:hyperlink r:id="rId27" w:history="1">
           <w:r>
             <w:rPr>
               <w:rStyle w:val="Hyperlink"/>
@@ -4260,7 +4243,7 @@
           <w:sz w:val="24"/>
           <w:u w:val="single"/>
         </w:rPr>
-        <w:hyperlink r:id="rId26" w:history="1">
+        <w:hyperlink r:id="rId27" w:history="1">
           <w:r>
             <w:rPr>
               <w:rStyle w:val="Hyperlink"/>
@@ -4278,7 +4261,7 @@
           <w:sz w:val="24"/>
           <w:u w:val="single"/>
         </w:rPr>
-        <w:hyperlink r:id="rId26" w:history="1">
+        <w:hyperlink r:id="rId27" w:history="1">
           <w:r>
             <w:rPr>
               <w:rStyle w:val="Hyperlink"/>
@@ -4296,7 +4279,7 @@
           <w:sz w:val="24"/>
           <w:u w:val="single"/>
         </w:rPr>
-        <w:hyperlink r:id="rId26" w:history="1">
+        <w:hyperlink r:id="rId27" w:history="1">
           <w:r>
             <w:rPr>
               <w:rStyle w:val="Hyperlink"/>
@@ -4314,7 +4297,7 @@
           <w:sz w:val="24"/>
           <w:u w:val="single"/>
         </w:rPr>
-        <w:hyperlink r:id="rId26" w:history="1">
+        <w:hyperlink r:id="rId27" w:history="1">
           <w:r>
             <w:rPr>
               <w:rStyle w:val="Hyperlink"/>
@@ -4332,7 +4315,7 @@
           <w:sz w:val="24"/>
           <w:u w:val="single"/>
         </w:rPr>
-        <w:hyperlink r:id="rId26" w:history="1">
+        <w:hyperlink r:id="rId27" w:history="1">
           <w:r>
             <w:rPr>
               <w:rStyle w:val="Hyperlink"/>
@@ -4350,7 +4333,7 @@
           <w:sz w:val="24"/>
           <w:u w:val="single"/>
         </w:rPr>
-        <w:hyperlink r:id="rId26" w:history="1">
+        <w:hyperlink r:id="rId27" w:history="1">
           <w:r>
             <w:rPr>
               <w:rStyle w:val="Hyperlink"/>
@@ -4397,7 +4380,7 @@
           <w:sz w:val="24"/>
           <w:u w:val="single"/>
         </w:rPr>
-        <w:hyperlink r:id="rId26" w:history="1">
+        <w:hyperlink r:id="rId27" w:history="1">
           <w:r>
             <w:rPr>
               <w:rStyle w:val="Hyperlink"/>
@@ -4425,7 +4408,7 @@
           <w:sz w:val="24"/>
           <w:u w:val="single"/>
         </w:rPr>
-        <w:hyperlink r:id="rId26" w:history="1">
+        <w:hyperlink r:id="rId27" w:history="1">
           <w:r>
             <w:rPr>
               <w:rStyle w:val="Hyperlink"/>
@@ -4454,7 +4437,7 @@
           <w:sz w:val="24"/>
           <w:u w:val="single"/>
         </w:rPr>
-        <w:hyperlink r:id="rId27" w:history="1">
+        <w:hyperlink r:id="rId28" w:history="1">
           <w:r>
             <w:rPr>
               <w:rStyle w:val="Hyperlink"/>
@@ -4642,7 +4625,7 @@
           <w:sz w:val="24"/>
           <w:u w:val="single"/>
         </w:rPr>
-        <w:hyperlink r:id="rId28" w:history="1">
+        <w:hyperlink r:id="rId29" w:history="1">
           <w:r>
             <w:rPr>
               <w:rStyle w:val="Hyperlink"/>
@@ -4671,7 +4654,7 @@
           <w:sz w:val="24"/>
           <w:u w:val="single"/>
         </w:rPr>
-        <w:hyperlink r:id="rId28" w:history="1">
+        <w:hyperlink r:id="rId29" w:history="1">
           <w:r>
             <w:rPr>
               <w:rStyle w:val="Hyperlink"/>
@@ -4779,7 +4762,7 @@
           <w:sz w:val="24"/>
           <w:u w:val="single"/>
         </w:rPr>
-        <w:hyperlink r:id="rId29" w:history="1">
+        <w:hyperlink r:id="rId30" w:history="1">
           <w:r>
             <w:rPr>
               <w:rStyle w:val="Hyperlink"/>
@@ -4797,7 +4780,7 @@
           <w:sz w:val="24"/>
           <w:u w:val="single"/>
         </w:rPr>
-        <w:hyperlink r:id="rId29" w:history="1">
+        <w:hyperlink r:id="rId30" w:history="1">
           <w:r>
             <w:rPr>
               <w:rStyle w:val="Hyperlink"/>
@@ -4905,7 +4888,7 @@
           <w:sz w:val="24"/>
           <w:u w:val="single"/>
         </w:rPr>
-        <w:hyperlink r:id="rId30" w:history="1">
+        <w:hyperlink r:id="rId31" w:history="1">
           <w:r>
             <w:rPr>
               <w:rStyle w:val="Hyperlink"/>
@@ -4934,7 +4917,7 @@
           <w:sz w:val="24"/>
           <w:u w:val="single"/>
         </w:rPr>
-        <w:hyperlink r:id="rId30" w:history="1">
+        <w:hyperlink r:id="rId31" w:history="1">
           <w:r>
             <w:rPr>
               <w:rStyle w:val="Hyperlink"/>

--- a/EXPORTS/DOCX/published/niveau3/English/Reinwardt.docx
+++ b/EXPORTS/DOCX/published/niveau3/English/Reinwardt.docx
@@ -1055,7 +1055,25 @@
           <w:color w:val="000000"/>
           <w:sz w:val="24"/>
         </w:rPr>
-        <w:t>al ‘collectors’, th</w:t>
+        <w:t>al ‘coll</w:t>
+      </w:r>
+      <w:r>
+        <w:rPr>
+          <w:u w:val="single" w:color="0000ff"/>
+          <w:rFonts w:ascii="Charis SIL Regular" w:hAnsi="Charis SIL Regular" w:eastAsia="Charis SIL Regular"/>
+          <w:b w:val="0"/>
+          <w:i w:val="0"/>
+          <w:color w:val="000000"/>
+          <w:sz w:val="24"/>
+        </w:rPr>
+        <w:hyperlink r:id="rId13" w:history="1">
+          <w:r>
+            <w:rPr>
+              <w:rStyle w:val="Hyperlink"/>
+            </w:rPr>
+            <w:t>ectors’, th</w:t>
+          </w:r>
+        </w:hyperlink>
       </w:r>
       <w:r>
         <w:rPr>
@@ -1547,7 +1565,6 @@
       </w:r>
       <w:r>
         <w:rPr>
-          <w:u w:val="single" w:color="0000ff"/>
           <w:rFonts w:ascii="Charis SIL Regular" w:hAnsi="Charis SIL Regular" w:eastAsia="Charis SIL Regular"/>
           <w:b w:val="0"/>
           <w:i w:val="0"/>
@@ -1624,7 +1641,7 @@
             <w:rPr>
               <w:rStyle w:val="Hyperlink"/>
             </w:rPr>
-            <w:t>ions, such</w:t>
+            <w:t xml:space="preserve">ions, such </w:t>
           </w:r>
         </w:hyperlink>
       </w:r>
@@ -1636,7 +1653,7 @@
           <w:color w:val="000000"/>
           <w:sz w:val="24"/>
         </w:rPr>
-        <w:t xml:space="preserve"> as converting his </w:t>
+        <w:t xml:space="preserve">as converting his </w:t>
       </w:r>
       <w:r>
         <w:rPr>
@@ -3032,7 +3049,7 @@
           <w:sz w:val="24"/>
           <w:u w:val="single"/>
         </w:rPr>
-        <w:hyperlink r:id="rId18" w:history="1">
+        <w:hyperlink r:id="rId20" w:history="1">
           <w:r>
             <w:rPr>
               <w:rStyle w:val="Hyperlink"/>
@@ -3332,7 +3349,7 @@
             <w:rPr>
               <w:rStyle w:val="Hyperlink"/>
             </w:rPr>
-            <w:t>www.biografischportaal.n</w:t>
+            <w:t>www.biografischportaal.nl</w:t>
           </w:r>
         </w:hyperlink>
       </w:r>
@@ -3344,16 +3361,6 @@
           <w:color w:val="0000FF"/>
           <w:sz w:val="24"/>
           <w:u w:val="single"/>
-        </w:rPr>
-        <w:t>l</w:t>
-      </w:r>
-      <w:r>
-        <w:rPr>
-          <w:rFonts w:ascii="Charis SIL Regular" w:hAnsi="Charis SIL Regular" w:eastAsia="Charis SIL Regular"/>
-          <w:b w:val="0"/>
-          <w:i w:val="0"/>
-          <w:color w:val="0000FF"/>
-          <w:sz w:val="24"/>
         </w:rPr>
         <w:t>/</w:t>
       </w:r>
@@ -3371,9 +3378,19 @@
             <w:rPr>
               <w:rStyle w:val="Hyperlink"/>
             </w:rPr>
-            <w:t>persoon/40457008</w:t>
+            <w:t>persoon/4045700</w:t>
           </w:r>
         </w:hyperlink>
+      </w:r>
+      <w:r>
+        <w:rPr>
+          <w:rFonts w:ascii="Charis SIL Regular" w:hAnsi="Charis SIL Regular" w:eastAsia="Charis SIL Regular"/>
+          <w:b w:val="0"/>
+          <w:i w:val="0"/>
+          <w:color w:val="0000FF"/>
+          <w:sz w:val="24"/>
+        </w:rPr>
+        <w:t>8</w:t>
       </w:r>
     </w:p>
     <w:p>
@@ -3862,7 +3879,7 @@
           <w:sz w:val="24"/>
           <w:u w:val="single"/>
         </w:rPr>
-        <w:hyperlink r:id="rId25" w:history="1">
+        <w:hyperlink r:id="rId24" w:history="1">
           <w:r>
             <w:rPr>
               <w:rStyle w:val="Hyperlink"/>
@@ -4408,7 +4425,7 @@
           <w:sz w:val="24"/>
           <w:u w:val="single"/>
         </w:rPr>
-        <w:hyperlink r:id="rId27" w:history="1">
+        <w:hyperlink r:id="rId28" w:history="1">
           <w:r>
             <w:rPr>
               <w:rStyle w:val="Hyperlink"/>

--- a/EXPORTS/DOCX/published/niveau3/English/Reinwardt.docx
+++ b/EXPORTS/DOCX/published/niveau3/English/Reinwardt.docx
@@ -1983,31 +1983,13 @@
       </w:r>
       <w:r>
         <w:rPr>
-          <w:u w:val="single" w:color="0000ff"/>
           <w:rFonts w:ascii="Charis SIL Regular" w:hAnsi="Charis SIL Regular" w:eastAsia="Charis SIL Regular"/>
           <w:b w:val="0"/>
           <w:i w:val="0"/>
           <w:color w:val="000000"/>
           <w:sz w:val="24"/>
         </w:rPr>
-        <w:hyperlink r:id="rId17" w:history="1">
-          <w:r>
-            <w:rPr>
-              <w:rStyle w:val="Hyperlink"/>
-            </w:rPr>
-            <w:t>has b</w:t>
-          </w:r>
-        </w:hyperlink>
-      </w:r>
-      <w:r>
-        <w:rPr>
-          <w:rFonts w:ascii="Charis SIL Regular" w:hAnsi="Charis SIL Regular" w:eastAsia="Charis SIL Regular"/>
-          <w:b w:val="0"/>
-          <w:i w:val="0"/>
-          <w:color w:val="000000"/>
-          <w:sz w:val="24"/>
-        </w:rPr>
-        <w:t xml:space="preserve">een published by the Huygens Institute and is </w:t>
+        <w:t xml:space="preserve">has been published by the Huygens Institute and is </w:t>
       </w:r>
       <w:r>
         <w:rPr>
@@ -3031,7 +3013,7 @@
           <w:sz w:val="24"/>
           <w:u w:val="single"/>
         </w:rPr>
-        <w:hyperlink r:id="rId20" w:history="1">
+        <w:hyperlink r:id="rId18" w:history="1">
           <w:r>
             <w:rPr>
               <w:rStyle w:val="Hyperlink"/>
@@ -3908,7 +3890,7 @@
           <w:sz w:val="24"/>
           <w:u w:val="single"/>
         </w:rPr>
-        <w:hyperlink r:id="rId25" w:history="1">
+        <w:hyperlink r:id="rId24" w:history="1">
           <w:r>
             <w:rPr>
               <w:rStyle w:val="Hyperlink"/>
@@ -4019,7 +4001,7 @@
           <w:sz w:val="24"/>
           <w:u w:val="single"/>
         </w:rPr>
-        <w:hyperlink r:id="rId26" w:history="1">
+        <w:hyperlink r:id="rId25" w:history="1">
           <w:r>
             <w:rPr>
               <w:rStyle w:val="Hyperlink"/>
@@ -4037,7 +4019,7 @@
           <w:sz w:val="24"/>
           <w:u w:val="single"/>
         </w:rPr>
-        <w:hyperlink r:id="rId26" w:history="1">
+        <w:hyperlink r:id="rId25" w:history="1">
           <w:r>
             <w:rPr>
               <w:rStyle w:val="Hyperlink"/>
@@ -4055,7 +4037,7 @@
           <w:sz w:val="24"/>
           <w:u w:val="single"/>
         </w:rPr>
-        <w:hyperlink r:id="rId26" w:history="1">
+        <w:hyperlink r:id="rId25" w:history="1">
           <w:r>
             <w:rPr>
               <w:rStyle w:val="Hyperlink"/>
@@ -4073,7 +4055,7 @@
           <w:sz w:val="24"/>
           <w:u w:val="single"/>
         </w:rPr>
-        <w:hyperlink r:id="rId26" w:history="1">
+        <w:hyperlink r:id="rId25" w:history="1">
           <w:r>
             <w:rPr>
               <w:rStyle w:val="Hyperlink"/>
@@ -4224,7 +4206,7 @@
           <w:sz w:val="24"/>
           <w:u w:val="single"/>
         </w:rPr>
-        <w:hyperlink r:id="rId27" w:history="1">
+        <w:hyperlink r:id="rId26" w:history="1">
           <w:r>
             <w:rPr>
               <w:rStyle w:val="Hyperlink"/>
@@ -4242,7 +4224,7 @@
           <w:sz w:val="24"/>
           <w:u w:val="single"/>
         </w:rPr>
-        <w:hyperlink r:id="rId27" w:history="1">
+        <w:hyperlink r:id="rId26" w:history="1">
           <w:r>
             <w:rPr>
               <w:rStyle w:val="Hyperlink"/>
@@ -4260,7 +4242,7 @@
           <w:sz w:val="24"/>
           <w:u w:val="single"/>
         </w:rPr>
-        <w:hyperlink r:id="rId27" w:history="1">
+        <w:hyperlink r:id="rId26" w:history="1">
           <w:r>
             <w:rPr>
               <w:rStyle w:val="Hyperlink"/>
@@ -4278,7 +4260,7 @@
           <w:sz w:val="24"/>
           <w:u w:val="single"/>
         </w:rPr>
-        <w:hyperlink r:id="rId27" w:history="1">
+        <w:hyperlink r:id="rId26" w:history="1">
           <w:r>
             <w:rPr>
               <w:rStyle w:val="Hyperlink"/>
@@ -4296,7 +4278,7 @@
           <w:sz w:val="24"/>
           <w:u w:val="single"/>
         </w:rPr>
-        <w:hyperlink r:id="rId27" w:history="1">
+        <w:hyperlink r:id="rId26" w:history="1">
           <w:r>
             <w:rPr>
               <w:rStyle w:val="Hyperlink"/>
@@ -4314,7 +4296,7 @@
           <w:sz w:val="24"/>
           <w:u w:val="single"/>
         </w:rPr>
-        <w:hyperlink r:id="rId27" w:history="1">
+        <w:hyperlink r:id="rId26" w:history="1">
           <w:r>
             <w:rPr>
               <w:rStyle w:val="Hyperlink"/>
@@ -4332,7 +4314,7 @@
           <w:sz w:val="24"/>
           <w:u w:val="single"/>
         </w:rPr>
-        <w:hyperlink r:id="rId27" w:history="1">
+        <w:hyperlink r:id="rId26" w:history="1">
           <w:r>
             <w:rPr>
               <w:rStyle w:val="Hyperlink"/>
@@ -4350,7 +4332,7 @@
           <w:sz w:val="24"/>
           <w:u w:val="single"/>
         </w:rPr>
-        <w:hyperlink r:id="rId27" w:history="1">
+        <w:hyperlink r:id="rId26" w:history="1">
           <w:r>
             <w:rPr>
               <w:rStyle w:val="Hyperlink"/>
@@ -4397,7 +4379,7 @@
           <w:sz w:val="24"/>
           <w:u w:val="single"/>
         </w:rPr>
-        <w:hyperlink r:id="rId27" w:history="1">
+        <w:hyperlink r:id="rId26" w:history="1">
           <w:r>
             <w:rPr>
               <w:rStyle w:val="Hyperlink"/>
@@ -4425,7 +4407,7 @@
           <w:sz w:val="24"/>
           <w:u w:val="single"/>
         </w:rPr>
-        <w:hyperlink r:id="rId28" w:history="1">
+        <w:hyperlink r:id="rId27" w:history="1">
           <w:r>
             <w:rPr>
               <w:rStyle w:val="Hyperlink"/>
@@ -4454,7 +4436,7 @@
           <w:sz w:val="24"/>
           <w:u w:val="single"/>
         </w:rPr>
-        <w:hyperlink r:id="rId28" w:history="1">
+        <w:hyperlink r:id="rId27" w:history="1">
           <w:r>
             <w:rPr>
               <w:rStyle w:val="Hyperlink"/>
@@ -4642,7 +4624,7 @@
           <w:sz w:val="24"/>
           <w:u w:val="single"/>
         </w:rPr>
-        <w:hyperlink r:id="rId29" w:history="1">
+        <w:hyperlink r:id="rId28" w:history="1">
           <w:r>
             <w:rPr>
               <w:rStyle w:val="Hyperlink"/>
@@ -4671,7 +4653,7 @@
           <w:sz w:val="24"/>
           <w:u w:val="single"/>
         </w:rPr>
-        <w:hyperlink r:id="rId29" w:history="1">
+        <w:hyperlink r:id="rId28" w:history="1">
           <w:r>
             <w:rPr>
               <w:rStyle w:val="Hyperlink"/>
@@ -4779,7 +4761,7 @@
           <w:sz w:val="24"/>
           <w:u w:val="single"/>
         </w:rPr>
-        <w:hyperlink r:id="rId30" w:history="1">
+        <w:hyperlink r:id="rId29" w:history="1">
           <w:r>
             <w:rPr>
               <w:rStyle w:val="Hyperlink"/>
@@ -4797,7 +4779,7 @@
           <w:sz w:val="24"/>
           <w:u w:val="single"/>
         </w:rPr>
-        <w:hyperlink r:id="rId30" w:history="1">
+        <w:hyperlink r:id="rId29" w:history="1">
           <w:r>
             <w:rPr>
               <w:rStyle w:val="Hyperlink"/>
@@ -4905,7 +4887,7 @@
           <w:sz w:val="24"/>
           <w:u w:val="single"/>
         </w:rPr>
-        <w:hyperlink r:id="rId31" w:history="1">
+        <w:hyperlink r:id="rId30" w:history="1">
           <w:r>
             <w:rPr>
               <w:rStyle w:val="Hyperlink"/>
@@ -4934,7 +4916,7 @@
           <w:sz w:val="24"/>
           <w:u w:val="single"/>
         </w:rPr>
-        <w:hyperlink r:id="rId31" w:history="1">
+        <w:hyperlink r:id="rId30" w:history="1">
           <w:r>
             <w:rPr>
               <w:rStyle w:val="Hyperlink"/>

--- a/EXPORTS/DOCX/published/niveau3/English/Reinwardt.docx
+++ b/EXPORTS/DOCX/published/niveau3/English/Reinwardt.docx
@@ -1983,13 +1983,31 @@
       </w:r>
       <w:r>
         <w:rPr>
+          <w:u w:val="single" w:color="0000ff"/>
           <w:rFonts w:ascii="Charis SIL Regular" w:hAnsi="Charis SIL Regular" w:eastAsia="Charis SIL Regular"/>
           <w:b w:val="0"/>
           <w:i w:val="0"/>
           <w:color w:val="000000"/>
           <w:sz w:val="24"/>
         </w:rPr>
-        <w:t xml:space="preserve">has been published by the Huygens Institute and is </w:t>
+        <w:hyperlink r:id="rId17" w:history="1">
+          <w:r>
+            <w:rPr>
+              <w:rStyle w:val="Hyperlink"/>
+            </w:rPr>
+            <w:t>has b</w:t>
+          </w:r>
+        </w:hyperlink>
+      </w:r>
+      <w:r>
+        <w:rPr>
+          <w:rFonts w:ascii="Charis SIL Regular" w:hAnsi="Charis SIL Regular" w:eastAsia="Charis SIL Regular"/>
+          <w:b w:val="0"/>
+          <w:i w:val="0"/>
+          <w:color w:val="000000"/>
+          <w:sz w:val="24"/>
+        </w:rPr>
+        <w:t xml:space="preserve">een published by the Huygens Institute and is </w:t>
       </w:r>
       <w:r>
         <w:rPr>
@@ -2276,7 +2294,7 @@
           <w:sz w:val="24"/>
           <w:u w:val="single"/>
         </w:rPr>
-        <w:t>Scientific research in colonised terr</w:t>
+        <w:t>Scientific research in colonised terri</w:t>
       </w:r>
       <w:r>
         <w:rPr>
@@ -2287,7 +2305,7 @@
           <w:sz w:val="24"/>
           <w:u w:val="single"/>
         </w:rPr>
-        <w:t>i</w:t>
+        <w:t>torie</w:t>
       </w:r>
       <w:r>
         <w:rPr>
@@ -2296,9 +2314,8 @@
           <w:i w:val="0"/>
           <w:color w:val="0000FF"/>
           <w:sz w:val="24"/>
-          <w:u w:val="single"/>
-        </w:rPr>
-        <w:t>tories</w:t>
+        </w:rPr>
+        <w:t>s</w:t>
       </w:r>
       <w:r>
         <w:br/>
@@ -3013,7 +3030,7 @@
           <w:sz w:val="24"/>
           <w:u w:val="single"/>
         </w:rPr>
-        <w:hyperlink r:id="rId18" w:history="1">
+        <w:hyperlink r:id="rId20" w:history="1">
           <w:r>
             <w:rPr>
               <w:rStyle w:val="Hyperlink"/>
@@ -3861,7 +3878,7 @@
           <w:sz w:val="24"/>
           <w:u w:val="single"/>
         </w:rPr>
-        <w:hyperlink r:id="rId24" w:history="1">
+        <w:hyperlink r:id="rId25" w:history="1">
           <w:r>
             <w:rPr>
               <w:rStyle w:val="Hyperlink"/>
@@ -3890,7 +3907,7 @@
           <w:sz w:val="24"/>
           <w:u w:val="single"/>
         </w:rPr>
-        <w:hyperlink r:id="rId24" w:history="1">
+        <w:hyperlink r:id="rId25" w:history="1">
           <w:r>
             <w:rPr>
               <w:rStyle w:val="Hyperlink"/>
@@ -4001,7 +4018,7 @@
           <w:sz w:val="24"/>
           <w:u w:val="single"/>
         </w:rPr>
-        <w:hyperlink r:id="rId25" w:history="1">
+        <w:hyperlink r:id="rId26" w:history="1">
           <w:r>
             <w:rPr>
               <w:rStyle w:val="Hyperlink"/>
@@ -4019,7 +4036,7 @@
           <w:sz w:val="24"/>
           <w:u w:val="single"/>
         </w:rPr>
-        <w:hyperlink r:id="rId25" w:history="1">
+        <w:hyperlink r:id="rId26" w:history="1">
           <w:r>
             <w:rPr>
               <w:rStyle w:val="Hyperlink"/>
@@ -4037,7 +4054,7 @@
           <w:sz w:val="24"/>
           <w:u w:val="single"/>
         </w:rPr>
-        <w:hyperlink r:id="rId25" w:history="1">
+        <w:hyperlink r:id="rId26" w:history="1">
           <w:r>
             <w:rPr>
               <w:rStyle w:val="Hyperlink"/>
@@ -4055,7 +4072,7 @@
           <w:sz w:val="24"/>
           <w:u w:val="single"/>
         </w:rPr>
-        <w:hyperlink r:id="rId25" w:history="1">
+        <w:hyperlink r:id="rId26" w:history="1">
           <w:r>
             <w:rPr>
               <w:rStyle w:val="Hyperlink"/>
@@ -4206,7 +4223,7 @@
           <w:sz w:val="24"/>
           <w:u w:val="single"/>
         </w:rPr>
-        <w:hyperlink r:id="rId26" w:history="1">
+        <w:hyperlink r:id="rId27" w:history="1">
           <w:r>
             <w:rPr>
               <w:rStyle w:val="Hyperlink"/>
@@ -4224,7 +4241,7 @@
           <w:sz w:val="24"/>
           <w:u w:val="single"/>
         </w:rPr>
-        <w:hyperlink r:id="rId26" w:history="1">
+        <w:hyperlink r:id="rId27" w:history="1">
           <w:r>
             <w:rPr>
               <w:rStyle w:val="Hyperlink"/>
@@ -4242,7 +4259,7 @@
           <w:sz w:val="24"/>
           <w:u w:val="single"/>
         </w:rPr>
-        <w:hyperlink r:id="rId26" w:history="1">
+        <w:hyperlink r:id="rId27" w:history="1">
           <w:r>
             <w:rPr>
               <w:rStyle w:val="Hyperlink"/>
@@ -4260,7 +4277,7 @@
           <w:sz w:val="24"/>
           <w:u w:val="single"/>
         </w:rPr>
-        <w:hyperlink r:id="rId26" w:history="1">
+        <w:hyperlink r:id="rId27" w:history="1">
           <w:r>
             <w:rPr>
               <w:rStyle w:val="Hyperlink"/>
@@ -4278,7 +4295,7 @@
           <w:sz w:val="24"/>
           <w:u w:val="single"/>
         </w:rPr>
-        <w:hyperlink r:id="rId26" w:history="1">
+        <w:hyperlink r:id="rId27" w:history="1">
           <w:r>
             <w:rPr>
               <w:rStyle w:val="Hyperlink"/>
@@ -4296,7 +4313,7 @@
           <w:sz w:val="24"/>
           <w:u w:val="single"/>
         </w:rPr>
-        <w:hyperlink r:id="rId26" w:history="1">
+        <w:hyperlink r:id="rId27" w:history="1">
           <w:r>
             <w:rPr>
               <w:rStyle w:val="Hyperlink"/>
@@ -4314,7 +4331,7 @@
           <w:sz w:val="24"/>
           <w:u w:val="single"/>
         </w:rPr>
-        <w:hyperlink r:id="rId26" w:history="1">
+        <w:hyperlink r:id="rId27" w:history="1">
           <w:r>
             <w:rPr>
               <w:rStyle w:val="Hyperlink"/>
@@ -4332,7 +4349,7 @@
           <w:sz w:val="24"/>
           <w:u w:val="single"/>
         </w:rPr>
-        <w:hyperlink r:id="rId26" w:history="1">
+        <w:hyperlink r:id="rId27" w:history="1">
           <w:r>
             <w:rPr>
               <w:rStyle w:val="Hyperlink"/>
@@ -4379,7 +4396,7 @@
           <w:sz w:val="24"/>
           <w:u w:val="single"/>
         </w:rPr>
-        <w:hyperlink r:id="rId26" w:history="1">
+        <w:hyperlink r:id="rId27" w:history="1">
           <w:r>
             <w:rPr>
               <w:rStyle w:val="Hyperlink"/>

--- a/EXPORTS/DOCX/published/niveau3/English/Reinwardt.docx
+++ b/EXPORTS/DOCX/published/niveau3/English/Reinwardt.docx
@@ -215,25 +215,7 @@
           <w:color w:val="000000"/>
           <w:sz w:val="24"/>
         </w:rPr>
-        <w:t>1800 Reinwardt was appointed professor of chemistry, natural histo</w:t>
-      </w:r>
-      <w:r>
-        <w:rPr>
-          <w:u w:val="single" w:color="0000ff"/>
-          <w:rFonts w:ascii="Charis SIL Regular" w:hAnsi="Charis SIL Regular" w:eastAsia="Charis SIL Regular"/>
-          <w:b w:val="0"/>
-          <w:i w:val="0"/>
-          <w:color w:val="000000"/>
-          <w:sz w:val="24"/>
-        </w:rPr>
-        <w:hyperlink r:id="rId9" w:history="1">
-          <w:r>
-            <w:rPr>
-              <w:rStyle w:val="Hyperlink"/>
-            </w:rPr>
-            <w:t>ry and bota</w:t>
-          </w:r>
-        </w:hyperlink>
+        <w:t>1800 Reinwardt was appointed professor of chemistry, natural history and bota</w:t>
       </w:r>
       <w:r>
         <w:rPr>
@@ -2294,7 +2276,7 @@
           <w:sz w:val="24"/>
           <w:u w:val="single"/>
         </w:rPr>
-        <w:t>Scientific research in colonised terri</w:t>
+        <w:t>Scientific research in colonised terr</w:t>
       </w:r>
       <w:r>
         <w:rPr>
@@ -2305,7 +2287,7 @@
           <w:sz w:val="24"/>
           <w:u w:val="single"/>
         </w:rPr>
-        <w:t>torie</w:t>
+        <w:t>i</w:t>
       </w:r>
       <w:r>
         <w:rPr>
@@ -2314,8 +2296,9 @@
           <w:i w:val="0"/>
           <w:color w:val="0000FF"/>
           <w:sz w:val="24"/>
-        </w:rPr>
-        <w:t>s</w:t>
+          <w:u w:val="single"/>
+        </w:rPr>
+        <w:t>tories</w:t>
       </w:r>
       <w:r>
         <w:br/>
@@ -4424,7 +4407,7 @@
           <w:sz w:val="24"/>
           <w:u w:val="single"/>
         </w:rPr>
-        <w:hyperlink r:id="rId27" w:history="1">
+        <w:hyperlink r:id="rId28" w:history="1">
           <w:r>
             <w:rPr>
               <w:rStyle w:val="Hyperlink"/>
@@ -4453,7 +4436,7 @@
           <w:sz w:val="24"/>
           <w:u w:val="single"/>
         </w:rPr>
-        <w:hyperlink r:id="rId27" w:history="1">
+        <w:hyperlink r:id="rId28" w:history="1">
           <w:r>
             <w:rPr>
               <w:rStyle w:val="Hyperlink"/>
@@ -4641,7 +4624,7 @@
           <w:sz w:val="24"/>
           <w:u w:val="single"/>
         </w:rPr>
-        <w:hyperlink r:id="rId28" w:history="1">
+        <w:hyperlink r:id="rId29" w:history="1">
           <w:r>
             <w:rPr>
               <w:rStyle w:val="Hyperlink"/>
@@ -4670,7 +4653,7 @@
           <w:sz w:val="24"/>
           <w:u w:val="single"/>
         </w:rPr>
-        <w:hyperlink r:id="rId28" w:history="1">
+        <w:hyperlink r:id="rId29" w:history="1">
           <w:r>
             <w:rPr>
               <w:rStyle w:val="Hyperlink"/>
@@ -4778,7 +4761,7 @@
           <w:sz w:val="24"/>
           <w:u w:val="single"/>
         </w:rPr>
-        <w:hyperlink r:id="rId29" w:history="1">
+        <w:hyperlink r:id="rId30" w:history="1">
           <w:r>
             <w:rPr>
               <w:rStyle w:val="Hyperlink"/>
@@ -4796,7 +4779,7 @@
           <w:sz w:val="24"/>
           <w:u w:val="single"/>
         </w:rPr>
-        <w:hyperlink r:id="rId29" w:history="1">
+        <w:hyperlink r:id="rId30" w:history="1">
           <w:r>
             <w:rPr>
               <w:rStyle w:val="Hyperlink"/>
@@ -4904,7 +4887,7 @@
           <w:sz w:val="24"/>
           <w:u w:val="single"/>
         </w:rPr>
-        <w:hyperlink r:id="rId30" w:history="1">
+        <w:hyperlink r:id="rId31" w:history="1">
           <w:r>
             <w:rPr>
               <w:rStyle w:val="Hyperlink"/>
@@ -4933,7 +4916,7 @@
           <w:sz w:val="24"/>
           <w:u w:val="single"/>
         </w:rPr>
-        <w:hyperlink r:id="rId30" w:history="1">
+        <w:hyperlink r:id="rId31" w:history="1">
           <w:r>
             <w:rPr>
               <w:rStyle w:val="Hyperlink"/>

--- a/EXPORTS/DOCX/published/niveau3/English/Reinwardt.docx
+++ b/EXPORTS/DOCX/published/niveau3/English/Reinwardt.docx
@@ -215,7 +215,25 @@
           <w:color w:val="000000"/>
           <w:sz w:val="24"/>
         </w:rPr>
-        <w:t>1800 Reinwardt was appointed professor of chemistry, natural history and bota</w:t>
+        <w:t>1800 Reinwardt was appointed professor of chemistry, natural histo</w:t>
+      </w:r>
+      <w:r>
+        <w:rPr>
+          <w:u w:val="single" w:color="0000ff"/>
+          <w:rFonts w:ascii="Charis SIL Regular" w:hAnsi="Charis SIL Regular" w:eastAsia="Charis SIL Regular"/>
+          <w:b w:val="0"/>
+          <w:i w:val="0"/>
+          <w:color w:val="000000"/>
+          <w:sz w:val="24"/>
+        </w:rPr>
+        <w:hyperlink r:id="rId9" w:history="1">
+          <w:r>
+            <w:rPr>
+              <w:rStyle w:val="Hyperlink"/>
+            </w:rPr>
+            <w:t>ry and bota</w:t>
+          </w:r>
+        </w:hyperlink>
       </w:r>
       <w:r>
         <w:rPr>
@@ -919,143 +937,7 @@
           <w:color w:val="000000"/>
           <w:sz w:val="24"/>
         </w:rPr>
-        <w:t>). During his tra</w:t>
-      </w:r>
-      <w:r>
-        <w:rPr>
-          <w:u w:val="single" w:color="0000ff"/>
-          <w:rFonts w:ascii="Charis SIL Regular" w:hAnsi="Charis SIL Regular" w:eastAsia="Charis SIL Regular"/>
-          <w:b w:val="0"/>
-          <w:i w:val="0"/>
-          <w:color w:val="000000"/>
-          <w:sz w:val="24"/>
-        </w:rPr>
-        <w:hyperlink r:id="rId12" w:history="1">
-          <w:r>
-            <w:rPr>
-              <w:rStyle w:val="Hyperlink"/>
-            </w:rPr>
-            <w:t>vels Reinward</w:t>
-          </w:r>
-        </w:hyperlink>
-      </w:r>
-      <w:r>
-        <w:rPr>
-          <w:u w:val="single" w:color="0000ff"/>
-          <w:rFonts w:ascii="Charis SIL Regular" w:hAnsi="Charis SIL Regular" w:eastAsia="Charis SIL Regular"/>
-          <w:b w:val="0"/>
-          <w:i w:val="0"/>
-          <w:color w:val="000000"/>
-          <w:sz w:val="24"/>
-        </w:rPr>
-        <w:hyperlink r:id="rId12" w:history="1">
-          <w:r>
-            <w:rPr>
-              <w:rStyle w:val="Hyperlink"/>
-            </w:rPr>
-            <w:t>t w</w:t>
-          </w:r>
-        </w:hyperlink>
-      </w:r>
-      <w:r>
-        <w:rPr>
-          <w:u w:val="single" w:color="0000ff"/>
-          <w:rFonts w:ascii="Charis SIL Regular" w:hAnsi="Charis SIL Regular" w:eastAsia="Charis SIL Regular"/>
-          <w:b w:val="0"/>
-          <w:i w:val="0"/>
-          <w:color w:val="000000"/>
-          <w:sz w:val="24"/>
-        </w:rPr>
-        <w:hyperlink r:id="rId12" w:history="1">
-          <w:r>
-            <w:rPr>
-              <w:rStyle w:val="Hyperlink"/>
-            </w:rPr>
-            <w:t>a</w:t>
-          </w:r>
-        </w:hyperlink>
-      </w:r>
-      <w:r>
-        <w:rPr>
-          <w:u w:val="single" w:color="0000ff"/>
-          <w:rFonts w:ascii="Charis SIL Regular" w:hAnsi="Charis SIL Regular" w:eastAsia="Charis SIL Regular"/>
-          <w:b w:val="0"/>
-          <w:i w:val="0"/>
-          <w:color w:val="000000"/>
-          <w:sz w:val="24"/>
-        </w:rPr>
-        <w:hyperlink r:id="rId12" w:history="1">
-          <w:r>
-            <w:rPr>
-              <w:rStyle w:val="Hyperlink"/>
-            </w:rPr>
-            <w:t>s assisted b</w:t>
-          </w:r>
-        </w:hyperlink>
-      </w:r>
-      <w:r>
-        <w:rPr>
-          <w:u w:val="single" w:color="0000ff"/>
-          <w:rFonts w:ascii="Charis SIL Regular" w:hAnsi="Charis SIL Regular" w:eastAsia="Charis SIL Regular"/>
-          <w:b w:val="0"/>
-          <w:i w:val="0"/>
-          <w:color w:val="000000"/>
-          <w:sz w:val="24"/>
-        </w:rPr>
-        <w:hyperlink r:id="rId12" w:history="1">
-          <w:r>
-            <w:rPr>
-              <w:rStyle w:val="Hyperlink"/>
-            </w:rPr>
-            <w:t>y</w:t>
-          </w:r>
-        </w:hyperlink>
-      </w:r>
-      <w:r>
-        <w:rPr>
-          <w:u w:val="single" w:color="0000ff"/>
-          <w:rFonts w:ascii="Charis SIL Regular" w:hAnsi="Charis SIL Regular" w:eastAsia="Charis SIL Regular"/>
-          <w:b w:val="0"/>
-          <w:i w:val="0"/>
-          <w:color w:val="000000"/>
-          <w:sz w:val="24"/>
-        </w:rPr>
-        <w:hyperlink r:id="rId12" w:history="1">
-          <w:r>
-            <w:rPr>
-              <w:rStyle w:val="Hyperlink"/>
-            </w:rPr>
-            <w:t xml:space="preserve"> person</w:t>
-          </w:r>
-        </w:hyperlink>
-      </w:r>
-      <w:r>
-        <w:rPr>
-          <w:rFonts w:ascii="Charis SIL Regular" w:hAnsi="Charis SIL Regular" w:eastAsia="Charis SIL Regular"/>
-          <w:b w:val="0"/>
-          <w:i w:val="0"/>
-          <w:color w:val="000000"/>
-          <w:sz w:val="24"/>
-        </w:rPr>
-        <w:t>al ‘coll</w:t>
-      </w:r>
-      <w:r>
-        <w:rPr>
-          <w:u w:val="single" w:color="0000ff"/>
-          <w:rFonts w:ascii="Charis SIL Regular" w:hAnsi="Charis SIL Regular" w:eastAsia="Charis SIL Regular"/>
-          <w:b w:val="0"/>
-          <w:i w:val="0"/>
-          <w:color w:val="000000"/>
-          <w:sz w:val="24"/>
-        </w:rPr>
-        <w:hyperlink r:id="rId13" w:history="1">
-          <w:r>
-            <w:rPr>
-              <w:rStyle w:val="Hyperlink"/>
-            </w:rPr>
-            <w:t>ectors’, th</w:t>
-          </w:r>
-        </w:hyperlink>
+        <w:t>). During his travels Reinwardt was assisted by personal ‘collectors’, th</w:t>
       </w:r>
       <w:r>
         <w:rPr>
@@ -1547,6 +1429,7 @@
       </w:r>
       <w:r>
         <w:rPr>
+          <w:u w:val="single" w:color="0000ff"/>
           <w:rFonts w:ascii="Charis SIL Regular" w:hAnsi="Charis SIL Regular" w:eastAsia="Charis SIL Regular"/>
           <w:b w:val="0"/>
           <w:i w:val="0"/>
@@ -1623,7 +1506,7 @@
             <w:rPr>
               <w:rStyle w:val="Hyperlink"/>
             </w:rPr>
-            <w:t xml:space="preserve">ions, such </w:t>
+            <w:t>ions, such</w:t>
           </w:r>
         </w:hyperlink>
       </w:r>
@@ -1635,7 +1518,7 @@
           <w:color w:val="000000"/>
           <w:sz w:val="24"/>
         </w:rPr>
-        <w:t xml:space="preserve">as converting his </w:t>
+        <w:t xml:space="preserve"> as converting his </w:t>
       </w:r>
       <w:r>
         <w:rPr>
@@ -3013,7 +2896,7 @@
           <w:sz w:val="24"/>
           <w:u w:val="single"/>
         </w:rPr>
-        <w:hyperlink r:id="rId20" w:history="1">
+        <w:hyperlink r:id="rId18" w:history="1">
           <w:r>
             <w:rPr>
               <w:rStyle w:val="Hyperlink"/>
@@ -3331,7 +3214,7 @@
             <w:rPr>
               <w:rStyle w:val="Hyperlink"/>
             </w:rPr>
-            <w:t>www.biografischportaal.nl</w:t>
+            <w:t>www.biografischportaal.n</w:t>
           </w:r>
         </w:hyperlink>
       </w:r>
@@ -3342,25 +3225,13 @@
           <w:i w:val="0"/>
           <w:color w:val="0000FF"/>
           <w:sz w:val="24"/>
-          <w:u w:val="single"/>
-        </w:rPr>
-        <w:t>/</w:t>
-      </w:r>
-      <w:r>
-        <w:rPr>
-          <w:rFonts w:ascii="Charis SIL Regular" w:hAnsi="Charis SIL Regular" w:eastAsia="Charis SIL Regular"/>
-          <w:b w:val="0"/>
-          <w:i w:val="0"/>
-          <w:color w:val="0000FF"/>
-          <w:sz w:val="24"/>
-          <w:u w:val="single"/>
         </w:rPr>
         <w:hyperlink r:id="rId22" w:history="1">
           <w:r>
             <w:rPr>
               <w:rStyle w:val="Hyperlink"/>
             </w:rPr>
-            <w:t>persoon/4045700</w:t>
+            <w:t>l</w:t>
           </w:r>
         </w:hyperlink>
       </w:r>
@@ -3372,7 +3243,25 @@
           <w:color w:val="0000FF"/>
           <w:sz w:val="24"/>
         </w:rPr>
-        <w:t>8</w:t>
+        <w:t>/</w:t>
+      </w:r>
+      <w:r>
+        <w:rPr>
+          <w:rFonts w:ascii="Charis SIL Regular" w:hAnsi="Charis SIL Regular" w:eastAsia="Charis SIL Regular"/>
+          <w:b w:val="0"/>
+          <w:i w:val="0"/>
+          <w:color w:val="0000FF"/>
+          <w:sz w:val="24"/>
+          <w:u w:val="single"/>
+        </w:rPr>
+        <w:hyperlink r:id="rId22" w:history="1">
+          <w:r>
+            <w:rPr>
+              <w:rStyle w:val="Hyperlink"/>
+            </w:rPr>
+            <w:t>persoon/40457008</w:t>
+          </w:r>
+        </w:hyperlink>
       </w:r>
     </w:p>
     <w:p>
@@ -3861,7 +3750,7 @@
           <w:sz w:val="24"/>
           <w:u w:val="single"/>
         </w:rPr>
-        <w:hyperlink r:id="rId25" w:history="1">
+        <w:hyperlink r:id="rId24" w:history="1">
           <w:r>
             <w:rPr>
               <w:rStyle w:val="Hyperlink"/>
@@ -4407,7 +4296,7 @@
           <w:sz w:val="24"/>
           <w:u w:val="single"/>
         </w:rPr>
-        <w:hyperlink r:id="rId28" w:history="1">
+        <w:hyperlink r:id="rId27" w:history="1">
           <w:r>
             <w:rPr>
               <w:rStyle w:val="Hyperlink"/>

--- a/EXPORTS/DOCX/published/niveau3/English/Reinwardt.docx
+++ b/EXPORTS/DOCX/published/niveau3/English/Reinwardt.docx
@@ -937,7 +937,143 @@
           <w:color w:val="000000"/>
           <w:sz w:val="24"/>
         </w:rPr>
-        <w:t>). During his travels Reinwardt was assisted by personal ‘collectors’, th</w:t>
+        <w:t>). During his tra</w:t>
+      </w:r>
+      <w:r>
+        <w:rPr>
+          <w:u w:val="single" w:color="0000ff"/>
+          <w:rFonts w:ascii="Charis SIL Regular" w:hAnsi="Charis SIL Regular" w:eastAsia="Charis SIL Regular"/>
+          <w:b w:val="0"/>
+          <w:i w:val="0"/>
+          <w:color w:val="000000"/>
+          <w:sz w:val="24"/>
+        </w:rPr>
+        <w:hyperlink r:id="rId12" w:history="1">
+          <w:r>
+            <w:rPr>
+              <w:rStyle w:val="Hyperlink"/>
+            </w:rPr>
+            <w:t>vels Reinward</w:t>
+          </w:r>
+        </w:hyperlink>
+      </w:r>
+      <w:r>
+        <w:rPr>
+          <w:u w:val="single" w:color="0000ff"/>
+          <w:rFonts w:ascii="Charis SIL Regular" w:hAnsi="Charis SIL Regular" w:eastAsia="Charis SIL Regular"/>
+          <w:b w:val="0"/>
+          <w:i w:val="0"/>
+          <w:color w:val="000000"/>
+          <w:sz w:val="24"/>
+        </w:rPr>
+        <w:hyperlink r:id="rId12" w:history="1">
+          <w:r>
+            <w:rPr>
+              <w:rStyle w:val="Hyperlink"/>
+            </w:rPr>
+            <w:t>t w</w:t>
+          </w:r>
+        </w:hyperlink>
+      </w:r>
+      <w:r>
+        <w:rPr>
+          <w:u w:val="single" w:color="0000ff"/>
+          <w:rFonts w:ascii="Charis SIL Regular" w:hAnsi="Charis SIL Regular" w:eastAsia="Charis SIL Regular"/>
+          <w:b w:val="0"/>
+          <w:i w:val="0"/>
+          <w:color w:val="000000"/>
+          <w:sz w:val="24"/>
+        </w:rPr>
+        <w:hyperlink r:id="rId12" w:history="1">
+          <w:r>
+            <w:rPr>
+              <w:rStyle w:val="Hyperlink"/>
+            </w:rPr>
+            <w:t>a</w:t>
+          </w:r>
+        </w:hyperlink>
+      </w:r>
+      <w:r>
+        <w:rPr>
+          <w:u w:val="single" w:color="0000ff"/>
+          <w:rFonts w:ascii="Charis SIL Regular" w:hAnsi="Charis SIL Regular" w:eastAsia="Charis SIL Regular"/>
+          <w:b w:val="0"/>
+          <w:i w:val="0"/>
+          <w:color w:val="000000"/>
+          <w:sz w:val="24"/>
+        </w:rPr>
+        <w:hyperlink r:id="rId12" w:history="1">
+          <w:r>
+            <w:rPr>
+              <w:rStyle w:val="Hyperlink"/>
+            </w:rPr>
+            <w:t>s assisted b</w:t>
+          </w:r>
+        </w:hyperlink>
+      </w:r>
+      <w:r>
+        <w:rPr>
+          <w:u w:val="single" w:color="0000ff"/>
+          <w:rFonts w:ascii="Charis SIL Regular" w:hAnsi="Charis SIL Regular" w:eastAsia="Charis SIL Regular"/>
+          <w:b w:val="0"/>
+          <w:i w:val="0"/>
+          <w:color w:val="000000"/>
+          <w:sz w:val="24"/>
+        </w:rPr>
+        <w:hyperlink r:id="rId12" w:history="1">
+          <w:r>
+            <w:rPr>
+              <w:rStyle w:val="Hyperlink"/>
+            </w:rPr>
+            <w:t>y</w:t>
+          </w:r>
+        </w:hyperlink>
+      </w:r>
+      <w:r>
+        <w:rPr>
+          <w:u w:val="single" w:color="0000ff"/>
+          <w:rFonts w:ascii="Charis SIL Regular" w:hAnsi="Charis SIL Regular" w:eastAsia="Charis SIL Regular"/>
+          <w:b w:val="0"/>
+          <w:i w:val="0"/>
+          <w:color w:val="000000"/>
+          <w:sz w:val="24"/>
+        </w:rPr>
+        <w:hyperlink r:id="rId12" w:history="1">
+          <w:r>
+            <w:rPr>
+              <w:rStyle w:val="Hyperlink"/>
+            </w:rPr>
+            <w:t xml:space="preserve"> person</w:t>
+          </w:r>
+        </w:hyperlink>
+      </w:r>
+      <w:r>
+        <w:rPr>
+          <w:rFonts w:ascii="Charis SIL Regular" w:hAnsi="Charis SIL Regular" w:eastAsia="Charis SIL Regular"/>
+          <w:b w:val="0"/>
+          <w:i w:val="0"/>
+          <w:color w:val="000000"/>
+          <w:sz w:val="24"/>
+        </w:rPr>
+        <w:t>al ‘coll</w:t>
+      </w:r>
+      <w:r>
+        <w:rPr>
+          <w:u w:val="single" w:color="0000ff"/>
+          <w:rFonts w:ascii="Charis SIL Regular" w:hAnsi="Charis SIL Regular" w:eastAsia="Charis SIL Regular"/>
+          <w:b w:val="0"/>
+          <w:i w:val="0"/>
+          <w:color w:val="000000"/>
+          <w:sz w:val="24"/>
+        </w:rPr>
+        <w:hyperlink r:id="rId13" w:history="1">
+          <w:r>
+            <w:rPr>
+              <w:rStyle w:val="Hyperlink"/>
+            </w:rPr>
+            <w:t>ectors’, th</w:t>
+          </w:r>
+        </w:hyperlink>
       </w:r>
       <w:r>
         <w:rPr>
@@ -1429,7 +1565,6 @@
       </w:r>
       <w:r>
         <w:rPr>
-          <w:u w:val="single" w:color="0000ff"/>
           <w:rFonts w:ascii="Charis SIL Regular" w:hAnsi="Charis SIL Regular" w:eastAsia="Charis SIL Regular"/>
           <w:b w:val="0"/>
           <w:i w:val="0"/>
@@ -1506,7 +1641,7 @@
             <w:rPr>
               <w:rStyle w:val="Hyperlink"/>
             </w:rPr>
-            <w:t>ions, such</w:t>
+            <w:t xml:space="preserve">ions, such </w:t>
           </w:r>
         </w:hyperlink>
       </w:r>
@@ -1518,7 +1653,7 @@
           <w:color w:val="000000"/>
           <w:sz w:val="24"/>
         </w:rPr>
-        <w:t xml:space="preserve"> as converting his </w:t>
+        <w:t xml:space="preserve">as converting his </w:t>
       </w:r>
       <w:r>
         <w:rPr>
@@ -2896,7 +3031,7 @@
           <w:sz w:val="24"/>
           <w:u w:val="single"/>
         </w:rPr>
-        <w:hyperlink r:id="rId18" w:history="1">
+        <w:hyperlink r:id="rId20" w:history="1">
           <w:r>
             <w:rPr>
               <w:rStyle w:val="Hyperlink"/>
@@ -3732,14 +3867,7 @@
           <w:color w:val="000000"/>
           <w:sz w:val="24"/>
         </w:rPr>
-        <w:hyperlink r:id="rId24" w:history="1">
-          <w:r>
-            <w:rPr>
-              <w:rStyle w:val="Hyperlink"/>
-            </w:rPr>
-            <w:t xml:space="preserve">, </w:t>
-          </w:r>
-        </w:hyperlink>
+        <w:t xml:space="preserve">, </w:t>
       </w:r>
       <w:r>
         <w:rPr>
@@ -3750,7 +3878,7 @@
           <w:sz w:val="24"/>
           <w:u w:val="single"/>
         </w:rPr>
-        <w:hyperlink r:id="rId24" w:history="1">
+        <w:hyperlink r:id="rId25" w:history="1">
           <w:r>
             <w:rPr>
               <w:rStyle w:val="Hyperlink"/>
@@ -4296,7 +4424,7 @@
           <w:sz w:val="24"/>
           <w:u w:val="single"/>
         </w:rPr>
-        <w:hyperlink r:id="rId27" w:history="1">
+        <w:hyperlink r:id="rId28" w:history="1">
           <w:r>
             <w:rPr>
               <w:rStyle w:val="Hyperlink"/>

--- a/EXPORTS/DOCX/published/niveau3/English/Reinwardt.docx
+++ b/EXPORTS/DOCX/published/niveau3/English/Reinwardt.docx
@@ -3349,7 +3349,7 @@
             <w:rPr>
               <w:rStyle w:val="Hyperlink"/>
             </w:rPr>
-            <w:t>www.biografischportaal.n</w:t>
+            <w:t>www.biografischportaal.nl</w:t>
           </w:r>
         </w:hyperlink>
       </w:r>
@@ -3360,13 +3360,25 @@
           <w:i w:val="0"/>
           <w:color w:val="0000FF"/>
           <w:sz w:val="24"/>
+          <w:u w:val="single"/>
+        </w:rPr>
+        <w:t>/</w:t>
+      </w:r>
+      <w:r>
+        <w:rPr>
+          <w:rFonts w:ascii="Charis SIL Regular" w:hAnsi="Charis SIL Regular" w:eastAsia="Charis SIL Regular"/>
+          <w:b w:val="0"/>
+          <w:i w:val="0"/>
+          <w:color w:val="0000FF"/>
+          <w:sz w:val="24"/>
+          <w:u w:val="single"/>
         </w:rPr>
         <w:hyperlink r:id="rId22" w:history="1">
           <w:r>
             <w:rPr>
               <w:rStyle w:val="Hyperlink"/>
             </w:rPr>
-            <w:t>l</w:t>
+            <w:t>persoon/4045700</w:t>
           </w:r>
         </w:hyperlink>
       </w:r>
@@ -3378,25 +3390,7 @@
           <w:color w:val="0000FF"/>
           <w:sz w:val="24"/>
         </w:rPr>
-        <w:t>/</w:t>
-      </w:r>
-      <w:r>
-        <w:rPr>
-          <w:rFonts w:ascii="Charis SIL Regular" w:hAnsi="Charis SIL Regular" w:eastAsia="Charis SIL Regular"/>
-          <w:b w:val="0"/>
-          <w:i w:val="0"/>
-          <w:color w:val="0000FF"/>
-          <w:sz w:val="24"/>
-          <w:u w:val="single"/>
-        </w:rPr>
-        <w:hyperlink r:id="rId22" w:history="1">
-          <w:r>
-            <w:rPr>
-              <w:rStyle w:val="Hyperlink"/>
-            </w:rPr>
-            <w:t>persoon/40457008</w:t>
-          </w:r>
-        </w:hyperlink>
+        <w:t>8</w:t>
       </w:r>
     </w:p>
     <w:p>
@@ -3867,7 +3861,14 @@
           <w:color w:val="000000"/>
           <w:sz w:val="24"/>
         </w:rPr>
-        <w:t xml:space="preserve">, </w:t>
+        <w:hyperlink r:id="rId24" w:history="1">
+          <w:r>
+            <w:rPr>
+              <w:rStyle w:val="Hyperlink"/>
+            </w:rPr>
+            <w:t xml:space="preserve">, </w:t>
+          </w:r>
+        </w:hyperlink>
       </w:r>
       <w:r>
         <w:rPr>
@@ -4424,7 +4425,7 @@
           <w:sz w:val="24"/>
           <w:u w:val="single"/>
         </w:rPr>
-        <w:hyperlink r:id="rId28" w:history="1">
+        <w:hyperlink r:id="rId27" w:history="1">
           <w:r>
             <w:rPr>
               <w:rStyle w:val="Hyperlink"/>
@@ -4453,7 +4454,7 @@
           <w:sz w:val="24"/>
           <w:u w:val="single"/>
         </w:rPr>
-        <w:hyperlink r:id="rId28" w:history="1">
+        <w:hyperlink r:id="rId27" w:history="1">
           <w:r>
             <w:rPr>
               <w:rStyle w:val="Hyperlink"/>
@@ -4641,7 +4642,7 @@
           <w:sz w:val="24"/>
           <w:u w:val="single"/>
         </w:rPr>
-        <w:hyperlink r:id="rId29" w:history="1">
+        <w:hyperlink r:id="rId28" w:history="1">
           <w:r>
             <w:rPr>
               <w:rStyle w:val="Hyperlink"/>
@@ -4670,7 +4671,7 @@
           <w:sz w:val="24"/>
           <w:u w:val="single"/>
         </w:rPr>
-        <w:hyperlink r:id="rId29" w:history="1">
+        <w:hyperlink r:id="rId28" w:history="1">
           <w:r>
             <w:rPr>
               <w:rStyle w:val="Hyperlink"/>
@@ -4778,7 +4779,7 @@
           <w:sz w:val="24"/>
           <w:u w:val="single"/>
         </w:rPr>
-        <w:hyperlink r:id="rId30" w:history="1">
+        <w:hyperlink r:id="rId29" w:history="1">
           <w:r>
             <w:rPr>
               <w:rStyle w:val="Hyperlink"/>
@@ -4796,7 +4797,7 @@
           <w:sz w:val="24"/>
           <w:u w:val="single"/>
         </w:rPr>
-        <w:hyperlink r:id="rId30" w:history="1">
+        <w:hyperlink r:id="rId29" w:history="1">
           <w:r>
             <w:rPr>
               <w:rStyle w:val="Hyperlink"/>
@@ -4904,7 +4905,7 @@
           <w:sz w:val="24"/>
           <w:u w:val="single"/>
         </w:rPr>
-        <w:hyperlink r:id="rId31" w:history="1">
+        <w:hyperlink r:id="rId30" w:history="1">
           <w:r>
             <w:rPr>
               <w:rStyle w:val="Hyperlink"/>
@@ -4933,7 +4934,7 @@
           <w:sz w:val="24"/>
           <w:u w:val="single"/>
         </w:rPr>
-        <w:hyperlink r:id="rId31" w:history="1">
+        <w:hyperlink r:id="rId30" w:history="1">
           <w:r>
             <w:rPr>
               <w:rStyle w:val="Hyperlink"/>

--- a/EXPORTS/DOCX/published/niveau3/English/Reinwardt.docx
+++ b/EXPORTS/DOCX/published/niveau3/English/Reinwardt.docx
@@ -1565,6 +1565,7 @@
       </w:r>
       <w:r>
         <w:rPr>
+          <w:u w:val="single" w:color="0000ff"/>
           <w:rFonts w:ascii="Charis SIL Regular" w:hAnsi="Charis SIL Regular" w:eastAsia="Charis SIL Regular"/>
           <w:b w:val="0"/>
           <w:i w:val="0"/>
@@ -1575,21 +1576,13 @@
       </w:r>
       <w:r>
         <w:rPr>
-          <w:u w:val="single" w:color="0000ff"/>
           <w:rFonts w:ascii="Charis SIL Regular" w:hAnsi="Charis SIL Regular" w:eastAsia="Charis SIL Regular"/>
           <w:b w:val="0"/>
           <w:i w:val="0"/>
           <w:color w:val="000000"/>
           <w:sz w:val="24"/>
         </w:rPr>
-        <w:hyperlink r:id="rId15" w:history="1">
-          <w:r>
-            <w:rPr>
-              <w:rStyle w:val="Hyperlink"/>
-            </w:rPr>
-            <w:t>c</w:t>
-          </w:r>
-        </w:hyperlink>
+        <w:t>c</w:t>
       </w:r>
       <w:r>
         <w:rPr>
@@ -3349,7 +3342,7 @@
             <w:rPr>
               <w:rStyle w:val="Hyperlink"/>
             </w:rPr>
-            <w:t>www.biografischportaal.nl</w:t>
+            <w:t>www.biografischportaal.n</w:t>
           </w:r>
         </w:hyperlink>
       </w:r>
@@ -3360,25 +3353,13 @@
           <w:i w:val="0"/>
           <w:color w:val="0000FF"/>
           <w:sz w:val="24"/>
-          <w:u w:val="single"/>
-        </w:rPr>
-        <w:t>/</w:t>
-      </w:r>
-      <w:r>
-        <w:rPr>
-          <w:rFonts w:ascii="Charis SIL Regular" w:hAnsi="Charis SIL Regular" w:eastAsia="Charis SIL Regular"/>
-          <w:b w:val="0"/>
-          <w:i w:val="0"/>
-          <w:color w:val="0000FF"/>
-          <w:sz w:val="24"/>
-          <w:u w:val="single"/>
         </w:rPr>
         <w:hyperlink r:id="rId22" w:history="1">
           <w:r>
             <w:rPr>
               <w:rStyle w:val="Hyperlink"/>
             </w:rPr>
-            <w:t>persoon/4045700</w:t>
+            <w:t>l</w:t>
           </w:r>
         </w:hyperlink>
       </w:r>
@@ -3390,7 +3371,25 @@
           <w:color w:val="0000FF"/>
           <w:sz w:val="24"/>
         </w:rPr>
-        <w:t>8</w:t>
+        <w:t>/</w:t>
+      </w:r>
+      <w:r>
+        <w:rPr>
+          <w:rFonts w:ascii="Charis SIL Regular" w:hAnsi="Charis SIL Regular" w:eastAsia="Charis SIL Regular"/>
+          <w:b w:val="0"/>
+          <w:i w:val="0"/>
+          <w:color w:val="0000FF"/>
+          <w:sz w:val="24"/>
+          <w:u w:val="single"/>
+        </w:rPr>
+        <w:hyperlink r:id="rId22" w:history="1">
+          <w:r>
+            <w:rPr>
+              <w:rStyle w:val="Hyperlink"/>
+            </w:rPr>
+            <w:t>persoon/40457008</w:t>
+          </w:r>
+        </w:hyperlink>
       </w:r>
     </w:p>
     <w:p>
@@ -3879,7 +3878,7 @@
           <w:sz w:val="24"/>
           <w:u w:val="single"/>
         </w:rPr>
-        <w:hyperlink r:id="rId25" w:history="1">
+        <w:hyperlink r:id="rId24" w:history="1">
           <w:r>
             <w:rPr>
               <w:rStyle w:val="Hyperlink"/>
@@ -4454,7 +4453,7 @@
           <w:sz w:val="24"/>
           <w:u w:val="single"/>
         </w:rPr>
-        <w:hyperlink r:id="rId27" w:history="1">
+        <w:hyperlink r:id="rId28" w:history="1">
           <w:r>
             <w:rPr>
               <w:rStyle w:val="Hyperlink"/>
@@ -4642,7 +4641,7 @@
           <w:sz w:val="24"/>
           <w:u w:val="single"/>
         </w:rPr>
-        <w:hyperlink r:id="rId28" w:history="1">
+        <w:hyperlink r:id="rId29" w:history="1">
           <w:r>
             <w:rPr>
               <w:rStyle w:val="Hyperlink"/>
@@ -4671,7 +4670,7 @@
           <w:sz w:val="24"/>
           <w:u w:val="single"/>
         </w:rPr>
-        <w:hyperlink r:id="rId28" w:history="1">
+        <w:hyperlink r:id="rId29" w:history="1">
           <w:r>
             <w:rPr>
               <w:rStyle w:val="Hyperlink"/>
@@ -4779,7 +4778,7 @@
           <w:sz w:val="24"/>
           <w:u w:val="single"/>
         </w:rPr>
-        <w:hyperlink r:id="rId29" w:history="1">
+        <w:hyperlink r:id="rId30" w:history="1">
           <w:r>
             <w:rPr>
               <w:rStyle w:val="Hyperlink"/>
@@ -4797,7 +4796,7 @@
           <w:sz w:val="24"/>
           <w:u w:val="single"/>
         </w:rPr>
-        <w:hyperlink r:id="rId29" w:history="1">
+        <w:hyperlink r:id="rId30" w:history="1">
           <w:r>
             <w:rPr>
               <w:rStyle w:val="Hyperlink"/>
@@ -4905,7 +4904,7 @@
           <w:sz w:val="24"/>
           <w:u w:val="single"/>
         </w:rPr>
-        <w:hyperlink r:id="rId30" w:history="1">
+        <w:hyperlink r:id="rId31" w:history="1">
           <w:r>
             <w:rPr>
               <w:rStyle w:val="Hyperlink"/>
@@ -4934,7 +4933,7 @@
           <w:sz w:val="24"/>
           <w:u w:val="single"/>
         </w:rPr>
-        <w:hyperlink r:id="rId30" w:history="1">
+        <w:hyperlink r:id="rId31" w:history="1">
           <w:r>
             <w:rPr>
               <w:rStyle w:val="Hyperlink"/>

--- a/EXPORTS/DOCX/published/niveau3/English/Reinwardt.docx
+++ b/EXPORTS/DOCX/published/niveau3/English/Reinwardt.docx
@@ -1565,6 +1565,16 @@
       </w:r>
       <w:r>
         <w:rPr>
+          <w:rFonts w:ascii="Charis SIL Regular" w:hAnsi="Charis SIL Regular" w:eastAsia="Charis SIL Regular"/>
+          <w:b w:val="0"/>
+          <w:i w:val="0"/>
+          <w:color w:val="000000"/>
+          <w:sz w:val="24"/>
+        </w:rPr>
+        <w:t>i</w:t>
+      </w:r>
+      <w:r>
+        <w:rPr>
           <w:u w:val="single" w:color="0000ff"/>
           <w:rFonts w:ascii="Charis SIL Regular" w:hAnsi="Charis SIL Regular" w:eastAsia="Charis SIL Regular"/>
           <w:b w:val="0"/>
@@ -1572,17 +1582,14 @@
           <w:color w:val="000000"/>
           <w:sz w:val="24"/>
         </w:rPr>
-        <w:t>i</w:t>
-      </w:r>
-      <w:r>
-        <w:rPr>
-          <w:rFonts w:ascii="Charis SIL Regular" w:hAnsi="Charis SIL Regular" w:eastAsia="Charis SIL Regular"/>
-          <w:b w:val="0"/>
-          <w:i w:val="0"/>
-          <w:color w:val="000000"/>
-          <w:sz w:val="24"/>
-        </w:rPr>
-        <w:t>c</w:t>
+        <w:hyperlink r:id="rId15" w:history="1">
+          <w:r>
+            <w:rPr>
+              <w:rStyle w:val="Hyperlink"/>
+            </w:rPr>
+            <w:t>c</w:t>
+          </w:r>
+        </w:hyperlink>
       </w:r>
       <w:r>
         <w:rPr>
@@ -3370,6 +3377,7 @@
           <w:i w:val="0"/>
           <w:color w:val="0000FF"/>
           <w:sz w:val="24"/>
+          <w:u w:val="single"/>
         </w:rPr>
         <w:t>/</w:t>
       </w:r>
@@ -3878,7 +3886,7 @@
           <w:sz w:val="24"/>
           <w:u w:val="single"/>
         </w:rPr>
-        <w:hyperlink r:id="rId24" w:history="1">
+        <w:hyperlink r:id="rId25" w:history="1">
           <w:r>
             <w:rPr>
               <w:rStyle w:val="Hyperlink"/>
@@ -4424,7 +4432,7 @@
           <w:sz w:val="24"/>
           <w:u w:val="single"/>
         </w:rPr>
-        <w:hyperlink r:id="rId27" w:history="1">
+        <w:hyperlink r:id="rId28" w:history="1">
           <w:r>
             <w:rPr>
               <w:rStyle w:val="Hyperlink"/>

--- a/EXPORTS/DOCX/published/niveau3/English/Reinwardt.docx
+++ b/EXPORTS/DOCX/published/niveau3/English/Reinwardt.docx
@@ -3349,7 +3349,7 @@
             <w:rPr>
               <w:rStyle w:val="Hyperlink"/>
             </w:rPr>
-            <w:t>www.biografischportaal.n</w:t>
+            <w:t>www.biografischportaal.nl</w:t>
           </w:r>
         </w:hyperlink>
       </w:r>
@@ -3360,13 +3360,25 @@
           <w:i w:val="0"/>
           <w:color w:val="0000FF"/>
           <w:sz w:val="24"/>
+          <w:u w:val="single"/>
+        </w:rPr>
+        <w:t>/</w:t>
+      </w:r>
+      <w:r>
+        <w:rPr>
+          <w:rFonts w:ascii="Charis SIL Regular" w:hAnsi="Charis SIL Regular" w:eastAsia="Charis SIL Regular"/>
+          <w:b w:val="0"/>
+          <w:i w:val="0"/>
+          <w:color w:val="0000FF"/>
+          <w:sz w:val="24"/>
+          <w:u w:val="single"/>
         </w:rPr>
         <w:hyperlink r:id="rId22" w:history="1">
           <w:r>
             <w:rPr>
               <w:rStyle w:val="Hyperlink"/>
             </w:rPr>
-            <w:t>l</w:t>
+            <w:t>persoon/4045700</w:t>
           </w:r>
         </w:hyperlink>
       </w:r>
@@ -3377,27 +3389,8 @@
           <w:i w:val="0"/>
           <w:color w:val="0000FF"/>
           <w:sz w:val="24"/>
-          <w:u w:val="single"/>
-        </w:rPr>
-        <w:t>/</w:t>
-      </w:r>
-      <w:r>
-        <w:rPr>
-          <w:rFonts w:ascii="Charis SIL Regular" w:hAnsi="Charis SIL Regular" w:eastAsia="Charis SIL Regular"/>
-          <w:b w:val="0"/>
-          <w:i w:val="0"/>
-          <w:color w:val="0000FF"/>
-          <w:sz w:val="24"/>
-          <w:u w:val="single"/>
-        </w:rPr>
-        <w:hyperlink r:id="rId22" w:history="1">
-          <w:r>
-            <w:rPr>
-              <w:rStyle w:val="Hyperlink"/>
-            </w:rPr>
-            <w:t>persoon/40457008</w:t>
-          </w:r>
-        </w:hyperlink>
+        </w:rPr>
+        <w:t>8</w:t>
       </w:r>
     </w:p>
     <w:p>
@@ -3868,14 +3861,7 @@
           <w:color w:val="000000"/>
           <w:sz w:val="24"/>
         </w:rPr>
-        <w:hyperlink r:id="rId24" w:history="1">
-          <w:r>
-            <w:rPr>
-              <w:rStyle w:val="Hyperlink"/>
-            </w:rPr>
-            <w:t xml:space="preserve">, </w:t>
-          </w:r>
-        </w:hyperlink>
+        <w:t xml:space="preserve">, </w:t>
       </w:r>
       <w:r>
         <w:rPr>
@@ -4461,7 +4447,7 @@
           <w:sz w:val="24"/>
           <w:u w:val="single"/>
         </w:rPr>
-        <w:hyperlink r:id="rId28" w:history="1">
+        <w:hyperlink r:id="rId27" w:history="1">
           <w:r>
             <w:rPr>
               <w:rStyle w:val="Hyperlink"/>

--- a/EXPORTS/DOCX/published/niveau3/English/Reinwardt.docx
+++ b/EXPORTS/DOCX/published/niveau3/English/Reinwardt.docx
@@ -1983,31 +1983,13 @@
       </w:r>
       <w:r>
         <w:rPr>
-          <w:u w:val="single" w:color="0000ff"/>
           <w:rFonts w:ascii="Charis SIL Regular" w:hAnsi="Charis SIL Regular" w:eastAsia="Charis SIL Regular"/>
           <w:b w:val="0"/>
           <w:i w:val="0"/>
           <w:color w:val="000000"/>
           <w:sz w:val="24"/>
         </w:rPr>
-        <w:hyperlink r:id="rId17" w:history="1">
-          <w:r>
-            <w:rPr>
-              <w:rStyle w:val="Hyperlink"/>
-            </w:rPr>
-            <w:t>has b</w:t>
-          </w:r>
-        </w:hyperlink>
-      </w:r>
-      <w:r>
-        <w:rPr>
-          <w:rFonts w:ascii="Charis SIL Regular" w:hAnsi="Charis SIL Regular" w:eastAsia="Charis SIL Regular"/>
-          <w:b w:val="0"/>
-          <w:i w:val="0"/>
-          <w:color w:val="000000"/>
-          <w:sz w:val="24"/>
-        </w:rPr>
-        <w:t xml:space="preserve">een published by the Huygens Institute and is </w:t>
+        <w:t xml:space="preserve">has been published by the Huygens Institute and is </w:t>
       </w:r>
       <w:r>
         <w:rPr>
@@ -3872,7 +3854,7 @@
           <w:sz w:val="24"/>
           <w:u w:val="single"/>
         </w:rPr>
-        <w:hyperlink r:id="rId25" w:history="1">
+        <w:hyperlink r:id="rId24" w:history="1">
           <w:r>
             <w:rPr>
               <w:rStyle w:val="Hyperlink"/>
@@ -3901,7 +3883,7 @@
           <w:sz w:val="24"/>
           <w:u w:val="single"/>
         </w:rPr>
-        <w:hyperlink r:id="rId25" w:history="1">
+        <w:hyperlink r:id="rId24" w:history="1">
           <w:r>
             <w:rPr>
               <w:rStyle w:val="Hyperlink"/>
@@ -4012,7 +3994,7 @@
           <w:sz w:val="24"/>
           <w:u w:val="single"/>
         </w:rPr>
-        <w:hyperlink r:id="rId26" w:history="1">
+        <w:hyperlink r:id="rId25" w:history="1">
           <w:r>
             <w:rPr>
               <w:rStyle w:val="Hyperlink"/>
@@ -4030,7 +4012,7 @@
           <w:sz w:val="24"/>
           <w:u w:val="single"/>
         </w:rPr>
-        <w:hyperlink r:id="rId26" w:history="1">
+        <w:hyperlink r:id="rId25" w:history="1">
           <w:r>
             <w:rPr>
               <w:rStyle w:val="Hyperlink"/>
@@ -4048,7 +4030,7 @@
           <w:sz w:val="24"/>
           <w:u w:val="single"/>
         </w:rPr>
-        <w:hyperlink r:id="rId26" w:history="1">
+        <w:hyperlink r:id="rId25" w:history="1">
           <w:r>
             <w:rPr>
               <w:rStyle w:val="Hyperlink"/>
@@ -4066,7 +4048,7 @@
           <w:sz w:val="24"/>
           <w:u w:val="single"/>
         </w:rPr>
-        <w:hyperlink r:id="rId26" w:history="1">
+        <w:hyperlink r:id="rId25" w:history="1">
           <w:r>
             <w:rPr>
               <w:rStyle w:val="Hyperlink"/>
@@ -4217,7 +4199,7 @@
           <w:sz w:val="24"/>
           <w:u w:val="single"/>
         </w:rPr>
-        <w:hyperlink r:id="rId27" w:history="1">
+        <w:hyperlink r:id="rId26" w:history="1">
           <w:r>
             <w:rPr>
               <w:rStyle w:val="Hyperlink"/>
@@ -4235,7 +4217,7 @@
           <w:sz w:val="24"/>
           <w:u w:val="single"/>
         </w:rPr>
-        <w:hyperlink r:id="rId27" w:history="1">
+        <w:hyperlink r:id="rId26" w:history="1">
           <w:r>
             <w:rPr>
               <w:rStyle w:val="Hyperlink"/>
@@ -4253,7 +4235,7 @@
           <w:sz w:val="24"/>
           <w:u w:val="single"/>
         </w:rPr>
-        <w:hyperlink r:id="rId27" w:history="1">
+        <w:hyperlink r:id="rId26" w:history="1">
           <w:r>
             <w:rPr>
               <w:rStyle w:val="Hyperlink"/>
@@ -4271,7 +4253,7 @@
           <w:sz w:val="24"/>
           <w:u w:val="single"/>
         </w:rPr>
-        <w:hyperlink r:id="rId27" w:history="1">
+        <w:hyperlink r:id="rId26" w:history="1">
           <w:r>
             <w:rPr>
               <w:rStyle w:val="Hyperlink"/>
@@ -4289,7 +4271,7 @@
           <w:sz w:val="24"/>
           <w:u w:val="single"/>
         </w:rPr>
-        <w:hyperlink r:id="rId27" w:history="1">
+        <w:hyperlink r:id="rId26" w:history="1">
           <w:r>
             <w:rPr>
               <w:rStyle w:val="Hyperlink"/>
@@ -4307,7 +4289,7 @@
           <w:sz w:val="24"/>
           <w:u w:val="single"/>
         </w:rPr>
-        <w:hyperlink r:id="rId27" w:history="1">
+        <w:hyperlink r:id="rId26" w:history="1">
           <w:r>
             <w:rPr>
               <w:rStyle w:val="Hyperlink"/>
@@ -4325,7 +4307,7 @@
           <w:sz w:val="24"/>
           <w:u w:val="single"/>
         </w:rPr>
-        <w:hyperlink r:id="rId27" w:history="1">
+        <w:hyperlink r:id="rId26" w:history="1">
           <w:r>
             <w:rPr>
               <w:rStyle w:val="Hyperlink"/>
@@ -4343,7 +4325,7 @@
           <w:sz w:val="24"/>
           <w:u w:val="single"/>
         </w:rPr>
-        <w:hyperlink r:id="rId27" w:history="1">
+        <w:hyperlink r:id="rId26" w:history="1">
           <w:r>
             <w:rPr>
               <w:rStyle w:val="Hyperlink"/>
@@ -4390,7 +4372,7 @@
           <w:sz w:val="24"/>
           <w:u w:val="single"/>
         </w:rPr>
-        <w:hyperlink r:id="rId27" w:history="1">
+        <w:hyperlink r:id="rId26" w:history="1">
           <w:r>
             <w:rPr>
               <w:rStyle w:val="Hyperlink"/>
@@ -4418,7 +4400,7 @@
           <w:sz w:val="24"/>
           <w:u w:val="single"/>
         </w:rPr>
-        <w:hyperlink r:id="rId28" w:history="1">
+        <w:hyperlink r:id="rId26" w:history="1">
           <w:r>
             <w:rPr>
               <w:rStyle w:val="Hyperlink"/>
@@ -4447,7 +4429,7 @@
           <w:sz w:val="24"/>
           <w:u w:val="single"/>
         </w:rPr>
-        <w:hyperlink r:id="rId27" w:history="1">
+        <w:hyperlink r:id="rId26" w:history="1">
           <w:r>
             <w:rPr>
               <w:rStyle w:val="Hyperlink"/>
@@ -4635,7 +4617,7 @@
           <w:sz w:val="24"/>
           <w:u w:val="single"/>
         </w:rPr>
-        <w:hyperlink r:id="rId29" w:history="1">
+        <w:hyperlink r:id="rId27" w:history="1">
           <w:r>
             <w:rPr>
               <w:rStyle w:val="Hyperlink"/>
@@ -4664,7 +4646,7 @@
           <w:sz w:val="24"/>
           <w:u w:val="single"/>
         </w:rPr>
-        <w:hyperlink r:id="rId29" w:history="1">
+        <w:hyperlink r:id="rId27" w:history="1">
           <w:r>
             <w:rPr>
               <w:rStyle w:val="Hyperlink"/>
@@ -4772,7 +4754,7 @@
           <w:sz w:val="24"/>
           <w:u w:val="single"/>
         </w:rPr>
-        <w:hyperlink r:id="rId30" w:history="1">
+        <w:hyperlink r:id="rId28" w:history="1">
           <w:r>
             <w:rPr>
               <w:rStyle w:val="Hyperlink"/>
@@ -4790,7 +4772,7 @@
           <w:sz w:val="24"/>
           <w:u w:val="single"/>
         </w:rPr>
-        <w:hyperlink r:id="rId30" w:history="1">
+        <w:hyperlink r:id="rId28" w:history="1">
           <w:r>
             <w:rPr>
               <w:rStyle w:val="Hyperlink"/>
@@ -4898,7 +4880,7 @@
           <w:sz w:val="24"/>
           <w:u w:val="single"/>
         </w:rPr>
-        <w:hyperlink r:id="rId31" w:history="1">
+        <w:hyperlink r:id="rId29" w:history="1">
           <w:r>
             <w:rPr>
               <w:rStyle w:val="Hyperlink"/>
@@ -4927,7 +4909,7 @@
           <w:sz w:val="24"/>
           <w:u w:val="single"/>
         </w:rPr>
-        <w:hyperlink r:id="rId31" w:history="1">
+        <w:hyperlink r:id="rId29" w:history="1">
           <w:r>
             <w:rPr>
               <w:rStyle w:val="Hyperlink"/>

--- a/EXPORTS/DOCX/published/niveau3/English/Reinwardt.docx
+++ b/EXPORTS/DOCX/published/niveau3/English/Reinwardt.docx
@@ -1066,14 +1066,7 @@
           <w:color w:val="000000"/>
           <w:sz w:val="24"/>
         </w:rPr>
-        <w:hyperlink r:id="rId13" w:history="1">
-          <w:r>
-            <w:rPr>
-              <w:rStyle w:val="Hyperlink"/>
-            </w:rPr>
-            <w:t>ectors’, th</w:t>
-          </w:r>
-        </w:hyperlink>
+        <w:t>ectors’, th</w:t>
       </w:r>
       <w:r>
         <w:rPr>
@@ -1565,6 +1558,7 @@
       </w:r>
       <w:r>
         <w:rPr>
+          <w:u w:val="single" w:color="0000ff"/>
           <w:rFonts w:ascii="Charis SIL Regular" w:hAnsi="Charis SIL Regular" w:eastAsia="Charis SIL Regular"/>
           <w:b w:val="0"/>
           <w:i w:val="0"/>
@@ -1611,21 +1605,13 @@
       </w:r>
       <w:r>
         <w:rPr>
-          <w:u w:val="single" w:color="0000ff"/>
           <w:rFonts w:ascii="Charis SIL Regular" w:hAnsi="Charis SIL Regular" w:eastAsia="Charis SIL Regular"/>
           <w:b w:val="0"/>
           <w:i w:val="0"/>
           <w:color w:val="000000"/>
           <w:sz w:val="24"/>
         </w:rPr>
-        <w:hyperlink r:id="rId15" w:history="1">
-          <w:r>
-            <w:rPr>
-              <w:rStyle w:val="Hyperlink"/>
-            </w:rPr>
-            <w:t>t</w:t>
-          </w:r>
-        </w:hyperlink>
+        <w:t>t</w:t>
       </w:r>
       <w:r>
         <w:rPr>
@@ -1983,13 +1969,31 @@
       </w:r>
       <w:r>
         <w:rPr>
+          <w:u w:val="single" w:color="0000ff"/>
           <w:rFonts w:ascii="Charis SIL Regular" w:hAnsi="Charis SIL Regular" w:eastAsia="Charis SIL Regular"/>
           <w:b w:val="0"/>
           <w:i w:val="0"/>
           <w:color w:val="000000"/>
           <w:sz w:val="24"/>
         </w:rPr>
-        <w:t xml:space="preserve">has been published by the Huygens Institute and is </w:t>
+        <w:hyperlink r:id="rId17" w:history="1">
+          <w:r>
+            <w:rPr>
+              <w:rStyle w:val="Hyperlink"/>
+            </w:rPr>
+            <w:t>has b</w:t>
+          </w:r>
+        </w:hyperlink>
+      </w:r>
+      <w:r>
+        <w:rPr>
+          <w:rFonts w:ascii="Charis SIL Regular" w:hAnsi="Charis SIL Regular" w:eastAsia="Charis SIL Regular"/>
+          <w:b w:val="0"/>
+          <w:i w:val="0"/>
+          <w:color w:val="000000"/>
+          <w:sz w:val="24"/>
+        </w:rPr>
+        <w:t xml:space="preserve">een published by the Huygens Institute and is </w:t>
       </w:r>
       <w:r>
         <w:rPr>
@@ -3854,7 +3858,7 @@
           <w:sz w:val="24"/>
           <w:u w:val="single"/>
         </w:rPr>
-        <w:hyperlink r:id="rId24" w:history="1">
+        <w:hyperlink r:id="rId25" w:history="1">
           <w:r>
             <w:rPr>
               <w:rStyle w:val="Hyperlink"/>
@@ -3883,7 +3887,7 @@
           <w:sz w:val="24"/>
           <w:u w:val="single"/>
         </w:rPr>
-        <w:hyperlink r:id="rId24" w:history="1">
+        <w:hyperlink r:id="rId25" w:history="1">
           <w:r>
             <w:rPr>
               <w:rStyle w:val="Hyperlink"/>
@@ -3994,7 +3998,7 @@
           <w:sz w:val="24"/>
           <w:u w:val="single"/>
         </w:rPr>
-        <w:hyperlink r:id="rId25" w:history="1">
+        <w:hyperlink r:id="rId26" w:history="1">
           <w:r>
             <w:rPr>
               <w:rStyle w:val="Hyperlink"/>
@@ -4012,7 +4016,7 @@
           <w:sz w:val="24"/>
           <w:u w:val="single"/>
         </w:rPr>
-        <w:hyperlink r:id="rId25" w:history="1">
+        <w:hyperlink r:id="rId26" w:history="1">
           <w:r>
             <w:rPr>
               <w:rStyle w:val="Hyperlink"/>
@@ -4030,7 +4034,7 @@
           <w:sz w:val="24"/>
           <w:u w:val="single"/>
         </w:rPr>
-        <w:hyperlink r:id="rId25" w:history="1">
+        <w:hyperlink r:id="rId26" w:history="1">
           <w:r>
             <w:rPr>
               <w:rStyle w:val="Hyperlink"/>
@@ -4048,7 +4052,7 @@
           <w:sz w:val="24"/>
           <w:u w:val="single"/>
         </w:rPr>
-        <w:hyperlink r:id="rId25" w:history="1">
+        <w:hyperlink r:id="rId26" w:history="1">
           <w:r>
             <w:rPr>
               <w:rStyle w:val="Hyperlink"/>
@@ -4199,7 +4203,7 @@
           <w:sz w:val="24"/>
           <w:u w:val="single"/>
         </w:rPr>
-        <w:hyperlink r:id="rId26" w:history="1">
+        <w:hyperlink r:id="rId27" w:history="1">
           <w:r>
             <w:rPr>
               <w:rStyle w:val="Hyperlink"/>
@@ -4217,7 +4221,7 @@
           <w:sz w:val="24"/>
           <w:u w:val="single"/>
         </w:rPr>
-        <w:hyperlink r:id="rId26" w:history="1">
+        <w:hyperlink r:id="rId27" w:history="1">
           <w:r>
             <w:rPr>
               <w:rStyle w:val="Hyperlink"/>
@@ -4235,7 +4239,7 @@
           <w:sz w:val="24"/>
           <w:u w:val="single"/>
         </w:rPr>
-        <w:hyperlink r:id="rId26" w:history="1">
+        <w:hyperlink r:id="rId27" w:history="1">
           <w:r>
             <w:rPr>
               <w:rStyle w:val="Hyperlink"/>
@@ -4253,7 +4257,7 @@
           <w:sz w:val="24"/>
           <w:u w:val="single"/>
         </w:rPr>
-        <w:hyperlink r:id="rId26" w:history="1">
+        <w:hyperlink r:id="rId27" w:history="1">
           <w:r>
             <w:rPr>
               <w:rStyle w:val="Hyperlink"/>
@@ -4271,7 +4275,7 @@
           <w:sz w:val="24"/>
           <w:u w:val="single"/>
         </w:rPr>
-        <w:hyperlink r:id="rId26" w:history="1">
+        <w:hyperlink r:id="rId27" w:history="1">
           <w:r>
             <w:rPr>
               <w:rStyle w:val="Hyperlink"/>
@@ -4289,7 +4293,7 @@
           <w:sz w:val="24"/>
           <w:u w:val="single"/>
         </w:rPr>
-        <w:hyperlink r:id="rId26" w:history="1">
+        <w:hyperlink r:id="rId27" w:history="1">
           <w:r>
             <w:rPr>
               <w:rStyle w:val="Hyperlink"/>
@@ -4307,7 +4311,7 @@
           <w:sz w:val="24"/>
           <w:u w:val="single"/>
         </w:rPr>
-        <w:hyperlink r:id="rId26" w:history="1">
+        <w:hyperlink r:id="rId27" w:history="1">
           <w:r>
             <w:rPr>
               <w:rStyle w:val="Hyperlink"/>
@@ -4325,7 +4329,7 @@
           <w:sz w:val="24"/>
           <w:u w:val="single"/>
         </w:rPr>
-        <w:hyperlink r:id="rId26" w:history="1">
+        <w:hyperlink r:id="rId27" w:history="1">
           <w:r>
             <w:rPr>
               <w:rStyle w:val="Hyperlink"/>
@@ -4372,7 +4376,7 @@
           <w:sz w:val="24"/>
           <w:u w:val="single"/>
         </w:rPr>
-        <w:hyperlink r:id="rId26" w:history="1">
+        <w:hyperlink r:id="rId27" w:history="1">
           <w:r>
             <w:rPr>
               <w:rStyle w:val="Hyperlink"/>
@@ -4400,7 +4404,7 @@
           <w:sz w:val="24"/>
           <w:u w:val="single"/>
         </w:rPr>
-        <w:hyperlink r:id="rId26" w:history="1">
+        <w:hyperlink r:id="rId27" w:history="1">
           <w:r>
             <w:rPr>
               <w:rStyle w:val="Hyperlink"/>
@@ -4429,7 +4433,7 @@
           <w:sz w:val="24"/>
           <w:u w:val="single"/>
         </w:rPr>
-        <w:hyperlink r:id="rId26" w:history="1">
+        <w:hyperlink r:id="rId28" w:history="1">
           <w:r>
             <w:rPr>
               <w:rStyle w:val="Hyperlink"/>
@@ -4617,7 +4621,7 @@
           <w:sz w:val="24"/>
           <w:u w:val="single"/>
         </w:rPr>
-        <w:hyperlink r:id="rId27" w:history="1">
+        <w:hyperlink r:id="rId29" w:history="1">
           <w:r>
             <w:rPr>
               <w:rStyle w:val="Hyperlink"/>
@@ -4646,7 +4650,7 @@
           <w:sz w:val="24"/>
           <w:u w:val="single"/>
         </w:rPr>
-        <w:hyperlink r:id="rId27" w:history="1">
+        <w:hyperlink r:id="rId29" w:history="1">
           <w:r>
             <w:rPr>
               <w:rStyle w:val="Hyperlink"/>
@@ -4754,7 +4758,7 @@
           <w:sz w:val="24"/>
           <w:u w:val="single"/>
         </w:rPr>
-        <w:hyperlink r:id="rId28" w:history="1">
+        <w:hyperlink r:id="rId30" w:history="1">
           <w:r>
             <w:rPr>
               <w:rStyle w:val="Hyperlink"/>
@@ -4772,7 +4776,7 @@
           <w:sz w:val="24"/>
           <w:u w:val="single"/>
         </w:rPr>
-        <w:hyperlink r:id="rId28" w:history="1">
+        <w:hyperlink r:id="rId30" w:history="1">
           <w:r>
             <w:rPr>
               <w:rStyle w:val="Hyperlink"/>
@@ -4880,7 +4884,7 @@
           <w:sz w:val="24"/>
           <w:u w:val="single"/>
         </w:rPr>
-        <w:hyperlink r:id="rId29" w:history="1">
+        <w:hyperlink r:id="rId31" w:history="1">
           <w:r>
             <w:rPr>
               <w:rStyle w:val="Hyperlink"/>
@@ -4909,7 +4913,7 @@
           <w:sz w:val="24"/>
           <w:u w:val="single"/>
         </w:rPr>
-        <w:hyperlink r:id="rId29" w:history="1">
+        <w:hyperlink r:id="rId31" w:history="1">
           <w:r>
             <w:rPr>
               <w:rStyle w:val="Hyperlink"/>

--- a/EXPORTS/DOCX/published/niveau3/English/Reinwardt.docx
+++ b/EXPORTS/DOCX/published/niveau3/English/Reinwardt.docx
@@ -215,25 +215,7 @@
           <w:color w:val="000000"/>
           <w:sz w:val="24"/>
         </w:rPr>
-        <w:t>1800 Reinwardt was appointed professor of chemistry, natural histo</w:t>
-      </w:r>
-      <w:r>
-        <w:rPr>
-          <w:u w:val="single" w:color="0000ff"/>
-          <w:rFonts w:ascii="Charis SIL Regular" w:hAnsi="Charis SIL Regular" w:eastAsia="Charis SIL Regular"/>
-          <w:b w:val="0"/>
-          <w:i w:val="0"/>
-          <w:color w:val="000000"/>
-          <w:sz w:val="24"/>
-        </w:rPr>
-        <w:hyperlink r:id="rId9" w:history="1">
-          <w:r>
-            <w:rPr>
-              <w:rStyle w:val="Hyperlink"/>
-            </w:rPr>
-            <w:t>ry and bota</w:t>
-          </w:r>
-        </w:hyperlink>
+        <w:t>1800 Reinwardt was appointed professor of chemistry, natural history and bota</w:t>
       </w:r>
       <w:r>
         <w:rPr>
@@ -1066,7 +1048,14 @@
           <w:color w:val="000000"/>
           <w:sz w:val="24"/>
         </w:rPr>
-        <w:t>ectors’, th</w:t>
+        <w:hyperlink r:id="rId13" w:history="1">
+          <w:r>
+            <w:rPr>
+              <w:rStyle w:val="Hyperlink"/>
+            </w:rPr>
+            <w:t>ectors’, th</w:t>
+          </w:r>
+        </w:hyperlink>
       </w:r>
       <w:r>
         <w:rPr>
@@ -1558,7 +1547,6 @@
       </w:r>
       <w:r>
         <w:rPr>
-          <w:u w:val="single" w:color="0000ff"/>
           <w:rFonts w:ascii="Charis SIL Regular" w:hAnsi="Charis SIL Regular" w:eastAsia="Charis SIL Regular"/>
           <w:b w:val="0"/>
           <w:i w:val="0"/>
@@ -1605,13 +1593,21 @@
       </w:r>
       <w:r>
         <w:rPr>
+          <w:u w:val="single" w:color="0000ff"/>
           <w:rFonts w:ascii="Charis SIL Regular" w:hAnsi="Charis SIL Regular" w:eastAsia="Charis SIL Regular"/>
           <w:b w:val="0"/>
           <w:i w:val="0"/>
           <w:color w:val="000000"/>
           <w:sz w:val="24"/>
         </w:rPr>
-        <w:t>t</w:t>
+        <w:hyperlink r:id="rId15" w:history="1">
+          <w:r>
+            <w:rPr>
+              <w:rStyle w:val="Hyperlink"/>
+            </w:rPr>
+            <w:t>t</w:t>
+          </w:r>
+        </w:hyperlink>
       </w:r>
       <w:r>
         <w:rPr>
@@ -3847,7 +3843,14 @@
           <w:color w:val="000000"/>
           <w:sz w:val="24"/>
         </w:rPr>
-        <w:t xml:space="preserve">, </w:t>
+        <w:hyperlink r:id="rId24" w:history="1">
+          <w:r>
+            <w:rPr>
+              <w:rStyle w:val="Hyperlink"/>
+            </w:rPr>
+            <w:t xml:space="preserve">, </w:t>
+          </w:r>
+        </w:hyperlink>
       </w:r>
       <w:r>
         <w:rPr>
@@ -3858,7 +3861,7 @@
           <w:sz w:val="24"/>
           <w:u w:val="single"/>
         </w:rPr>
-        <w:hyperlink r:id="rId25" w:history="1">
+        <w:hyperlink r:id="rId24" w:history="1">
           <w:r>
             <w:rPr>
               <w:rStyle w:val="Hyperlink"/>
@@ -3887,7 +3890,7 @@
           <w:sz w:val="24"/>
           <w:u w:val="single"/>
         </w:rPr>
-        <w:hyperlink r:id="rId25" w:history="1">
+        <w:hyperlink r:id="rId24" w:history="1">
           <w:r>
             <w:rPr>
               <w:rStyle w:val="Hyperlink"/>
@@ -3998,7 +4001,7 @@
           <w:sz w:val="24"/>
           <w:u w:val="single"/>
         </w:rPr>
-        <w:hyperlink r:id="rId26" w:history="1">
+        <w:hyperlink r:id="rId25" w:history="1">
           <w:r>
             <w:rPr>
               <w:rStyle w:val="Hyperlink"/>
@@ -4016,7 +4019,7 @@
           <w:sz w:val="24"/>
           <w:u w:val="single"/>
         </w:rPr>
-        <w:hyperlink r:id="rId26" w:history="1">
+        <w:hyperlink r:id="rId25" w:history="1">
           <w:r>
             <w:rPr>
               <w:rStyle w:val="Hyperlink"/>
@@ -4034,7 +4037,7 @@
           <w:sz w:val="24"/>
           <w:u w:val="single"/>
         </w:rPr>
-        <w:hyperlink r:id="rId26" w:history="1">
+        <w:hyperlink r:id="rId25" w:history="1">
           <w:r>
             <w:rPr>
               <w:rStyle w:val="Hyperlink"/>
@@ -4052,7 +4055,7 @@
           <w:sz w:val="24"/>
           <w:u w:val="single"/>
         </w:rPr>
-        <w:hyperlink r:id="rId26" w:history="1">
+        <w:hyperlink r:id="rId25" w:history="1">
           <w:r>
             <w:rPr>
               <w:rStyle w:val="Hyperlink"/>
@@ -4203,7 +4206,7 @@
           <w:sz w:val="24"/>
           <w:u w:val="single"/>
         </w:rPr>
-        <w:hyperlink r:id="rId27" w:history="1">
+        <w:hyperlink r:id="rId26" w:history="1">
           <w:r>
             <w:rPr>
               <w:rStyle w:val="Hyperlink"/>
@@ -4221,7 +4224,7 @@
           <w:sz w:val="24"/>
           <w:u w:val="single"/>
         </w:rPr>
-        <w:hyperlink r:id="rId27" w:history="1">
+        <w:hyperlink r:id="rId26" w:history="1">
           <w:r>
             <w:rPr>
               <w:rStyle w:val="Hyperlink"/>
@@ -4239,7 +4242,7 @@
           <w:sz w:val="24"/>
           <w:u w:val="single"/>
         </w:rPr>
-        <w:hyperlink r:id="rId27" w:history="1">
+        <w:hyperlink r:id="rId26" w:history="1">
           <w:r>
             <w:rPr>
               <w:rStyle w:val="Hyperlink"/>
@@ -4257,7 +4260,7 @@
           <w:sz w:val="24"/>
           <w:u w:val="single"/>
         </w:rPr>
-        <w:hyperlink r:id="rId27" w:history="1">
+        <w:hyperlink r:id="rId26" w:history="1">
           <w:r>
             <w:rPr>
               <w:rStyle w:val="Hyperlink"/>
@@ -4275,7 +4278,7 @@
           <w:sz w:val="24"/>
           <w:u w:val="single"/>
         </w:rPr>
-        <w:hyperlink r:id="rId27" w:history="1">
+        <w:hyperlink r:id="rId26" w:history="1">
           <w:r>
             <w:rPr>
               <w:rStyle w:val="Hyperlink"/>
@@ -4293,7 +4296,7 @@
           <w:sz w:val="24"/>
           <w:u w:val="single"/>
         </w:rPr>
-        <w:hyperlink r:id="rId27" w:history="1">
+        <w:hyperlink r:id="rId26" w:history="1">
           <w:r>
             <w:rPr>
               <w:rStyle w:val="Hyperlink"/>
@@ -4311,7 +4314,7 @@
           <w:sz w:val="24"/>
           <w:u w:val="single"/>
         </w:rPr>
-        <w:hyperlink r:id="rId27" w:history="1">
+        <w:hyperlink r:id="rId26" w:history="1">
           <w:r>
             <w:rPr>
               <w:rStyle w:val="Hyperlink"/>
@@ -4329,7 +4332,7 @@
           <w:sz w:val="24"/>
           <w:u w:val="single"/>
         </w:rPr>
-        <w:hyperlink r:id="rId27" w:history="1">
+        <w:hyperlink r:id="rId26" w:history="1">
           <w:r>
             <w:rPr>
               <w:rStyle w:val="Hyperlink"/>
@@ -4376,7 +4379,7 @@
           <w:sz w:val="24"/>
           <w:u w:val="single"/>
         </w:rPr>
-        <w:hyperlink r:id="rId27" w:history="1">
+        <w:hyperlink r:id="rId26" w:history="1">
           <w:r>
             <w:rPr>
               <w:rStyle w:val="Hyperlink"/>
@@ -4404,7 +4407,7 @@
           <w:sz w:val="24"/>
           <w:u w:val="single"/>
         </w:rPr>
-        <w:hyperlink r:id="rId27" w:history="1">
+        <w:hyperlink r:id="rId26" w:history="1">
           <w:r>
             <w:rPr>
               <w:rStyle w:val="Hyperlink"/>
@@ -4433,7 +4436,7 @@
           <w:sz w:val="24"/>
           <w:u w:val="single"/>
         </w:rPr>
-        <w:hyperlink r:id="rId28" w:history="1">
+        <w:hyperlink r:id="rId27" w:history="1">
           <w:r>
             <w:rPr>
               <w:rStyle w:val="Hyperlink"/>
@@ -4621,7 +4624,7 @@
           <w:sz w:val="24"/>
           <w:u w:val="single"/>
         </w:rPr>
-        <w:hyperlink r:id="rId29" w:history="1">
+        <w:hyperlink r:id="rId28" w:history="1">
           <w:r>
             <w:rPr>
               <w:rStyle w:val="Hyperlink"/>
@@ -4650,7 +4653,7 @@
           <w:sz w:val="24"/>
           <w:u w:val="single"/>
         </w:rPr>
-        <w:hyperlink r:id="rId29" w:history="1">
+        <w:hyperlink r:id="rId28" w:history="1">
           <w:r>
             <w:rPr>
               <w:rStyle w:val="Hyperlink"/>
@@ -4758,7 +4761,7 @@
           <w:sz w:val="24"/>
           <w:u w:val="single"/>
         </w:rPr>
-        <w:hyperlink r:id="rId30" w:history="1">
+        <w:hyperlink r:id="rId29" w:history="1">
           <w:r>
             <w:rPr>
               <w:rStyle w:val="Hyperlink"/>
@@ -4776,7 +4779,7 @@
           <w:sz w:val="24"/>
           <w:u w:val="single"/>
         </w:rPr>
-        <w:hyperlink r:id="rId30" w:history="1">
+        <w:hyperlink r:id="rId29" w:history="1">
           <w:r>
             <w:rPr>
               <w:rStyle w:val="Hyperlink"/>
@@ -4884,7 +4887,7 @@
           <w:sz w:val="24"/>
           <w:u w:val="single"/>
         </w:rPr>
-        <w:hyperlink r:id="rId31" w:history="1">
+        <w:hyperlink r:id="rId30" w:history="1">
           <w:r>
             <w:rPr>
               <w:rStyle w:val="Hyperlink"/>
@@ -4913,7 +4916,7 @@
           <w:sz w:val="24"/>
           <w:u w:val="single"/>
         </w:rPr>
-        <w:hyperlink r:id="rId31" w:history="1">
+        <w:hyperlink r:id="rId30" w:history="1">
           <w:r>
             <w:rPr>
               <w:rStyle w:val="Hyperlink"/>

--- a/EXPORTS/DOCX/published/niveau3/English/Reinwardt.docx
+++ b/EXPORTS/DOCX/published/niveau3/English/Reinwardt.docx
@@ -1547,6 +1547,7 @@
       </w:r>
       <w:r>
         <w:rPr>
+          <w:u w:val="single" w:color="0000ff"/>
           <w:rFonts w:ascii="Charis SIL Regular" w:hAnsi="Charis SIL Regular" w:eastAsia="Charis SIL Regular"/>
           <w:b w:val="0"/>
           <w:i w:val="0"/>
@@ -1557,21 +1558,13 @@
       </w:r>
       <w:r>
         <w:rPr>
-          <w:u w:val="single" w:color="0000ff"/>
           <w:rFonts w:ascii="Charis SIL Regular" w:hAnsi="Charis SIL Regular" w:eastAsia="Charis SIL Regular"/>
           <w:b w:val="0"/>
           <w:i w:val="0"/>
           <w:color w:val="000000"/>
           <w:sz w:val="24"/>
         </w:rPr>
-        <w:hyperlink r:id="rId15" w:history="1">
-          <w:r>
-            <w:rPr>
-              <w:rStyle w:val="Hyperlink"/>
-            </w:rPr>
-            <w:t>c</w:t>
-          </w:r>
-        </w:hyperlink>
+        <w:t>c</w:t>
       </w:r>
       <w:r>
         <w:rPr>
@@ -3013,7 +3006,7 @@
           <w:sz w:val="24"/>
           <w:u w:val="single"/>
         </w:rPr>
-        <w:hyperlink r:id="rId20" w:history="1">
+        <w:hyperlink r:id="rId18" w:history="1">
           <w:r>
             <w:rPr>
               <w:rStyle w:val="Hyperlink"/>
@@ -3031,7 +3024,7 @@
           <w:sz w:val="24"/>
           <w:u w:val="single"/>
         </w:rPr>
-        <w:hyperlink r:id="rId20" w:history="1">
+        <w:hyperlink r:id="rId18" w:history="1">
           <w:r>
             <w:rPr>
               <w:rStyle w:val="Hyperlink"/>
@@ -3843,14 +3836,7 @@
           <w:color w:val="000000"/>
           <w:sz w:val="24"/>
         </w:rPr>
-        <w:hyperlink r:id="rId24" w:history="1">
-          <w:r>
-            <w:rPr>
-              <w:rStyle w:val="Hyperlink"/>
-            </w:rPr>
-            <w:t xml:space="preserve">, </w:t>
-          </w:r>
-        </w:hyperlink>
+        <w:t xml:space="preserve">, </w:t>
       </w:r>
       <w:r>
         <w:rPr>
@@ -3861,7 +3847,7 @@
           <w:sz w:val="24"/>
           <w:u w:val="single"/>
         </w:rPr>
-        <w:hyperlink r:id="rId24" w:history="1">
+        <w:hyperlink r:id="rId25" w:history="1">
           <w:r>
             <w:rPr>
               <w:rStyle w:val="Hyperlink"/>
@@ -3890,7 +3876,7 @@
           <w:sz w:val="24"/>
           <w:u w:val="single"/>
         </w:rPr>
-        <w:hyperlink r:id="rId24" w:history="1">
+        <w:hyperlink r:id="rId25" w:history="1">
           <w:r>
             <w:rPr>
               <w:rStyle w:val="Hyperlink"/>
@@ -4001,7 +3987,7 @@
           <w:sz w:val="24"/>
           <w:u w:val="single"/>
         </w:rPr>
-        <w:hyperlink r:id="rId25" w:history="1">
+        <w:hyperlink r:id="rId26" w:history="1">
           <w:r>
             <w:rPr>
               <w:rStyle w:val="Hyperlink"/>
@@ -4019,7 +4005,7 @@
           <w:sz w:val="24"/>
           <w:u w:val="single"/>
         </w:rPr>
-        <w:hyperlink r:id="rId25" w:history="1">
+        <w:hyperlink r:id="rId26" w:history="1">
           <w:r>
             <w:rPr>
               <w:rStyle w:val="Hyperlink"/>
@@ -4037,7 +4023,7 @@
           <w:sz w:val="24"/>
           <w:u w:val="single"/>
         </w:rPr>
-        <w:hyperlink r:id="rId25" w:history="1">
+        <w:hyperlink r:id="rId26" w:history="1">
           <w:r>
             <w:rPr>
               <w:rStyle w:val="Hyperlink"/>
@@ -4055,7 +4041,7 @@
           <w:sz w:val="24"/>
           <w:u w:val="single"/>
         </w:rPr>
-        <w:hyperlink r:id="rId25" w:history="1">
+        <w:hyperlink r:id="rId26" w:history="1">
           <w:r>
             <w:rPr>
               <w:rStyle w:val="Hyperlink"/>
@@ -4206,7 +4192,7 @@
           <w:sz w:val="24"/>
           <w:u w:val="single"/>
         </w:rPr>
-        <w:hyperlink r:id="rId26" w:history="1">
+        <w:hyperlink r:id="rId27" w:history="1">
           <w:r>
             <w:rPr>
               <w:rStyle w:val="Hyperlink"/>
@@ -4224,7 +4210,7 @@
           <w:sz w:val="24"/>
           <w:u w:val="single"/>
         </w:rPr>
-        <w:hyperlink r:id="rId26" w:history="1">
+        <w:hyperlink r:id="rId27" w:history="1">
           <w:r>
             <w:rPr>
               <w:rStyle w:val="Hyperlink"/>
@@ -4242,7 +4228,7 @@
           <w:sz w:val="24"/>
           <w:u w:val="single"/>
         </w:rPr>
-        <w:hyperlink r:id="rId26" w:history="1">
+        <w:hyperlink r:id="rId27" w:history="1">
           <w:r>
             <w:rPr>
               <w:rStyle w:val="Hyperlink"/>
@@ -4260,7 +4246,7 @@
           <w:sz w:val="24"/>
           <w:u w:val="single"/>
         </w:rPr>
-        <w:hyperlink r:id="rId26" w:history="1">
+        <w:hyperlink r:id="rId27" w:history="1">
           <w:r>
             <w:rPr>
               <w:rStyle w:val="Hyperlink"/>
@@ -4278,7 +4264,7 @@
           <w:sz w:val="24"/>
           <w:u w:val="single"/>
         </w:rPr>
-        <w:hyperlink r:id="rId26" w:history="1">
+        <w:hyperlink r:id="rId27" w:history="1">
           <w:r>
             <w:rPr>
               <w:rStyle w:val="Hyperlink"/>
@@ -4296,7 +4282,7 @@
           <w:sz w:val="24"/>
           <w:u w:val="single"/>
         </w:rPr>
-        <w:hyperlink r:id="rId26" w:history="1">
+        <w:hyperlink r:id="rId27" w:history="1">
           <w:r>
             <w:rPr>
               <w:rStyle w:val="Hyperlink"/>
@@ -4314,7 +4300,7 @@
           <w:sz w:val="24"/>
           <w:u w:val="single"/>
         </w:rPr>
-        <w:hyperlink r:id="rId26" w:history="1">
+        <w:hyperlink r:id="rId27" w:history="1">
           <w:r>
             <w:rPr>
               <w:rStyle w:val="Hyperlink"/>
@@ -4332,7 +4318,7 @@
           <w:sz w:val="24"/>
           <w:u w:val="single"/>
         </w:rPr>
-        <w:hyperlink r:id="rId26" w:history="1">
+        <w:hyperlink r:id="rId27" w:history="1">
           <w:r>
             <w:rPr>
               <w:rStyle w:val="Hyperlink"/>
@@ -4379,7 +4365,7 @@
           <w:sz w:val="24"/>
           <w:u w:val="single"/>
         </w:rPr>
-        <w:hyperlink r:id="rId26" w:history="1">
+        <w:hyperlink r:id="rId27" w:history="1">
           <w:r>
             <w:rPr>
               <w:rStyle w:val="Hyperlink"/>
@@ -4407,7 +4393,7 @@
           <w:sz w:val="24"/>
           <w:u w:val="single"/>
         </w:rPr>
-        <w:hyperlink r:id="rId26" w:history="1">
+        <w:hyperlink r:id="rId28" w:history="1">
           <w:r>
             <w:rPr>
               <w:rStyle w:val="Hyperlink"/>
@@ -4436,7 +4422,7 @@
           <w:sz w:val="24"/>
           <w:u w:val="single"/>
         </w:rPr>
-        <w:hyperlink r:id="rId27" w:history="1">
+        <w:hyperlink r:id="rId28" w:history="1">
           <w:r>
             <w:rPr>
               <w:rStyle w:val="Hyperlink"/>
@@ -4624,7 +4610,7 @@
           <w:sz w:val="24"/>
           <w:u w:val="single"/>
         </w:rPr>
-        <w:hyperlink r:id="rId28" w:history="1">
+        <w:hyperlink r:id="rId29" w:history="1">
           <w:r>
             <w:rPr>
               <w:rStyle w:val="Hyperlink"/>
@@ -4653,7 +4639,7 @@
           <w:sz w:val="24"/>
           <w:u w:val="single"/>
         </w:rPr>
-        <w:hyperlink r:id="rId28" w:history="1">
+        <w:hyperlink r:id="rId29" w:history="1">
           <w:r>
             <w:rPr>
               <w:rStyle w:val="Hyperlink"/>
@@ -4761,7 +4747,7 @@
           <w:sz w:val="24"/>
           <w:u w:val="single"/>
         </w:rPr>
-        <w:hyperlink r:id="rId29" w:history="1">
+        <w:hyperlink r:id="rId30" w:history="1">
           <w:r>
             <w:rPr>
               <w:rStyle w:val="Hyperlink"/>
@@ -4779,7 +4765,7 @@
           <w:sz w:val="24"/>
           <w:u w:val="single"/>
         </w:rPr>
-        <w:hyperlink r:id="rId29" w:history="1">
+        <w:hyperlink r:id="rId30" w:history="1">
           <w:r>
             <w:rPr>
               <w:rStyle w:val="Hyperlink"/>
@@ -4887,7 +4873,7 @@
           <w:sz w:val="24"/>
           <w:u w:val="single"/>
         </w:rPr>
-        <w:hyperlink r:id="rId30" w:history="1">
+        <w:hyperlink r:id="rId31" w:history="1">
           <w:r>
             <w:rPr>
               <w:rStyle w:val="Hyperlink"/>
@@ -4916,7 +4902,7 @@
           <w:sz w:val="24"/>
           <w:u w:val="single"/>
         </w:rPr>
-        <w:hyperlink r:id="rId30" w:history="1">
+        <w:hyperlink r:id="rId31" w:history="1">
           <w:r>
             <w:rPr>
               <w:rStyle w:val="Hyperlink"/>

--- a/EXPORTS/DOCX/published/niveau3/English/Reinwardt.docx
+++ b/EXPORTS/DOCX/published/niveau3/English/Reinwardt.docx
@@ -215,7 +215,25 @@
           <w:color w:val="000000"/>
           <w:sz w:val="24"/>
         </w:rPr>
-        <w:t>1800 Reinwardt was appointed professor of chemistry, natural history and bota</w:t>
+        <w:t>1800 Reinwardt was appointed professor of chemistry, natural histo</w:t>
+      </w:r>
+      <w:r>
+        <w:rPr>
+          <w:u w:val="single" w:color="0000ff"/>
+          <w:rFonts w:ascii="Charis SIL Regular" w:hAnsi="Charis SIL Regular" w:eastAsia="Charis SIL Regular"/>
+          <w:b w:val="0"/>
+          <w:i w:val="0"/>
+          <w:color w:val="000000"/>
+          <w:sz w:val="24"/>
+        </w:rPr>
+        <w:hyperlink r:id="rId9" w:history="1">
+          <w:r>
+            <w:rPr>
+              <w:rStyle w:val="Hyperlink"/>
+            </w:rPr>
+            <w:t>ry and bota</w:t>
+          </w:r>
+        </w:hyperlink>
       </w:r>
       <w:r>
         <w:rPr>
@@ -1547,6 +1565,16 @@
       </w:r>
       <w:r>
         <w:rPr>
+          <w:rFonts w:ascii="Charis SIL Regular" w:hAnsi="Charis SIL Regular" w:eastAsia="Charis SIL Regular"/>
+          <w:b w:val="0"/>
+          <w:i w:val="0"/>
+          <w:color w:val="000000"/>
+          <w:sz w:val="24"/>
+        </w:rPr>
+        <w:t>i</w:t>
+      </w:r>
+      <w:r>
+        <w:rPr>
           <w:u w:val="single" w:color="0000ff"/>
           <w:rFonts w:ascii="Charis SIL Regular" w:hAnsi="Charis SIL Regular" w:eastAsia="Charis SIL Regular"/>
           <w:b w:val="0"/>
@@ -1554,17 +1582,14 @@
           <w:color w:val="000000"/>
           <w:sz w:val="24"/>
         </w:rPr>
-        <w:t>i</w:t>
-      </w:r>
-      <w:r>
-        <w:rPr>
-          <w:rFonts w:ascii="Charis SIL Regular" w:hAnsi="Charis SIL Regular" w:eastAsia="Charis SIL Regular"/>
-          <w:b w:val="0"/>
-          <w:i w:val="0"/>
-          <w:color w:val="000000"/>
-          <w:sz w:val="24"/>
-        </w:rPr>
-        <w:t>c</w:t>
+        <w:hyperlink r:id="rId15" w:history="1">
+          <w:r>
+            <w:rPr>
+              <w:rStyle w:val="Hyperlink"/>
+            </w:rPr>
+            <w:t>c</w:t>
+          </w:r>
+        </w:hyperlink>
       </w:r>
       <w:r>
         <w:rPr>
@@ -3006,7 +3031,7 @@
           <w:sz w:val="24"/>
           <w:u w:val="single"/>
         </w:rPr>
-        <w:hyperlink r:id="rId18" w:history="1">
+        <w:hyperlink r:id="rId20" w:history="1">
           <w:r>
             <w:rPr>
               <w:rStyle w:val="Hyperlink"/>
@@ -3024,7 +3049,7 @@
           <w:sz w:val="24"/>
           <w:u w:val="single"/>
         </w:rPr>
-        <w:hyperlink r:id="rId18" w:history="1">
+        <w:hyperlink r:id="rId20" w:history="1">
           <w:r>
             <w:rPr>
               <w:rStyle w:val="Hyperlink"/>
@@ -3836,7 +3861,14 @@
           <w:color w:val="000000"/>
           <w:sz w:val="24"/>
         </w:rPr>
-        <w:t xml:space="preserve">, </w:t>
+        <w:hyperlink r:id="rId24" w:history="1">
+          <w:r>
+            <w:rPr>
+              <w:rStyle w:val="Hyperlink"/>
+            </w:rPr>
+            <w:t xml:space="preserve">, </w:t>
+          </w:r>
+        </w:hyperlink>
       </w:r>
       <w:r>
         <w:rPr>
@@ -4393,7 +4425,7 @@
           <w:sz w:val="24"/>
           <w:u w:val="single"/>
         </w:rPr>
-        <w:hyperlink r:id="rId28" w:history="1">
+        <w:hyperlink r:id="rId27" w:history="1">
           <w:r>
             <w:rPr>
               <w:rStyle w:val="Hyperlink"/>
@@ -4422,7 +4454,7 @@
           <w:sz w:val="24"/>
           <w:u w:val="single"/>
         </w:rPr>
-        <w:hyperlink r:id="rId28" w:history="1">
+        <w:hyperlink r:id="rId27" w:history="1">
           <w:r>
             <w:rPr>
               <w:rStyle w:val="Hyperlink"/>
@@ -4610,7 +4642,7 @@
           <w:sz w:val="24"/>
           <w:u w:val="single"/>
         </w:rPr>
-        <w:hyperlink r:id="rId29" w:history="1">
+        <w:hyperlink r:id="rId28" w:history="1">
           <w:r>
             <w:rPr>
               <w:rStyle w:val="Hyperlink"/>
@@ -4639,7 +4671,7 @@
           <w:sz w:val="24"/>
           <w:u w:val="single"/>
         </w:rPr>
-        <w:hyperlink r:id="rId29" w:history="1">
+        <w:hyperlink r:id="rId28" w:history="1">
           <w:r>
             <w:rPr>
               <w:rStyle w:val="Hyperlink"/>
@@ -4747,7 +4779,7 @@
           <w:sz w:val="24"/>
           <w:u w:val="single"/>
         </w:rPr>
-        <w:hyperlink r:id="rId30" w:history="1">
+        <w:hyperlink r:id="rId29" w:history="1">
           <w:r>
             <w:rPr>
               <w:rStyle w:val="Hyperlink"/>
@@ -4765,7 +4797,7 @@
           <w:sz w:val="24"/>
           <w:u w:val="single"/>
         </w:rPr>
-        <w:hyperlink r:id="rId30" w:history="1">
+        <w:hyperlink r:id="rId29" w:history="1">
           <w:r>
             <w:rPr>
               <w:rStyle w:val="Hyperlink"/>
@@ -4873,7 +4905,7 @@
           <w:sz w:val="24"/>
           <w:u w:val="single"/>
         </w:rPr>
-        <w:hyperlink r:id="rId31" w:history="1">
+        <w:hyperlink r:id="rId30" w:history="1">
           <w:r>
             <w:rPr>
               <w:rStyle w:val="Hyperlink"/>
@@ -4902,7 +4934,7 @@
           <w:sz w:val="24"/>
           <w:u w:val="single"/>
         </w:rPr>
-        <w:hyperlink r:id="rId31" w:history="1">
+        <w:hyperlink r:id="rId30" w:history="1">
           <w:r>
             <w:rPr>
               <w:rStyle w:val="Hyperlink"/>

--- a/EXPORTS/DOCX/published/niveau3/English/Reinwardt.docx
+++ b/EXPORTS/DOCX/published/niveau3/English/Reinwardt.docx
@@ -3031,7 +3031,7 @@
           <w:sz w:val="24"/>
           <w:u w:val="single"/>
         </w:rPr>
-        <w:hyperlink r:id="rId20" w:history="1">
+        <w:hyperlink r:id="rId18" w:history="1">
           <w:r>
             <w:rPr>
               <w:rStyle w:val="Hyperlink"/>
@@ -3049,7 +3049,7 @@
           <w:sz w:val="24"/>
           <w:u w:val="single"/>
         </w:rPr>
-        <w:hyperlink r:id="rId20" w:history="1">
+        <w:hyperlink r:id="rId18" w:history="1">
           <w:r>
             <w:rPr>
               <w:rStyle w:val="Hyperlink"/>
@@ -3861,14 +3861,7 @@
           <w:color w:val="000000"/>
           <w:sz w:val="24"/>
         </w:rPr>
-        <w:hyperlink r:id="rId24" w:history="1">
-          <w:r>
-            <w:rPr>
-              <w:rStyle w:val="Hyperlink"/>
-            </w:rPr>
-            <w:t xml:space="preserve">, </w:t>
-          </w:r>
-        </w:hyperlink>
+        <w:t xml:space="preserve">, </w:t>
       </w:r>
       <w:r>
         <w:rPr>

--- a/EXPORTS/DOCX/published/niveau3/English/Reinwardt.docx
+++ b/EXPORTS/DOCX/published/niveau3/English/Reinwardt.docx
@@ -3049,7 +3049,7 @@
           <w:sz w:val="24"/>
           <w:u w:val="single"/>
         </w:rPr>
-        <w:hyperlink r:id="rId18" w:history="1">
+        <w:hyperlink r:id="rId20" w:history="1">
           <w:r>
             <w:rPr>
               <w:rStyle w:val="Hyperlink"/>
@@ -3349,7 +3349,7 @@
             <w:rPr>
               <w:rStyle w:val="Hyperlink"/>
             </w:rPr>
-            <w:t>www.biografischportaal.nl</w:t>
+            <w:t>www.biografischportaal.n</w:t>
           </w:r>
         </w:hyperlink>
       </w:r>
@@ -3360,25 +3360,13 @@
           <w:i w:val="0"/>
           <w:color w:val="0000FF"/>
           <w:sz w:val="24"/>
-          <w:u w:val="single"/>
-        </w:rPr>
-        <w:t>/</w:t>
-      </w:r>
-      <w:r>
-        <w:rPr>
-          <w:rFonts w:ascii="Charis SIL Regular" w:hAnsi="Charis SIL Regular" w:eastAsia="Charis SIL Regular"/>
-          <w:b w:val="0"/>
-          <w:i w:val="0"/>
-          <w:color w:val="0000FF"/>
-          <w:sz w:val="24"/>
-          <w:u w:val="single"/>
         </w:rPr>
         <w:hyperlink r:id="rId22" w:history="1">
           <w:r>
             <w:rPr>
               <w:rStyle w:val="Hyperlink"/>
             </w:rPr>
-            <w:t>persoon/4045700</w:t>
+            <w:t>l</w:t>
           </w:r>
         </w:hyperlink>
       </w:r>
@@ -3390,7 +3378,25 @@
           <w:color w:val="0000FF"/>
           <w:sz w:val="24"/>
         </w:rPr>
-        <w:t>8</w:t>
+        <w:t>/</w:t>
+      </w:r>
+      <w:r>
+        <w:rPr>
+          <w:rFonts w:ascii="Charis SIL Regular" w:hAnsi="Charis SIL Regular" w:eastAsia="Charis SIL Regular"/>
+          <w:b w:val="0"/>
+          <w:i w:val="0"/>
+          <w:color w:val="0000FF"/>
+          <w:sz w:val="24"/>
+          <w:u w:val="single"/>
+        </w:rPr>
+        <w:hyperlink r:id="rId22" w:history="1">
+          <w:r>
+            <w:rPr>
+              <w:rStyle w:val="Hyperlink"/>
+            </w:rPr>
+            <w:t>persoon/40457008</w:t>
+          </w:r>
+        </w:hyperlink>
       </w:r>
     </w:p>
     <w:p>
@@ -4418,7 +4424,7 @@
           <w:sz w:val="24"/>
           <w:u w:val="single"/>
         </w:rPr>
-        <w:hyperlink r:id="rId27" w:history="1">
+        <w:hyperlink r:id="rId28" w:history="1">
           <w:r>
             <w:rPr>
               <w:rStyle w:val="Hyperlink"/>
@@ -4447,7 +4453,7 @@
           <w:sz w:val="24"/>
           <w:u w:val="single"/>
         </w:rPr>
-        <w:hyperlink r:id="rId27" w:history="1">
+        <w:hyperlink r:id="rId28" w:history="1">
           <w:r>
             <w:rPr>
               <w:rStyle w:val="Hyperlink"/>
@@ -4635,7 +4641,7 @@
           <w:sz w:val="24"/>
           <w:u w:val="single"/>
         </w:rPr>
-        <w:hyperlink r:id="rId28" w:history="1">
+        <w:hyperlink r:id="rId29" w:history="1">
           <w:r>
             <w:rPr>
               <w:rStyle w:val="Hyperlink"/>
@@ -4664,7 +4670,7 @@
           <w:sz w:val="24"/>
           <w:u w:val="single"/>
         </w:rPr>
-        <w:hyperlink r:id="rId28" w:history="1">
+        <w:hyperlink r:id="rId29" w:history="1">
           <w:r>
             <w:rPr>
               <w:rStyle w:val="Hyperlink"/>
@@ -4772,7 +4778,7 @@
           <w:sz w:val="24"/>
           <w:u w:val="single"/>
         </w:rPr>
-        <w:hyperlink r:id="rId29" w:history="1">
+        <w:hyperlink r:id="rId30" w:history="1">
           <w:r>
             <w:rPr>
               <w:rStyle w:val="Hyperlink"/>
@@ -4790,7 +4796,7 @@
           <w:sz w:val="24"/>
           <w:u w:val="single"/>
         </w:rPr>
-        <w:hyperlink r:id="rId29" w:history="1">
+        <w:hyperlink r:id="rId30" w:history="1">
           <w:r>
             <w:rPr>
               <w:rStyle w:val="Hyperlink"/>
@@ -4898,7 +4904,7 @@
           <w:sz w:val="24"/>
           <w:u w:val="single"/>
         </w:rPr>
-        <w:hyperlink r:id="rId30" w:history="1">
+        <w:hyperlink r:id="rId31" w:history="1">
           <w:r>
             <w:rPr>
               <w:rStyle w:val="Hyperlink"/>
@@ -4927,7 +4933,7 @@
           <w:sz w:val="24"/>
           <w:u w:val="single"/>
         </w:rPr>
-        <w:hyperlink r:id="rId30" w:history="1">
+        <w:hyperlink r:id="rId31" w:history="1">
           <w:r>
             <w:rPr>
               <w:rStyle w:val="Hyperlink"/>

--- a/EXPORTS/DOCX/published/niveau3/English/Reinwardt.docx
+++ b/EXPORTS/DOCX/published/niveau3/English/Reinwardt.docx
@@ -3031,7 +3031,7 @@
           <w:sz w:val="24"/>
           <w:u w:val="single"/>
         </w:rPr>
-        <w:hyperlink r:id="rId18" w:history="1">
+        <w:hyperlink r:id="rId20" w:history="1">
           <w:r>
             <w:rPr>
               <w:rStyle w:val="Hyperlink"/>
@@ -3349,7 +3349,7 @@
             <w:rPr>
               <w:rStyle w:val="Hyperlink"/>
             </w:rPr>
-            <w:t>www.biografischportaal.n</w:t>
+            <w:t>www.biografischportaal.nl</w:t>
           </w:r>
         </w:hyperlink>
       </w:r>
@@ -3360,13 +3360,25 @@
           <w:i w:val="0"/>
           <w:color w:val="0000FF"/>
           <w:sz w:val="24"/>
+          <w:u w:val="single"/>
+        </w:rPr>
+        <w:t>/</w:t>
+      </w:r>
+      <w:r>
+        <w:rPr>
+          <w:rFonts w:ascii="Charis SIL Regular" w:hAnsi="Charis SIL Regular" w:eastAsia="Charis SIL Regular"/>
+          <w:b w:val="0"/>
+          <w:i w:val="0"/>
+          <w:color w:val="0000FF"/>
+          <w:sz w:val="24"/>
+          <w:u w:val="single"/>
         </w:rPr>
         <w:hyperlink r:id="rId22" w:history="1">
           <w:r>
             <w:rPr>
               <w:rStyle w:val="Hyperlink"/>
             </w:rPr>
-            <w:t>l</w:t>
+            <w:t>persoon/4045700</w:t>
           </w:r>
         </w:hyperlink>
       </w:r>
@@ -3378,25 +3390,7 @@
           <w:color w:val="0000FF"/>
           <w:sz w:val="24"/>
         </w:rPr>
-        <w:t>/</w:t>
-      </w:r>
-      <w:r>
-        <w:rPr>
-          <w:rFonts w:ascii="Charis SIL Regular" w:hAnsi="Charis SIL Regular" w:eastAsia="Charis SIL Regular"/>
-          <w:b w:val="0"/>
-          <w:i w:val="0"/>
-          <w:color w:val="0000FF"/>
-          <w:sz w:val="24"/>
-          <w:u w:val="single"/>
-        </w:rPr>
-        <w:hyperlink r:id="rId22" w:history="1">
-          <w:r>
-            <w:rPr>
-              <w:rStyle w:val="Hyperlink"/>
-            </w:rPr>
-            <w:t>persoon/40457008</w:t>
-          </w:r>
-        </w:hyperlink>
+        <w:t>8</w:t>
       </w:r>
     </w:p>
     <w:p>
@@ -4424,7 +4418,7 @@
           <w:sz w:val="24"/>
           <w:u w:val="single"/>
         </w:rPr>
-        <w:hyperlink r:id="rId28" w:history="1">
+        <w:hyperlink r:id="rId27" w:history="1">
           <w:r>
             <w:rPr>
               <w:rStyle w:val="Hyperlink"/>
@@ -4453,7 +4447,7 @@
           <w:sz w:val="24"/>
           <w:u w:val="single"/>
         </w:rPr>
-        <w:hyperlink r:id="rId28" w:history="1">
+        <w:hyperlink r:id="rId27" w:history="1">
           <w:r>
             <w:rPr>
               <w:rStyle w:val="Hyperlink"/>
@@ -4641,7 +4635,7 @@
           <w:sz w:val="24"/>
           <w:u w:val="single"/>
         </w:rPr>
-        <w:hyperlink r:id="rId29" w:history="1">
+        <w:hyperlink r:id="rId28" w:history="1">
           <w:r>
             <w:rPr>
               <w:rStyle w:val="Hyperlink"/>
@@ -4670,7 +4664,7 @@
           <w:sz w:val="24"/>
           <w:u w:val="single"/>
         </w:rPr>
-        <w:hyperlink r:id="rId29" w:history="1">
+        <w:hyperlink r:id="rId28" w:history="1">
           <w:r>
             <w:rPr>
               <w:rStyle w:val="Hyperlink"/>
@@ -4778,7 +4772,7 @@
           <w:sz w:val="24"/>
           <w:u w:val="single"/>
         </w:rPr>
-        <w:hyperlink r:id="rId30" w:history="1">
+        <w:hyperlink r:id="rId29" w:history="1">
           <w:r>
             <w:rPr>
               <w:rStyle w:val="Hyperlink"/>
@@ -4796,7 +4790,7 @@
           <w:sz w:val="24"/>
           <w:u w:val="single"/>
         </w:rPr>
-        <w:hyperlink r:id="rId30" w:history="1">
+        <w:hyperlink r:id="rId29" w:history="1">
           <w:r>
             <w:rPr>
               <w:rStyle w:val="Hyperlink"/>
@@ -4904,7 +4898,7 @@
           <w:sz w:val="24"/>
           <w:u w:val="single"/>
         </w:rPr>
-        <w:hyperlink r:id="rId31" w:history="1">
+        <w:hyperlink r:id="rId30" w:history="1">
           <w:r>
             <w:rPr>
               <w:rStyle w:val="Hyperlink"/>
@@ -4933,7 +4927,7 @@
           <w:sz w:val="24"/>
           <w:u w:val="single"/>
         </w:rPr>
-        <w:hyperlink r:id="rId31" w:history="1">
+        <w:hyperlink r:id="rId30" w:history="1">
           <w:r>
             <w:rPr>
               <w:rStyle w:val="Hyperlink"/>

--- a/EXPORTS/DOCX/published/niveau3/English/Reinwardt.docx
+++ b/EXPORTS/DOCX/published/niveau3/English/Reinwardt.docx
@@ -3031,7 +3031,7 @@
           <w:sz w:val="24"/>
           <w:u w:val="single"/>
         </w:rPr>
-        <w:hyperlink r:id="rId20" w:history="1">
+        <w:hyperlink r:id="rId18" w:history="1">
           <w:r>
             <w:rPr>
               <w:rStyle w:val="Hyperlink"/>
@@ -3049,7 +3049,7 @@
           <w:sz w:val="24"/>
           <w:u w:val="single"/>
         </w:rPr>
-        <w:hyperlink r:id="rId20" w:history="1">
+        <w:hyperlink r:id="rId18" w:history="1">
           <w:r>
             <w:rPr>
               <w:rStyle w:val="Hyperlink"/>
@@ -3349,7 +3349,7 @@
             <w:rPr>
               <w:rStyle w:val="Hyperlink"/>
             </w:rPr>
-            <w:t>www.biografischportaal.nl</w:t>
+            <w:t>www.biografischportaal.n</w:t>
           </w:r>
         </w:hyperlink>
       </w:r>
@@ -3360,25 +3360,13 @@
           <w:i w:val="0"/>
           <w:color w:val="0000FF"/>
           <w:sz w:val="24"/>
-          <w:u w:val="single"/>
-        </w:rPr>
-        <w:t>/</w:t>
-      </w:r>
-      <w:r>
-        <w:rPr>
-          <w:rFonts w:ascii="Charis SIL Regular" w:hAnsi="Charis SIL Regular" w:eastAsia="Charis SIL Regular"/>
-          <w:b w:val="0"/>
-          <w:i w:val="0"/>
-          <w:color w:val="0000FF"/>
-          <w:sz w:val="24"/>
-          <w:u w:val="single"/>
         </w:rPr>
         <w:hyperlink r:id="rId22" w:history="1">
           <w:r>
             <w:rPr>
               <w:rStyle w:val="Hyperlink"/>
             </w:rPr>
-            <w:t>persoon/4045700</w:t>
+            <w:t>l</w:t>
           </w:r>
         </w:hyperlink>
       </w:r>
@@ -3390,7 +3378,25 @@
           <w:color w:val="0000FF"/>
           <w:sz w:val="24"/>
         </w:rPr>
-        <w:t>8</w:t>
+        <w:t>/</w:t>
+      </w:r>
+      <w:r>
+        <w:rPr>
+          <w:rFonts w:ascii="Charis SIL Regular" w:hAnsi="Charis SIL Regular" w:eastAsia="Charis SIL Regular"/>
+          <w:b w:val="0"/>
+          <w:i w:val="0"/>
+          <w:color w:val="0000FF"/>
+          <w:sz w:val="24"/>
+          <w:u w:val="single"/>
+        </w:rPr>
+        <w:hyperlink r:id="rId22" w:history="1">
+          <w:r>
+            <w:rPr>
+              <w:rStyle w:val="Hyperlink"/>
+            </w:rPr>
+            <w:t>persoon/40457008</w:t>
+          </w:r>
+        </w:hyperlink>
       </w:r>
     </w:p>
     <w:p>
@@ -3861,7 +3867,14 @@
           <w:color w:val="000000"/>
           <w:sz w:val="24"/>
         </w:rPr>
-        <w:t xml:space="preserve">, </w:t>
+        <w:hyperlink r:id="rId24" w:history="1">
+          <w:r>
+            <w:rPr>
+              <w:rStyle w:val="Hyperlink"/>
+            </w:rPr>
+            <w:t xml:space="preserve">, </w:t>
+          </w:r>
+        </w:hyperlink>
       </w:r>
       <w:r>
         <w:rPr>
@@ -3872,7 +3885,7 @@
           <w:sz w:val="24"/>
           <w:u w:val="single"/>
         </w:rPr>
-        <w:hyperlink r:id="rId25" w:history="1">
+        <w:hyperlink r:id="rId24" w:history="1">
           <w:r>
             <w:rPr>
               <w:rStyle w:val="Hyperlink"/>
@@ -4418,7 +4431,7 @@
           <w:sz w:val="24"/>
           <w:u w:val="single"/>
         </w:rPr>
-        <w:hyperlink r:id="rId27" w:history="1">
+        <w:hyperlink r:id="rId28" w:history="1">
           <w:r>
             <w:rPr>
               <w:rStyle w:val="Hyperlink"/>
@@ -4635,7 +4648,7 @@
           <w:sz w:val="24"/>
           <w:u w:val="single"/>
         </w:rPr>
-        <w:hyperlink r:id="rId28" w:history="1">
+        <w:hyperlink r:id="rId29" w:history="1">
           <w:r>
             <w:rPr>
               <w:rStyle w:val="Hyperlink"/>
@@ -4664,7 +4677,7 @@
           <w:sz w:val="24"/>
           <w:u w:val="single"/>
         </w:rPr>
-        <w:hyperlink r:id="rId28" w:history="1">
+        <w:hyperlink r:id="rId29" w:history="1">
           <w:r>
             <w:rPr>
               <w:rStyle w:val="Hyperlink"/>
@@ -4772,7 +4785,7 @@
           <w:sz w:val="24"/>
           <w:u w:val="single"/>
         </w:rPr>
-        <w:hyperlink r:id="rId29" w:history="1">
+        <w:hyperlink r:id="rId30" w:history="1">
           <w:r>
             <w:rPr>
               <w:rStyle w:val="Hyperlink"/>
@@ -4790,7 +4803,7 @@
           <w:sz w:val="24"/>
           <w:u w:val="single"/>
         </w:rPr>
-        <w:hyperlink r:id="rId29" w:history="1">
+        <w:hyperlink r:id="rId30" w:history="1">
           <w:r>
             <w:rPr>
               <w:rStyle w:val="Hyperlink"/>
@@ -4898,7 +4911,7 @@
           <w:sz w:val="24"/>
           <w:u w:val="single"/>
         </w:rPr>
-        <w:hyperlink r:id="rId30" w:history="1">
+        <w:hyperlink r:id="rId31" w:history="1">
           <w:r>
             <w:rPr>
               <w:rStyle w:val="Hyperlink"/>
@@ -4927,7 +4940,7 @@
           <w:sz w:val="24"/>
           <w:u w:val="single"/>
         </w:rPr>
-        <w:hyperlink r:id="rId30" w:history="1">
+        <w:hyperlink r:id="rId31" w:history="1">
           <w:r>
             <w:rPr>
               <w:rStyle w:val="Hyperlink"/>

--- a/EXPORTS/DOCX/published/niveau3/English/Reinwardt.docx
+++ b/EXPORTS/DOCX/published/niveau3/English/Reinwardt.docx
@@ -937,25 +937,7 @@
           <w:color w:val="000000"/>
           <w:sz w:val="24"/>
         </w:rPr>
-        <w:t>). During his tra</w:t>
-      </w:r>
-      <w:r>
-        <w:rPr>
-          <w:u w:val="single" w:color="0000ff"/>
-          <w:rFonts w:ascii="Charis SIL Regular" w:hAnsi="Charis SIL Regular" w:eastAsia="Charis SIL Regular"/>
-          <w:b w:val="0"/>
-          <w:i w:val="0"/>
-          <w:color w:val="000000"/>
-          <w:sz w:val="24"/>
-        </w:rPr>
-        <w:hyperlink r:id="rId12" w:history="1">
-          <w:r>
-            <w:rPr>
-              <w:rStyle w:val="Hyperlink"/>
-            </w:rPr>
-            <w:t>vels Reinward</w:t>
-          </w:r>
-        </w:hyperlink>
+        <w:t>). During his travels Reinward</w:t>
       </w:r>
       <w:r>
         <w:rPr>
@@ -3031,7 +3013,7 @@
           <w:sz w:val="24"/>
           <w:u w:val="single"/>
         </w:rPr>
-        <w:hyperlink r:id="rId18" w:history="1">
+        <w:hyperlink r:id="rId20" w:history="1">
           <w:r>
             <w:rPr>
               <w:rStyle w:val="Hyperlink"/>
@@ -3049,7 +3031,7 @@
           <w:sz w:val="24"/>
           <w:u w:val="single"/>
         </w:rPr>
-        <w:hyperlink r:id="rId18" w:history="1">
+        <w:hyperlink r:id="rId20" w:history="1">
           <w:r>
             <w:rPr>
               <w:rStyle w:val="Hyperlink"/>
@@ -3377,6 +3359,7 @@
           <w:i w:val="0"/>
           <w:color w:val="0000FF"/>
           <w:sz w:val="24"/>
+          <w:u w:val="single"/>
         </w:rPr>
         <w:t>/</w:t>
       </w:r>
@@ -3867,14 +3850,7 @@
           <w:color w:val="000000"/>
           <w:sz w:val="24"/>
         </w:rPr>
-        <w:hyperlink r:id="rId24" w:history="1">
-          <w:r>
-            <w:rPr>
-              <w:rStyle w:val="Hyperlink"/>
-            </w:rPr>
-            <w:t xml:space="preserve">, </w:t>
-          </w:r>
-        </w:hyperlink>
+        <w:t xml:space="preserve">, </w:t>
       </w:r>
       <w:r>
         <w:rPr>
@@ -3914,7 +3890,7 @@
           <w:sz w:val="24"/>
           <w:u w:val="single"/>
         </w:rPr>
-        <w:hyperlink r:id="rId25" w:history="1">
+        <w:hyperlink r:id="rId24" w:history="1">
           <w:r>
             <w:rPr>
               <w:rStyle w:val="Hyperlink"/>
@@ -4025,7 +4001,7 @@
           <w:sz w:val="24"/>
           <w:u w:val="single"/>
         </w:rPr>
-        <w:hyperlink r:id="rId26" w:history="1">
+        <w:hyperlink r:id="rId25" w:history="1">
           <w:r>
             <w:rPr>
               <w:rStyle w:val="Hyperlink"/>
@@ -4043,7 +4019,7 @@
           <w:sz w:val="24"/>
           <w:u w:val="single"/>
         </w:rPr>
-        <w:hyperlink r:id="rId26" w:history="1">
+        <w:hyperlink r:id="rId25" w:history="1">
           <w:r>
             <w:rPr>
               <w:rStyle w:val="Hyperlink"/>
@@ -4061,7 +4037,7 @@
           <w:sz w:val="24"/>
           <w:u w:val="single"/>
         </w:rPr>
-        <w:hyperlink r:id="rId26" w:history="1">
+        <w:hyperlink r:id="rId25" w:history="1">
           <w:r>
             <w:rPr>
               <w:rStyle w:val="Hyperlink"/>
@@ -4079,7 +4055,7 @@
           <w:sz w:val="24"/>
           <w:u w:val="single"/>
         </w:rPr>
-        <w:hyperlink r:id="rId26" w:history="1">
+        <w:hyperlink r:id="rId25" w:history="1">
           <w:r>
             <w:rPr>
               <w:rStyle w:val="Hyperlink"/>
@@ -4230,7 +4206,7 @@
           <w:sz w:val="24"/>
           <w:u w:val="single"/>
         </w:rPr>
-        <w:hyperlink r:id="rId27" w:history="1">
+        <w:hyperlink r:id="rId26" w:history="1">
           <w:r>
             <w:rPr>
               <w:rStyle w:val="Hyperlink"/>
@@ -4248,7 +4224,7 @@
           <w:sz w:val="24"/>
           <w:u w:val="single"/>
         </w:rPr>
-        <w:hyperlink r:id="rId27" w:history="1">
+        <w:hyperlink r:id="rId26" w:history="1">
           <w:r>
             <w:rPr>
               <w:rStyle w:val="Hyperlink"/>
@@ -4266,7 +4242,7 @@
           <w:sz w:val="24"/>
           <w:u w:val="single"/>
         </w:rPr>
-        <w:hyperlink r:id="rId27" w:history="1">
+        <w:hyperlink r:id="rId26" w:history="1">
           <w:r>
             <w:rPr>
               <w:rStyle w:val="Hyperlink"/>
@@ -4284,7 +4260,7 @@
           <w:sz w:val="24"/>
           <w:u w:val="single"/>
         </w:rPr>
-        <w:hyperlink r:id="rId27" w:history="1">
+        <w:hyperlink r:id="rId26" w:history="1">
           <w:r>
             <w:rPr>
               <w:rStyle w:val="Hyperlink"/>
@@ -4302,7 +4278,7 @@
           <w:sz w:val="24"/>
           <w:u w:val="single"/>
         </w:rPr>
-        <w:hyperlink r:id="rId27" w:history="1">
+        <w:hyperlink r:id="rId26" w:history="1">
           <w:r>
             <w:rPr>
               <w:rStyle w:val="Hyperlink"/>
@@ -4320,7 +4296,7 @@
           <w:sz w:val="24"/>
           <w:u w:val="single"/>
         </w:rPr>
-        <w:hyperlink r:id="rId27" w:history="1">
+        <w:hyperlink r:id="rId26" w:history="1">
           <w:r>
             <w:rPr>
               <w:rStyle w:val="Hyperlink"/>
@@ -4338,7 +4314,7 @@
           <w:sz w:val="24"/>
           <w:u w:val="single"/>
         </w:rPr>
-        <w:hyperlink r:id="rId27" w:history="1">
+        <w:hyperlink r:id="rId26" w:history="1">
           <w:r>
             <w:rPr>
               <w:rStyle w:val="Hyperlink"/>
@@ -4356,7 +4332,7 @@
           <w:sz w:val="24"/>
           <w:u w:val="single"/>
         </w:rPr>
-        <w:hyperlink r:id="rId27" w:history="1">
+        <w:hyperlink r:id="rId26" w:history="1">
           <w:r>
             <w:rPr>
               <w:rStyle w:val="Hyperlink"/>
@@ -4403,7 +4379,7 @@
           <w:sz w:val="24"/>
           <w:u w:val="single"/>
         </w:rPr>
-        <w:hyperlink r:id="rId27" w:history="1">
+        <w:hyperlink r:id="rId26" w:history="1">
           <w:r>
             <w:rPr>
               <w:rStyle w:val="Hyperlink"/>
@@ -4431,7 +4407,7 @@
           <w:sz w:val="24"/>
           <w:u w:val="single"/>
         </w:rPr>
-        <w:hyperlink r:id="rId28" w:history="1">
+        <w:hyperlink r:id="rId26" w:history="1">
           <w:r>
             <w:rPr>
               <w:rStyle w:val="Hyperlink"/>
@@ -4648,7 +4624,7 @@
           <w:sz w:val="24"/>
           <w:u w:val="single"/>
         </w:rPr>
-        <w:hyperlink r:id="rId29" w:history="1">
+        <w:hyperlink r:id="rId28" w:history="1">
           <w:r>
             <w:rPr>
               <w:rStyle w:val="Hyperlink"/>
@@ -4677,7 +4653,7 @@
           <w:sz w:val="24"/>
           <w:u w:val="single"/>
         </w:rPr>
-        <w:hyperlink r:id="rId29" w:history="1">
+        <w:hyperlink r:id="rId28" w:history="1">
           <w:r>
             <w:rPr>
               <w:rStyle w:val="Hyperlink"/>
@@ -4785,7 +4761,7 @@
           <w:sz w:val="24"/>
           <w:u w:val="single"/>
         </w:rPr>
-        <w:hyperlink r:id="rId30" w:history="1">
+        <w:hyperlink r:id="rId29" w:history="1">
           <w:r>
             <w:rPr>
               <w:rStyle w:val="Hyperlink"/>
@@ -4803,7 +4779,7 @@
           <w:sz w:val="24"/>
           <w:u w:val="single"/>
         </w:rPr>
-        <w:hyperlink r:id="rId30" w:history="1">
+        <w:hyperlink r:id="rId29" w:history="1">
           <w:r>
             <w:rPr>
               <w:rStyle w:val="Hyperlink"/>
@@ -4911,7 +4887,7 @@
           <w:sz w:val="24"/>
           <w:u w:val="single"/>
         </w:rPr>
-        <w:hyperlink r:id="rId31" w:history="1">
+        <w:hyperlink r:id="rId30" w:history="1">
           <w:r>
             <w:rPr>
               <w:rStyle w:val="Hyperlink"/>
@@ -4940,7 +4916,7 @@
           <w:sz w:val="24"/>
           <w:u w:val="single"/>
         </w:rPr>
-        <w:hyperlink r:id="rId31" w:history="1">
+        <w:hyperlink r:id="rId30" w:history="1">
           <w:r>
             <w:rPr>
               <w:rStyle w:val="Hyperlink"/>

--- a/EXPORTS/DOCX/published/niveau3/English/Reinwardt.docx
+++ b/EXPORTS/DOCX/published/niveau3/English/Reinwardt.docx
@@ -937,7 +937,25 @@
           <w:color w:val="000000"/>
           <w:sz w:val="24"/>
         </w:rPr>
-        <w:t>). During his travels Reinward</w:t>
+        <w:t>). During his tra</w:t>
+      </w:r>
+      <w:r>
+        <w:rPr>
+          <w:u w:val="single" w:color="0000ff"/>
+          <w:rFonts w:ascii="Charis SIL Regular" w:hAnsi="Charis SIL Regular" w:eastAsia="Charis SIL Regular"/>
+          <w:b w:val="0"/>
+          <w:i w:val="0"/>
+          <w:color w:val="000000"/>
+          <w:sz w:val="24"/>
+        </w:rPr>
+        <w:hyperlink r:id="rId12" w:history="1">
+          <w:r>
+            <w:rPr>
+              <w:rStyle w:val="Hyperlink"/>
+            </w:rPr>
+            <w:t>vels Reinward</w:t>
+          </w:r>
+        </w:hyperlink>
       </w:r>
       <w:r>
         <w:rPr>
@@ -3331,7 +3349,7 @@
             <w:rPr>
               <w:rStyle w:val="Hyperlink"/>
             </w:rPr>
-            <w:t>www.biografischportaal.n</w:t>
+            <w:t>www.biografischportaal.nl</w:t>
           </w:r>
         </w:hyperlink>
       </w:r>
@@ -3342,13 +3360,25 @@
           <w:i w:val="0"/>
           <w:color w:val="0000FF"/>
           <w:sz w:val="24"/>
+          <w:u w:val="single"/>
+        </w:rPr>
+        <w:t>/</w:t>
+      </w:r>
+      <w:r>
+        <w:rPr>
+          <w:rFonts w:ascii="Charis SIL Regular" w:hAnsi="Charis SIL Regular" w:eastAsia="Charis SIL Regular"/>
+          <w:b w:val="0"/>
+          <w:i w:val="0"/>
+          <w:color w:val="0000FF"/>
+          <w:sz w:val="24"/>
+          <w:u w:val="single"/>
         </w:rPr>
         <w:hyperlink r:id="rId22" w:history="1">
           <w:r>
             <w:rPr>
               <w:rStyle w:val="Hyperlink"/>
             </w:rPr>
-            <w:t>l</w:t>
+            <w:t>persoon/4045700</w:t>
           </w:r>
         </w:hyperlink>
       </w:r>
@@ -3359,27 +3389,8 @@
           <w:i w:val="0"/>
           <w:color w:val="0000FF"/>
           <w:sz w:val="24"/>
-          <w:u w:val="single"/>
-        </w:rPr>
-        <w:t>/</w:t>
-      </w:r>
-      <w:r>
-        <w:rPr>
-          <w:rFonts w:ascii="Charis SIL Regular" w:hAnsi="Charis SIL Regular" w:eastAsia="Charis SIL Regular"/>
-          <w:b w:val="0"/>
-          <w:i w:val="0"/>
-          <w:color w:val="0000FF"/>
-          <w:sz w:val="24"/>
-          <w:u w:val="single"/>
-        </w:rPr>
-        <w:hyperlink r:id="rId22" w:history="1">
-          <w:r>
-            <w:rPr>
-              <w:rStyle w:val="Hyperlink"/>
-            </w:rPr>
-            <w:t>persoon/40457008</w:t>
-          </w:r>
-        </w:hyperlink>
+        </w:rPr>
+        <w:t>8</w:t>
       </w:r>
     </w:p>
     <w:p>
@@ -3850,7 +3861,14 @@
           <w:color w:val="000000"/>
           <w:sz w:val="24"/>
         </w:rPr>
-        <w:t xml:space="preserve">, </w:t>
+        <w:hyperlink r:id="rId24" w:history="1">
+          <w:r>
+            <w:rPr>
+              <w:rStyle w:val="Hyperlink"/>
+            </w:rPr>
+            <w:t xml:space="preserve">, </w:t>
+          </w:r>
+        </w:hyperlink>
       </w:r>
       <w:r>
         <w:rPr>

--- a/EXPORTS/DOCX/published/niveau3/English/Reinwardt.docx
+++ b/EXPORTS/DOCX/published/niveau3/English/Reinwardt.docx
@@ -1565,6 +1565,7 @@
       </w:r>
       <w:r>
         <w:rPr>
+          <w:u w:val="single" w:color="0000ff"/>
           <w:rFonts w:ascii="Charis SIL Regular" w:hAnsi="Charis SIL Regular" w:eastAsia="Charis SIL Regular"/>
           <w:b w:val="0"/>
           <w:i w:val="0"/>
@@ -1605,9 +1606,19 @@
             <w:rPr>
               <w:rStyle w:val="Hyperlink"/>
             </w:rPr>
-            <w:t xml:space="preserve"> ambi</w:t>
+            <w:t xml:space="preserve"> amb</w:t>
           </w:r>
         </w:hyperlink>
+      </w:r>
+      <w:r>
+        <w:rPr>
+          <w:rFonts w:ascii="Charis SIL Regular" w:hAnsi="Charis SIL Regular" w:eastAsia="Charis SIL Regular"/>
+          <w:b w:val="0"/>
+          <w:i w:val="0"/>
+          <w:color w:val="000000"/>
+          <w:sz w:val="24"/>
+        </w:rPr>
+        <w:t>i</w:t>
       </w:r>
       <w:r>
         <w:rPr>
@@ -3349,7 +3360,7 @@
             <w:rPr>
               <w:rStyle w:val="Hyperlink"/>
             </w:rPr>
-            <w:t>www.biografischportaal.nl</w:t>
+            <w:t>www.biografischportaal.n</w:t>
           </w:r>
         </w:hyperlink>
       </w:r>
@@ -3360,25 +3371,13 @@
           <w:i w:val="0"/>
           <w:color w:val="0000FF"/>
           <w:sz w:val="24"/>
-          <w:u w:val="single"/>
-        </w:rPr>
-        <w:t>/</w:t>
-      </w:r>
-      <w:r>
-        <w:rPr>
-          <w:rFonts w:ascii="Charis SIL Regular" w:hAnsi="Charis SIL Regular" w:eastAsia="Charis SIL Regular"/>
-          <w:b w:val="0"/>
-          <w:i w:val="0"/>
-          <w:color w:val="0000FF"/>
-          <w:sz w:val="24"/>
-          <w:u w:val="single"/>
         </w:rPr>
         <w:hyperlink r:id="rId22" w:history="1">
           <w:r>
             <w:rPr>
               <w:rStyle w:val="Hyperlink"/>
             </w:rPr>
-            <w:t>persoon/4045700</w:t>
+            <w:t>l</w:t>
           </w:r>
         </w:hyperlink>
       </w:r>
@@ -3390,7 +3389,25 @@
           <w:color w:val="0000FF"/>
           <w:sz w:val="24"/>
         </w:rPr>
-        <w:t>8</w:t>
+        <w:t>/</w:t>
+      </w:r>
+      <w:r>
+        <w:rPr>
+          <w:rFonts w:ascii="Charis SIL Regular" w:hAnsi="Charis SIL Regular" w:eastAsia="Charis SIL Regular"/>
+          <w:b w:val="0"/>
+          <w:i w:val="0"/>
+          <w:color w:val="0000FF"/>
+          <w:sz w:val="24"/>
+          <w:u w:val="single"/>
+        </w:rPr>
+        <w:hyperlink r:id="rId22" w:history="1">
+          <w:r>
+            <w:rPr>
+              <w:rStyle w:val="Hyperlink"/>
+            </w:rPr>
+            <w:t>persoon/40457008</w:t>
+          </w:r>
+        </w:hyperlink>
       </w:r>
     </w:p>
     <w:p>
@@ -3861,14 +3878,7 @@
           <w:color w:val="000000"/>
           <w:sz w:val="24"/>
         </w:rPr>
-        <w:hyperlink r:id="rId24" w:history="1">
-          <w:r>
-            <w:rPr>
-              <w:rStyle w:val="Hyperlink"/>
-            </w:rPr>
-            <w:t xml:space="preserve">, </w:t>
-          </w:r>
-        </w:hyperlink>
+        <w:t xml:space="preserve">, </w:t>
       </w:r>
       <w:r>
         <w:rPr>
@@ -3879,7 +3889,7 @@
           <w:sz w:val="24"/>
           <w:u w:val="single"/>
         </w:rPr>
-        <w:hyperlink r:id="rId24" w:history="1">
+        <w:hyperlink r:id="rId25" w:history="1">
           <w:r>
             <w:rPr>
               <w:rStyle w:val="Hyperlink"/>
@@ -3908,7 +3918,7 @@
           <w:sz w:val="24"/>
           <w:u w:val="single"/>
         </w:rPr>
-        <w:hyperlink r:id="rId24" w:history="1">
+        <w:hyperlink r:id="rId25" w:history="1">
           <w:r>
             <w:rPr>
               <w:rStyle w:val="Hyperlink"/>
@@ -4019,7 +4029,7 @@
           <w:sz w:val="24"/>
           <w:u w:val="single"/>
         </w:rPr>
-        <w:hyperlink r:id="rId25" w:history="1">
+        <w:hyperlink r:id="rId26" w:history="1">
           <w:r>
             <w:rPr>
               <w:rStyle w:val="Hyperlink"/>
@@ -4037,7 +4047,7 @@
           <w:sz w:val="24"/>
           <w:u w:val="single"/>
         </w:rPr>
-        <w:hyperlink r:id="rId25" w:history="1">
+        <w:hyperlink r:id="rId26" w:history="1">
           <w:r>
             <w:rPr>
               <w:rStyle w:val="Hyperlink"/>
@@ -4055,7 +4065,7 @@
           <w:sz w:val="24"/>
           <w:u w:val="single"/>
         </w:rPr>
-        <w:hyperlink r:id="rId25" w:history="1">
+        <w:hyperlink r:id="rId26" w:history="1">
           <w:r>
             <w:rPr>
               <w:rStyle w:val="Hyperlink"/>
@@ -4073,7 +4083,7 @@
           <w:sz w:val="24"/>
           <w:u w:val="single"/>
         </w:rPr>
-        <w:hyperlink r:id="rId25" w:history="1">
+        <w:hyperlink r:id="rId26" w:history="1">
           <w:r>
             <w:rPr>
               <w:rStyle w:val="Hyperlink"/>
@@ -4224,7 +4234,7 @@
           <w:sz w:val="24"/>
           <w:u w:val="single"/>
         </w:rPr>
-        <w:hyperlink r:id="rId26" w:history="1">
+        <w:hyperlink r:id="rId27" w:history="1">
           <w:r>
             <w:rPr>
               <w:rStyle w:val="Hyperlink"/>
@@ -4242,7 +4252,7 @@
           <w:sz w:val="24"/>
           <w:u w:val="single"/>
         </w:rPr>
-        <w:hyperlink r:id="rId26" w:history="1">
+        <w:hyperlink r:id="rId27" w:history="1">
           <w:r>
             <w:rPr>
               <w:rStyle w:val="Hyperlink"/>
@@ -4260,7 +4270,7 @@
           <w:sz w:val="24"/>
           <w:u w:val="single"/>
         </w:rPr>
-        <w:hyperlink r:id="rId26" w:history="1">
+        <w:hyperlink r:id="rId27" w:history="1">
           <w:r>
             <w:rPr>
               <w:rStyle w:val="Hyperlink"/>
@@ -4278,7 +4288,7 @@
           <w:sz w:val="24"/>
           <w:u w:val="single"/>
         </w:rPr>
-        <w:hyperlink r:id="rId26" w:history="1">
+        <w:hyperlink r:id="rId27" w:history="1">
           <w:r>
             <w:rPr>
               <w:rStyle w:val="Hyperlink"/>
@@ -4296,7 +4306,7 @@
           <w:sz w:val="24"/>
           <w:u w:val="single"/>
         </w:rPr>
-        <w:hyperlink r:id="rId26" w:history="1">
+        <w:hyperlink r:id="rId27" w:history="1">
           <w:r>
             <w:rPr>
               <w:rStyle w:val="Hyperlink"/>
@@ -4314,7 +4324,7 @@
           <w:sz w:val="24"/>
           <w:u w:val="single"/>
         </w:rPr>
-        <w:hyperlink r:id="rId26" w:history="1">
+        <w:hyperlink r:id="rId27" w:history="1">
           <w:r>
             <w:rPr>
               <w:rStyle w:val="Hyperlink"/>
@@ -4332,7 +4342,7 @@
           <w:sz w:val="24"/>
           <w:u w:val="single"/>
         </w:rPr>
-        <w:hyperlink r:id="rId26" w:history="1">
+        <w:hyperlink r:id="rId27" w:history="1">
           <w:r>
             <w:rPr>
               <w:rStyle w:val="Hyperlink"/>
@@ -4350,7 +4360,7 @@
           <w:sz w:val="24"/>
           <w:u w:val="single"/>
         </w:rPr>
-        <w:hyperlink r:id="rId26" w:history="1">
+        <w:hyperlink r:id="rId27" w:history="1">
           <w:r>
             <w:rPr>
               <w:rStyle w:val="Hyperlink"/>
@@ -4397,7 +4407,7 @@
           <w:sz w:val="24"/>
           <w:u w:val="single"/>
         </w:rPr>
-        <w:hyperlink r:id="rId26" w:history="1">
+        <w:hyperlink r:id="rId27" w:history="1">
           <w:r>
             <w:rPr>
               <w:rStyle w:val="Hyperlink"/>
@@ -4425,7 +4435,7 @@
           <w:sz w:val="24"/>
           <w:u w:val="single"/>
         </w:rPr>
-        <w:hyperlink r:id="rId26" w:history="1">
+        <w:hyperlink r:id="rId27" w:history="1">
           <w:r>
             <w:rPr>
               <w:rStyle w:val="Hyperlink"/>
@@ -4454,7 +4464,7 @@
           <w:sz w:val="24"/>
           <w:u w:val="single"/>
         </w:rPr>
-        <w:hyperlink r:id="rId27" w:history="1">
+        <w:hyperlink r:id="rId28" w:history="1">
           <w:r>
             <w:rPr>
               <w:rStyle w:val="Hyperlink"/>
@@ -4642,7 +4652,7 @@
           <w:sz w:val="24"/>
           <w:u w:val="single"/>
         </w:rPr>
-        <w:hyperlink r:id="rId28" w:history="1">
+        <w:hyperlink r:id="rId29" w:history="1">
           <w:r>
             <w:rPr>
               <w:rStyle w:val="Hyperlink"/>
@@ -4671,7 +4681,7 @@
           <w:sz w:val="24"/>
           <w:u w:val="single"/>
         </w:rPr>
-        <w:hyperlink r:id="rId28" w:history="1">
+        <w:hyperlink r:id="rId29" w:history="1">
           <w:r>
             <w:rPr>
               <w:rStyle w:val="Hyperlink"/>
@@ -4779,7 +4789,7 @@
           <w:sz w:val="24"/>
           <w:u w:val="single"/>
         </w:rPr>
-        <w:hyperlink r:id="rId29" w:history="1">
+        <w:hyperlink r:id="rId30" w:history="1">
           <w:r>
             <w:rPr>
               <w:rStyle w:val="Hyperlink"/>
@@ -4797,7 +4807,7 @@
           <w:sz w:val="24"/>
           <w:u w:val="single"/>
         </w:rPr>
-        <w:hyperlink r:id="rId29" w:history="1">
+        <w:hyperlink r:id="rId30" w:history="1">
           <w:r>
             <w:rPr>
               <w:rStyle w:val="Hyperlink"/>
@@ -4905,7 +4915,7 @@
           <w:sz w:val="24"/>
           <w:u w:val="single"/>
         </w:rPr>
-        <w:hyperlink r:id="rId30" w:history="1">
+        <w:hyperlink r:id="rId31" w:history="1">
           <w:r>
             <w:rPr>
               <w:rStyle w:val="Hyperlink"/>
@@ -4934,7 +4944,7 @@
           <w:sz w:val="24"/>
           <w:u w:val="single"/>
         </w:rPr>
-        <w:hyperlink r:id="rId30" w:history="1">
+        <w:hyperlink r:id="rId31" w:history="1">
           <w:r>
             <w:rPr>
               <w:rStyle w:val="Hyperlink"/>

--- a/EXPORTS/DOCX/published/niveau3/English/Reinwardt.docx
+++ b/EXPORTS/DOCX/published/niveau3/English/Reinwardt.docx
@@ -215,7 +215,25 @@
           <w:color w:val="000000"/>
           <w:sz w:val="24"/>
         </w:rPr>
-        <w:t>1800 Reinwardt was appointed professor of chemistry, natural history and bota</w:t>
+        <w:t>1800 Reinwardt was appointed professor of chemistry, natural histo</w:t>
+      </w:r>
+      <w:r>
+        <w:rPr>
+          <w:u w:val="single" w:color="0000ff"/>
+          <w:rFonts w:ascii="Charis SIL Regular" w:hAnsi="Charis SIL Regular" w:eastAsia="Charis SIL Regular"/>
+          <w:b w:val="0"/>
+          <w:i w:val="0"/>
+          <w:color w:val="000000"/>
+          <w:sz w:val="24"/>
+        </w:rPr>
+        <w:hyperlink r:id="rId9" w:history="1">
+          <w:r>
+            <w:rPr>
+              <w:rStyle w:val="Hyperlink"/>
+            </w:rPr>
+            <w:t>ry and bota</w:t>
+          </w:r>
+        </w:hyperlink>
       </w:r>
       <w:r>
         <w:rPr>
@@ -2276,7 +2294,7 @@
           <w:sz w:val="24"/>
           <w:u w:val="single"/>
         </w:rPr>
-        <w:t>Scientific research in colonised terri</w:t>
+        <w:t>Scientific research in colonised terr</w:t>
       </w:r>
       <w:r>
         <w:rPr>
@@ -2287,7 +2305,7 @@
           <w:sz w:val="24"/>
           <w:u w:val="single"/>
         </w:rPr>
-        <w:t>torie</w:t>
+        <w:t>i</w:t>
       </w:r>
       <w:r>
         <w:rPr>
@@ -2296,8 +2314,9 @@
           <w:i w:val="0"/>
           <w:color w:val="0000FF"/>
           <w:sz w:val="24"/>
-        </w:rPr>
-        <w:t>s</w:t>
+          <w:u w:val="single"/>
+        </w:rPr>
+        <w:t>tories</w:t>
       </w:r>
       <w:r>
         <w:br/>
@@ -3012,7 +3031,7 @@
           <w:sz w:val="24"/>
           <w:u w:val="single"/>
         </w:rPr>
-        <w:hyperlink r:id="rId18" w:history="1">
+        <w:hyperlink r:id="rId20" w:history="1">
           <w:r>
             <w:rPr>
               <w:rStyle w:val="Hyperlink"/>
@@ -3330,7 +3349,7 @@
             <w:rPr>
               <w:rStyle w:val="Hyperlink"/>
             </w:rPr>
-            <w:t>www.biografischportaal.n</w:t>
+            <w:t>www.biografischportaal.nl</w:t>
           </w:r>
         </w:hyperlink>
       </w:r>
@@ -3341,13 +3360,25 @@
           <w:i w:val="0"/>
           <w:color w:val="0000FF"/>
           <w:sz w:val="24"/>
+          <w:u w:val="single"/>
+        </w:rPr>
+        <w:t>/</w:t>
+      </w:r>
+      <w:r>
+        <w:rPr>
+          <w:rFonts w:ascii="Charis SIL Regular" w:hAnsi="Charis SIL Regular" w:eastAsia="Charis SIL Regular"/>
+          <w:b w:val="0"/>
+          <w:i w:val="0"/>
+          <w:color w:val="0000FF"/>
+          <w:sz w:val="24"/>
+          <w:u w:val="single"/>
         </w:rPr>
         <w:hyperlink r:id="rId22" w:history="1">
           <w:r>
             <w:rPr>
               <w:rStyle w:val="Hyperlink"/>
             </w:rPr>
-            <w:t>l</w:t>
+            <w:t>persoon/4045700</w:t>
           </w:r>
         </w:hyperlink>
       </w:r>
@@ -3359,25 +3390,7 @@
           <w:color w:val="0000FF"/>
           <w:sz w:val="24"/>
         </w:rPr>
-        <w:t>/</w:t>
-      </w:r>
-      <w:r>
-        <w:rPr>
-          <w:rFonts w:ascii="Charis SIL Regular" w:hAnsi="Charis SIL Regular" w:eastAsia="Charis SIL Regular"/>
-          <w:b w:val="0"/>
-          <w:i w:val="0"/>
-          <w:color w:val="0000FF"/>
-          <w:sz w:val="24"/>
-          <w:u w:val="single"/>
-        </w:rPr>
-        <w:hyperlink r:id="rId22" w:history="1">
-          <w:r>
-            <w:rPr>
-              <w:rStyle w:val="Hyperlink"/>
-            </w:rPr>
-            <w:t>persoon/40457008</w:t>
-          </w:r>
-        </w:hyperlink>
+        <w:t>8</w:t>
       </w:r>
     </w:p>
     <w:p>
@@ -3848,14 +3861,7 @@
           <w:color w:val="000000"/>
           <w:sz w:val="24"/>
         </w:rPr>
-        <w:hyperlink r:id="rId24" w:history="1">
-          <w:r>
-            <w:rPr>
-              <w:rStyle w:val="Hyperlink"/>
-            </w:rPr>
-            <w:t xml:space="preserve">, </w:t>
-          </w:r>
-        </w:hyperlink>
+        <w:t xml:space="preserve">, </w:t>
       </w:r>
       <w:r>
         <w:rPr>
@@ -3866,7 +3872,7 @@
           <w:sz w:val="24"/>
           <w:u w:val="single"/>
         </w:rPr>
-        <w:hyperlink r:id="rId24" w:history="1">
+        <w:hyperlink r:id="rId25" w:history="1">
           <w:r>
             <w:rPr>
               <w:rStyle w:val="Hyperlink"/>
@@ -4441,7 +4447,7 @@
           <w:sz w:val="24"/>
           <w:u w:val="single"/>
         </w:rPr>
-        <w:hyperlink r:id="rId28" w:history="1">
+        <w:hyperlink r:id="rId27" w:history="1">
           <w:r>
             <w:rPr>
               <w:rStyle w:val="Hyperlink"/>
@@ -4629,7 +4635,7 @@
           <w:sz w:val="24"/>
           <w:u w:val="single"/>
         </w:rPr>
-        <w:hyperlink r:id="rId29" w:history="1">
+        <w:hyperlink r:id="rId28" w:history="1">
           <w:r>
             <w:rPr>
               <w:rStyle w:val="Hyperlink"/>
@@ -4658,7 +4664,7 @@
           <w:sz w:val="24"/>
           <w:u w:val="single"/>
         </w:rPr>
-        <w:hyperlink r:id="rId29" w:history="1">
+        <w:hyperlink r:id="rId28" w:history="1">
           <w:r>
             <w:rPr>
               <w:rStyle w:val="Hyperlink"/>
@@ -4766,7 +4772,7 @@
           <w:sz w:val="24"/>
           <w:u w:val="single"/>
         </w:rPr>
-        <w:hyperlink r:id="rId30" w:history="1">
+        <w:hyperlink r:id="rId29" w:history="1">
           <w:r>
             <w:rPr>
               <w:rStyle w:val="Hyperlink"/>
@@ -4784,7 +4790,7 @@
           <w:sz w:val="24"/>
           <w:u w:val="single"/>
         </w:rPr>
-        <w:hyperlink r:id="rId30" w:history="1">
+        <w:hyperlink r:id="rId29" w:history="1">
           <w:r>
             <w:rPr>
               <w:rStyle w:val="Hyperlink"/>
@@ -4892,7 +4898,7 @@
           <w:sz w:val="24"/>
           <w:u w:val="single"/>
         </w:rPr>
-        <w:hyperlink r:id="rId31" w:history="1">
+        <w:hyperlink r:id="rId30" w:history="1">
           <w:r>
             <w:rPr>
               <w:rStyle w:val="Hyperlink"/>
@@ -4921,7 +4927,7 @@
           <w:sz w:val="24"/>
           <w:u w:val="single"/>
         </w:rPr>
-        <w:hyperlink r:id="rId31" w:history="1">
+        <w:hyperlink r:id="rId30" w:history="1">
           <w:r>
             <w:rPr>
               <w:rStyle w:val="Hyperlink"/>

--- a/EXPORTS/DOCX/published/niveau3/English/Reinwardt.docx
+++ b/EXPORTS/DOCX/published/niveau3/English/Reinwardt.docx
@@ -1565,6 +1565,7 @@
       </w:r>
       <w:r>
         <w:rPr>
+          <w:u w:val="single" w:color="0000ff"/>
           <w:rFonts w:ascii="Charis SIL Regular" w:hAnsi="Charis SIL Regular" w:eastAsia="Charis SIL Regular"/>
           <w:b w:val="0"/>
           <w:i w:val="0"/>
@@ -1575,21 +1576,13 @@
       </w:r>
       <w:r>
         <w:rPr>
-          <w:u w:val="single" w:color="0000ff"/>
           <w:rFonts w:ascii="Charis SIL Regular" w:hAnsi="Charis SIL Regular" w:eastAsia="Charis SIL Regular"/>
           <w:b w:val="0"/>
           <w:i w:val="0"/>
           <w:color w:val="000000"/>
           <w:sz w:val="24"/>
         </w:rPr>
-        <w:hyperlink r:id="rId15" w:history="1">
-          <w:r>
-            <w:rPr>
-              <w:rStyle w:val="Hyperlink"/>
-            </w:rPr>
-            <w:t>c</w:t>
-          </w:r>
-        </w:hyperlink>
+        <w:t>c</w:t>
       </w:r>
       <w:r>
         <w:rPr>
@@ -3885,7 +3878,7 @@
           <w:sz w:val="24"/>
           <w:u w:val="single"/>
         </w:rPr>
-        <w:hyperlink r:id="rId25" w:history="1">
+        <w:hyperlink r:id="rId24" w:history="1">
           <w:r>
             <w:rPr>
               <w:rStyle w:val="Hyperlink"/>
@@ -3914,7 +3907,7 @@
           <w:sz w:val="24"/>
           <w:u w:val="single"/>
         </w:rPr>
-        <w:hyperlink r:id="rId25" w:history="1">
+        <w:hyperlink r:id="rId24" w:history="1">
           <w:r>
             <w:rPr>
               <w:rStyle w:val="Hyperlink"/>
@@ -4025,7 +4018,7 @@
           <w:sz w:val="24"/>
           <w:u w:val="single"/>
         </w:rPr>
-        <w:hyperlink r:id="rId26" w:history="1">
+        <w:hyperlink r:id="rId25" w:history="1">
           <w:r>
             <w:rPr>
               <w:rStyle w:val="Hyperlink"/>
@@ -4043,7 +4036,7 @@
           <w:sz w:val="24"/>
           <w:u w:val="single"/>
         </w:rPr>
-        <w:hyperlink r:id="rId26" w:history="1">
+        <w:hyperlink r:id="rId25" w:history="1">
           <w:r>
             <w:rPr>
               <w:rStyle w:val="Hyperlink"/>
@@ -4061,7 +4054,7 @@
           <w:sz w:val="24"/>
           <w:u w:val="single"/>
         </w:rPr>
-        <w:hyperlink r:id="rId26" w:history="1">
+        <w:hyperlink r:id="rId25" w:history="1">
           <w:r>
             <w:rPr>
               <w:rStyle w:val="Hyperlink"/>
@@ -4079,7 +4072,7 @@
           <w:sz w:val="24"/>
           <w:u w:val="single"/>
         </w:rPr>
-        <w:hyperlink r:id="rId26" w:history="1">
+        <w:hyperlink r:id="rId25" w:history="1">
           <w:r>
             <w:rPr>
               <w:rStyle w:val="Hyperlink"/>
@@ -4230,7 +4223,7 @@
           <w:sz w:val="24"/>
           <w:u w:val="single"/>
         </w:rPr>
-        <w:hyperlink r:id="rId27" w:history="1">
+        <w:hyperlink r:id="rId26" w:history="1">
           <w:r>
             <w:rPr>
               <w:rStyle w:val="Hyperlink"/>
@@ -4248,7 +4241,7 @@
           <w:sz w:val="24"/>
           <w:u w:val="single"/>
         </w:rPr>
-        <w:hyperlink r:id="rId27" w:history="1">
+        <w:hyperlink r:id="rId26" w:history="1">
           <w:r>
             <w:rPr>
               <w:rStyle w:val="Hyperlink"/>
@@ -4266,7 +4259,7 @@
           <w:sz w:val="24"/>
           <w:u w:val="single"/>
         </w:rPr>
-        <w:hyperlink r:id="rId27" w:history="1">
+        <w:hyperlink r:id="rId26" w:history="1">
           <w:r>
             <w:rPr>
               <w:rStyle w:val="Hyperlink"/>
@@ -4284,7 +4277,7 @@
           <w:sz w:val="24"/>
           <w:u w:val="single"/>
         </w:rPr>
-        <w:hyperlink r:id="rId27" w:history="1">
+        <w:hyperlink r:id="rId26" w:history="1">
           <w:r>
             <w:rPr>
               <w:rStyle w:val="Hyperlink"/>
@@ -4302,7 +4295,7 @@
           <w:sz w:val="24"/>
           <w:u w:val="single"/>
         </w:rPr>
-        <w:hyperlink r:id="rId27" w:history="1">
+        <w:hyperlink r:id="rId26" w:history="1">
           <w:r>
             <w:rPr>
               <w:rStyle w:val="Hyperlink"/>
@@ -4320,7 +4313,7 @@
           <w:sz w:val="24"/>
           <w:u w:val="single"/>
         </w:rPr>
-        <w:hyperlink r:id="rId27" w:history="1">
+        <w:hyperlink r:id="rId26" w:history="1">
           <w:r>
             <w:rPr>
               <w:rStyle w:val="Hyperlink"/>
@@ -4338,7 +4331,7 @@
           <w:sz w:val="24"/>
           <w:u w:val="single"/>
         </w:rPr>
-        <w:hyperlink r:id="rId27" w:history="1">
+        <w:hyperlink r:id="rId26" w:history="1">
           <w:r>
             <w:rPr>
               <w:rStyle w:val="Hyperlink"/>
@@ -4356,7 +4349,7 @@
           <w:sz w:val="24"/>
           <w:u w:val="single"/>
         </w:rPr>
-        <w:hyperlink r:id="rId27" w:history="1">
+        <w:hyperlink r:id="rId26" w:history="1">
           <w:r>
             <w:rPr>
               <w:rStyle w:val="Hyperlink"/>
@@ -4403,7 +4396,7 @@
           <w:sz w:val="24"/>
           <w:u w:val="single"/>
         </w:rPr>
-        <w:hyperlink r:id="rId27" w:history="1">
+        <w:hyperlink r:id="rId26" w:history="1">
           <w:r>
             <w:rPr>
               <w:rStyle w:val="Hyperlink"/>
@@ -4460,7 +4453,7 @@
           <w:sz w:val="24"/>
           <w:u w:val="single"/>
         </w:rPr>
-        <w:hyperlink r:id="rId27" w:history="1">
+        <w:hyperlink r:id="rId26" w:history="1">
           <w:r>
             <w:rPr>
               <w:rStyle w:val="Hyperlink"/>

--- a/EXPORTS/DOCX/published/niveau3/English/Reinwardt.docx
+++ b/EXPORTS/DOCX/published/niveau3/English/Reinwardt.docx
@@ -1565,6 +1565,16 @@
       </w:r>
       <w:r>
         <w:rPr>
+          <w:rFonts w:ascii="Charis SIL Regular" w:hAnsi="Charis SIL Regular" w:eastAsia="Charis SIL Regular"/>
+          <w:b w:val="0"/>
+          <w:i w:val="0"/>
+          <w:color w:val="000000"/>
+          <w:sz w:val="24"/>
+        </w:rPr>
+        <w:t>i</w:t>
+      </w:r>
+      <w:r>
+        <w:rPr>
           <w:u w:val="single" w:color="0000ff"/>
           <w:rFonts w:ascii="Charis SIL Regular" w:hAnsi="Charis SIL Regular" w:eastAsia="Charis SIL Regular"/>
           <w:b w:val="0"/>
@@ -1572,17 +1582,14 @@
           <w:color w:val="000000"/>
           <w:sz w:val="24"/>
         </w:rPr>
-        <w:t>i</w:t>
-      </w:r>
-      <w:r>
-        <w:rPr>
-          <w:rFonts w:ascii="Charis SIL Regular" w:hAnsi="Charis SIL Regular" w:eastAsia="Charis SIL Regular"/>
-          <w:b w:val="0"/>
-          <w:i w:val="0"/>
-          <w:color w:val="000000"/>
-          <w:sz w:val="24"/>
-        </w:rPr>
-        <w:t>c</w:t>
+        <w:hyperlink r:id="rId15" w:history="1">
+          <w:r>
+            <w:rPr>
+              <w:rStyle w:val="Hyperlink"/>
+            </w:rPr>
+            <w:t>c</w:t>
+          </w:r>
+        </w:hyperlink>
       </w:r>
       <w:r>
         <w:rPr>
@@ -3342,7 +3349,7 @@
             <w:rPr>
               <w:rStyle w:val="Hyperlink"/>
             </w:rPr>
-            <w:t>www.biografischportaal.n</w:t>
+            <w:t>www.biografischportaal.nl</w:t>
           </w:r>
         </w:hyperlink>
       </w:r>
@@ -3353,13 +3360,25 @@
           <w:i w:val="0"/>
           <w:color w:val="0000FF"/>
           <w:sz w:val="24"/>
+          <w:u w:val="single"/>
+        </w:rPr>
+        <w:t>/</w:t>
+      </w:r>
+      <w:r>
+        <w:rPr>
+          <w:rFonts w:ascii="Charis SIL Regular" w:hAnsi="Charis SIL Regular" w:eastAsia="Charis SIL Regular"/>
+          <w:b w:val="0"/>
+          <w:i w:val="0"/>
+          <w:color w:val="0000FF"/>
+          <w:sz w:val="24"/>
+          <w:u w:val="single"/>
         </w:rPr>
         <w:hyperlink r:id="rId22" w:history="1">
           <w:r>
             <w:rPr>
               <w:rStyle w:val="Hyperlink"/>
             </w:rPr>
-            <w:t>l</w:t>
+            <w:t>persoon/4045700</w:t>
           </w:r>
         </w:hyperlink>
       </w:r>
@@ -3371,25 +3390,7 @@
           <w:color w:val="0000FF"/>
           <w:sz w:val="24"/>
         </w:rPr>
-        <w:t>/</w:t>
-      </w:r>
-      <w:r>
-        <w:rPr>
-          <w:rFonts w:ascii="Charis SIL Regular" w:hAnsi="Charis SIL Regular" w:eastAsia="Charis SIL Regular"/>
-          <w:b w:val="0"/>
-          <w:i w:val="0"/>
-          <w:color w:val="0000FF"/>
-          <w:sz w:val="24"/>
-          <w:u w:val="single"/>
-        </w:rPr>
-        <w:hyperlink r:id="rId22" w:history="1">
-          <w:r>
-            <w:rPr>
-              <w:rStyle w:val="Hyperlink"/>
-            </w:rPr>
-            <w:t>persoon/40457008</w:t>
-          </w:r>
-        </w:hyperlink>
+        <w:t>8</w:t>
       </w:r>
     </w:p>
     <w:p>
@@ -3878,7 +3879,7 @@
           <w:sz w:val="24"/>
           <w:u w:val="single"/>
         </w:rPr>
-        <w:hyperlink r:id="rId24" w:history="1">
+        <w:hyperlink r:id="rId25" w:history="1">
           <w:r>
             <w:rPr>
               <w:rStyle w:val="Hyperlink"/>
@@ -3907,7 +3908,7 @@
           <w:sz w:val="24"/>
           <w:u w:val="single"/>
         </w:rPr>
-        <w:hyperlink r:id="rId24" w:history="1">
+        <w:hyperlink r:id="rId25" w:history="1">
           <w:r>
             <w:rPr>
               <w:rStyle w:val="Hyperlink"/>
@@ -4018,7 +4019,7 @@
           <w:sz w:val="24"/>
           <w:u w:val="single"/>
         </w:rPr>
-        <w:hyperlink r:id="rId25" w:history="1">
+        <w:hyperlink r:id="rId26" w:history="1">
           <w:r>
             <w:rPr>
               <w:rStyle w:val="Hyperlink"/>
@@ -4036,7 +4037,7 @@
           <w:sz w:val="24"/>
           <w:u w:val="single"/>
         </w:rPr>
-        <w:hyperlink r:id="rId25" w:history="1">
+        <w:hyperlink r:id="rId26" w:history="1">
           <w:r>
             <w:rPr>
               <w:rStyle w:val="Hyperlink"/>
@@ -4054,7 +4055,7 @@
           <w:sz w:val="24"/>
           <w:u w:val="single"/>
         </w:rPr>
-        <w:hyperlink r:id="rId25" w:history="1">
+        <w:hyperlink r:id="rId26" w:history="1">
           <w:r>
             <w:rPr>
               <w:rStyle w:val="Hyperlink"/>
@@ -4072,7 +4073,7 @@
           <w:sz w:val="24"/>
           <w:u w:val="single"/>
         </w:rPr>
-        <w:hyperlink r:id="rId25" w:history="1">
+        <w:hyperlink r:id="rId26" w:history="1">
           <w:r>
             <w:rPr>
               <w:rStyle w:val="Hyperlink"/>
@@ -4223,7 +4224,7 @@
           <w:sz w:val="24"/>
           <w:u w:val="single"/>
         </w:rPr>
-        <w:hyperlink r:id="rId26" w:history="1">
+        <w:hyperlink r:id="rId27" w:history="1">
           <w:r>
             <w:rPr>
               <w:rStyle w:val="Hyperlink"/>
@@ -4241,7 +4242,7 @@
           <w:sz w:val="24"/>
           <w:u w:val="single"/>
         </w:rPr>
-        <w:hyperlink r:id="rId26" w:history="1">
+        <w:hyperlink r:id="rId27" w:history="1">
           <w:r>
             <w:rPr>
               <w:rStyle w:val="Hyperlink"/>
@@ -4259,7 +4260,7 @@
           <w:sz w:val="24"/>
           <w:u w:val="single"/>
         </w:rPr>
-        <w:hyperlink r:id="rId26" w:history="1">
+        <w:hyperlink r:id="rId27" w:history="1">
           <w:r>
             <w:rPr>
               <w:rStyle w:val="Hyperlink"/>
@@ -4277,7 +4278,7 @@
           <w:sz w:val="24"/>
           <w:u w:val="single"/>
         </w:rPr>
-        <w:hyperlink r:id="rId26" w:history="1">
+        <w:hyperlink r:id="rId27" w:history="1">
           <w:r>
             <w:rPr>
               <w:rStyle w:val="Hyperlink"/>
@@ -4295,7 +4296,7 @@
           <w:sz w:val="24"/>
           <w:u w:val="single"/>
         </w:rPr>
-        <w:hyperlink r:id="rId26" w:history="1">
+        <w:hyperlink r:id="rId27" w:history="1">
           <w:r>
             <w:rPr>
               <w:rStyle w:val="Hyperlink"/>
@@ -4313,7 +4314,7 @@
           <w:sz w:val="24"/>
           <w:u w:val="single"/>
         </w:rPr>
-        <w:hyperlink r:id="rId26" w:history="1">
+        <w:hyperlink r:id="rId27" w:history="1">
           <w:r>
             <w:rPr>
               <w:rStyle w:val="Hyperlink"/>
@@ -4331,7 +4332,7 @@
           <w:sz w:val="24"/>
           <w:u w:val="single"/>
         </w:rPr>
-        <w:hyperlink r:id="rId26" w:history="1">
+        <w:hyperlink r:id="rId27" w:history="1">
           <w:r>
             <w:rPr>
               <w:rStyle w:val="Hyperlink"/>
@@ -4349,7 +4350,7 @@
           <w:sz w:val="24"/>
           <w:u w:val="single"/>
         </w:rPr>
-        <w:hyperlink r:id="rId26" w:history="1">
+        <w:hyperlink r:id="rId27" w:history="1">
           <w:r>
             <w:rPr>
               <w:rStyle w:val="Hyperlink"/>
@@ -4396,7 +4397,7 @@
           <w:sz w:val="24"/>
           <w:u w:val="single"/>
         </w:rPr>
-        <w:hyperlink r:id="rId26" w:history="1">
+        <w:hyperlink r:id="rId27" w:history="1">
           <w:r>
             <w:rPr>
               <w:rStyle w:val="Hyperlink"/>
@@ -4453,7 +4454,7 @@
           <w:sz w:val="24"/>
           <w:u w:val="single"/>
         </w:rPr>
-        <w:hyperlink r:id="rId26" w:history="1">
+        <w:hyperlink r:id="rId28" w:history="1">
           <w:r>
             <w:rPr>
               <w:rStyle w:val="Hyperlink"/>
@@ -4641,7 +4642,7 @@
           <w:sz w:val="24"/>
           <w:u w:val="single"/>
         </w:rPr>
-        <w:hyperlink r:id="rId28" w:history="1">
+        <w:hyperlink r:id="rId29" w:history="1">
           <w:r>
             <w:rPr>
               <w:rStyle w:val="Hyperlink"/>
@@ -4670,7 +4671,7 @@
           <w:sz w:val="24"/>
           <w:u w:val="single"/>
         </w:rPr>
-        <w:hyperlink r:id="rId28" w:history="1">
+        <w:hyperlink r:id="rId29" w:history="1">
           <w:r>
             <w:rPr>
               <w:rStyle w:val="Hyperlink"/>
@@ -4778,7 +4779,7 @@
           <w:sz w:val="24"/>
           <w:u w:val="single"/>
         </w:rPr>
-        <w:hyperlink r:id="rId29" w:history="1">
+        <w:hyperlink r:id="rId30" w:history="1">
           <w:r>
             <w:rPr>
               <w:rStyle w:val="Hyperlink"/>
@@ -4796,7 +4797,7 @@
           <w:sz w:val="24"/>
           <w:u w:val="single"/>
         </w:rPr>
-        <w:hyperlink r:id="rId29" w:history="1">
+        <w:hyperlink r:id="rId30" w:history="1">
           <w:r>
             <w:rPr>
               <w:rStyle w:val="Hyperlink"/>
@@ -4904,7 +4905,7 @@
           <w:sz w:val="24"/>
           <w:u w:val="single"/>
         </w:rPr>
-        <w:hyperlink r:id="rId30" w:history="1">
+        <w:hyperlink r:id="rId31" w:history="1">
           <w:r>
             <w:rPr>
               <w:rStyle w:val="Hyperlink"/>
@@ -4933,7 +4934,7 @@
           <w:sz w:val="24"/>
           <w:u w:val="single"/>
         </w:rPr>
-        <w:hyperlink r:id="rId30" w:history="1">
+        <w:hyperlink r:id="rId31" w:history="1">
           <w:r>
             <w:rPr>
               <w:rStyle w:val="Hyperlink"/>
@@ -4948,7 +4949,7 @@
         <w:autoSpaceDN w:val="0"/>
         <w:autoSpaceDE w:val="0"/>
         <w:widowControl/>
-        <w:spacing w:line="538" w:lineRule="exact" w:before="478" w:after="0"/>
+        <w:spacing w:line="538" w:lineRule="exact" w:before="458" w:after="0"/>
         <w:ind w:left="0" w:right="0" w:firstLine="0"/>
         <w:jc w:val="left"/>
       </w:pPr>

--- a/EXPORTS/DOCX/published/niveau3/English/Reinwardt.docx
+++ b/EXPORTS/DOCX/published/niveau3/English/Reinwardt.docx
@@ -1565,6 +1565,7 @@
       </w:r>
       <w:r>
         <w:rPr>
+          <w:u w:val="single" w:color="0000ff"/>
           <w:rFonts w:ascii="Charis SIL Regular" w:hAnsi="Charis SIL Regular" w:eastAsia="Charis SIL Regular"/>
           <w:b w:val="0"/>
           <w:i w:val="0"/>
@@ -1605,9 +1606,19 @@
             <w:rPr>
               <w:rStyle w:val="Hyperlink"/>
             </w:rPr>
-            <w:t xml:space="preserve"> ambi</w:t>
+            <w:t xml:space="preserve"> amb</w:t>
           </w:r>
         </w:hyperlink>
+      </w:r>
+      <w:r>
+        <w:rPr>
+          <w:rFonts w:ascii="Charis SIL Regular" w:hAnsi="Charis SIL Regular" w:eastAsia="Charis SIL Regular"/>
+          <w:b w:val="0"/>
+          <w:i w:val="0"/>
+          <w:color w:val="000000"/>
+          <w:sz w:val="24"/>
+        </w:rPr>
+        <w:t>i</w:t>
       </w:r>
       <w:r>
         <w:rPr>
@@ -1983,31 +1994,13 @@
       </w:r>
       <w:r>
         <w:rPr>
-          <w:u w:val="single" w:color="0000ff"/>
           <w:rFonts w:ascii="Charis SIL Regular" w:hAnsi="Charis SIL Regular" w:eastAsia="Charis SIL Regular"/>
           <w:b w:val="0"/>
           <w:i w:val="0"/>
           <w:color w:val="000000"/>
           <w:sz w:val="24"/>
         </w:rPr>
-        <w:hyperlink r:id="rId17" w:history="1">
-          <w:r>
-            <w:rPr>
-              <w:rStyle w:val="Hyperlink"/>
-            </w:rPr>
-            <w:t>has b</w:t>
-          </w:r>
-        </w:hyperlink>
-      </w:r>
-      <w:r>
-        <w:rPr>
-          <w:rFonts w:ascii="Charis SIL Regular" w:hAnsi="Charis SIL Regular" w:eastAsia="Charis SIL Regular"/>
-          <w:b w:val="0"/>
-          <w:i w:val="0"/>
-          <w:color w:val="000000"/>
-          <w:sz w:val="24"/>
-        </w:rPr>
-        <w:t xml:space="preserve">een published by the Huygens Institute and is </w:t>
+        <w:t xml:space="preserve">has been published by the Huygens Institute and is </w:t>
       </w:r>
       <w:r>
         <w:rPr>
@@ -3879,7 +3872,7 @@
           <w:sz w:val="24"/>
           <w:u w:val="single"/>
         </w:rPr>
-        <w:hyperlink r:id="rId25" w:history="1">
+        <w:hyperlink r:id="rId24" w:history="1">
           <w:r>
             <w:rPr>
               <w:rStyle w:val="Hyperlink"/>
@@ -3908,7 +3901,7 @@
           <w:sz w:val="24"/>
           <w:u w:val="single"/>
         </w:rPr>
-        <w:hyperlink r:id="rId25" w:history="1">
+        <w:hyperlink r:id="rId24" w:history="1">
           <w:r>
             <w:rPr>
               <w:rStyle w:val="Hyperlink"/>
@@ -4019,7 +4012,7 @@
           <w:sz w:val="24"/>
           <w:u w:val="single"/>
         </w:rPr>
-        <w:hyperlink r:id="rId26" w:history="1">
+        <w:hyperlink r:id="rId25" w:history="1">
           <w:r>
             <w:rPr>
               <w:rStyle w:val="Hyperlink"/>
@@ -4037,7 +4030,7 @@
           <w:sz w:val="24"/>
           <w:u w:val="single"/>
         </w:rPr>
-        <w:hyperlink r:id="rId26" w:history="1">
+        <w:hyperlink r:id="rId25" w:history="1">
           <w:r>
             <w:rPr>
               <w:rStyle w:val="Hyperlink"/>
@@ -4055,7 +4048,7 @@
           <w:sz w:val="24"/>
           <w:u w:val="single"/>
         </w:rPr>
-        <w:hyperlink r:id="rId26" w:history="1">
+        <w:hyperlink r:id="rId25" w:history="1">
           <w:r>
             <w:rPr>
               <w:rStyle w:val="Hyperlink"/>
@@ -4073,7 +4066,7 @@
           <w:sz w:val="24"/>
           <w:u w:val="single"/>
         </w:rPr>
-        <w:hyperlink r:id="rId26" w:history="1">
+        <w:hyperlink r:id="rId25" w:history="1">
           <w:r>
             <w:rPr>
               <w:rStyle w:val="Hyperlink"/>
@@ -4224,7 +4217,7 @@
           <w:sz w:val="24"/>
           <w:u w:val="single"/>
         </w:rPr>
-        <w:hyperlink r:id="rId27" w:history="1">
+        <w:hyperlink r:id="rId26" w:history="1">
           <w:r>
             <w:rPr>
               <w:rStyle w:val="Hyperlink"/>
@@ -4242,7 +4235,7 @@
           <w:sz w:val="24"/>
           <w:u w:val="single"/>
         </w:rPr>
-        <w:hyperlink r:id="rId27" w:history="1">
+        <w:hyperlink r:id="rId26" w:history="1">
           <w:r>
             <w:rPr>
               <w:rStyle w:val="Hyperlink"/>
@@ -4260,7 +4253,7 @@
           <w:sz w:val="24"/>
           <w:u w:val="single"/>
         </w:rPr>
-        <w:hyperlink r:id="rId27" w:history="1">
+        <w:hyperlink r:id="rId26" w:history="1">
           <w:r>
             <w:rPr>
               <w:rStyle w:val="Hyperlink"/>
@@ -4278,7 +4271,7 @@
           <w:sz w:val="24"/>
           <w:u w:val="single"/>
         </w:rPr>
-        <w:hyperlink r:id="rId27" w:history="1">
+        <w:hyperlink r:id="rId26" w:history="1">
           <w:r>
             <w:rPr>
               <w:rStyle w:val="Hyperlink"/>
@@ -4296,7 +4289,7 @@
           <w:sz w:val="24"/>
           <w:u w:val="single"/>
         </w:rPr>
-        <w:hyperlink r:id="rId27" w:history="1">
+        <w:hyperlink r:id="rId26" w:history="1">
           <w:r>
             <w:rPr>
               <w:rStyle w:val="Hyperlink"/>
@@ -4314,7 +4307,7 @@
           <w:sz w:val="24"/>
           <w:u w:val="single"/>
         </w:rPr>
-        <w:hyperlink r:id="rId27" w:history="1">
+        <w:hyperlink r:id="rId26" w:history="1">
           <w:r>
             <w:rPr>
               <w:rStyle w:val="Hyperlink"/>
@@ -4332,7 +4325,7 @@
           <w:sz w:val="24"/>
           <w:u w:val="single"/>
         </w:rPr>
-        <w:hyperlink r:id="rId27" w:history="1">
+        <w:hyperlink r:id="rId26" w:history="1">
           <w:r>
             <w:rPr>
               <w:rStyle w:val="Hyperlink"/>
@@ -4350,7 +4343,7 @@
           <w:sz w:val="24"/>
           <w:u w:val="single"/>
         </w:rPr>
-        <w:hyperlink r:id="rId27" w:history="1">
+        <w:hyperlink r:id="rId26" w:history="1">
           <w:r>
             <w:rPr>
               <w:rStyle w:val="Hyperlink"/>
@@ -4397,7 +4390,7 @@
           <w:sz w:val="24"/>
           <w:u w:val="single"/>
         </w:rPr>
-        <w:hyperlink r:id="rId27" w:history="1">
+        <w:hyperlink r:id="rId26" w:history="1">
           <w:r>
             <w:rPr>
               <w:rStyle w:val="Hyperlink"/>
@@ -4425,7 +4418,7 @@
           <w:sz w:val="24"/>
           <w:u w:val="single"/>
         </w:rPr>
-        <w:hyperlink r:id="rId27" w:history="1">
+        <w:hyperlink r:id="rId26" w:history="1">
           <w:r>
             <w:rPr>
               <w:rStyle w:val="Hyperlink"/>
@@ -4454,7 +4447,7 @@
           <w:sz w:val="24"/>
           <w:u w:val="single"/>
         </w:rPr>
-        <w:hyperlink r:id="rId28" w:history="1">
+        <w:hyperlink r:id="rId26" w:history="1">
           <w:r>
             <w:rPr>
               <w:rStyle w:val="Hyperlink"/>
@@ -4642,7 +4635,7 @@
           <w:sz w:val="24"/>
           <w:u w:val="single"/>
         </w:rPr>
-        <w:hyperlink r:id="rId29" w:history="1">
+        <w:hyperlink r:id="rId27" w:history="1">
           <w:r>
             <w:rPr>
               <w:rStyle w:val="Hyperlink"/>
@@ -4671,7 +4664,7 @@
           <w:sz w:val="24"/>
           <w:u w:val="single"/>
         </w:rPr>
-        <w:hyperlink r:id="rId29" w:history="1">
+        <w:hyperlink r:id="rId27" w:history="1">
           <w:r>
             <w:rPr>
               <w:rStyle w:val="Hyperlink"/>
@@ -4779,7 +4772,7 @@
           <w:sz w:val="24"/>
           <w:u w:val="single"/>
         </w:rPr>
-        <w:hyperlink r:id="rId30" w:history="1">
+        <w:hyperlink r:id="rId28" w:history="1">
           <w:r>
             <w:rPr>
               <w:rStyle w:val="Hyperlink"/>
@@ -4797,7 +4790,7 @@
           <w:sz w:val="24"/>
           <w:u w:val="single"/>
         </w:rPr>
-        <w:hyperlink r:id="rId30" w:history="1">
+        <w:hyperlink r:id="rId28" w:history="1">
           <w:r>
             <w:rPr>
               <w:rStyle w:val="Hyperlink"/>
@@ -4905,7 +4898,7 @@
           <w:sz w:val="24"/>
           <w:u w:val="single"/>
         </w:rPr>
-        <w:hyperlink r:id="rId31" w:history="1">
+        <w:hyperlink r:id="rId29" w:history="1">
           <w:r>
             <w:rPr>
               <w:rStyle w:val="Hyperlink"/>
@@ -4934,7 +4927,7 @@
           <w:sz w:val="24"/>
           <w:u w:val="single"/>
         </w:rPr>
-        <w:hyperlink r:id="rId31" w:history="1">
+        <w:hyperlink r:id="rId29" w:history="1">
           <w:r>
             <w:rPr>
               <w:rStyle w:val="Hyperlink"/>

--- a/EXPORTS/DOCX/published/niveau3/English/Reinwardt.docx
+++ b/EXPORTS/DOCX/published/niveau3/English/Reinwardt.docx
@@ -215,25 +215,7 @@
           <w:color w:val="000000"/>
           <w:sz w:val="24"/>
         </w:rPr>
-        <w:t>1800 Reinwardt was appointed professor of chemistry, natural histo</w:t>
-      </w:r>
-      <w:r>
-        <w:rPr>
-          <w:u w:val="single" w:color="0000ff"/>
-          <w:rFonts w:ascii="Charis SIL Regular" w:hAnsi="Charis SIL Regular" w:eastAsia="Charis SIL Regular"/>
-          <w:b w:val="0"/>
-          <w:i w:val="0"/>
-          <w:color w:val="000000"/>
-          <w:sz w:val="24"/>
-        </w:rPr>
-        <w:hyperlink r:id="rId9" w:history="1">
-          <w:r>
-            <w:rPr>
-              <w:rStyle w:val="Hyperlink"/>
-            </w:rPr>
-            <w:t>ry and bota</w:t>
-          </w:r>
-        </w:hyperlink>
+        <w:t>1800 Reinwardt was appointed professor of chemistry, natural history and bota</w:t>
       </w:r>
       <w:r>
         <w:rPr>
@@ -1565,7 +1547,6 @@
       </w:r>
       <w:r>
         <w:rPr>
-          <w:u w:val="single" w:color="0000ff"/>
           <w:rFonts w:ascii="Charis SIL Regular" w:hAnsi="Charis SIL Regular" w:eastAsia="Charis SIL Regular"/>
           <w:b w:val="0"/>
           <w:i w:val="0"/>
@@ -1606,19 +1587,9 @@
             <w:rPr>
               <w:rStyle w:val="Hyperlink"/>
             </w:rPr>
-            <w:t xml:space="preserve"> amb</w:t>
+            <w:t xml:space="preserve"> ambi</w:t>
           </w:r>
         </w:hyperlink>
-      </w:r>
-      <w:r>
-        <w:rPr>
-          <w:rFonts w:ascii="Charis SIL Regular" w:hAnsi="Charis SIL Regular" w:eastAsia="Charis SIL Regular"/>
-          <w:b w:val="0"/>
-          <w:i w:val="0"/>
-          <w:color w:val="000000"/>
-          <w:sz w:val="24"/>
-        </w:rPr>
-        <w:t>i</w:t>
       </w:r>
       <w:r>
         <w:rPr>
@@ -1994,13 +1965,31 @@
       </w:r>
       <w:r>
         <w:rPr>
+          <w:u w:val="single" w:color="0000ff"/>
           <w:rFonts w:ascii="Charis SIL Regular" w:hAnsi="Charis SIL Regular" w:eastAsia="Charis SIL Regular"/>
           <w:b w:val="0"/>
           <w:i w:val="0"/>
           <w:color w:val="000000"/>
           <w:sz w:val="24"/>
         </w:rPr>
-        <w:t xml:space="preserve">has been published by the Huygens Institute and is </w:t>
+        <w:hyperlink r:id="rId17" w:history="1">
+          <w:r>
+            <w:rPr>
+              <w:rStyle w:val="Hyperlink"/>
+            </w:rPr>
+            <w:t>has b</w:t>
+          </w:r>
+        </w:hyperlink>
+      </w:r>
+      <w:r>
+        <w:rPr>
+          <w:rFonts w:ascii="Charis SIL Regular" w:hAnsi="Charis SIL Regular" w:eastAsia="Charis SIL Regular"/>
+          <w:b w:val="0"/>
+          <w:i w:val="0"/>
+          <w:color w:val="000000"/>
+          <w:sz w:val="24"/>
+        </w:rPr>
+        <w:t xml:space="preserve">een published by the Huygens Institute and is </w:t>
       </w:r>
       <w:r>
         <w:rPr>
@@ -3342,7 +3331,7 @@
             <w:rPr>
               <w:rStyle w:val="Hyperlink"/>
             </w:rPr>
-            <w:t>www.biografischportaal.nl</w:t>
+            <w:t>www.biografischportaal.n</w:t>
           </w:r>
         </w:hyperlink>
       </w:r>
@@ -3353,25 +3342,13 @@
           <w:i w:val="0"/>
           <w:color w:val="0000FF"/>
           <w:sz w:val="24"/>
-          <w:u w:val="single"/>
-        </w:rPr>
-        <w:t>/</w:t>
-      </w:r>
-      <w:r>
-        <w:rPr>
-          <w:rFonts w:ascii="Charis SIL Regular" w:hAnsi="Charis SIL Regular" w:eastAsia="Charis SIL Regular"/>
-          <w:b w:val="0"/>
-          <w:i w:val="0"/>
-          <w:color w:val="0000FF"/>
-          <w:sz w:val="24"/>
-          <w:u w:val="single"/>
         </w:rPr>
         <w:hyperlink r:id="rId22" w:history="1">
           <w:r>
             <w:rPr>
               <w:rStyle w:val="Hyperlink"/>
             </w:rPr>
-            <w:t>persoon/4045700</w:t>
+            <w:t>l</w:t>
           </w:r>
         </w:hyperlink>
       </w:r>
@@ -3382,8 +3359,27 @@
           <w:i w:val="0"/>
           <w:color w:val="0000FF"/>
           <w:sz w:val="24"/>
-        </w:rPr>
-        <w:t>8</w:t>
+          <w:u w:val="single"/>
+        </w:rPr>
+        <w:t>/</w:t>
+      </w:r>
+      <w:r>
+        <w:rPr>
+          <w:rFonts w:ascii="Charis SIL Regular" w:hAnsi="Charis SIL Regular" w:eastAsia="Charis SIL Regular"/>
+          <w:b w:val="0"/>
+          <w:i w:val="0"/>
+          <w:color w:val="0000FF"/>
+          <w:sz w:val="24"/>
+          <w:u w:val="single"/>
+        </w:rPr>
+        <w:hyperlink r:id="rId22" w:history="1">
+          <w:r>
+            <w:rPr>
+              <w:rStyle w:val="Hyperlink"/>
+            </w:rPr>
+            <w:t>persoon/40457008</w:t>
+          </w:r>
+        </w:hyperlink>
       </w:r>
     </w:p>
     <w:p>
@@ -4447,7 +4443,7 @@
           <w:sz w:val="24"/>
           <w:u w:val="single"/>
         </w:rPr>
-        <w:hyperlink r:id="rId26" w:history="1">
+        <w:hyperlink r:id="rId27" w:history="1">
           <w:r>
             <w:rPr>
               <w:rStyle w:val="Hyperlink"/>
@@ -4635,7 +4631,7 @@
           <w:sz w:val="24"/>
           <w:u w:val="single"/>
         </w:rPr>
-        <w:hyperlink r:id="rId27" w:history="1">
+        <w:hyperlink r:id="rId28" w:history="1">
           <w:r>
             <w:rPr>
               <w:rStyle w:val="Hyperlink"/>
@@ -4664,7 +4660,7 @@
           <w:sz w:val="24"/>
           <w:u w:val="single"/>
         </w:rPr>
-        <w:hyperlink r:id="rId27" w:history="1">
+        <w:hyperlink r:id="rId28" w:history="1">
           <w:r>
             <w:rPr>
               <w:rStyle w:val="Hyperlink"/>
@@ -4772,7 +4768,7 @@
           <w:sz w:val="24"/>
           <w:u w:val="single"/>
         </w:rPr>
-        <w:hyperlink r:id="rId28" w:history="1">
+        <w:hyperlink r:id="rId29" w:history="1">
           <w:r>
             <w:rPr>
               <w:rStyle w:val="Hyperlink"/>
@@ -4790,7 +4786,7 @@
           <w:sz w:val="24"/>
           <w:u w:val="single"/>
         </w:rPr>
-        <w:hyperlink r:id="rId28" w:history="1">
+        <w:hyperlink r:id="rId29" w:history="1">
           <w:r>
             <w:rPr>
               <w:rStyle w:val="Hyperlink"/>
@@ -4898,7 +4894,7 @@
           <w:sz w:val="24"/>
           <w:u w:val="single"/>
         </w:rPr>
-        <w:hyperlink r:id="rId29" w:history="1">
+        <w:hyperlink r:id="rId30" w:history="1">
           <w:r>
             <w:rPr>
               <w:rStyle w:val="Hyperlink"/>
@@ -4927,7 +4923,7 @@
           <w:sz w:val="24"/>
           <w:u w:val="single"/>
         </w:rPr>
-        <w:hyperlink r:id="rId29" w:history="1">
+        <w:hyperlink r:id="rId30" w:history="1">
           <w:r>
             <w:rPr>
               <w:rStyle w:val="Hyperlink"/>

--- a/EXPORTS/DOCX/published/niveau3/English/Reinwardt.docx
+++ b/EXPORTS/DOCX/published/niveau3/English/Reinwardt.docx
@@ -215,7 +215,25 @@
           <w:color w:val="000000"/>
           <w:sz w:val="24"/>
         </w:rPr>
-        <w:t>1800 Reinwardt was appointed professor of chemistry, natural history and bota</w:t>
+        <w:t>1800 Reinwardt was appointed professor of chemistry, natural histo</w:t>
+      </w:r>
+      <w:r>
+        <w:rPr>
+          <w:u w:val="single" w:color="0000ff"/>
+          <w:rFonts w:ascii="Charis SIL Regular" w:hAnsi="Charis SIL Regular" w:eastAsia="Charis SIL Regular"/>
+          <w:b w:val="0"/>
+          <w:i w:val="0"/>
+          <w:color w:val="000000"/>
+          <w:sz w:val="24"/>
+        </w:rPr>
+        <w:hyperlink r:id="rId9" w:history="1">
+          <w:r>
+            <w:rPr>
+              <w:rStyle w:val="Hyperlink"/>
+            </w:rPr>
+            <w:t>ry and bota</w:t>
+          </w:r>
+        </w:hyperlink>
       </w:r>
       <w:r>
         <w:rPr>
@@ -3331,7 +3349,7 @@
             <w:rPr>
               <w:rStyle w:val="Hyperlink"/>
             </w:rPr>
-            <w:t>www.biografischportaal.n</w:t>
+            <w:t>www.biografischportaal.nl</w:t>
           </w:r>
         </w:hyperlink>
       </w:r>
@@ -3342,13 +3360,25 @@
           <w:i w:val="0"/>
           <w:color w:val="0000FF"/>
           <w:sz w:val="24"/>
+          <w:u w:val="single"/>
+        </w:rPr>
+        <w:t>/</w:t>
+      </w:r>
+      <w:r>
+        <w:rPr>
+          <w:rFonts w:ascii="Charis SIL Regular" w:hAnsi="Charis SIL Regular" w:eastAsia="Charis SIL Regular"/>
+          <w:b w:val="0"/>
+          <w:i w:val="0"/>
+          <w:color w:val="0000FF"/>
+          <w:sz w:val="24"/>
+          <w:u w:val="single"/>
         </w:rPr>
         <w:hyperlink r:id="rId22" w:history="1">
           <w:r>
             <w:rPr>
               <w:rStyle w:val="Hyperlink"/>
             </w:rPr>
-            <w:t>l</w:t>
+            <w:t>persoon/4045700</w:t>
           </w:r>
         </w:hyperlink>
       </w:r>
@@ -3359,27 +3389,8 @@
           <w:i w:val="0"/>
           <w:color w:val="0000FF"/>
           <w:sz w:val="24"/>
-          <w:u w:val="single"/>
-        </w:rPr>
-        <w:t>/</w:t>
-      </w:r>
-      <w:r>
-        <w:rPr>
-          <w:rFonts w:ascii="Charis SIL Regular" w:hAnsi="Charis SIL Regular" w:eastAsia="Charis SIL Regular"/>
-          <w:b w:val="0"/>
-          <w:i w:val="0"/>
-          <w:color w:val="0000FF"/>
-          <w:sz w:val="24"/>
-          <w:u w:val="single"/>
-        </w:rPr>
-        <w:hyperlink r:id="rId22" w:history="1">
-          <w:r>
-            <w:rPr>
-              <w:rStyle w:val="Hyperlink"/>
-            </w:rPr>
-            <w:t>persoon/40457008</w:t>
-          </w:r>
-        </w:hyperlink>
+        </w:rPr>
+        <w:t>8</w:t>
       </w:r>
     </w:p>
     <w:p>
@@ -3850,14 +3861,7 @@
           <w:color w:val="000000"/>
           <w:sz w:val="24"/>
         </w:rPr>
-        <w:hyperlink r:id="rId24" w:history="1">
-          <w:r>
-            <w:rPr>
-              <w:rStyle w:val="Hyperlink"/>
-            </w:rPr>
-            <w:t xml:space="preserve">, </w:t>
-          </w:r>
-        </w:hyperlink>
+        <w:t xml:space="preserve">, </w:t>
       </w:r>
       <w:r>
         <w:rPr>
@@ -3868,7 +3872,7 @@
           <w:sz w:val="24"/>
           <w:u w:val="single"/>
         </w:rPr>
-        <w:hyperlink r:id="rId24" w:history="1">
+        <w:hyperlink r:id="rId25" w:history="1">
           <w:r>
             <w:rPr>
               <w:rStyle w:val="Hyperlink"/>
@@ -3897,7 +3901,7 @@
           <w:sz w:val="24"/>
           <w:u w:val="single"/>
         </w:rPr>
-        <w:hyperlink r:id="rId24" w:history="1">
+        <w:hyperlink r:id="rId25" w:history="1">
           <w:r>
             <w:rPr>
               <w:rStyle w:val="Hyperlink"/>
@@ -4008,7 +4012,7 @@
           <w:sz w:val="24"/>
           <w:u w:val="single"/>
         </w:rPr>
-        <w:hyperlink r:id="rId25" w:history="1">
+        <w:hyperlink r:id="rId26" w:history="1">
           <w:r>
             <w:rPr>
               <w:rStyle w:val="Hyperlink"/>
@@ -4026,7 +4030,7 @@
           <w:sz w:val="24"/>
           <w:u w:val="single"/>
         </w:rPr>
-        <w:hyperlink r:id="rId25" w:history="1">
+        <w:hyperlink r:id="rId26" w:history="1">
           <w:r>
             <w:rPr>
               <w:rStyle w:val="Hyperlink"/>
@@ -4044,7 +4048,7 @@
           <w:sz w:val="24"/>
           <w:u w:val="single"/>
         </w:rPr>
-        <w:hyperlink r:id="rId25" w:history="1">
+        <w:hyperlink r:id="rId26" w:history="1">
           <w:r>
             <w:rPr>
               <w:rStyle w:val="Hyperlink"/>
@@ -4062,7 +4066,7 @@
           <w:sz w:val="24"/>
           <w:u w:val="single"/>
         </w:rPr>
-        <w:hyperlink r:id="rId25" w:history="1">
+        <w:hyperlink r:id="rId26" w:history="1">
           <w:r>
             <w:rPr>
               <w:rStyle w:val="Hyperlink"/>
@@ -4213,7 +4217,7 @@
           <w:sz w:val="24"/>
           <w:u w:val="single"/>
         </w:rPr>
-        <w:hyperlink r:id="rId26" w:history="1">
+        <w:hyperlink r:id="rId27" w:history="1">
           <w:r>
             <w:rPr>
               <w:rStyle w:val="Hyperlink"/>
@@ -4231,7 +4235,7 @@
           <w:sz w:val="24"/>
           <w:u w:val="single"/>
         </w:rPr>
-        <w:hyperlink r:id="rId26" w:history="1">
+        <w:hyperlink r:id="rId27" w:history="1">
           <w:r>
             <w:rPr>
               <w:rStyle w:val="Hyperlink"/>
@@ -4249,7 +4253,7 @@
           <w:sz w:val="24"/>
           <w:u w:val="single"/>
         </w:rPr>
-        <w:hyperlink r:id="rId26" w:history="1">
+        <w:hyperlink r:id="rId27" w:history="1">
           <w:r>
             <w:rPr>
               <w:rStyle w:val="Hyperlink"/>
@@ -4267,7 +4271,7 @@
           <w:sz w:val="24"/>
           <w:u w:val="single"/>
         </w:rPr>
-        <w:hyperlink r:id="rId26" w:history="1">
+        <w:hyperlink r:id="rId27" w:history="1">
           <w:r>
             <w:rPr>
               <w:rStyle w:val="Hyperlink"/>
@@ -4285,7 +4289,7 @@
           <w:sz w:val="24"/>
           <w:u w:val="single"/>
         </w:rPr>
-        <w:hyperlink r:id="rId26" w:history="1">
+        <w:hyperlink r:id="rId27" w:history="1">
           <w:r>
             <w:rPr>
               <w:rStyle w:val="Hyperlink"/>
@@ -4303,7 +4307,7 @@
           <w:sz w:val="24"/>
           <w:u w:val="single"/>
         </w:rPr>
-        <w:hyperlink r:id="rId26" w:history="1">
+        <w:hyperlink r:id="rId27" w:history="1">
           <w:r>
             <w:rPr>
               <w:rStyle w:val="Hyperlink"/>
@@ -4321,7 +4325,7 @@
           <w:sz w:val="24"/>
           <w:u w:val="single"/>
         </w:rPr>
-        <w:hyperlink r:id="rId26" w:history="1">
+        <w:hyperlink r:id="rId27" w:history="1">
           <w:r>
             <w:rPr>
               <w:rStyle w:val="Hyperlink"/>
@@ -4339,7 +4343,7 @@
           <w:sz w:val="24"/>
           <w:u w:val="single"/>
         </w:rPr>
-        <w:hyperlink r:id="rId26" w:history="1">
+        <w:hyperlink r:id="rId27" w:history="1">
           <w:r>
             <w:rPr>
               <w:rStyle w:val="Hyperlink"/>
@@ -4386,7 +4390,7 @@
           <w:sz w:val="24"/>
           <w:u w:val="single"/>
         </w:rPr>
-        <w:hyperlink r:id="rId26" w:history="1">
+        <w:hyperlink r:id="rId27" w:history="1">
           <w:r>
             <w:rPr>
               <w:rStyle w:val="Hyperlink"/>
@@ -4414,7 +4418,7 @@
           <w:sz w:val="24"/>
           <w:u w:val="single"/>
         </w:rPr>
-        <w:hyperlink r:id="rId26" w:history="1">
+        <w:hyperlink r:id="rId27" w:history="1">
           <w:r>
             <w:rPr>
               <w:rStyle w:val="Hyperlink"/>

--- a/EXPORTS/DOCX/published/niveau3/English/Reinwardt.docx
+++ b/EXPORTS/DOCX/published/niveau3/English/Reinwardt.docx
@@ -937,143 +937,7 @@
           <w:color w:val="000000"/>
           <w:sz w:val="24"/>
         </w:rPr>
-        <w:t>). During his tra</w:t>
-      </w:r>
-      <w:r>
-        <w:rPr>
-          <w:u w:val="single" w:color="0000ff"/>
-          <w:rFonts w:ascii="Charis SIL Regular" w:hAnsi="Charis SIL Regular" w:eastAsia="Charis SIL Regular"/>
-          <w:b w:val="0"/>
-          <w:i w:val="0"/>
-          <w:color w:val="000000"/>
-          <w:sz w:val="24"/>
-        </w:rPr>
-        <w:hyperlink r:id="rId12" w:history="1">
-          <w:r>
-            <w:rPr>
-              <w:rStyle w:val="Hyperlink"/>
-            </w:rPr>
-            <w:t>vels Reinward</w:t>
-          </w:r>
-        </w:hyperlink>
-      </w:r>
-      <w:r>
-        <w:rPr>
-          <w:u w:val="single" w:color="0000ff"/>
-          <w:rFonts w:ascii="Charis SIL Regular" w:hAnsi="Charis SIL Regular" w:eastAsia="Charis SIL Regular"/>
-          <w:b w:val="0"/>
-          <w:i w:val="0"/>
-          <w:color w:val="000000"/>
-          <w:sz w:val="24"/>
-        </w:rPr>
-        <w:hyperlink r:id="rId12" w:history="1">
-          <w:r>
-            <w:rPr>
-              <w:rStyle w:val="Hyperlink"/>
-            </w:rPr>
-            <w:t>t w</w:t>
-          </w:r>
-        </w:hyperlink>
-      </w:r>
-      <w:r>
-        <w:rPr>
-          <w:u w:val="single" w:color="0000ff"/>
-          <w:rFonts w:ascii="Charis SIL Regular" w:hAnsi="Charis SIL Regular" w:eastAsia="Charis SIL Regular"/>
-          <w:b w:val="0"/>
-          <w:i w:val="0"/>
-          <w:color w:val="000000"/>
-          <w:sz w:val="24"/>
-        </w:rPr>
-        <w:hyperlink r:id="rId12" w:history="1">
-          <w:r>
-            <w:rPr>
-              <w:rStyle w:val="Hyperlink"/>
-            </w:rPr>
-            <w:t>a</w:t>
-          </w:r>
-        </w:hyperlink>
-      </w:r>
-      <w:r>
-        <w:rPr>
-          <w:u w:val="single" w:color="0000ff"/>
-          <w:rFonts w:ascii="Charis SIL Regular" w:hAnsi="Charis SIL Regular" w:eastAsia="Charis SIL Regular"/>
-          <w:b w:val="0"/>
-          <w:i w:val="0"/>
-          <w:color w:val="000000"/>
-          <w:sz w:val="24"/>
-        </w:rPr>
-        <w:hyperlink r:id="rId12" w:history="1">
-          <w:r>
-            <w:rPr>
-              <w:rStyle w:val="Hyperlink"/>
-            </w:rPr>
-            <w:t>s assisted b</w:t>
-          </w:r>
-        </w:hyperlink>
-      </w:r>
-      <w:r>
-        <w:rPr>
-          <w:u w:val="single" w:color="0000ff"/>
-          <w:rFonts w:ascii="Charis SIL Regular" w:hAnsi="Charis SIL Regular" w:eastAsia="Charis SIL Regular"/>
-          <w:b w:val="0"/>
-          <w:i w:val="0"/>
-          <w:color w:val="000000"/>
-          <w:sz w:val="24"/>
-        </w:rPr>
-        <w:hyperlink r:id="rId12" w:history="1">
-          <w:r>
-            <w:rPr>
-              <w:rStyle w:val="Hyperlink"/>
-            </w:rPr>
-            <w:t>y</w:t>
-          </w:r>
-        </w:hyperlink>
-      </w:r>
-      <w:r>
-        <w:rPr>
-          <w:u w:val="single" w:color="0000ff"/>
-          <w:rFonts w:ascii="Charis SIL Regular" w:hAnsi="Charis SIL Regular" w:eastAsia="Charis SIL Regular"/>
-          <w:b w:val="0"/>
-          <w:i w:val="0"/>
-          <w:color w:val="000000"/>
-          <w:sz w:val="24"/>
-        </w:rPr>
-        <w:hyperlink r:id="rId12" w:history="1">
-          <w:r>
-            <w:rPr>
-              <w:rStyle w:val="Hyperlink"/>
-            </w:rPr>
-            <w:t xml:space="preserve"> person</w:t>
-          </w:r>
-        </w:hyperlink>
-      </w:r>
-      <w:r>
-        <w:rPr>
-          <w:rFonts w:ascii="Charis SIL Regular" w:hAnsi="Charis SIL Regular" w:eastAsia="Charis SIL Regular"/>
-          <w:b w:val="0"/>
-          <w:i w:val="0"/>
-          <w:color w:val="000000"/>
-          <w:sz w:val="24"/>
-        </w:rPr>
-        <w:t>al ‘coll</w:t>
-      </w:r>
-      <w:r>
-        <w:rPr>
-          <w:u w:val="single" w:color="0000ff"/>
-          <w:rFonts w:ascii="Charis SIL Regular" w:hAnsi="Charis SIL Regular" w:eastAsia="Charis SIL Regular"/>
-          <w:b w:val="0"/>
-          <w:i w:val="0"/>
-          <w:color w:val="000000"/>
-          <w:sz w:val="24"/>
-        </w:rPr>
-        <w:hyperlink r:id="rId13" w:history="1">
-          <w:r>
-            <w:rPr>
-              <w:rStyle w:val="Hyperlink"/>
-            </w:rPr>
-            <w:t>ectors’, th</w:t>
-          </w:r>
-        </w:hyperlink>
+        <w:t>). During his travels Reinwardt was assisted by personal ‘collectors’, th</w:t>
       </w:r>
       <w:r>
         <w:rPr>
@@ -1565,6 +1429,7 @@
       </w:r>
       <w:r>
         <w:rPr>
+          <w:u w:val="single" w:color="0000ff"/>
           <w:rFonts w:ascii="Charis SIL Regular" w:hAnsi="Charis SIL Regular" w:eastAsia="Charis SIL Regular"/>
           <w:b w:val="0"/>
           <w:i w:val="0"/>
@@ -1641,7 +1506,7 @@
             <w:rPr>
               <w:rStyle w:val="Hyperlink"/>
             </w:rPr>
-            <w:t xml:space="preserve">ions, such </w:t>
+            <w:t>ions, such</w:t>
           </w:r>
         </w:hyperlink>
       </w:r>
@@ -1653,7 +1518,7 @@
           <w:color w:val="000000"/>
           <w:sz w:val="24"/>
         </w:rPr>
-        <w:t xml:space="preserve">as converting his </w:t>
+        <w:t xml:space="preserve"> as converting his </w:t>
       </w:r>
       <w:r>
         <w:rPr>
@@ -3349,7 +3214,7 @@
             <w:rPr>
               <w:rStyle w:val="Hyperlink"/>
             </w:rPr>
-            <w:t>www.biografischportaal.nl</w:t>
+            <w:t>www.biografischportaal.n</w:t>
           </w:r>
         </w:hyperlink>
       </w:r>
@@ -3360,25 +3225,13 @@
           <w:i w:val="0"/>
           <w:color w:val="0000FF"/>
           <w:sz w:val="24"/>
-          <w:u w:val="single"/>
-        </w:rPr>
-        <w:t>/</w:t>
-      </w:r>
-      <w:r>
-        <w:rPr>
-          <w:rFonts w:ascii="Charis SIL Regular" w:hAnsi="Charis SIL Regular" w:eastAsia="Charis SIL Regular"/>
-          <w:b w:val="0"/>
-          <w:i w:val="0"/>
-          <w:color w:val="0000FF"/>
-          <w:sz w:val="24"/>
-          <w:u w:val="single"/>
         </w:rPr>
         <w:hyperlink r:id="rId22" w:history="1">
           <w:r>
             <w:rPr>
               <w:rStyle w:val="Hyperlink"/>
             </w:rPr>
-            <w:t>persoon/4045700</w:t>
+            <w:t>l</w:t>
           </w:r>
         </w:hyperlink>
       </w:r>
@@ -3390,7 +3243,25 @@
           <w:color w:val="0000FF"/>
           <w:sz w:val="24"/>
         </w:rPr>
-        <w:t>8</w:t>
+        <w:t>/</w:t>
+      </w:r>
+      <w:r>
+        <w:rPr>
+          <w:rFonts w:ascii="Charis SIL Regular" w:hAnsi="Charis SIL Regular" w:eastAsia="Charis SIL Regular"/>
+          <w:b w:val="0"/>
+          <w:i w:val="0"/>
+          <w:color w:val="0000FF"/>
+          <w:sz w:val="24"/>
+          <w:u w:val="single"/>
+        </w:rPr>
+        <w:hyperlink r:id="rId22" w:history="1">
+          <w:r>
+            <w:rPr>
+              <w:rStyle w:val="Hyperlink"/>
+            </w:rPr>
+            <w:t>persoon/40457008</w:t>
+          </w:r>
+        </w:hyperlink>
       </w:r>
     </w:p>
     <w:p>
@@ -3861,7 +3732,14 @@
           <w:color w:val="000000"/>
           <w:sz w:val="24"/>
         </w:rPr>
-        <w:t xml:space="preserve">, </w:t>
+        <w:hyperlink r:id="rId24" w:history="1">
+          <w:r>
+            <w:rPr>
+              <w:rStyle w:val="Hyperlink"/>
+            </w:rPr>
+            <w:t xml:space="preserve">, </w:t>
+          </w:r>
+        </w:hyperlink>
       </w:r>
       <w:r>
         <w:rPr>
@@ -3872,7 +3750,7 @@
           <w:sz w:val="24"/>
           <w:u w:val="single"/>
         </w:rPr>
-        <w:hyperlink r:id="rId25" w:history="1">
+        <w:hyperlink r:id="rId24" w:history="1">
           <w:r>
             <w:rPr>
               <w:rStyle w:val="Hyperlink"/>

--- a/EXPORTS/DOCX/published/niveau3/English/Reinwardt.docx
+++ b/EXPORTS/DOCX/published/niveau3/English/Reinwardt.docx
@@ -937,7 +937,143 @@
           <w:color w:val="000000"/>
           <w:sz w:val="24"/>
         </w:rPr>
-        <w:t>). During his travels Reinwardt was assisted by personal ‘collectors’, th</w:t>
+        <w:t>). During his tra</w:t>
+      </w:r>
+      <w:r>
+        <w:rPr>
+          <w:u w:val="single" w:color="0000ff"/>
+          <w:rFonts w:ascii="Charis SIL Regular" w:hAnsi="Charis SIL Regular" w:eastAsia="Charis SIL Regular"/>
+          <w:b w:val="0"/>
+          <w:i w:val="0"/>
+          <w:color w:val="000000"/>
+          <w:sz w:val="24"/>
+        </w:rPr>
+        <w:hyperlink r:id="rId12" w:history="1">
+          <w:r>
+            <w:rPr>
+              <w:rStyle w:val="Hyperlink"/>
+            </w:rPr>
+            <w:t>vels Reinward</w:t>
+          </w:r>
+        </w:hyperlink>
+      </w:r>
+      <w:r>
+        <w:rPr>
+          <w:u w:val="single" w:color="0000ff"/>
+          <w:rFonts w:ascii="Charis SIL Regular" w:hAnsi="Charis SIL Regular" w:eastAsia="Charis SIL Regular"/>
+          <w:b w:val="0"/>
+          <w:i w:val="0"/>
+          <w:color w:val="000000"/>
+          <w:sz w:val="24"/>
+        </w:rPr>
+        <w:hyperlink r:id="rId12" w:history="1">
+          <w:r>
+            <w:rPr>
+              <w:rStyle w:val="Hyperlink"/>
+            </w:rPr>
+            <w:t>t w</w:t>
+          </w:r>
+        </w:hyperlink>
+      </w:r>
+      <w:r>
+        <w:rPr>
+          <w:u w:val="single" w:color="0000ff"/>
+          <w:rFonts w:ascii="Charis SIL Regular" w:hAnsi="Charis SIL Regular" w:eastAsia="Charis SIL Regular"/>
+          <w:b w:val="0"/>
+          <w:i w:val="0"/>
+          <w:color w:val="000000"/>
+          <w:sz w:val="24"/>
+        </w:rPr>
+        <w:hyperlink r:id="rId12" w:history="1">
+          <w:r>
+            <w:rPr>
+              <w:rStyle w:val="Hyperlink"/>
+            </w:rPr>
+            <w:t>a</w:t>
+          </w:r>
+        </w:hyperlink>
+      </w:r>
+      <w:r>
+        <w:rPr>
+          <w:u w:val="single" w:color="0000ff"/>
+          <w:rFonts w:ascii="Charis SIL Regular" w:hAnsi="Charis SIL Regular" w:eastAsia="Charis SIL Regular"/>
+          <w:b w:val="0"/>
+          <w:i w:val="0"/>
+          <w:color w:val="000000"/>
+          <w:sz w:val="24"/>
+        </w:rPr>
+        <w:hyperlink r:id="rId12" w:history="1">
+          <w:r>
+            <w:rPr>
+              <w:rStyle w:val="Hyperlink"/>
+            </w:rPr>
+            <w:t>s assisted b</w:t>
+          </w:r>
+        </w:hyperlink>
+      </w:r>
+      <w:r>
+        <w:rPr>
+          <w:u w:val="single" w:color="0000ff"/>
+          <w:rFonts w:ascii="Charis SIL Regular" w:hAnsi="Charis SIL Regular" w:eastAsia="Charis SIL Regular"/>
+          <w:b w:val="0"/>
+          <w:i w:val="0"/>
+          <w:color w:val="000000"/>
+          <w:sz w:val="24"/>
+        </w:rPr>
+        <w:hyperlink r:id="rId12" w:history="1">
+          <w:r>
+            <w:rPr>
+              <w:rStyle w:val="Hyperlink"/>
+            </w:rPr>
+            <w:t>y</w:t>
+          </w:r>
+        </w:hyperlink>
+      </w:r>
+      <w:r>
+        <w:rPr>
+          <w:u w:val="single" w:color="0000ff"/>
+          <w:rFonts w:ascii="Charis SIL Regular" w:hAnsi="Charis SIL Regular" w:eastAsia="Charis SIL Regular"/>
+          <w:b w:val="0"/>
+          <w:i w:val="0"/>
+          <w:color w:val="000000"/>
+          <w:sz w:val="24"/>
+        </w:rPr>
+        <w:hyperlink r:id="rId12" w:history="1">
+          <w:r>
+            <w:rPr>
+              <w:rStyle w:val="Hyperlink"/>
+            </w:rPr>
+            <w:t xml:space="preserve"> person</w:t>
+          </w:r>
+        </w:hyperlink>
+      </w:r>
+      <w:r>
+        <w:rPr>
+          <w:rFonts w:ascii="Charis SIL Regular" w:hAnsi="Charis SIL Regular" w:eastAsia="Charis SIL Regular"/>
+          <w:b w:val="0"/>
+          <w:i w:val="0"/>
+          <w:color w:val="000000"/>
+          <w:sz w:val="24"/>
+        </w:rPr>
+        <w:t>al ‘coll</w:t>
+      </w:r>
+      <w:r>
+        <w:rPr>
+          <w:u w:val="single" w:color="0000ff"/>
+          <w:rFonts w:ascii="Charis SIL Regular" w:hAnsi="Charis SIL Regular" w:eastAsia="Charis SIL Regular"/>
+          <w:b w:val="0"/>
+          <w:i w:val="0"/>
+          <w:color w:val="000000"/>
+          <w:sz w:val="24"/>
+        </w:rPr>
+        <w:hyperlink r:id="rId13" w:history="1">
+          <w:r>
+            <w:rPr>
+              <w:rStyle w:val="Hyperlink"/>
+            </w:rPr>
+            <w:t>ectors’, th</w:t>
+          </w:r>
+        </w:hyperlink>
       </w:r>
       <w:r>
         <w:rPr>
@@ -1429,7 +1565,6 @@
       </w:r>
       <w:r>
         <w:rPr>
-          <w:u w:val="single" w:color="0000ff"/>
           <w:rFonts w:ascii="Charis SIL Regular" w:hAnsi="Charis SIL Regular" w:eastAsia="Charis SIL Regular"/>
           <w:b w:val="0"/>
           <w:i w:val="0"/>
@@ -1506,7 +1641,7 @@
             <w:rPr>
               <w:rStyle w:val="Hyperlink"/>
             </w:rPr>
-            <w:t>ions, such</w:t>
+            <w:t xml:space="preserve">ions, such </w:t>
           </w:r>
         </w:hyperlink>
       </w:r>
@@ -1518,7 +1653,7 @@
           <w:color w:val="000000"/>
           <w:sz w:val="24"/>
         </w:rPr>
-        <w:t xml:space="preserve"> as converting his </w:t>
+        <w:t xml:space="preserve">as converting his </w:t>
       </w:r>
       <w:r>
         <w:rPr>
@@ -2159,7 +2294,7 @@
           <w:sz w:val="24"/>
           <w:u w:val="single"/>
         </w:rPr>
-        <w:t>Scientific research in colonised terr</w:t>
+        <w:t>Scientific research in colonised terri</w:t>
       </w:r>
       <w:r>
         <w:rPr>
@@ -2170,7 +2305,7 @@
           <w:sz w:val="24"/>
           <w:u w:val="single"/>
         </w:rPr>
-        <w:t>i</w:t>
+        <w:t>torie</w:t>
       </w:r>
       <w:r>
         <w:rPr>
@@ -2179,9 +2314,8 @@
           <w:i w:val="0"/>
           <w:color w:val="0000FF"/>
           <w:sz w:val="24"/>
-          <w:u w:val="single"/>
-        </w:rPr>
-        <w:t>tories</w:t>
+        </w:rPr>
+        <w:t>s</w:t>
       </w:r>
       <w:r>
         <w:br/>
@@ -3750,7 +3884,7 @@
           <w:sz w:val="24"/>
           <w:u w:val="single"/>
         </w:rPr>
-        <w:hyperlink r:id="rId24" w:history="1">
+        <w:hyperlink r:id="rId25" w:history="1">
           <w:r>
             <w:rPr>
               <w:rStyle w:val="Hyperlink"/>
@@ -4296,7 +4430,7 @@
           <w:sz w:val="24"/>
           <w:u w:val="single"/>
         </w:rPr>
-        <w:hyperlink r:id="rId27" w:history="1">
+        <w:hyperlink r:id="rId28" w:history="1">
           <w:r>
             <w:rPr>
               <w:rStyle w:val="Hyperlink"/>
@@ -4325,7 +4459,7 @@
           <w:sz w:val="24"/>
           <w:u w:val="single"/>
         </w:rPr>
-        <w:hyperlink r:id="rId27" w:history="1">
+        <w:hyperlink r:id="rId28" w:history="1">
           <w:r>
             <w:rPr>
               <w:rStyle w:val="Hyperlink"/>
@@ -4513,7 +4647,7 @@
           <w:sz w:val="24"/>
           <w:u w:val="single"/>
         </w:rPr>
-        <w:hyperlink r:id="rId28" w:history="1">
+        <w:hyperlink r:id="rId29" w:history="1">
           <w:r>
             <w:rPr>
               <w:rStyle w:val="Hyperlink"/>
@@ -4542,7 +4676,7 @@
           <w:sz w:val="24"/>
           <w:u w:val="single"/>
         </w:rPr>
-        <w:hyperlink r:id="rId28" w:history="1">
+        <w:hyperlink r:id="rId29" w:history="1">
           <w:r>
             <w:rPr>
               <w:rStyle w:val="Hyperlink"/>
@@ -4650,7 +4784,7 @@
           <w:sz w:val="24"/>
           <w:u w:val="single"/>
         </w:rPr>
-        <w:hyperlink r:id="rId29" w:history="1">
+        <w:hyperlink r:id="rId30" w:history="1">
           <w:r>
             <w:rPr>
               <w:rStyle w:val="Hyperlink"/>
@@ -4668,7 +4802,7 @@
           <w:sz w:val="24"/>
           <w:u w:val="single"/>
         </w:rPr>
-        <w:hyperlink r:id="rId29" w:history="1">
+        <w:hyperlink r:id="rId30" w:history="1">
           <w:r>
             <w:rPr>
               <w:rStyle w:val="Hyperlink"/>
@@ -4776,7 +4910,7 @@
           <w:sz w:val="24"/>
           <w:u w:val="single"/>
         </w:rPr>
-        <w:hyperlink r:id="rId30" w:history="1">
+        <w:hyperlink r:id="rId31" w:history="1">
           <w:r>
             <w:rPr>
               <w:rStyle w:val="Hyperlink"/>
@@ -4805,7 +4939,7 @@
           <w:sz w:val="24"/>
           <w:u w:val="single"/>
         </w:rPr>
-        <w:hyperlink r:id="rId30" w:history="1">
+        <w:hyperlink r:id="rId31" w:history="1">
           <w:r>
             <w:rPr>
               <w:rStyle w:val="Hyperlink"/>

--- a/EXPORTS/DOCX/published/niveau3/English/Reinwardt.docx
+++ b/EXPORTS/DOCX/published/niveau3/English/Reinwardt.docx
@@ -2294,7 +2294,7 @@
           <w:sz w:val="24"/>
           <w:u w:val="single"/>
         </w:rPr>
-        <w:t>Scientific research in colonised terri</w:t>
+        <w:t>Scientific research in colonised terr</w:t>
       </w:r>
       <w:r>
         <w:rPr>
@@ -2305,7 +2305,7 @@
           <w:sz w:val="24"/>
           <w:u w:val="single"/>
         </w:rPr>
-        <w:t>torie</w:t>
+        <w:t>i</w:t>
       </w:r>
       <w:r>
         <w:rPr>
@@ -2314,8 +2314,9 @@
           <w:i w:val="0"/>
           <w:color w:val="0000FF"/>
           <w:sz w:val="24"/>
-        </w:rPr>
-        <w:t>s</w:t>
+          <w:u w:val="single"/>
+        </w:rPr>
+        <w:t>tories</w:t>
       </w:r>
       <w:r>
         <w:br/>
@@ -3348,7 +3349,7 @@
             <w:rPr>
               <w:rStyle w:val="Hyperlink"/>
             </w:rPr>
-            <w:t>www.biografischportaal.n</w:t>
+            <w:t>www.biografischportaal.nl</w:t>
           </w:r>
         </w:hyperlink>
       </w:r>
@@ -3359,13 +3360,25 @@
           <w:i w:val="0"/>
           <w:color w:val="0000FF"/>
           <w:sz w:val="24"/>
+          <w:u w:val="single"/>
+        </w:rPr>
+        <w:t>/</w:t>
+      </w:r>
+      <w:r>
+        <w:rPr>
+          <w:rFonts w:ascii="Charis SIL Regular" w:hAnsi="Charis SIL Regular" w:eastAsia="Charis SIL Regular"/>
+          <w:b w:val="0"/>
+          <w:i w:val="0"/>
+          <w:color w:val="0000FF"/>
+          <w:sz w:val="24"/>
+          <w:u w:val="single"/>
         </w:rPr>
         <w:hyperlink r:id="rId22" w:history="1">
           <w:r>
             <w:rPr>
               <w:rStyle w:val="Hyperlink"/>
             </w:rPr>
-            <w:t>l</w:t>
+            <w:t>persoon/4045700</w:t>
           </w:r>
         </w:hyperlink>
       </w:r>
@@ -3377,25 +3390,7 @@
           <w:color w:val="0000FF"/>
           <w:sz w:val="24"/>
         </w:rPr>
-        <w:t>/</w:t>
-      </w:r>
-      <w:r>
-        <w:rPr>
-          <w:rFonts w:ascii="Charis SIL Regular" w:hAnsi="Charis SIL Regular" w:eastAsia="Charis SIL Regular"/>
-          <w:b w:val="0"/>
-          <w:i w:val="0"/>
-          <w:color w:val="0000FF"/>
-          <w:sz w:val="24"/>
-          <w:u w:val="single"/>
-        </w:rPr>
-        <w:hyperlink r:id="rId22" w:history="1">
-          <w:r>
-            <w:rPr>
-              <w:rStyle w:val="Hyperlink"/>
-            </w:rPr>
-            <w:t>persoon/40457008</w:t>
-          </w:r>
-        </w:hyperlink>
+        <w:t>8</w:t>
       </w:r>
     </w:p>
     <w:p>

--- a/EXPORTS/DOCX/published/niveau3/English/Reinwardt.docx
+++ b/EXPORTS/DOCX/published/niveau3/English/Reinwardt.docx
@@ -937,143 +937,7 @@
           <w:color w:val="000000"/>
           <w:sz w:val="24"/>
         </w:rPr>
-        <w:t>). During his tra</w:t>
-      </w:r>
-      <w:r>
-        <w:rPr>
-          <w:u w:val="single" w:color="0000ff"/>
-          <w:rFonts w:ascii="Charis SIL Regular" w:hAnsi="Charis SIL Regular" w:eastAsia="Charis SIL Regular"/>
-          <w:b w:val="0"/>
-          <w:i w:val="0"/>
-          <w:color w:val="000000"/>
-          <w:sz w:val="24"/>
-        </w:rPr>
-        <w:hyperlink r:id="rId12" w:history="1">
-          <w:r>
-            <w:rPr>
-              <w:rStyle w:val="Hyperlink"/>
-            </w:rPr>
-            <w:t>vels Reinward</w:t>
-          </w:r>
-        </w:hyperlink>
-      </w:r>
-      <w:r>
-        <w:rPr>
-          <w:u w:val="single" w:color="0000ff"/>
-          <w:rFonts w:ascii="Charis SIL Regular" w:hAnsi="Charis SIL Regular" w:eastAsia="Charis SIL Regular"/>
-          <w:b w:val="0"/>
-          <w:i w:val="0"/>
-          <w:color w:val="000000"/>
-          <w:sz w:val="24"/>
-        </w:rPr>
-        <w:hyperlink r:id="rId12" w:history="1">
-          <w:r>
-            <w:rPr>
-              <w:rStyle w:val="Hyperlink"/>
-            </w:rPr>
-            <w:t>t w</w:t>
-          </w:r>
-        </w:hyperlink>
-      </w:r>
-      <w:r>
-        <w:rPr>
-          <w:u w:val="single" w:color="0000ff"/>
-          <w:rFonts w:ascii="Charis SIL Regular" w:hAnsi="Charis SIL Regular" w:eastAsia="Charis SIL Regular"/>
-          <w:b w:val="0"/>
-          <w:i w:val="0"/>
-          <w:color w:val="000000"/>
-          <w:sz w:val="24"/>
-        </w:rPr>
-        <w:hyperlink r:id="rId12" w:history="1">
-          <w:r>
-            <w:rPr>
-              <w:rStyle w:val="Hyperlink"/>
-            </w:rPr>
-            <w:t>a</w:t>
-          </w:r>
-        </w:hyperlink>
-      </w:r>
-      <w:r>
-        <w:rPr>
-          <w:u w:val="single" w:color="0000ff"/>
-          <w:rFonts w:ascii="Charis SIL Regular" w:hAnsi="Charis SIL Regular" w:eastAsia="Charis SIL Regular"/>
-          <w:b w:val="0"/>
-          <w:i w:val="0"/>
-          <w:color w:val="000000"/>
-          <w:sz w:val="24"/>
-        </w:rPr>
-        <w:hyperlink r:id="rId12" w:history="1">
-          <w:r>
-            <w:rPr>
-              <w:rStyle w:val="Hyperlink"/>
-            </w:rPr>
-            <w:t>s assisted b</w:t>
-          </w:r>
-        </w:hyperlink>
-      </w:r>
-      <w:r>
-        <w:rPr>
-          <w:u w:val="single" w:color="0000ff"/>
-          <w:rFonts w:ascii="Charis SIL Regular" w:hAnsi="Charis SIL Regular" w:eastAsia="Charis SIL Regular"/>
-          <w:b w:val="0"/>
-          <w:i w:val="0"/>
-          <w:color w:val="000000"/>
-          <w:sz w:val="24"/>
-        </w:rPr>
-        <w:hyperlink r:id="rId12" w:history="1">
-          <w:r>
-            <w:rPr>
-              <w:rStyle w:val="Hyperlink"/>
-            </w:rPr>
-            <w:t>y</w:t>
-          </w:r>
-        </w:hyperlink>
-      </w:r>
-      <w:r>
-        <w:rPr>
-          <w:u w:val="single" w:color="0000ff"/>
-          <w:rFonts w:ascii="Charis SIL Regular" w:hAnsi="Charis SIL Regular" w:eastAsia="Charis SIL Regular"/>
-          <w:b w:val="0"/>
-          <w:i w:val="0"/>
-          <w:color w:val="000000"/>
-          <w:sz w:val="24"/>
-        </w:rPr>
-        <w:hyperlink r:id="rId12" w:history="1">
-          <w:r>
-            <w:rPr>
-              <w:rStyle w:val="Hyperlink"/>
-            </w:rPr>
-            <w:t xml:space="preserve"> person</w:t>
-          </w:r>
-        </w:hyperlink>
-      </w:r>
-      <w:r>
-        <w:rPr>
-          <w:rFonts w:ascii="Charis SIL Regular" w:hAnsi="Charis SIL Regular" w:eastAsia="Charis SIL Regular"/>
-          <w:b w:val="0"/>
-          <w:i w:val="0"/>
-          <w:color w:val="000000"/>
-          <w:sz w:val="24"/>
-        </w:rPr>
-        <w:t>al ‘coll</w:t>
-      </w:r>
-      <w:r>
-        <w:rPr>
-          <w:u w:val="single" w:color="0000ff"/>
-          <w:rFonts w:ascii="Charis SIL Regular" w:hAnsi="Charis SIL Regular" w:eastAsia="Charis SIL Regular"/>
-          <w:b w:val="0"/>
-          <w:i w:val="0"/>
-          <w:color w:val="000000"/>
-          <w:sz w:val="24"/>
-        </w:rPr>
-        <w:hyperlink r:id="rId13" w:history="1">
-          <w:r>
-            <w:rPr>
-              <w:rStyle w:val="Hyperlink"/>
-            </w:rPr>
-            <w:t>ectors’, th</w:t>
-          </w:r>
-        </w:hyperlink>
+        <w:t>). During his travels Reinwardt was assisted by personal ‘collectors’, th</w:t>
       </w:r>
       <w:r>
         <w:rPr>
@@ -1983,31 +1847,13 @@
       </w:r>
       <w:r>
         <w:rPr>
-          <w:u w:val="single" w:color="0000ff"/>
           <w:rFonts w:ascii="Charis SIL Regular" w:hAnsi="Charis SIL Regular" w:eastAsia="Charis SIL Regular"/>
           <w:b w:val="0"/>
           <w:i w:val="0"/>
           <w:color w:val="000000"/>
           <w:sz w:val="24"/>
         </w:rPr>
-        <w:hyperlink r:id="rId17" w:history="1">
-          <w:r>
-            <w:rPr>
-              <w:rStyle w:val="Hyperlink"/>
-            </w:rPr>
-            <w:t>has b</w:t>
-          </w:r>
-        </w:hyperlink>
-      </w:r>
-      <w:r>
-        <w:rPr>
-          <w:rFonts w:ascii="Charis SIL Regular" w:hAnsi="Charis SIL Regular" w:eastAsia="Charis SIL Regular"/>
-          <w:b w:val="0"/>
-          <w:i w:val="0"/>
-          <w:color w:val="000000"/>
-          <w:sz w:val="24"/>
-        </w:rPr>
-        <w:t xml:space="preserve">een published by the Huygens Institute and is </w:t>
+        <w:t xml:space="preserve">has been published by the Huygens Institute and is </w:t>
       </w:r>
       <w:r>
         <w:rPr>
@@ -3879,7 +3725,7 @@
           <w:sz w:val="24"/>
           <w:u w:val="single"/>
         </w:rPr>
-        <w:hyperlink r:id="rId25" w:history="1">
+        <w:hyperlink r:id="rId24" w:history="1">
           <w:r>
             <w:rPr>
               <w:rStyle w:val="Hyperlink"/>
@@ -3908,7 +3754,7 @@
           <w:sz w:val="24"/>
           <w:u w:val="single"/>
         </w:rPr>
-        <w:hyperlink r:id="rId25" w:history="1">
+        <w:hyperlink r:id="rId24" w:history="1">
           <w:r>
             <w:rPr>
               <w:rStyle w:val="Hyperlink"/>
@@ -4019,7 +3865,7 @@
           <w:sz w:val="24"/>
           <w:u w:val="single"/>
         </w:rPr>
-        <w:hyperlink r:id="rId26" w:history="1">
+        <w:hyperlink r:id="rId25" w:history="1">
           <w:r>
             <w:rPr>
               <w:rStyle w:val="Hyperlink"/>
@@ -4037,7 +3883,7 @@
           <w:sz w:val="24"/>
           <w:u w:val="single"/>
         </w:rPr>
-        <w:hyperlink r:id="rId26" w:history="1">
+        <w:hyperlink r:id="rId25" w:history="1">
           <w:r>
             <w:rPr>
               <w:rStyle w:val="Hyperlink"/>
@@ -4055,7 +3901,7 @@
           <w:sz w:val="24"/>
           <w:u w:val="single"/>
         </w:rPr>
-        <w:hyperlink r:id="rId26" w:history="1">
+        <w:hyperlink r:id="rId25" w:history="1">
           <w:r>
             <w:rPr>
               <w:rStyle w:val="Hyperlink"/>
@@ -4073,7 +3919,7 @@
           <w:sz w:val="24"/>
           <w:u w:val="single"/>
         </w:rPr>
-        <w:hyperlink r:id="rId26" w:history="1">
+        <w:hyperlink r:id="rId25" w:history="1">
           <w:r>
             <w:rPr>
               <w:rStyle w:val="Hyperlink"/>
@@ -4224,7 +4070,7 @@
           <w:sz w:val="24"/>
           <w:u w:val="single"/>
         </w:rPr>
-        <w:hyperlink r:id="rId27" w:history="1">
+        <w:hyperlink r:id="rId26" w:history="1">
           <w:r>
             <w:rPr>
               <w:rStyle w:val="Hyperlink"/>
@@ -4242,7 +4088,7 @@
           <w:sz w:val="24"/>
           <w:u w:val="single"/>
         </w:rPr>
-        <w:hyperlink r:id="rId27" w:history="1">
+        <w:hyperlink r:id="rId26" w:history="1">
           <w:r>
             <w:rPr>
               <w:rStyle w:val="Hyperlink"/>
@@ -4260,7 +4106,7 @@
           <w:sz w:val="24"/>
           <w:u w:val="single"/>
         </w:rPr>
-        <w:hyperlink r:id="rId27" w:history="1">
+        <w:hyperlink r:id="rId26" w:history="1">
           <w:r>
             <w:rPr>
               <w:rStyle w:val="Hyperlink"/>
@@ -4278,7 +4124,7 @@
           <w:sz w:val="24"/>
           <w:u w:val="single"/>
         </w:rPr>
-        <w:hyperlink r:id="rId27" w:history="1">
+        <w:hyperlink r:id="rId26" w:history="1">
           <w:r>
             <w:rPr>
               <w:rStyle w:val="Hyperlink"/>
@@ -4296,7 +4142,7 @@
           <w:sz w:val="24"/>
           <w:u w:val="single"/>
         </w:rPr>
-        <w:hyperlink r:id="rId27" w:history="1">
+        <w:hyperlink r:id="rId26" w:history="1">
           <w:r>
             <w:rPr>
               <w:rStyle w:val="Hyperlink"/>
@@ -4314,7 +4160,7 @@
           <w:sz w:val="24"/>
           <w:u w:val="single"/>
         </w:rPr>
-        <w:hyperlink r:id="rId27" w:history="1">
+        <w:hyperlink r:id="rId26" w:history="1">
           <w:r>
             <w:rPr>
               <w:rStyle w:val="Hyperlink"/>
@@ -4332,7 +4178,7 @@
           <w:sz w:val="24"/>
           <w:u w:val="single"/>
         </w:rPr>
-        <w:hyperlink r:id="rId27" w:history="1">
+        <w:hyperlink r:id="rId26" w:history="1">
           <w:r>
             <w:rPr>
               <w:rStyle w:val="Hyperlink"/>
@@ -4350,7 +4196,7 @@
           <w:sz w:val="24"/>
           <w:u w:val="single"/>
         </w:rPr>
-        <w:hyperlink r:id="rId27" w:history="1">
+        <w:hyperlink r:id="rId26" w:history="1">
           <w:r>
             <w:rPr>
               <w:rStyle w:val="Hyperlink"/>
@@ -4397,7 +4243,7 @@
           <w:sz w:val="24"/>
           <w:u w:val="single"/>
         </w:rPr>
-        <w:hyperlink r:id="rId27" w:history="1">
+        <w:hyperlink r:id="rId26" w:history="1">
           <w:r>
             <w:rPr>
               <w:rStyle w:val="Hyperlink"/>
@@ -4425,7 +4271,7 @@
           <w:sz w:val="24"/>
           <w:u w:val="single"/>
         </w:rPr>
-        <w:hyperlink r:id="rId28" w:history="1">
+        <w:hyperlink r:id="rId27" w:history="1">
           <w:r>
             <w:rPr>
               <w:rStyle w:val="Hyperlink"/>
@@ -4454,7 +4300,7 @@
           <w:sz w:val="24"/>
           <w:u w:val="single"/>
         </w:rPr>
-        <w:hyperlink r:id="rId28" w:history="1">
+        <w:hyperlink r:id="rId27" w:history="1">
           <w:r>
             <w:rPr>
               <w:rStyle w:val="Hyperlink"/>
@@ -4642,7 +4488,7 @@
           <w:sz w:val="24"/>
           <w:u w:val="single"/>
         </w:rPr>
-        <w:hyperlink r:id="rId29" w:history="1">
+        <w:hyperlink r:id="rId28" w:history="1">
           <w:r>
             <w:rPr>
               <w:rStyle w:val="Hyperlink"/>
@@ -4671,7 +4517,7 @@
           <w:sz w:val="24"/>
           <w:u w:val="single"/>
         </w:rPr>
-        <w:hyperlink r:id="rId29" w:history="1">
+        <w:hyperlink r:id="rId28" w:history="1">
           <w:r>
             <w:rPr>
               <w:rStyle w:val="Hyperlink"/>
@@ -4779,7 +4625,7 @@
           <w:sz w:val="24"/>
           <w:u w:val="single"/>
         </w:rPr>
-        <w:hyperlink r:id="rId30" w:history="1">
+        <w:hyperlink r:id="rId29" w:history="1">
           <w:r>
             <w:rPr>
               <w:rStyle w:val="Hyperlink"/>
@@ -4797,7 +4643,7 @@
           <w:sz w:val="24"/>
           <w:u w:val="single"/>
         </w:rPr>
-        <w:hyperlink r:id="rId30" w:history="1">
+        <w:hyperlink r:id="rId29" w:history="1">
           <w:r>
             <w:rPr>
               <w:rStyle w:val="Hyperlink"/>
@@ -4905,7 +4751,7 @@
           <w:sz w:val="24"/>
           <w:u w:val="single"/>
         </w:rPr>
-        <w:hyperlink r:id="rId31" w:history="1">
+        <w:hyperlink r:id="rId30" w:history="1">
           <w:r>
             <w:rPr>
               <w:rStyle w:val="Hyperlink"/>
@@ -4934,7 +4780,7 @@
           <w:sz w:val="24"/>
           <w:u w:val="single"/>
         </w:rPr>
-        <w:hyperlink r:id="rId31" w:history="1">
+        <w:hyperlink r:id="rId30" w:history="1">
           <w:r>
             <w:rPr>
               <w:rStyle w:val="Hyperlink"/>

--- a/EXPORTS/DOCX/published/niveau3/English/Reinwardt.docx
+++ b/EXPORTS/DOCX/published/niveau3/English/Reinwardt.docx
@@ -937,7 +937,143 @@
           <w:color w:val="000000"/>
           <w:sz w:val="24"/>
         </w:rPr>
-        <w:t>). During his travels Reinwardt was assisted by personal ‘collectors’, th</w:t>
+        <w:t>). During his tra</w:t>
+      </w:r>
+      <w:r>
+        <w:rPr>
+          <w:u w:val="single" w:color="0000ff"/>
+          <w:rFonts w:ascii="Charis SIL Regular" w:hAnsi="Charis SIL Regular" w:eastAsia="Charis SIL Regular"/>
+          <w:b w:val="0"/>
+          <w:i w:val="0"/>
+          <w:color w:val="000000"/>
+          <w:sz w:val="24"/>
+        </w:rPr>
+        <w:hyperlink r:id="rId12" w:history="1">
+          <w:r>
+            <w:rPr>
+              <w:rStyle w:val="Hyperlink"/>
+            </w:rPr>
+            <w:t>vels Reinward</w:t>
+          </w:r>
+        </w:hyperlink>
+      </w:r>
+      <w:r>
+        <w:rPr>
+          <w:u w:val="single" w:color="0000ff"/>
+          <w:rFonts w:ascii="Charis SIL Regular" w:hAnsi="Charis SIL Regular" w:eastAsia="Charis SIL Regular"/>
+          <w:b w:val="0"/>
+          <w:i w:val="0"/>
+          <w:color w:val="000000"/>
+          <w:sz w:val="24"/>
+        </w:rPr>
+        <w:hyperlink r:id="rId12" w:history="1">
+          <w:r>
+            <w:rPr>
+              <w:rStyle w:val="Hyperlink"/>
+            </w:rPr>
+            <w:t>t w</w:t>
+          </w:r>
+        </w:hyperlink>
+      </w:r>
+      <w:r>
+        <w:rPr>
+          <w:u w:val="single" w:color="0000ff"/>
+          <w:rFonts w:ascii="Charis SIL Regular" w:hAnsi="Charis SIL Regular" w:eastAsia="Charis SIL Regular"/>
+          <w:b w:val="0"/>
+          <w:i w:val="0"/>
+          <w:color w:val="000000"/>
+          <w:sz w:val="24"/>
+        </w:rPr>
+        <w:hyperlink r:id="rId12" w:history="1">
+          <w:r>
+            <w:rPr>
+              <w:rStyle w:val="Hyperlink"/>
+            </w:rPr>
+            <w:t>a</w:t>
+          </w:r>
+        </w:hyperlink>
+      </w:r>
+      <w:r>
+        <w:rPr>
+          <w:u w:val="single" w:color="0000ff"/>
+          <w:rFonts w:ascii="Charis SIL Regular" w:hAnsi="Charis SIL Regular" w:eastAsia="Charis SIL Regular"/>
+          <w:b w:val="0"/>
+          <w:i w:val="0"/>
+          <w:color w:val="000000"/>
+          <w:sz w:val="24"/>
+        </w:rPr>
+        <w:hyperlink r:id="rId12" w:history="1">
+          <w:r>
+            <w:rPr>
+              <w:rStyle w:val="Hyperlink"/>
+            </w:rPr>
+            <w:t>s assisted b</w:t>
+          </w:r>
+        </w:hyperlink>
+      </w:r>
+      <w:r>
+        <w:rPr>
+          <w:u w:val="single" w:color="0000ff"/>
+          <w:rFonts w:ascii="Charis SIL Regular" w:hAnsi="Charis SIL Regular" w:eastAsia="Charis SIL Regular"/>
+          <w:b w:val="0"/>
+          <w:i w:val="0"/>
+          <w:color w:val="000000"/>
+          <w:sz w:val="24"/>
+        </w:rPr>
+        <w:hyperlink r:id="rId12" w:history="1">
+          <w:r>
+            <w:rPr>
+              <w:rStyle w:val="Hyperlink"/>
+            </w:rPr>
+            <w:t>y</w:t>
+          </w:r>
+        </w:hyperlink>
+      </w:r>
+      <w:r>
+        <w:rPr>
+          <w:u w:val="single" w:color="0000ff"/>
+          <w:rFonts w:ascii="Charis SIL Regular" w:hAnsi="Charis SIL Regular" w:eastAsia="Charis SIL Regular"/>
+          <w:b w:val="0"/>
+          <w:i w:val="0"/>
+          <w:color w:val="000000"/>
+          <w:sz w:val="24"/>
+        </w:rPr>
+        <w:hyperlink r:id="rId12" w:history="1">
+          <w:r>
+            <w:rPr>
+              <w:rStyle w:val="Hyperlink"/>
+            </w:rPr>
+            <w:t xml:space="preserve"> person</w:t>
+          </w:r>
+        </w:hyperlink>
+      </w:r>
+      <w:r>
+        <w:rPr>
+          <w:rFonts w:ascii="Charis SIL Regular" w:hAnsi="Charis SIL Regular" w:eastAsia="Charis SIL Regular"/>
+          <w:b w:val="0"/>
+          <w:i w:val="0"/>
+          <w:color w:val="000000"/>
+          <w:sz w:val="24"/>
+        </w:rPr>
+        <w:t>al ‘coll</w:t>
+      </w:r>
+      <w:r>
+        <w:rPr>
+          <w:u w:val="single" w:color="0000ff"/>
+          <w:rFonts w:ascii="Charis SIL Regular" w:hAnsi="Charis SIL Regular" w:eastAsia="Charis SIL Regular"/>
+          <w:b w:val="0"/>
+          <w:i w:val="0"/>
+          <w:color w:val="000000"/>
+          <w:sz w:val="24"/>
+        </w:rPr>
+        <w:hyperlink r:id="rId13" w:history="1">
+          <w:r>
+            <w:rPr>
+              <w:rStyle w:val="Hyperlink"/>
+            </w:rPr>
+            <w:t>ectors’, th</w:t>
+          </w:r>
+        </w:hyperlink>
       </w:r>
       <w:r>
         <w:rPr>
@@ -1847,13 +1983,31 @@
       </w:r>
       <w:r>
         <w:rPr>
+          <w:u w:val="single" w:color="0000ff"/>
           <w:rFonts w:ascii="Charis SIL Regular" w:hAnsi="Charis SIL Regular" w:eastAsia="Charis SIL Regular"/>
           <w:b w:val="0"/>
           <w:i w:val="0"/>
           <w:color w:val="000000"/>
           <w:sz w:val="24"/>
         </w:rPr>
-        <w:t xml:space="preserve">has been published by the Huygens Institute and is </w:t>
+        <w:hyperlink r:id="rId17" w:history="1">
+          <w:r>
+            <w:rPr>
+              <w:rStyle w:val="Hyperlink"/>
+            </w:rPr>
+            <w:t>has b</w:t>
+          </w:r>
+        </w:hyperlink>
+      </w:r>
+      <w:r>
+        <w:rPr>
+          <w:rFonts w:ascii="Charis SIL Regular" w:hAnsi="Charis SIL Regular" w:eastAsia="Charis SIL Regular"/>
+          <w:b w:val="0"/>
+          <w:i w:val="0"/>
+          <w:color w:val="000000"/>
+          <w:sz w:val="24"/>
+        </w:rPr>
+        <w:t xml:space="preserve">een published by the Huygens Institute and is </w:t>
       </w:r>
       <w:r>
         <w:rPr>
@@ -2895,7 +3049,7 @@
           <w:sz w:val="24"/>
           <w:u w:val="single"/>
         </w:rPr>
-        <w:hyperlink r:id="rId20" w:history="1">
+        <w:hyperlink r:id="rId18" w:history="1">
           <w:r>
             <w:rPr>
               <w:rStyle w:val="Hyperlink"/>
@@ -3725,7 +3879,7 @@
           <w:sz w:val="24"/>
           <w:u w:val="single"/>
         </w:rPr>
-        <w:hyperlink r:id="rId24" w:history="1">
+        <w:hyperlink r:id="rId25" w:history="1">
           <w:r>
             <w:rPr>
               <w:rStyle w:val="Hyperlink"/>
@@ -3754,7 +3908,7 @@
           <w:sz w:val="24"/>
           <w:u w:val="single"/>
         </w:rPr>
-        <w:hyperlink r:id="rId24" w:history="1">
+        <w:hyperlink r:id="rId25" w:history="1">
           <w:r>
             <w:rPr>
               <w:rStyle w:val="Hyperlink"/>
@@ -3865,7 +4019,7 @@
           <w:sz w:val="24"/>
           <w:u w:val="single"/>
         </w:rPr>
-        <w:hyperlink r:id="rId25" w:history="1">
+        <w:hyperlink r:id="rId26" w:history="1">
           <w:r>
             <w:rPr>
               <w:rStyle w:val="Hyperlink"/>
@@ -3883,7 +4037,7 @@
           <w:sz w:val="24"/>
           <w:u w:val="single"/>
         </w:rPr>
-        <w:hyperlink r:id="rId25" w:history="1">
+        <w:hyperlink r:id="rId26" w:history="1">
           <w:r>
             <w:rPr>
               <w:rStyle w:val="Hyperlink"/>
@@ -3901,7 +4055,7 @@
           <w:sz w:val="24"/>
           <w:u w:val="single"/>
         </w:rPr>
-        <w:hyperlink r:id="rId25" w:history="1">
+        <w:hyperlink r:id="rId26" w:history="1">
           <w:r>
             <w:rPr>
               <w:rStyle w:val="Hyperlink"/>
@@ -3919,7 +4073,7 @@
           <w:sz w:val="24"/>
           <w:u w:val="single"/>
         </w:rPr>
-        <w:hyperlink r:id="rId25" w:history="1">
+        <w:hyperlink r:id="rId26" w:history="1">
           <w:r>
             <w:rPr>
               <w:rStyle w:val="Hyperlink"/>
@@ -4070,7 +4224,7 @@
           <w:sz w:val="24"/>
           <w:u w:val="single"/>
         </w:rPr>
-        <w:hyperlink r:id="rId26" w:history="1">
+        <w:hyperlink r:id="rId27" w:history="1">
           <w:r>
             <w:rPr>
               <w:rStyle w:val="Hyperlink"/>
@@ -4088,7 +4242,7 @@
           <w:sz w:val="24"/>
           <w:u w:val="single"/>
         </w:rPr>
-        <w:hyperlink r:id="rId26" w:history="1">
+        <w:hyperlink r:id="rId27" w:history="1">
           <w:r>
             <w:rPr>
               <w:rStyle w:val="Hyperlink"/>
@@ -4106,7 +4260,7 @@
           <w:sz w:val="24"/>
           <w:u w:val="single"/>
         </w:rPr>
-        <w:hyperlink r:id="rId26" w:history="1">
+        <w:hyperlink r:id="rId27" w:history="1">
           <w:r>
             <w:rPr>
               <w:rStyle w:val="Hyperlink"/>
@@ -4124,7 +4278,7 @@
           <w:sz w:val="24"/>
           <w:u w:val="single"/>
         </w:rPr>
-        <w:hyperlink r:id="rId26" w:history="1">
+        <w:hyperlink r:id="rId27" w:history="1">
           <w:r>
             <w:rPr>
               <w:rStyle w:val="Hyperlink"/>
@@ -4142,7 +4296,7 @@
           <w:sz w:val="24"/>
           <w:u w:val="single"/>
         </w:rPr>
-        <w:hyperlink r:id="rId26" w:history="1">
+        <w:hyperlink r:id="rId27" w:history="1">
           <w:r>
             <w:rPr>
               <w:rStyle w:val="Hyperlink"/>
@@ -4160,7 +4314,7 @@
           <w:sz w:val="24"/>
           <w:u w:val="single"/>
         </w:rPr>
-        <w:hyperlink r:id="rId26" w:history="1">
+        <w:hyperlink r:id="rId27" w:history="1">
           <w:r>
             <w:rPr>
               <w:rStyle w:val="Hyperlink"/>
@@ -4178,7 +4332,7 @@
           <w:sz w:val="24"/>
           <w:u w:val="single"/>
         </w:rPr>
-        <w:hyperlink r:id="rId26" w:history="1">
+        <w:hyperlink r:id="rId27" w:history="1">
           <w:r>
             <w:rPr>
               <w:rStyle w:val="Hyperlink"/>
@@ -4196,7 +4350,7 @@
           <w:sz w:val="24"/>
           <w:u w:val="single"/>
         </w:rPr>
-        <w:hyperlink r:id="rId26" w:history="1">
+        <w:hyperlink r:id="rId27" w:history="1">
           <w:r>
             <w:rPr>
               <w:rStyle w:val="Hyperlink"/>
@@ -4243,7 +4397,7 @@
           <w:sz w:val="24"/>
           <w:u w:val="single"/>
         </w:rPr>
-        <w:hyperlink r:id="rId26" w:history="1">
+        <w:hyperlink r:id="rId27" w:history="1">
           <w:r>
             <w:rPr>
               <w:rStyle w:val="Hyperlink"/>

--- a/EXPORTS/DOCX/published/niveau3/English/Reinwardt.docx
+++ b/EXPORTS/DOCX/published/niveau3/English/Reinwardt.docx
@@ -408,96 +408,13 @@
       </w:r>
       <w:r>
         <w:rPr>
-          <w:u w:val="single" w:color="0000ff"/>
           <w:rFonts w:ascii="Charis SIL Regular" w:hAnsi="Charis SIL Regular" w:eastAsia="Charis SIL Regular"/>
           <w:b w:val="0"/>
           <w:i w:val="0"/>
           <w:color w:val="000000"/>
           <w:sz w:val="24"/>
         </w:rPr>
-        <w:hyperlink r:id="rId10" w:history="1">
-          <w:r>
-            <w:rPr>
-              <w:rStyle w:val="Hyperlink"/>
-            </w:rPr>
-            <w:t>territory a</w:t>
-          </w:r>
-        </w:hyperlink>
-      </w:r>
-      <w:r>
-        <w:rPr>
-          <w:u w:val="single" w:color="0000ff"/>
-          <w:rFonts w:ascii="Charis SIL Regular" w:hAnsi="Charis SIL Regular" w:eastAsia="Charis SIL Regular"/>
-          <w:b w:val="0"/>
-          <w:i w:val="0"/>
-          <w:color w:val="000000"/>
-          <w:sz w:val="24"/>
-        </w:rPr>
-        <w:hyperlink r:id="rId10" w:history="1">
-          <w:r>
-            <w:rPr>
-              <w:rStyle w:val="Hyperlink"/>
-            </w:rPr>
-            <w:t>n</w:t>
-          </w:r>
-        </w:hyperlink>
-      </w:r>
-      <w:r>
-        <w:rPr>
-          <w:u w:val="single" w:color="0000ff"/>
-          <w:rFonts w:ascii="Charis SIL Regular" w:hAnsi="Charis SIL Regular" w:eastAsia="Charis SIL Regular"/>
-          <w:b w:val="0"/>
-          <w:i w:val="0"/>
-          <w:color w:val="000000"/>
-          <w:sz w:val="24"/>
-        </w:rPr>
-        <w:hyperlink r:id="rId10" w:history="1">
-          <w:r>
-            <w:rPr>
-              <w:rStyle w:val="Hyperlink"/>
-            </w:rPr>
-            <w:t>d</w:t>
-          </w:r>
-        </w:hyperlink>
-      </w:r>
-      <w:r>
-        <w:rPr>
-          <w:u w:val="single" w:color="0000ff"/>
-          <w:rFonts w:ascii="Charis SIL Regular" w:hAnsi="Charis SIL Regular" w:eastAsia="Charis SIL Regular"/>
-          <w:b w:val="0"/>
-          <w:i w:val="0"/>
-          <w:color w:val="000000"/>
-          <w:sz w:val="24"/>
-        </w:rPr>
-        <w:t xml:space="preserve"> </w:t>
-      </w:r>
-      <w:r>
-        <w:rPr>
-          <w:u w:val="single" w:color="0000ff"/>
-          <w:rFonts w:ascii="Charis SIL Regular" w:hAnsi="Charis SIL Regular" w:eastAsia="Charis SIL Regular"/>
-          <w:b w:val="0"/>
-          <w:i w:val="0"/>
-          <w:color w:val="000000"/>
-          <w:sz w:val="24"/>
-        </w:rPr>
-        <w:hyperlink r:id="rId10" w:history="1">
-          <w:r>
-            <w:rPr>
-              <w:rStyle w:val="Hyperlink"/>
-            </w:rPr>
-            <w:t>appointed R</w:t>
-          </w:r>
-        </w:hyperlink>
-      </w:r>
-      <w:r>
-        <w:rPr>
-          <w:rFonts w:ascii="Charis SIL Regular" w:hAnsi="Charis SIL Regular" w:eastAsia="Charis SIL Regular"/>
-          <w:b w:val="0"/>
-          <w:i w:val="0"/>
-          <w:color w:val="000000"/>
-          <w:sz w:val="24"/>
-        </w:rPr>
-        <w:t>einwardt</w:t>
+        <w:t>territory and appointed Reinwardt</w:t>
       </w:r>
       <w:r>
         <w:rPr>
@@ -3349,7 +3266,7 @@
             <w:rPr>
               <w:rStyle w:val="Hyperlink"/>
             </w:rPr>
-            <w:t>www.biografischportaal.nl</w:t>
+            <w:t>www.biografischportaal.n</w:t>
           </w:r>
         </w:hyperlink>
       </w:r>
@@ -3360,25 +3277,13 @@
           <w:i w:val="0"/>
           <w:color w:val="0000FF"/>
           <w:sz w:val="24"/>
-          <w:u w:val="single"/>
-        </w:rPr>
-        <w:t>/</w:t>
-      </w:r>
-      <w:r>
-        <w:rPr>
-          <w:rFonts w:ascii="Charis SIL Regular" w:hAnsi="Charis SIL Regular" w:eastAsia="Charis SIL Regular"/>
-          <w:b w:val="0"/>
-          <w:i w:val="0"/>
-          <w:color w:val="0000FF"/>
-          <w:sz w:val="24"/>
-          <w:u w:val="single"/>
         </w:rPr>
         <w:hyperlink r:id="rId22" w:history="1">
           <w:r>
             <w:rPr>
               <w:rStyle w:val="Hyperlink"/>
             </w:rPr>
-            <w:t>persoon/4045700</w:t>
+            <w:t>l</w:t>
           </w:r>
         </w:hyperlink>
       </w:r>
@@ -3390,7 +3295,25 @@
           <w:color w:val="0000FF"/>
           <w:sz w:val="24"/>
         </w:rPr>
-        <w:t>8</w:t>
+        <w:t>/</w:t>
+      </w:r>
+      <w:r>
+        <w:rPr>
+          <w:rFonts w:ascii="Charis SIL Regular" w:hAnsi="Charis SIL Regular" w:eastAsia="Charis SIL Regular"/>
+          <w:b w:val="0"/>
+          <w:i w:val="0"/>
+          <w:color w:val="0000FF"/>
+          <w:sz w:val="24"/>
+          <w:u w:val="single"/>
+        </w:rPr>
+        <w:hyperlink r:id="rId22" w:history="1">
+          <w:r>
+            <w:rPr>
+              <w:rStyle w:val="Hyperlink"/>
+            </w:rPr>
+            <w:t>persoon/40457008</w:t>
+          </w:r>
+        </w:hyperlink>
       </w:r>
     </w:p>
     <w:p>
@@ -3861,14 +3784,7 @@
           <w:color w:val="000000"/>
           <w:sz w:val="24"/>
         </w:rPr>
-        <w:hyperlink r:id="rId24" w:history="1">
-          <w:r>
-            <w:rPr>
-              <w:rStyle w:val="Hyperlink"/>
-            </w:rPr>
-            <w:t xml:space="preserve">, </w:t>
-          </w:r>
-        </w:hyperlink>
+        <w:t xml:space="preserve">, </w:t>
       </w:r>
       <w:r>
         <w:rPr>
@@ -4425,7 +4341,7 @@
           <w:sz w:val="24"/>
           <w:u w:val="single"/>
         </w:rPr>
-        <w:hyperlink r:id="rId27" w:history="1">
+        <w:hyperlink r:id="rId28" w:history="1">
           <w:r>
             <w:rPr>
               <w:rStyle w:val="Hyperlink"/>
@@ -4454,7 +4370,7 @@
           <w:sz w:val="24"/>
           <w:u w:val="single"/>
         </w:rPr>
-        <w:hyperlink r:id="rId27" w:history="1">
+        <w:hyperlink r:id="rId28" w:history="1">
           <w:r>
             <w:rPr>
               <w:rStyle w:val="Hyperlink"/>
@@ -4642,7 +4558,7 @@
           <w:sz w:val="24"/>
           <w:u w:val="single"/>
         </w:rPr>
-        <w:hyperlink r:id="rId28" w:history="1">
+        <w:hyperlink r:id="rId29" w:history="1">
           <w:r>
             <w:rPr>
               <w:rStyle w:val="Hyperlink"/>
@@ -4671,7 +4587,7 @@
           <w:sz w:val="24"/>
           <w:u w:val="single"/>
         </w:rPr>
-        <w:hyperlink r:id="rId28" w:history="1">
+        <w:hyperlink r:id="rId29" w:history="1">
           <w:r>
             <w:rPr>
               <w:rStyle w:val="Hyperlink"/>
@@ -4779,7 +4695,7 @@
           <w:sz w:val="24"/>
           <w:u w:val="single"/>
         </w:rPr>
-        <w:hyperlink r:id="rId29" w:history="1">
+        <w:hyperlink r:id="rId30" w:history="1">
           <w:r>
             <w:rPr>
               <w:rStyle w:val="Hyperlink"/>
@@ -4797,7 +4713,7 @@
           <w:sz w:val="24"/>
           <w:u w:val="single"/>
         </w:rPr>
-        <w:hyperlink r:id="rId29" w:history="1">
+        <w:hyperlink r:id="rId30" w:history="1">
           <w:r>
             <w:rPr>
               <w:rStyle w:val="Hyperlink"/>
@@ -4905,7 +4821,7 @@
           <w:sz w:val="24"/>
           <w:u w:val="single"/>
         </w:rPr>
-        <w:hyperlink r:id="rId30" w:history="1">
+        <w:hyperlink r:id="rId31" w:history="1">
           <w:r>
             <w:rPr>
               <w:rStyle w:val="Hyperlink"/>
@@ -4934,7 +4850,7 @@
           <w:sz w:val="24"/>
           <w:u w:val="single"/>
         </w:rPr>
-        <w:hyperlink r:id="rId30" w:history="1">
+        <w:hyperlink r:id="rId31" w:history="1">
           <w:r>
             <w:rPr>
               <w:rStyle w:val="Hyperlink"/>

--- a/EXPORTS/DOCX/published/niveau3/English/Reinwardt.docx
+++ b/EXPORTS/DOCX/published/niveau3/English/Reinwardt.docx
@@ -408,13 +408,96 @@
       </w:r>
       <w:r>
         <w:rPr>
+          <w:u w:val="single" w:color="0000ff"/>
           <w:rFonts w:ascii="Charis SIL Regular" w:hAnsi="Charis SIL Regular" w:eastAsia="Charis SIL Regular"/>
           <w:b w:val="0"/>
           <w:i w:val="0"/>
           <w:color w:val="000000"/>
           <w:sz w:val="24"/>
         </w:rPr>
-        <w:t>territory and appointed Reinwardt</w:t>
+        <w:hyperlink r:id="rId10" w:history="1">
+          <w:r>
+            <w:rPr>
+              <w:rStyle w:val="Hyperlink"/>
+            </w:rPr>
+            <w:t>territory a</w:t>
+          </w:r>
+        </w:hyperlink>
+      </w:r>
+      <w:r>
+        <w:rPr>
+          <w:u w:val="single" w:color="0000ff"/>
+          <w:rFonts w:ascii="Charis SIL Regular" w:hAnsi="Charis SIL Regular" w:eastAsia="Charis SIL Regular"/>
+          <w:b w:val="0"/>
+          <w:i w:val="0"/>
+          <w:color w:val="000000"/>
+          <w:sz w:val="24"/>
+        </w:rPr>
+        <w:hyperlink r:id="rId10" w:history="1">
+          <w:r>
+            <w:rPr>
+              <w:rStyle w:val="Hyperlink"/>
+            </w:rPr>
+            <w:t>n</w:t>
+          </w:r>
+        </w:hyperlink>
+      </w:r>
+      <w:r>
+        <w:rPr>
+          <w:u w:val="single" w:color="0000ff"/>
+          <w:rFonts w:ascii="Charis SIL Regular" w:hAnsi="Charis SIL Regular" w:eastAsia="Charis SIL Regular"/>
+          <w:b w:val="0"/>
+          <w:i w:val="0"/>
+          <w:color w:val="000000"/>
+          <w:sz w:val="24"/>
+        </w:rPr>
+        <w:hyperlink r:id="rId10" w:history="1">
+          <w:r>
+            <w:rPr>
+              <w:rStyle w:val="Hyperlink"/>
+            </w:rPr>
+            <w:t>d</w:t>
+          </w:r>
+        </w:hyperlink>
+      </w:r>
+      <w:r>
+        <w:rPr>
+          <w:u w:val="single" w:color="0000ff"/>
+          <w:rFonts w:ascii="Charis SIL Regular" w:hAnsi="Charis SIL Regular" w:eastAsia="Charis SIL Regular"/>
+          <w:b w:val="0"/>
+          <w:i w:val="0"/>
+          <w:color w:val="000000"/>
+          <w:sz w:val="24"/>
+        </w:rPr>
+        <w:t xml:space="preserve"> </w:t>
+      </w:r>
+      <w:r>
+        <w:rPr>
+          <w:u w:val="single" w:color="0000ff"/>
+          <w:rFonts w:ascii="Charis SIL Regular" w:hAnsi="Charis SIL Regular" w:eastAsia="Charis SIL Regular"/>
+          <w:b w:val="0"/>
+          <w:i w:val="0"/>
+          <w:color w:val="000000"/>
+          <w:sz w:val="24"/>
+        </w:rPr>
+        <w:hyperlink r:id="rId10" w:history="1">
+          <w:r>
+            <w:rPr>
+              <w:rStyle w:val="Hyperlink"/>
+            </w:rPr>
+            <w:t>appointed R</w:t>
+          </w:r>
+        </w:hyperlink>
+      </w:r>
+      <w:r>
+        <w:rPr>
+          <w:rFonts w:ascii="Charis SIL Regular" w:hAnsi="Charis SIL Regular" w:eastAsia="Charis SIL Regular"/>
+          <w:b w:val="0"/>
+          <w:i w:val="0"/>
+          <w:color w:val="000000"/>
+          <w:sz w:val="24"/>
+        </w:rPr>
+        <w:t>einwardt</w:t>
       </w:r>
       <w:r>
         <w:rPr>
@@ -3784,7 +3867,14 @@
           <w:color w:val="000000"/>
           <w:sz w:val="24"/>
         </w:rPr>
-        <w:t xml:space="preserve">, </w:t>
+        <w:hyperlink r:id="rId24" w:history="1">
+          <w:r>
+            <w:rPr>
+              <w:rStyle w:val="Hyperlink"/>
+            </w:rPr>
+            <w:t xml:space="preserve">, </w:t>
+          </w:r>
+        </w:hyperlink>
       </w:r>
       <w:r>
         <w:rPr>
@@ -4341,7 +4431,7 @@
           <w:sz w:val="24"/>
           <w:u w:val="single"/>
         </w:rPr>
-        <w:hyperlink r:id="rId28" w:history="1">
+        <w:hyperlink r:id="rId27" w:history="1">
           <w:r>
             <w:rPr>
               <w:rStyle w:val="Hyperlink"/>

--- a/EXPORTS/DOCX/published/niveau3/English/Reinwardt.docx
+++ b/EXPORTS/DOCX/published/niveau3/English/Reinwardt.docx
@@ -2294,7 +2294,7 @@
           <w:sz w:val="24"/>
           <w:u w:val="single"/>
         </w:rPr>
-        <w:t>Scientific research in colonised terr</w:t>
+        <w:t>Scientific research in colonised terri</w:t>
       </w:r>
       <w:r>
         <w:rPr>
@@ -2305,7 +2305,7 @@
           <w:sz w:val="24"/>
           <w:u w:val="single"/>
         </w:rPr>
-        <w:t>i</w:t>
+        <w:t>torie</w:t>
       </w:r>
       <w:r>
         <w:rPr>
@@ -2314,9 +2314,8 @@
           <w:i w:val="0"/>
           <w:color w:val="0000FF"/>
           <w:sz w:val="24"/>
-          <w:u w:val="single"/>
-        </w:rPr>
-        <w:t>tories</w:t>
+        </w:rPr>
+        <w:t>s</w:t>
       </w:r>
       <w:r>
         <w:br/>
@@ -3049,7 +3048,7 @@
           <w:sz w:val="24"/>
           <w:u w:val="single"/>
         </w:rPr>
-        <w:hyperlink r:id="rId18" w:history="1">
+        <w:hyperlink r:id="rId20" w:history="1">
           <w:r>
             <w:rPr>
               <w:rStyle w:val="Hyperlink"/>
@@ -3867,14 +3866,7 @@
           <w:color w:val="000000"/>
           <w:sz w:val="24"/>
         </w:rPr>
-        <w:hyperlink r:id="rId24" w:history="1">
-          <w:r>
-            <w:rPr>
-              <w:rStyle w:val="Hyperlink"/>
-            </w:rPr>
-            <w:t xml:space="preserve">, </w:t>
-          </w:r>
-        </w:hyperlink>
+        <w:t xml:space="preserve">, </w:t>
       </w:r>
       <w:r>
         <w:rPr>
@@ -4431,7 +4423,7 @@
           <w:sz w:val="24"/>
           <w:u w:val="single"/>
         </w:rPr>
-        <w:hyperlink r:id="rId27" w:history="1">
+        <w:hyperlink r:id="rId28" w:history="1">
           <w:r>
             <w:rPr>
               <w:rStyle w:val="Hyperlink"/>

--- a/EXPORTS/DOCX/published/niveau3/English/Reinwardt.docx
+++ b/EXPORTS/DOCX/published/niveau3/English/Reinwardt.docx
@@ -937,25 +937,7 @@
           <w:color w:val="000000"/>
           <w:sz w:val="24"/>
         </w:rPr>
-        <w:t>). During his tra</w:t>
-      </w:r>
-      <w:r>
-        <w:rPr>
-          <w:u w:val="single" w:color="0000ff"/>
-          <w:rFonts w:ascii="Charis SIL Regular" w:hAnsi="Charis SIL Regular" w:eastAsia="Charis SIL Regular"/>
-          <w:b w:val="0"/>
-          <w:i w:val="0"/>
-          <w:color w:val="000000"/>
-          <w:sz w:val="24"/>
-        </w:rPr>
-        <w:hyperlink r:id="rId12" w:history="1">
-          <w:r>
-            <w:rPr>
-              <w:rStyle w:val="Hyperlink"/>
-            </w:rPr>
-            <w:t>vels Reinward</w:t>
-          </w:r>
-        </w:hyperlink>
+        <w:t>). During his travels Reinward</w:t>
       </w:r>
       <w:r>
         <w:rPr>
@@ -2294,7 +2276,7 @@
           <w:sz w:val="24"/>
           <w:u w:val="single"/>
         </w:rPr>
-        <w:t>Scientific research in colonised terri</w:t>
+        <w:t>Scientific research in colonised terr</w:t>
       </w:r>
       <w:r>
         <w:rPr>
@@ -2305,7 +2287,7 @@
           <w:sz w:val="24"/>
           <w:u w:val="single"/>
         </w:rPr>
-        <w:t>torie</w:t>
+        <w:t>i</w:t>
       </w:r>
       <w:r>
         <w:rPr>
@@ -2314,8 +2296,9 @@
           <w:i w:val="0"/>
           <w:color w:val="0000FF"/>
           <w:sz w:val="24"/>
-        </w:rPr>
-        <w:t>s</w:t>
+          <w:u w:val="single"/>
+        </w:rPr>
+        <w:t>tories</w:t>
       </w:r>
       <w:r>
         <w:br/>
@@ -3348,7 +3331,7 @@
             <w:rPr>
               <w:rStyle w:val="Hyperlink"/>
             </w:rPr>
-            <w:t>www.biografischportaal.n</w:t>
+            <w:t>www.biografischportaal.nl</w:t>
           </w:r>
         </w:hyperlink>
       </w:r>
@@ -3359,13 +3342,25 @@
           <w:i w:val="0"/>
           <w:color w:val="0000FF"/>
           <w:sz w:val="24"/>
+          <w:u w:val="single"/>
+        </w:rPr>
+        <w:t>/</w:t>
+      </w:r>
+      <w:r>
+        <w:rPr>
+          <w:rFonts w:ascii="Charis SIL Regular" w:hAnsi="Charis SIL Regular" w:eastAsia="Charis SIL Regular"/>
+          <w:b w:val="0"/>
+          <w:i w:val="0"/>
+          <w:color w:val="0000FF"/>
+          <w:sz w:val="24"/>
+          <w:u w:val="single"/>
         </w:rPr>
         <w:hyperlink r:id="rId22" w:history="1">
           <w:r>
             <w:rPr>
               <w:rStyle w:val="Hyperlink"/>
             </w:rPr>
-            <w:t>l</w:t>
+            <w:t>persoon/4045700</w:t>
           </w:r>
         </w:hyperlink>
       </w:r>
@@ -3377,25 +3372,7 @@
           <w:color w:val="0000FF"/>
           <w:sz w:val="24"/>
         </w:rPr>
-        <w:t>/</w:t>
-      </w:r>
-      <w:r>
-        <w:rPr>
-          <w:rFonts w:ascii="Charis SIL Regular" w:hAnsi="Charis SIL Regular" w:eastAsia="Charis SIL Regular"/>
-          <w:b w:val="0"/>
-          <w:i w:val="0"/>
-          <w:color w:val="0000FF"/>
-          <w:sz w:val="24"/>
-          <w:u w:val="single"/>
-        </w:rPr>
-        <w:hyperlink r:id="rId22" w:history="1">
-          <w:r>
-            <w:rPr>
-              <w:rStyle w:val="Hyperlink"/>
-            </w:rPr>
-            <w:t>persoon/40457008</w:t>
-          </w:r>
-        </w:hyperlink>
+        <w:t>8</w:t>
       </w:r>
     </w:p>
     <w:p>
@@ -3866,7 +3843,14 @@
           <w:color w:val="000000"/>
           <w:sz w:val="24"/>
         </w:rPr>
-        <w:t xml:space="preserve">, </w:t>
+        <w:hyperlink r:id="rId24" w:history="1">
+          <w:r>
+            <w:rPr>
+              <w:rStyle w:val="Hyperlink"/>
+            </w:rPr>
+            <w:t xml:space="preserve">, </w:t>
+          </w:r>
+        </w:hyperlink>
       </w:r>
       <w:r>
         <w:rPr>
@@ -4452,7 +4436,7 @@
           <w:sz w:val="24"/>
           <w:u w:val="single"/>
         </w:rPr>
-        <w:hyperlink r:id="rId28" w:history="1">
+        <w:hyperlink r:id="rId27" w:history="1">
           <w:r>
             <w:rPr>
               <w:rStyle w:val="Hyperlink"/>

--- a/EXPORTS/DOCX/published/niveau3/English/Reinwardt.docx
+++ b/EXPORTS/DOCX/published/niveau3/English/Reinwardt.docx
@@ -215,25 +215,7 @@
           <w:color w:val="000000"/>
           <w:sz w:val="24"/>
         </w:rPr>
-        <w:t>1800 Reinwardt was appointed professor of chemistry, natural histo</w:t>
-      </w:r>
-      <w:r>
-        <w:rPr>
-          <w:u w:val="single" w:color="0000ff"/>
-          <w:rFonts w:ascii="Charis SIL Regular" w:hAnsi="Charis SIL Regular" w:eastAsia="Charis SIL Regular"/>
-          <w:b w:val="0"/>
-          <w:i w:val="0"/>
-          <w:color w:val="000000"/>
-          <w:sz w:val="24"/>
-        </w:rPr>
-        <w:hyperlink r:id="rId9" w:history="1">
-          <w:r>
-            <w:rPr>
-              <w:rStyle w:val="Hyperlink"/>
-            </w:rPr>
-            <w:t>ry and bota</w:t>
-          </w:r>
-        </w:hyperlink>
+        <w:t>1800 Reinwardt was appointed professor of chemistry, natural history and bota</w:t>
       </w:r>
       <w:r>
         <w:rPr>
@@ -937,7 +919,25 @@
           <w:color w:val="000000"/>
           <w:sz w:val="24"/>
         </w:rPr>
-        <w:t>). During his travels Reinward</w:t>
+        <w:t>). During his tra</w:t>
+      </w:r>
+      <w:r>
+        <w:rPr>
+          <w:u w:val="single" w:color="0000ff"/>
+          <w:rFonts w:ascii="Charis SIL Regular" w:hAnsi="Charis SIL Regular" w:eastAsia="Charis SIL Regular"/>
+          <w:b w:val="0"/>
+          <w:i w:val="0"/>
+          <w:color w:val="000000"/>
+          <w:sz w:val="24"/>
+        </w:rPr>
+        <w:hyperlink r:id="rId12" w:history="1">
+          <w:r>
+            <w:rPr>
+              <w:rStyle w:val="Hyperlink"/>
+            </w:rPr>
+            <w:t>vels Reinward</w:t>
+          </w:r>
+        </w:hyperlink>
       </w:r>
       <w:r>
         <w:rPr>
@@ -3331,7 +3331,7 @@
             <w:rPr>
               <w:rStyle w:val="Hyperlink"/>
             </w:rPr>
-            <w:t>www.biografischportaal.nl</w:t>
+            <w:t>www.biografischportaal.n</w:t>
           </w:r>
         </w:hyperlink>
       </w:r>
@@ -3342,25 +3342,13 @@
           <w:i w:val="0"/>
           <w:color w:val="0000FF"/>
           <w:sz w:val="24"/>
-          <w:u w:val="single"/>
-        </w:rPr>
-        <w:t>/</w:t>
-      </w:r>
-      <w:r>
-        <w:rPr>
-          <w:rFonts w:ascii="Charis SIL Regular" w:hAnsi="Charis SIL Regular" w:eastAsia="Charis SIL Regular"/>
-          <w:b w:val="0"/>
-          <w:i w:val="0"/>
-          <w:color w:val="0000FF"/>
-          <w:sz w:val="24"/>
-          <w:u w:val="single"/>
         </w:rPr>
         <w:hyperlink r:id="rId22" w:history="1">
           <w:r>
             <w:rPr>
               <w:rStyle w:val="Hyperlink"/>
             </w:rPr>
-            <w:t>persoon/4045700</w:t>
+            <w:t>l</w:t>
           </w:r>
         </w:hyperlink>
       </w:r>
@@ -3372,7 +3360,25 @@
           <w:color w:val="0000FF"/>
           <w:sz w:val="24"/>
         </w:rPr>
-        <w:t>8</w:t>
+        <w:t>/</w:t>
+      </w:r>
+      <w:r>
+        <w:rPr>
+          <w:rFonts w:ascii="Charis SIL Regular" w:hAnsi="Charis SIL Regular" w:eastAsia="Charis SIL Regular"/>
+          <w:b w:val="0"/>
+          <w:i w:val="0"/>
+          <w:color w:val="0000FF"/>
+          <w:sz w:val="24"/>
+          <w:u w:val="single"/>
+        </w:rPr>
+        <w:hyperlink r:id="rId22" w:history="1">
+          <w:r>
+            <w:rPr>
+              <w:rStyle w:val="Hyperlink"/>
+            </w:rPr>
+            <w:t>persoon/40457008</w:t>
+          </w:r>
+        </w:hyperlink>
       </w:r>
     </w:p>
     <w:p>
@@ -3861,7 +3867,7 @@
           <w:sz w:val="24"/>
           <w:u w:val="single"/>
         </w:rPr>
-        <w:hyperlink r:id="rId25" w:history="1">
+        <w:hyperlink r:id="rId24" w:history="1">
           <w:r>
             <w:rPr>
               <w:rStyle w:val="Hyperlink"/>
@@ -4407,7 +4413,7 @@
           <w:sz w:val="24"/>
           <w:u w:val="single"/>
         </w:rPr>
-        <w:hyperlink r:id="rId28" w:history="1">
+        <w:hyperlink r:id="rId27" w:history="1">
           <w:r>
             <w:rPr>
               <w:rStyle w:val="Hyperlink"/>
@@ -4436,7 +4442,7 @@
           <w:sz w:val="24"/>
           <w:u w:val="single"/>
         </w:rPr>
-        <w:hyperlink r:id="rId27" w:history="1">
+        <w:hyperlink r:id="rId28" w:history="1">
           <w:r>
             <w:rPr>
               <w:rStyle w:val="Hyperlink"/>

--- a/EXPORTS/DOCX/published/niveau3/English/Reinwardt.docx
+++ b/EXPORTS/DOCX/published/niveau3/English/Reinwardt.docx
@@ -215,7 +215,25 @@
           <w:color w:val="000000"/>
           <w:sz w:val="24"/>
         </w:rPr>
-        <w:t>1800 Reinwardt was appointed professor of chemistry, natural history and bota</w:t>
+        <w:t>1800 Reinwardt was appointed professor of chemistry, natural histo</w:t>
+      </w:r>
+      <w:r>
+        <w:rPr>
+          <w:u w:val="single" w:color="0000ff"/>
+          <w:rFonts w:ascii="Charis SIL Regular" w:hAnsi="Charis SIL Regular" w:eastAsia="Charis SIL Regular"/>
+          <w:b w:val="0"/>
+          <w:i w:val="0"/>
+          <w:color w:val="000000"/>
+          <w:sz w:val="24"/>
+        </w:rPr>
+        <w:hyperlink r:id="rId9" w:history="1">
+          <w:r>
+            <w:rPr>
+              <w:rStyle w:val="Hyperlink"/>
+            </w:rPr>
+            <w:t>ry and bota</w:t>
+          </w:r>
+        </w:hyperlink>
       </w:r>
       <w:r>
         <w:rPr>
@@ -1547,6 +1565,7 @@
       </w:r>
       <w:r>
         <w:rPr>
+          <w:u w:val="single" w:color="0000ff"/>
           <w:rFonts w:ascii="Charis SIL Regular" w:hAnsi="Charis SIL Regular" w:eastAsia="Charis SIL Regular"/>
           <w:b w:val="0"/>
           <w:i w:val="0"/>
@@ -1587,9 +1606,19 @@
             <w:rPr>
               <w:rStyle w:val="Hyperlink"/>
             </w:rPr>
-            <w:t xml:space="preserve"> ambi</w:t>
+            <w:t xml:space="preserve"> amb</w:t>
           </w:r>
         </w:hyperlink>
+      </w:r>
+      <w:r>
+        <w:rPr>
+          <w:rFonts w:ascii="Charis SIL Regular" w:hAnsi="Charis SIL Regular" w:eastAsia="Charis SIL Regular"/>
+          <w:b w:val="0"/>
+          <w:i w:val="0"/>
+          <w:color w:val="000000"/>
+          <w:sz w:val="24"/>
+        </w:rPr>
+        <w:t>i</w:t>
       </w:r>
       <w:r>
         <w:rPr>
@@ -3342,15 +3371,9 @@
           <w:i w:val="0"/>
           <w:color w:val="0000FF"/>
           <w:sz w:val="24"/>
-        </w:rPr>
-        <w:hyperlink r:id="rId22" w:history="1">
-          <w:r>
-            <w:rPr>
-              <w:rStyle w:val="Hyperlink"/>
-            </w:rPr>
-            <w:t>l</w:t>
-          </w:r>
-        </w:hyperlink>
+          <w:u w:val="single"/>
+        </w:rPr>
+        <w:t>l</w:t>
       </w:r>
       <w:r>
         <w:rPr>
@@ -3896,7 +3919,7 @@
           <w:sz w:val="24"/>
           <w:u w:val="single"/>
         </w:rPr>
-        <w:hyperlink r:id="rId25" w:history="1">
+        <w:hyperlink r:id="rId24" w:history="1">
           <w:r>
             <w:rPr>
               <w:rStyle w:val="Hyperlink"/>
@@ -4007,7 +4030,7 @@
           <w:sz w:val="24"/>
           <w:u w:val="single"/>
         </w:rPr>
-        <w:hyperlink r:id="rId26" w:history="1">
+        <w:hyperlink r:id="rId25" w:history="1">
           <w:r>
             <w:rPr>
               <w:rStyle w:val="Hyperlink"/>
@@ -4025,7 +4048,7 @@
           <w:sz w:val="24"/>
           <w:u w:val="single"/>
         </w:rPr>
-        <w:hyperlink r:id="rId26" w:history="1">
+        <w:hyperlink r:id="rId25" w:history="1">
           <w:r>
             <w:rPr>
               <w:rStyle w:val="Hyperlink"/>
@@ -4043,7 +4066,7 @@
           <w:sz w:val="24"/>
           <w:u w:val="single"/>
         </w:rPr>
-        <w:hyperlink r:id="rId26" w:history="1">
+        <w:hyperlink r:id="rId25" w:history="1">
           <w:r>
             <w:rPr>
               <w:rStyle w:val="Hyperlink"/>
@@ -4061,7 +4084,7 @@
           <w:sz w:val="24"/>
           <w:u w:val="single"/>
         </w:rPr>
-        <w:hyperlink r:id="rId26" w:history="1">
+        <w:hyperlink r:id="rId25" w:history="1">
           <w:r>
             <w:rPr>
               <w:rStyle w:val="Hyperlink"/>
@@ -4212,7 +4235,7 @@
           <w:sz w:val="24"/>
           <w:u w:val="single"/>
         </w:rPr>
-        <w:hyperlink r:id="rId27" w:history="1">
+        <w:hyperlink r:id="rId26" w:history="1">
           <w:r>
             <w:rPr>
               <w:rStyle w:val="Hyperlink"/>
@@ -4230,7 +4253,7 @@
           <w:sz w:val="24"/>
           <w:u w:val="single"/>
         </w:rPr>
-        <w:hyperlink r:id="rId27" w:history="1">
+        <w:hyperlink r:id="rId26" w:history="1">
           <w:r>
             <w:rPr>
               <w:rStyle w:val="Hyperlink"/>
@@ -4248,7 +4271,7 @@
           <w:sz w:val="24"/>
           <w:u w:val="single"/>
         </w:rPr>
-        <w:hyperlink r:id="rId27" w:history="1">
+        <w:hyperlink r:id="rId26" w:history="1">
           <w:r>
             <w:rPr>
               <w:rStyle w:val="Hyperlink"/>
@@ -4266,7 +4289,7 @@
           <w:sz w:val="24"/>
           <w:u w:val="single"/>
         </w:rPr>
-        <w:hyperlink r:id="rId27" w:history="1">
+        <w:hyperlink r:id="rId26" w:history="1">
           <w:r>
             <w:rPr>
               <w:rStyle w:val="Hyperlink"/>
@@ -4284,7 +4307,7 @@
           <w:sz w:val="24"/>
           <w:u w:val="single"/>
         </w:rPr>
-        <w:hyperlink r:id="rId27" w:history="1">
+        <w:hyperlink r:id="rId26" w:history="1">
           <w:r>
             <w:rPr>
               <w:rStyle w:val="Hyperlink"/>
@@ -4302,7 +4325,7 @@
           <w:sz w:val="24"/>
           <w:u w:val="single"/>
         </w:rPr>
-        <w:hyperlink r:id="rId27" w:history="1">
+        <w:hyperlink r:id="rId26" w:history="1">
           <w:r>
             <w:rPr>
               <w:rStyle w:val="Hyperlink"/>
@@ -4320,7 +4343,7 @@
           <w:sz w:val="24"/>
           <w:u w:val="single"/>
         </w:rPr>
-        <w:hyperlink r:id="rId27" w:history="1">
+        <w:hyperlink r:id="rId26" w:history="1">
           <w:r>
             <w:rPr>
               <w:rStyle w:val="Hyperlink"/>
@@ -4338,7 +4361,7 @@
           <w:sz w:val="24"/>
           <w:u w:val="single"/>
         </w:rPr>
-        <w:hyperlink r:id="rId27" w:history="1">
+        <w:hyperlink r:id="rId26" w:history="1">
           <w:r>
             <w:rPr>
               <w:rStyle w:val="Hyperlink"/>
@@ -4385,7 +4408,7 @@
           <w:sz w:val="24"/>
           <w:u w:val="single"/>
         </w:rPr>
-        <w:hyperlink r:id="rId27" w:history="1">
+        <w:hyperlink r:id="rId26" w:history="1">
           <w:r>
             <w:rPr>
               <w:rStyle w:val="Hyperlink"/>
@@ -4413,7 +4436,7 @@
           <w:sz w:val="24"/>
           <w:u w:val="single"/>
         </w:rPr>
-        <w:hyperlink r:id="rId27" w:history="1">
+        <w:hyperlink r:id="rId26" w:history="1">
           <w:r>
             <w:rPr>
               <w:rStyle w:val="Hyperlink"/>
@@ -4442,7 +4465,7 @@
           <w:sz w:val="24"/>
           <w:u w:val="single"/>
         </w:rPr>
-        <w:hyperlink r:id="rId28" w:history="1">
+        <w:hyperlink r:id="rId27" w:history="1">
           <w:r>
             <w:rPr>
               <w:rStyle w:val="Hyperlink"/>
@@ -4630,7 +4653,7 @@
           <w:sz w:val="24"/>
           <w:u w:val="single"/>
         </w:rPr>
-        <w:hyperlink r:id="rId29" w:history="1">
+        <w:hyperlink r:id="rId28" w:history="1">
           <w:r>
             <w:rPr>
               <w:rStyle w:val="Hyperlink"/>
@@ -4659,7 +4682,7 @@
           <w:sz w:val="24"/>
           <w:u w:val="single"/>
         </w:rPr>
-        <w:hyperlink r:id="rId29" w:history="1">
+        <w:hyperlink r:id="rId28" w:history="1">
           <w:r>
             <w:rPr>
               <w:rStyle w:val="Hyperlink"/>
@@ -4767,7 +4790,7 @@
           <w:sz w:val="24"/>
           <w:u w:val="single"/>
         </w:rPr>
-        <w:hyperlink r:id="rId30" w:history="1">
+        <w:hyperlink r:id="rId29" w:history="1">
           <w:r>
             <w:rPr>
               <w:rStyle w:val="Hyperlink"/>
@@ -4785,7 +4808,7 @@
           <w:sz w:val="24"/>
           <w:u w:val="single"/>
         </w:rPr>
-        <w:hyperlink r:id="rId30" w:history="1">
+        <w:hyperlink r:id="rId29" w:history="1">
           <w:r>
             <w:rPr>
               <w:rStyle w:val="Hyperlink"/>
@@ -4893,7 +4916,7 @@
           <w:sz w:val="24"/>
           <w:u w:val="single"/>
         </w:rPr>
-        <w:hyperlink r:id="rId31" w:history="1">
+        <w:hyperlink r:id="rId30" w:history="1">
           <w:r>
             <w:rPr>
               <w:rStyle w:val="Hyperlink"/>
@@ -4922,7 +4945,7 @@
           <w:sz w:val="24"/>
           <w:u w:val="single"/>
         </w:rPr>
-        <w:hyperlink r:id="rId31" w:history="1">
+        <w:hyperlink r:id="rId30" w:history="1">
           <w:r>
             <w:rPr>
               <w:rStyle w:val="Hyperlink"/>

--- a/EXPORTS/DOCX/published/niveau3/English/Reinwardt.docx
+++ b/EXPORTS/DOCX/published/niveau3/English/Reinwardt.docx
@@ -1565,7 +1565,6 @@
       </w:r>
       <w:r>
         <w:rPr>
-          <w:u w:val="single" w:color="0000ff"/>
           <w:rFonts w:ascii="Charis SIL Regular" w:hAnsi="Charis SIL Regular" w:eastAsia="Charis SIL Regular"/>
           <w:b w:val="0"/>
           <w:i w:val="0"/>
@@ -1606,19 +1605,9 @@
             <w:rPr>
               <w:rStyle w:val="Hyperlink"/>
             </w:rPr>
-            <w:t xml:space="preserve"> amb</w:t>
+            <w:t xml:space="preserve"> ambi</w:t>
           </w:r>
         </w:hyperlink>
-      </w:r>
-      <w:r>
-        <w:rPr>
-          <w:rFonts w:ascii="Charis SIL Regular" w:hAnsi="Charis SIL Regular" w:eastAsia="Charis SIL Regular"/>
-          <w:b w:val="0"/>
-          <w:i w:val="0"/>
-          <w:color w:val="000000"/>
-          <w:sz w:val="24"/>
-        </w:rPr>
-        <w:t>i</w:t>
       </w:r>
       <w:r>
         <w:rPr>
@@ -2305,7 +2294,7 @@
           <w:sz w:val="24"/>
           <w:u w:val="single"/>
         </w:rPr>
-        <w:t>Scientific research in colonised terr</w:t>
+        <w:t>Scientific research in colonised terri</w:t>
       </w:r>
       <w:r>
         <w:rPr>
@@ -2316,7 +2305,7 @@
           <w:sz w:val="24"/>
           <w:u w:val="single"/>
         </w:rPr>
-        <w:t>i</w:t>
+        <w:t>torie</w:t>
       </w:r>
       <w:r>
         <w:rPr>
@@ -2325,9 +2314,8 @@
           <w:i w:val="0"/>
           <w:color w:val="0000FF"/>
           <w:sz w:val="24"/>
-          <w:u w:val="single"/>
-        </w:rPr>
-        <w:t>tories</w:t>
+        </w:rPr>
+        <w:t>s</w:t>
       </w:r>
       <w:r>
         <w:br/>
@@ -3371,9 +3359,15 @@
           <w:i w:val="0"/>
           <w:color w:val="0000FF"/>
           <w:sz w:val="24"/>
-          <w:u w:val="single"/>
-        </w:rPr>
-        <w:t>l</w:t>
+        </w:rPr>
+        <w:hyperlink r:id="rId22" w:history="1">
+          <w:r>
+            <w:rPr>
+              <w:rStyle w:val="Hyperlink"/>
+            </w:rPr>
+            <w:t>l</w:t>
+          </w:r>
+        </w:hyperlink>
       </w:r>
       <w:r>
         <w:rPr>
@@ -3872,14 +3866,7 @@
           <w:color w:val="000000"/>
           <w:sz w:val="24"/>
         </w:rPr>
-        <w:hyperlink r:id="rId24" w:history="1">
-          <w:r>
-            <w:rPr>
-              <w:rStyle w:val="Hyperlink"/>
-            </w:rPr>
-            <w:t xml:space="preserve">, </w:t>
-          </w:r>
-        </w:hyperlink>
+        <w:t xml:space="preserve">, </w:t>
       </w:r>
       <w:r>
         <w:rPr>
@@ -3890,7 +3877,7 @@
           <w:sz w:val="24"/>
           <w:u w:val="single"/>
         </w:rPr>
-        <w:hyperlink r:id="rId24" w:history="1">
+        <w:hyperlink r:id="rId25" w:history="1">
           <w:r>
             <w:rPr>
               <w:rStyle w:val="Hyperlink"/>
@@ -3919,7 +3906,7 @@
           <w:sz w:val="24"/>
           <w:u w:val="single"/>
         </w:rPr>
-        <w:hyperlink r:id="rId24" w:history="1">
+        <w:hyperlink r:id="rId25" w:history="1">
           <w:r>
             <w:rPr>
               <w:rStyle w:val="Hyperlink"/>
@@ -4030,7 +4017,7 @@
           <w:sz w:val="24"/>
           <w:u w:val="single"/>
         </w:rPr>
-        <w:hyperlink r:id="rId25" w:history="1">
+        <w:hyperlink r:id="rId26" w:history="1">
           <w:r>
             <w:rPr>
               <w:rStyle w:val="Hyperlink"/>
@@ -4048,7 +4035,7 @@
           <w:sz w:val="24"/>
           <w:u w:val="single"/>
         </w:rPr>
-        <w:hyperlink r:id="rId25" w:history="1">
+        <w:hyperlink r:id="rId26" w:history="1">
           <w:r>
             <w:rPr>
               <w:rStyle w:val="Hyperlink"/>
@@ -4066,7 +4053,7 @@
           <w:sz w:val="24"/>
           <w:u w:val="single"/>
         </w:rPr>
-        <w:hyperlink r:id="rId25" w:history="1">
+        <w:hyperlink r:id="rId26" w:history="1">
           <w:r>
             <w:rPr>
               <w:rStyle w:val="Hyperlink"/>
@@ -4084,7 +4071,7 @@
           <w:sz w:val="24"/>
           <w:u w:val="single"/>
         </w:rPr>
-        <w:hyperlink r:id="rId25" w:history="1">
+        <w:hyperlink r:id="rId26" w:history="1">
           <w:r>
             <w:rPr>
               <w:rStyle w:val="Hyperlink"/>
@@ -4235,7 +4222,7 @@
           <w:sz w:val="24"/>
           <w:u w:val="single"/>
         </w:rPr>
-        <w:hyperlink r:id="rId26" w:history="1">
+        <w:hyperlink r:id="rId27" w:history="1">
           <w:r>
             <w:rPr>
               <w:rStyle w:val="Hyperlink"/>
@@ -4253,7 +4240,7 @@
           <w:sz w:val="24"/>
           <w:u w:val="single"/>
         </w:rPr>
-        <w:hyperlink r:id="rId26" w:history="1">
+        <w:hyperlink r:id="rId27" w:history="1">
           <w:r>
             <w:rPr>
               <w:rStyle w:val="Hyperlink"/>
@@ -4271,7 +4258,7 @@
           <w:sz w:val="24"/>
           <w:u w:val="single"/>
         </w:rPr>
-        <w:hyperlink r:id="rId26" w:history="1">
+        <w:hyperlink r:id="rId27" w:history="1">
           <w:r>
             <w:rPr>
               <w:rStyle w:val="Hyperlink"/>
@@ -4289,7 +4276,7 @@
           <w:sz w:val="24"/>
           <w:u w:val="single"/>
         </w:rPr>
-        <w:hyperlink r:id="rId26" w:history="1">
+        <w:hyperlink r:id="rId27" w:history="1">
           <w:r>
             <w:rPr>
               <w:rStyle w:val="Hyperlink"/>
@@ -4307,7 +4294,7 @@
           <w:sz w:val="24"/>
           <w:u w:val="single"/>
         </w:rPr>
-        <w:hyperlink r:id="rId26" w:history="1">
+        <w:hyperlink r:id="rId27" w:history="1">
           <w:r>
             <w:rPr>
               <w:rStyle w:val="Hyperlink"/>
@@ -4325,7 +4312,7 @@
           <w:sz w:val="24"/>
           <w:u w:val="single"/>
         </w:rPr>
-        <w:hyperlink r:id="rId26" w:history="1">
+        <w:hyperlink r:id="rId27" w:history="1">
           <w:r>
             <w:rPr>
               <w:rStyle w:val="Hyperlink"/>
@@ -4343,7 +4330,7 @@
           <w:sz w:val="24"/>
           <w:u w:val="single"/>
         </w:rPr>
-        <w:hyperlink r:id="rId26" w:history="1">
+        <w:hyperlink r:id="rId27" w:history="1">
           <w:r>
             <w:rPr>
               <w:rStyle w:val="Hyperlink"/>
@@ -4361,7 +4348,7 @@
           <w:sz w:val="24"/>
           <w:u w:val="single"/>
         </w:rPr>
-        <w:hyperlink r:id="rId26" w:history="1">
+        <w:hyperlink r:id="rId27" w:history="1">
           <w:r>
             <w:rPr>
               <w:rStyle w:val="Hyperlink"/>
@@ -4408,7 +4395,7 @@
           <w:sz w:val="24"/>
           <w:u w:val="single"/>
         </w:rPr>
-        <w:hyperlink r:id="rId26" w:history="1">
+        <w:hyperlink r:id="rId27" w:history="1">
           <w:r>
             <w:rPr>
               <w:rStyle w:val="Hyperlink"/>
@@ -4436,7 +4423,7 @@
           <w:sz w:val="24"/>
           <w:u w:val="single"/>
         </w:rPr>
-        <w:hyperlink r:id="rId26" w:history="1">
+        <w:hyperlink r:id="rId27" w:history="1">
           <w:r>
             <w:rPr>
               <w:rStyle w:val="Hyperlink"/>
@@ -4465,7 +4452,7 @@
           <w:sz w:val="24"/>
           <w:u w:val="single"/>
         </w:rPr>
-        <w:hyperlink r:id="rId27" w:history="1">
+        <w:hyperlink r:id="rId28" w:history="1">
           <w:r>
             <w:rPr>
               <w:rStyle w:val="Hyperlink"/>
@@ -4653,7 +4640,7 @@
           <w:sz w:val="24"/>
           <w:u w:val="single"/>
         </w:rPr>
-        <w:hyperlink r:id="rId28" w:history="1">
+        <w:hyperlink r:id="rId29" w:history="1">
           <w:r>
             <w:rPr>
               <w:rStyle w:val="Hyperlink"/>
@@ -4682,7 +4669,7 @@
           <w:sz w:val="24"/>
           <w:u w:val="single"/>
         </w:rPr>
-        <w:hyperlink r:id="rId28" w:history="1">
+        <w:hyperlink r:id="rId29" w:history="1">
           <w:r>
             <w:rPr>
               <w:rStyle w:val="Hyperlink"/>
@@ -4790,7 +4777,7 @@
           <w:sz w:val="24"/>
           <w:u w:val="single"/>
         </w:rPr>
-        <w:hyperlink r:id="rId29" w:history="1">
+        <w:hyperlink r:id="rId30" w:history="1">
           <w:r>
             <w:rPr>
               <w:rStyle w:val="Hyperlink"/>
@@ -4808,7 +4795,7 @@
           <w:sz w:val="24"/>
           <w:u w:val="single"/>
         </w:rPr>
-        <w:hyperlink r:id="rId29" w:history="1">
+        <w:hyperlink r:id="rId30" w:history="1">
           <w:r>
             <w:rPr>
               <w:rStyle w:val="Hyperlink"/>
@@ -4916,7 +4903,7 @@
           <w:sz w:val="24"/>
           <w:u w:val="single"/>
         </w:rPr>
-        <w:hyperlink r:id="rId30" w:history="1">
+        <w:hyperlink r:id="rId31" w:history="1">
           <w:r>
             <w:rPr>
               <w:rStyle w:val="Hyperlink"/>
@@ -4945,7 +4932,7 @@
           <w:sz w:val="24"/>
           <w:u w:val="single"/>
         </w:rPr>
-        <w:hyperlink r:id="rId30" w:history="1">
+        <w:hyperlink r:id="rId31" w:history="1">
           <w:r>
             <w:rPr>
               <w:rStyle w:val="Hyperlink"/>

--- a/EXPORTS/DOCX/published/niveau3/English/Reinwardt.docx
+++ b/EXPORTS/DOCX/published/niveau3/English/Reinwardt.docx
@@ -215,25 +215,7 @@
           <w:color w:val="000000"/>
           <w:sz w:val="24"/>
         </w:rPr>
-        <w:t>1800 Reinwardt was appointed professor of chemistry, natural histo</w:t>
-      </w:r>
-      <w:r>
-        <w:rPr>
-          <w:u w:val="single" w:color="0000ff"/>
-          <w:rFonts w:ascii="Charis SIL Regular" w:hAnsi="Charis SIL Regular" w:eastAsia="Charis SIL Regular"/>
-          <w:b w:val="0"/>
-          <w:i w:val="0"/>
-          <w:color w:val="000000"/>
-          <w:sz w:val="24"/>
-        </w:rPr>
-        <w:hyperlink r:id="rId9" w:history="1">
-          <w:r>
-            <w:rPr>
-              <w:rStyle w:val="Hyperlink"/>
-            </w:rPr>
-            <w:t>ry and bota</w:t>
-          </w:r>
-        </w:hyperlink>
+        <w:t>1800 Reinwardt was appointed professor of chemistry, natural history and bota</w:t>
       </w:r>
       <w:r>
         <w:rPr>
@@ -2294,7 +2276,7 @@
           <w:sz w:val="24"/>
           <w:u w:val="single"/>
         </w:rPr>
-        <w:t>Scientific research in colonised terri</w:t>
+        <w:t>Scientific research in colonised terr</w:t>
       </w:r>
       <w:r>
         <w:rPr>
@@ -2305,7 +2287,7 @@
           <w:sz w:val="24"/>
           <w:u w:val="single"/>
         </w:rPr>
-        <w:t>torie</w:t>
+        <w:t>i</w:t>
       </w:r>
       <w:r>
         <w:rPr>
@@ -2314,8 +2296,9 @@
           <w:i w:val="0"/>
           <w:color w:val="0000FF"/>
           <w:sz w:val="24"/>
-        </w:rPr>
-        <w:t>s</w:t>
+          <w:u w:val="single"/>
+        </w:rPr>
+        <w:t>tories</w:t>
       </w:r>
       <w:r>
         <w:br/>

--- a/EXPORTS/DOCX/published/niveau3/English/Reinwardt.docx
+++ b/EXPORTS/DOCX/published/niveau3/English/Reinwardt.docx
@@ -215,7 +215,25 @@
           <w:color w:val="000000"/>
           <w:sz w:val="24"/>
         </w:rPr>
-        <w:t>1800 Reinwardt was appointed professor of chemistry, natural history and bota</w:t>
+        <w:t>1800 Reinwardt was appointed professor of chemistry, natural histo</w:t>
+      </w:r>
+      <w:r>
+        <w:rPr>
+          <w:u w:val="single" w:color="0000ff"/>
+          <w:rFonts w:ascii="Charis SIL Regular" w:hAnsi="Charis SIL Regular" w:eastAsia="Charis SIL Regular"/>
+          <w:b w:val="0"/>
+          <w:i w:val="0"/>
+          <w:color w:val="000000"/>
+          <w:sz w:val="24"/>
+        </w:rPr>
+        <w:hyperlink r:id="rId9" w:history="1">
+          <w:r>
+            <w:rPr>
+              <w:rStyle w:val="Hyperlink"/>
+            </w:rPr>
+            <w:t>ry and bota</w:t>
+          </w:r>
+        </w:hyperlink>
       </w:r>
       <w:r>
         <w:rPr>
@@ -1547,6 +1565,7 @@
       </w:r>
       <w:r>
         <w:rPr>
+          <w:u w:val="single" w:color="0000ff"/>
           <w:rFonts w:ascii="Charis SIL Regular" w:hAnsi="Charis SIL Regular" w:eastAsia="Charis SIL Regular"/>
           <w:b w:val="0"/>
           <w:i w:val="0"/>
@@ -1587,9 +1606,19 @@
             <w:rPr>
               <w:rStyle w:val="Hyperlink"/>
             </w:rPr>
-            <w:t xml:space="preserve"> ambi</w:t>
+            <w:t xml:space="preserve"> amb</w:t>
           </w:r>
         </w:hyperlink>
+      </w:r>
+      <w:r>
+        <w:rPr>
+          <w:rFonts w:ascii="Charis SIL Regular" w:hAnsi="Charis SIL Regular" w:eastAsia="Charis SIL Regular"/>
+          <w:b w:val="0"/>
+          <w:i w:val="0"/>
+          <w:color w:val="000000"/>
+          <w:sz w:val="24"/>
+        </w:rPr>
+        <w:t>i</w:t>
       </w:r>
       <w:r>
         <w:rPr>
@@ -3013,7 +3042,7 @@
           <w:sz w:val="24"/>
           <w:u w:val="single"/>
         </w:rPr>
-        <w:hyperlink r:id="rId20" w:history="1">
+        <w:hyperlink r:id="rId18" w:history="1">
           <w:r>
             <w:rPr>
               <w:rStyle w:val="Hyperlink"/>
@@ -3031,7 +3060,7 @@
           <w:sz w:val="24"/>
           <w:u w:val="single"/>
         </w:rPr>
-        <w:hyperlink r:id="rId20" w:history="1">
+        <w:hyperlink r:id="rId18" w:history="1">
           <w:r>
             <w:rPr>
               <w:rStyle w:val="Hyperlink"/>
@@ -3331,7 +3360,7 @@
             <w:rPr>
               <w:rStyle w:val="Hyperlink"/>
             </w:rPr>
-            <w:t>www.biografischportaal.n</w:t>
+            <w:t>www.biografischportaal.nl</w:t>
           </w:r>
         </w:hyperlink>
       </w:r>
@@ -3342,13 +3371,25 @@
           <w:i w:val="0"/>
           <w:color w:val="0000FF"/>
           <w:sz w:val="24"/>
+          <w:u w:val="single"/>
+        </w:rPr>
+        <w:t>/</w:t>
+      </w:r>
+      <w:r>
+        <w:rPr>
+          <w:rFonts w:ascii="Charis SIL Regular" w:hAnsi="Charis SIL Regular" w:eastAsia="Charis SIL Regular"/>
+          <w:b w:val="0"/>
+          <w:i w:val="0"/>
+          <w:color w:val="0000FF"/>
+          <w:sz w:val="24"/>
+          <w:u w:val="single"/>
         </w:rPr>
         <w:hyperlink r:id="rId22" w:history="1">
           <w:r>
             <w:rPr>
               <w:rStyle w:val="Hyperlink"/>
             </w:rPr>
-            <w:t>l</w:t>
+            <w:t>persoon/4045700</w:t>
           </w:r>
         </w:hyperlink>
       </w:r>
@@ -3360,25 +3401,7 @@
           <w:color w:val="0000FF"/>
           <w:sz w:val="24"/>
         </w:rPr>
-        <w:t>/</w:t>
-      </w:r>
-      <w:r>
-        <w:rPr>
-          <w:rFonts w:ascii="Charis SIL Regular" w:hAnsi="Charis SIL Regular" w:eastAsia="Charis SIL Regular"/>
-          <w:b w:val="0"/>
-          <w:i w:val="0"/>
-          <w:color w:val="0000FF"/>
-          <w:sz w:val="24"/>
-          <w:u w:val="single"/>
-        </w:rPr>
-        <w:hyperlink r:id="rId22" w:history="1">
-          <w:r>
-            <w:rPr>
-              <w:rStyle w:val="Hyperlink"/>
-            </w:rPr>
-            <w:t>persoon/40457008</w:t>
-          </w:r>
-        </w:hyperlink>
+        <w:t>8</w:t>
       </w:r>
     </w:p>
     <w:p>
@@ -3849,7 +3872,14 @@
           <w:color w:val="000000"/>
           <w:sz w:val="24"/>
         </w:rPr>
-        <w:t xml:space="preserve">, </w:t>
+        <w:hyperlink r:id="rId24" w:history="1">
+          <w:r>
+            <w:rPr>
+              <w:rStyle w:val="Hyperlink"/>
+            </w:rPr>
+            <w:t xml:space="preserve">, </w:t>
+          </w:r>
+        </w:hyperlink>
       </w:r>
       <w:r>
         <w:rPr>
@@ -3860,7 +3890,7 @@
           <w:sz w:val="24"/>
           <w:u w:val="single"/>
         </w:rPr>
-        <w:hyperlink r:id="rId25" w:history="1">
+        <w:hyperlink r:id="rId24" w:history="1">
           <w:r>
             <w:rPr>
               <w:rStyle w:val="Hyperlink"/>
@@ -3889,7 +3919,7 @@
           <w:sz w:val="24"/>
           <w:u w:val="single"/>
         </w:rPr>
-        <w:hyperlink r:id="rId25" w:history="1">
+        <w:hyperlink r:id="rId24" w:history="1">
           <w:r>
             <w:rPr>
               <w:rStyle w:val="Hyperlink"/>
@@ -4000,7 +4030,7 @@
           <w:sz w:val="24"/>
           <w:u w:val="single"/>
         </w:rPr>
-        <w:hyperlink r:id="rId26" w:history="1">
+        <w:hyperlink r:id="rId25" w:history="1">
           <w:r>
             <w:rPr>
               <w:rStyle w:val="Hyperlink"/>
@@ -4018,7 +4048,7 @@
           <w:sz w:val="24"/>
           <w:u w:val="single"/>
         </w:rPr>
-        <w:hyperlink r:id="rId26" w:history="1">
+        <w:hyperlink r:id="rId25" w:history="1">
           <w:r>
             <w:rPr>
               <w:rStyle w:val="Hyperlink"/>
@@ -4036,7 +4066,7 @@
           <w:sz w:val="24"/>
           <w:u w:val="single"/>
         </w:rPr>
-        <w:hyperlink r:id="rId26" w:history="1">
+        <w:hyperlink r:id="rId25" w:history="1">
           <w:r>
             <w:rPr>
               <w:rStyle w:val="Hyperlink"/>
@@ -4054,7 +4084,7 @@
           <w:sz w:val="24"/>
           <w:u w:val="single"/>
         </w:rPr>
-        <w:hyperlink r:id="rId26" w:history="1">
+        <w:hyperlink r:id="rId25" w:history="1">
           <w:r>
             <w:rPr>
               <w:rStyle w:val="Hyperlink"/>
@@ -4205,7 +4235,7 @@
           <w:sz w:val="24"/>
           <w:u w:val="single"/>
         </w:rPr>
-        <w:hyperlink r:id="rId27" w:history="1">
+        <w:hyperlink r:id="rId26" w:history="1">
           <w:r>
             <w:rPr>
               <w:rStyle w:val="Hyperlink"/>
@@ -4223,7 +4253,7 @@
           <w:sz w:val="24"/>
           <w:u w:val="single"/>
         </w:rPr>
-        <w:hyperlink r:id="rId27" w:history="1">
+        <w:hyperlink r:id="rId26" w:history="1">
           <w:r>
             <w:rPr>
               <w:rStyle w:val="Hyperlink"/>
@@ -4241,7 +4271,7 @@
           <w:sz w:val="24"/>
           <w:u w:val="single"/>
         </w:rPr>
-        <w:hyperlink r:id="rId27" w:history="1">
+        <w:hyperlink r:id="rId26" w:history="1">
           <w:r>
             <w:rPr>
               <w:rStyle w:val="Hyperlink"/>
@@ -4259,7 +4289,7 @@
           <w:sz w:val="24"/>
           <w:u w:val="single"/>
         </w:rPr>
-        <w:hyperlink r:id="rId27" w:history="1">
+        <w:hyperlink r:id="rId26" w:history="1">
           <w:r>
             <w:rPr>
               <w:rStyle w:val="Hyperlink"/>
@@ -4277,7 +4307,7 @@
           <w:sz w:val="24"/>
           <w:u w:val="single"/>
         </w:rPr>
-        <w:hyperlink r:id="rId27" w:history="1">
+        <w:hyperlink r:id="rId26" w:history="1">
           <w:r>
             <w:rPr>
               <w:rStyle w:val="Hyperlink"/>
@@ -4295,7 +4325,7 @@
           <w:sz w:val="24"/>
           <w:u w:val="single"/>
         </w:rPr>
-        <w:hyperlink r:id="rId27" w:history="1">
+        <w:hyperlink r:id="rId26" w:history="1">
           <w:r>
             <w:rPr>
               <w:rStyle w:val="Hyperlink"/>
@@ -4313,7 +4343,7 @@
           <w:sz w:val="24"/>
           <w:u w:val="single"/>
         </w:rPr>
-        <w:hyperlink r:id="rId27" w:history="1">
+        <w:hyperlink r:id="rId26" w:history="1">
           <w:r>
             <w:rPr>
               <w:rStyle w:val="Hyperlink"/>
@@ -4331,7 +4361,7 @@
           <w:sz w:val="24"/>
           <w:u w:val="single"/>
         </w:rPr>
-        <w:hyperlink r:id="rId27" w:history="1">
+        <w:hyperlink r:id="rId26" w:history="1">
           <w:r>
             <w:rPr>
               <w:rStyle w:val="Hyperlink"/>
@@ -4378,7 +4408,7 @@
           <w:sz w:val="24"/>
           <w:u w:val="single"/>
         </w:rPr>
-        <w:hyperlink r:id="rId27" w:history="1">
+        <w:hyperlink r:id="rId26" w:history="1">
           <w:r>
             <w:rPr>
               <w:rStyle w:val="Hyperlink"/>
@@ -4406,7 +4436,7 @@
           <w:sz w:val="24"/>
           <w:u w:val="single"/>
         </w:rPr>
-        <w:hyperlink r:id="rId27" w:history="1">
+        <w:hyperlink r:id="rId26" w:history="1">
           <w:r>
             <w:rPr>
               <w:rStyle w:val="Hyperlink"/>
@@ -4435,7 +4465,7 @@
           <w:sz w:val="24"/>
           <w:u w:val="single"/>
         </w:rPr>
-        <w:hyperlink r:id="rId28" w:history="1">
+        <w:hyperlink r:id="rId26" w:history="1">
           <w:r>
             <w:rPr>
               <w:rStyle w:val="Hyperlink"/>
@@ -4623,7 +4653,7 @@
           <w:sz w:val="24"/>
           <w:u w:val="single"/>
         </w:rPr>
-        <w:hyperlink r:id="rId29" w:history="1">
+        <w:hyperlink r:id="rId27" w:history="1">
           <w:r>
             <w:rPr>
               <w:rStyle w:val="Hyperlink"/>
@@ -4652,7 +4682,7 @@
           <w:sz w:val="24"/>
           <w:u w:val="single"/>
         </w:rPr>
-        <w:hyperlink r:id="rId29" w:history="1">
+        <w:hyperlink r:id="rId27" w:history="1">
           <w:r>
             <w:rPr>
               <w:rStyle w:val="Hyperlink"/>
@@ -4760,7 +4790,7 @@
           <w:sz w:val="24"/>
           <w:u w:val="single"/>
         </w:rPr>
-        <w:hyperlink r:id="rId30" w:history="1">
+        <w:hyperlink r:id="rId28" w:history="1">
           <w:r>
             <w:rPr>
               <w:rStyle w:val="Hyperlink"/>
@@ -4778,7 +4808,7 @@
           <w:sz w:val="24"/>
           <w:u w:val="single"/>
         </w:rPr>
-        <w:hyperlink r:id="rId30" w:history="1">
+        <w:hyperlink r:id="rId28" w:history="1">
           <w:r>
             <w:rPr>
               <w:rStyle w:val="Hyperlink"/>
@@ -4886,7 +4916,7 @@
           <w:sz w:val="24"/>
           <w:u w:val="single"/>
         </w:rPr>
-        <w:hyperlink r:id="rId31" w:history="1">
+        <w:hyperlink r:id="rId29" w:history="1">
           <w:r>
             <w:rPr>
               <w:rStyle w:val="Hyperlink"/>
@@ -4915,7 +4945,7 @@
           <w:sz w:val="24"/>
           <w:u w:val="single"/>
         </w:rPr>
-        <w:hyperlink r:id="rId31" w:history="1">
+        <w:hyperlink r:id="rId29" w:history="1">
           <w:r>
             <w:rPr>
               <w:rStyle w:val="Hyperlink"/>

--- a/EXPORTS/DOCX/published/niveau3/English/Reinwardt.docx
+++ b/EXPORTS/DOCX/published/niveau3/English/Reinwardt.docx
@@ -1565,7 +1565,6 @@
       </w:r>
       <w:r>
         <w:rPr>
-          <w:u w:val="single" w:color="0000ff"/>
           <w:rFonts w:ascii="Charis SIL Regular" w:hAnsi="Charis SIL Regular" w:eastAsia="Charis SIL Regular"/>
           <w:b w:val="0"/>
           <w:i w:val="0"/>
@@ -1606,19 +1605,9 @@
             <w:rPr>
               <w:rStyle w:val="Hyperlink"/>
             </w:rPr>
-            <w:t xml:space="preserve"> amb</w:t>
+            <w:t xml:space="preserve"> ambi</w:t>
           </w:r>
         </w:hyperlink>
-      </w:r>
-      <w:r>
-        <w:rPr>
-          <w:rFonts w:ascii="Charis SIL Regular" w:hAnsi="Charis SIL Regular" w:eastAsia="Charis SIL Regular"/>
-          <w:b w:val="0"/>
-          <w:i w:val="0"/>
-          <w:color w:val="000000"/>
-          <w:sz w:val="24"/>
-        </w:rPr>
-        <w:t>i</w:t>
       </w:r>
       <w:r>
         <w:rPr>
@@ -3042,7 +3031,7 @@
           <w:sz w:val="24"/>
           <w:u w:val="single"/>
         </w:rPr>
-        <w:hyperlink r:id="rId18" w:history="1">
+        <w:hyperlink r:id="rId20" w:history="1">
           <w:r>
             <w:rPr>
               <w:rStyle w:val="Hyperlink"/>
@@ -3060,7 +3049,7 @@
           <w:sz w:val="24"/>
           <w:u w:val="single"/>
         </w:rPr>
-        <w:hyperlink r:id="rId18" w:history="1">
+        <w:hyperlink r:id="rId20" w:history="1">
           <w:r>
             <w:rPr>
               <w:rStyle w:val="Hyperlink"/>
@@ -3890,7 +3879,7 @@
           <w:sz w:val="24"/>
           <w:u w:val="single"/>
         </w:rPr>
-        <w:hyperlink r:id="rId24" w:history="1">
+        <w:hyperlink r:id="rId25" w:history="1">
           <w:r>
             <w:rPr>
               <w:rStyle w:val="Hyperlink"/>
@@ -3919,7 +3908,7 @@
           <w:sz w:val="24"/>
           <w:u w:val="single"/>
         </w:rPr>
-        <w:hyperlink r:id="rId24" w:history="1">
+        <w:hyperlink r:id="rId25" w:history="1">
           <w:r>
             <w:rPr>
               <w:rStyle w:val="Hyperlink"/>
@@ -4030,7 +4019,7 @@
           <w:sz w:val="24"/>
           <w:u w:val="single"/>
         </w:rPr>
-        <w:hyperlink r:id="rId25" w:history="1">
+        <w:hyperlink r:id="rId26" w:history="1">
           <w:r>
             <w:rPr>
               <w:rStyle w:val="Hyperlink"/>
@@ -4048,7 +4037,7 @@
           <w:sz w:val="24"/>
           <w:u w:val="single"/>
         </w:rPr>
-        <w:hyperlink r:id="rId25" w:history="1">
+        <w:hyperlink r:id="rId26" w:history="1">
           <w:r>
             <w:rPr>
               <w:rStyle w:val="Hyperlink"/>
@@ -4066,7 +4055,7 @@
           <w:sz w:val="24"/>
           <w:u w:val="single"/>
         </w:rPr>
-        <w:hyperlink r:id="rId25" w:history="1">
+        <w:hyperlink r:id="rId26" w:history="1">
           <w:r>
             <w:rPr>
               <w:rStyle w:val="Hyperlink"/>
@@ -4084,7 +4073,7 @@
           <w:sz w:val="24"/>
           <w:u w:val="single"/>
         </w:rPr>
-        <w:hyperlink r:id="rId25" w:history="1">
+        <w:hyperlink r:id="rId26" w:history="1">
           <w:r>
             <w:rPr>
               <w:rStyle w:val="Hyperlink"/>
@@ -4235,7 +4224,7 @@
           <w:sz w:val="24"/>
           <w:u w:val="single"/>
         </w:rPr>
-        <w:hyperlink r:id="rId26" w:history="1">
+        <w:hyperlink r:id="rId27" w:history="1">
           <w:r>
             <w:rPr>
               <w:rStyle w:val="Hyperlink"/>
@@ -4253,7 +4242,7 @@
           <w:sz w:val="24"/>
           <w:u w:val="single"/>
         </w:rPr>
-        <w:hyperlink r:id="rId26" w:history="1">
+        <w:hyperlink r:id="rId27" w:history="1">
           <w:r>
             <w:rPr>
               <w:rStyle w:val="Hyperlink"/>
@@ -4271,7 +4260,7 @@
           <w:sz w:val="24"/>
           <w:u w:val="single"/>
         </w:rPr>
-        <w:hyperlink r:id="rId26" w:history="1">
+        <w:hyperlink r:id="rId27" w:history="1">
           <w:r>
             <w:rPr>
               <w:rStyle w:val="Hyperlink"/>
@@ -4289,7 +4278,7 @@
           <w:sz w:val="24"/>
           <w:u w:val="single"/>
         </w:rPr>
-        <w:hyperlink r:id="rId26" w:history="1">
+        <w:hyperlink r:id="rId27" w:history="1">
           <w:r>
             <w:rPr>
               <w:rStyle w:val="Hyperlink"/>
@@ -4307,7 +4296,7 @@
           <w:sz w:val="24"/>
           <w:u w:val="single"/>
         </w:rPr>
-        <w:hyperlink r:id="rId26" w:history="1">
+        <w:hyperlink r:id="rId27" w:history="1">
           <w:r>
             <w:rPr>
               <w:rStyle w:val="Hyperlink"/>
@@ -4325,7 +4314,7 @@
           <w:sz w:val="24"/>
           <w:u w:val="single"/>
         </w:rPr>
-        <w:hyperlink r:id="rId26" w:history="1">
+        <w:hyperlink r:id="rId27" w:history="1">
           <w:r>
             <w:rPr>
               <w:rStyle w:val="Hyperlink"/>
@@ -4343,7 +4332,7 @@
           <w:sz w:val="24"/>
           <w:u w:val="single"/>
         </w:rPr>
-        <w:hyperlink r:id="rId26" w:history="1">
+        <w:hyperlink r:id="rId27" w:history="1">
           <w:r>
             <w:rPr>
               <w:rStyle w:val="Hyperlink"/>
@@ -4361,7 +4350,7 @@
           <w:sz w:val="24"/>
           <w:u w:val="single"/>
         </w:rPr>
-        <w:hyperlink r:id="rId26" w:history="1">
+        <w:hyperlink r:id="rId27" w:history="1">
           <w:r>
             <w:rPr>
               <w:rStyle w:val="Hyperlink"/>
@@ -4408,7 +4397,7 @@
           <w:sz w:val="24"/>
           <w:u w:val="single"/>
         </w:rPr>
-        <w:hyperlink r:id="rId26" w:history="1">
+        <w:hyperlink r:id="rId27" w:history="1">
           <w:r>
             <w:rPr>
               <w:rStyle w:val="Hyperlink"/>
@@ -4436,7 +4425,7 @@
           <w:sz w:val="24"/>
           <w:u w:val="single"/>
         </w:rPr>
-        <w:hyperlink r:id="rId26" w:history="1">
+        <w:hyperlink r:id="rId27" w:history="1">
           <w:r>
             <w:rPr>
               <w:rStyle w:val="Hyperlink"/>
@@ -4465,7 +4454,7 @@
           <w:sz w:val="24"/>
           <w:u w:val="single"/>
         </w:rPr>
-        <w:hyperlink r:id="rId26" w:history="1">
+        <w:hyperlink r:id="rId27" w:history="1">
           <w:r>
             <w:rPr>
               <w:rStyle w:val="Hyperlink"/>
@@ -4653,7 +4642,7 @@
           <w:sz w:val="24"/>
           <w:u w:val="single"/>
         </w:rPr>
-        <w:hyperlink r:id="rId27" w:history="1">
+        <w:hyperlink r:id="rId28" w:history="1">
           <w:r>
             <w:rPr>
               <w:rStyle w:val="Hyperlink"/>
@@ -4682,7 +4671,7 @@
           <w:sz w:val="24"/>
           <w:u w:val="single"/>
         </w:rPr>
-        <w:hyperlink r:id="rId27" w:history="1">
+        <w:hyperlink r:id="rId28" w:history="1">
           <w:r>
             <w:rPr>
               <w:rStyle w:val="Hyperlink"/>
@@ -4790,7 +4779,7 @@
           <w:sz w:val="24"/>
           <w:u w:val="single"/>
         </w:rPr>
-        <w:hyperlink r:id="rId28" w:history="1">
+        <w:hyperlink r:id="rId29" w:history="1">
           <w:r>
             <w:rPr>
               <w:rStyle w:val="Hyperlink"/>
@@ -4808,7 +4797,7 @@
           <w:sz w:val="24"/>
           <w:u w:val="single"/>
         </w:rPr>
-        <w:hyperlink r:id="rId28" w:history="1">
+        <w:hyperlink r:id="rId29" w:history="1">
           <w:r>
             <w:rPr>
               <w:rStyle w:val="Hyperlink"/>
@@ -4916,7 +4905,7 @@
           <w:sz w:val="24"/>
           <w:u w:val="single"/>
         </w:rPr>
-        <w:hyperlink r:id="rId29" w:history="1">
+        <w:hyperlink r:id="rId30" w:history="1">
           <w:r>
             <w:rPr>
               <w:rStyle w:val="Hyperlink"/>
@@ -4945,7 +4934,7 @@
           <w:sz w:val="24"/>
           <w:u w:val="single"/>
         </w:rPr>
-        <w:hyperlink r:id="rId29" w:history="1">
+        <w:hyperlink r:id="rId30" w:history="1">
           <w:r>
             <w:rPr>
               <w:rStyle w:val="Hyperlink"/>

--- a/EXPORTS/DOCX/published/niveau3/English/Reinwardt.docx
+++ b/EXPORTS/DOCX/published/niveau3/English/Reinwardt.docx
@@ -1565,6 +1565,7 @@
       </w:r>
       <w:r>
         <w:rPr>
+          <w:u w:val="single" w:color="0000ff"/>
           <w:rFonts w:ascii="Charis SIL Regular" w:hAnsi="Charis SIL Regular" w:eastAsia="Charis SIL Regular"/>
           <w:b w:val="0"/>
           <w:i w:val="0"/>
@@ -1605,9 +1606,19 @@
             <w:rPr>
               <w:rStyle w:val="Hyperlink"/>
             </w:rPr>
-            <w:t xml:space="preserve"> ambi</w:t>
+            <w:t xml:space="preserve"> amb</w:t>
           </w:r>
         </w:hyperlink>
+      </w:r>
+      <w:r>
+        <w:rPr>
+          <w:rFonts w:ascii="Charis SIL Regular" w:hAnsi="Charis SIL Regular" w:eastAsia="Charis SIL Regular"/>
+          <w:b w:val="0"/>
+          <w:i w:val="0"/>
+          <w:color w:val="000000"/>
+          <w:sz w:val="24"/>
+        </w:rPr>
+        <w:t>i</w:t>
       </w:r>
       <w:r>
         <w:rPr>
@@ -3349,7 +3360,7 @@
             <w:rPr>
               <w:rStyle w:val="Hyperlink"/>
             </w:rPr>
-            <w:t>www.biografischportaal.nl</w:t>
+            <w:t>www.biografischportaal.n</w:t>
           </w:r>
         </w:hyperlink>
       </w:r>
@@ -3360,25 +3371,13 @@
           <w:i w:val="0"/>
           <w:color w:val="0000FF"/>
           <w:sz w:val="24"/>
-          <w:u w:val="single"/>
-        </w:rPr>
-        <w:t>/</w:t>
-      </w:r>
-      <w:r>
-        <w:rPr>
-          <w:rFonts w:ascii="Charis SIL Regular" w:hAnsi="Charis SIL Regular" w:eastAsia="Charis SIL Regular"/>
-          <w:b w:val="0"/>
-          <w:i w:val="0"/>
-          <w:color w:val="0000FF"/>
-          <w:sz w:val="24"/>
-          <w:u w:val="single"/>
         </w:rPr>
         <w:hyperlink r:id="rId22" w:history="1">
           <w:r>
             <w:rPr>
               <w:rStyle w:val="Hyperlink"/>
             </w:rPr>
-            <w:t>persoon/4045700</w:t>
+            <w:t>l</w:t>
           </w:r>
         </w:hyperlink>
       </w:r>
@@ -3390,7 +3389,25 @@
           <w:color w:val="0000FF"/>
           <w:sz w:val="24"/>
         </w:rPr>
-        <w:t>8</w:t>
+        <w:t>/</w:t>
+      </w:r>
+      <w:r>
+        <w:rPr>
+          <w:rFonts w:ascii="Charis SIL Regular" w:hAnsi="Charis SIL Regular" w:eastAsia="Charis SIL Regular"/>
+          <w:b w:val="0"/>
+          <w:i w:val="0"/>
+          <w:color w:val="0000FF"/>
+          <w:sz w:val="24"/>
+          <w:u w:val="single"/>
+        </w:rPr>
+        <w:hyperlink r:id="rId22" w:history="1">
+          <w:r>
+            <w:rPr>
+              <w:rStyle w:val="Hyperlink"/>
+            </w:rPr>
+            <w:t>persoon/40457008</w:t>
+          </w:r>
+        </w:hyperlink>
       </w:r>
     </w:p>
     <w:p>
@@ -3879,7 +3896,7 @@
           <w:sz w:val="24"/>
           <w:u w:val="single"/>
         </w:rPr>
-        <w:hyperlink r:id="rId25" w:history="1">
+        <w:hyperlink r:id="rId24" w:history="1">
           <w:r>
             <w:rPr>
               <w:rStyle w:val="Hyperlink"/>
@@ -3908,7 +3925,7 @@
           <w:sz w:val="24"/>
           <w:u w:val="single"/>
         </w:rPr>
-        <w:hyperlink r:id="rId25" w:history="1">
+        <w:hyperlink r:id="rId24" w:history="1">
           <w:r>
             <w:rPr>
               <w:rStyle w:val="Hyperlink"/>
@@ -4019,7 +4036,7 @@
           <w:sz w:val="24"/>
           <w:u w:val="single"/>
         </w:rPr>
-        <w:hyperlink r:id="rId26" w:history="1">
+        <w:hyperlink r:id="rId25" w:history="1">
           <w:r>
             <w:rPr>
               <w:rStyle w:val="Hyperlink"/>
@@ -4037,7 +4054,7 @@
           <w:sz w:val="24"/>
           <w:u w:val="single"/>
         </w:rPr>
-        <w:hyperlink r:id="rId26" w:history="1">
+        <w:hyperlink r:id="rId25" w:history="1">
           <w:r>
             <w:rPr>
               <w:rStyle w:val="Hyperlink"/>
@@ -4055,7 +4072,7 @@
           <w:sz w:val="24"/>
           <w:u w:val="single"/>
         </w:rPr>
-        <w:hyperlink r:id="rId26" w:history="1">
+        <w:hyperlink r:id="rId25" w:history="1">
           <w:r>
             <w:rPr>
               <w:rStyle w:val="Hyperlink"/>
@@ -4073,7 +4090,7 @@
           <w:sz w:val="24"/>
           <w:u w:val="single"/>
         </w:rPr>
-        <w:hyperlink r:id="rId26" w:history="1">
+        <w:hyperlink r:id="rId25" w:history="1">
           <w:r>
             <w:rPr>
               <w:rStyle w:val="Hyperlink"/>
@@ -4224,7 +4241,7 @@
           <w:sz w:val="24"/>
           <w:u w:val="single"/>
         </w:rPr>
-        <w:hyperlink r:id="rId27" w:history="1">
+        <w:hyperlink r:id="rId26" w:history="1">
           <w:r>
             <w:rPr>
               <w:rStyle w:val="Hyperlink"/>
@@ -4242,7 +4259,7 @@
           <w:sz w:val="24"/>
           <w:u w:val="single"/>
         </w:rPr>
-        <w:hyperlink r:id="rId27" w:history="1">
+        <w:hyperlink r:id="rId26" w:history="1">
           <w:r>
             <w:rPr>
               <w:rStyle w:val="Hyperlink"/>
@@ -4260,7 +4277,7 @@
           <w:sz w:val="24"/>
           <w:u w:val="single"/>
         </w:rPr>
-        <w:hyperlink r:id="rId27" w:history="1">
+        <w:hyperlink r:id="rId26" w:history="1">
           <w:r>
             <w:rPr>
               <w:rStyle w:val="Hyperlink"/>
@@ -4278,7 +4295,7 @@
           <w:sz w:val="24"/>
           <w:u w:val="single"/>
         </w:rPr>
-        <w:hyperlink r:id="rId27" w:history="1">
+        <w:hyperlink r:id="rId26" w:history="1">
           <w:r>
             <w:rPr>
               <w:rStyle w:val="Hyperlink"/>
@@ -4296,7 +4313,7 @@
           <w:sz w:val="24"/>
           <w:u w:val="single"/>
         </w:rPr>
-        <w:hyperlink r:id="rId27" w:history="1">
+        <w:hyperlink r:id="rId26" w:history="1">
           <w:r>
             <w:rPr>
               <w:rStyle w:val="Hyperlink"/>
@@ -4314,7 +4331,7 @@
           <w:sz w:val="24"/>
           <w:u w:val="single"/>
         </w:rPr>
-        <w:hyperlink r:id="rId27" w:history="1">
+        <w:hyperlink r:id="rId26" w:history="1">
           <w:r>
             <w:rPr>
               <w:rStyle w:val="Hyperlink"/>
@@ -4332,7 +4349,7 @@
           <w:sz w:val="24"/>
           <w:u w:val="single"/>
         </w:rPr>
-        <w:hyperlink r:id="rId27" w:history="1">
+        <w:hyperlink r:id="rId26" w:history="1">
           <w:r>
             <w:rPr>
               <w:rStyle w:val="Hyperlink"/>
@@ -4350,7 +4367,7 @@
           <w:sz w:val="24"/>
           <w:u w:val="single"/>
         </w:rPr>
-        <w:hyperlink r:id="rId27" w:history="1">
+        <w:hyperlink r:id="rId26" w:history="1">
           <w:r>
             <w:rPr>
               <w:rStyle w:val="Hyperlink"/>
@@ -4397,7 +4414,7 @@
           <w:sz w:val="24"/>
           <w:u w:val="single"/>
         </w:rPr>
-        <w:hyperlink r:id="rId27" w:history="1">
+        <w:hyperlink r:id="rId26" w:history="1">
           <w:r>
             <w:rPr>
               <w:rStyle w:val="Hyperlink"/>

--- a/EXPORTS/DOCX/published/niveau3/English/Reinwardt.docx
+++ b/EXPORTS/DOCX/published/niveau3/English/Reinwardt.docx
@@ -215,25 +215,7 @@
           <w:color w:val="000000"/>
           <w:sz w:val="24"/>
         </w:rPr>
-        <w:t>1800 Reinwardt was appointed professor of chemistry, natural histo</w:t>
-      </w:r>
-      <w:r>
-        <w:rPr>
-          <w:u w:val="single" w:color="0000ff"/>
-          <w:rFonts w:ascii="Charis SIL Regular" w:hAnsi="Charis SIL Regular" w:eastAsia="Charis SIL Regular"/>
-          <w:b w:val="0"/>
-          <w:i w:val="0"/>
-          <w:color w:val="000000"/>
-          <w:sz w:val="24"/>
-        </w:rPr>
-        <w:hyperlink r:id="rId9" w:history="1">
-          <w:r>
-            <w:rPr>
-              <w:rStyle w:val="Hyperlink"/>
-            </w:rPr>
-            <w:t>ry and bota</w:t>
-          </w:r>
-        </w:hyperlink>
+        <w:t>1800 Reinwardt was appointed professor of chemistry, natural history and bota</w:t>
       </w:r>
       <w:r>
         <w:rPr>
@@ -1565,7 +1547,6 @@
       </w:r>
       <w:r>
         <w:rPr>
-          <w:u w:val="single" w:color="0000ff"/>
           <w:rFonts w:ascii="Charis SIL Regular" w:hAnsi="Charis SIL Regular" w:eastAsia="Charis SIL Regular"/>
           <w:b w:val="0"/>
           <w:i w:val="0"/>
@@ -1606,19 +1587,9 @@
             <w:rPr>
               <w:rStyle w:val="Hyperlink"/>
             </w:rPr>
-            <w:t xml:space="preserve"> amb</w:t>
+            <w:t xml:space="preserve"> ambi</w:t>
           </w:r>
         </w:hyperlink>
-      </w:r>
-      <w:r>
-        <w:rPr>
-          <w:rFonts w:ascii="Charis SIL Regular" w:hAnsi="Charis SIL Regular" w:eastAsia="Charis SIL Regular"/>
-          <w:b w:val="0"/>
-          <w:i w:val="0"/>
-          <w:color w:val="000000"/>
-          <w:sz w:val="24"/>
-        </w:rPr>
-        <w:t>i</w:t>
       </w:r>
       <w:r>
         <w:rPr>
@@ -4442,7 +4413,7 @@
           <w:sz w:val="24"/>
           <w:u w:val="single"/>
         </w:rPr>
-        <w:hyperlink r:id="rId27" w:history="1">
+        <w:hyperlink r:id="rId26" w:history="1">
           <w:r>
             <w:rPr>
               <w:rStyle w:val="Hyperlink"/>

--- a/EXPORTS/DOCX/published/niveau3/English/Reinwardt.docx
+++ b/EXPORTS/DOCX/published/niveau3/English/Reinwardt.docx
@@ -215,7 +215,25 @@
           <w:color w:val="000000"/>
           <w:sz w:val="24"/>
         </w:rPr>
-        <w:t>1800 Reinwardt was appointed professor of chemistry, natural history and bota</w:t>
+        <w:t>1800 Reinwardt was appointed professor of chemistry, natural histo</w:t>
+      </w:r>
+      <w:r>
+        <w:rPr>
+          <w:u w:val="single" w:color="0000ff"/>
+          <w:rFonts w:ascii="Charis SIL Regular" w:hAnsi="Charis SIL Regular" w:eastAsia="Charis SIL Regular"/>
+          <w:b w:val="0"/>
+          <w:i w:val="0"/>
+          <w:color w:val="000000"/>
+          <w:sz w:val="24"/>
+        </w:rPr>
+        <w:hyperlink r:id="rId9" w:history="1">
+          <w:r>
+            <w:rPr>
+              <w:rStyle w:val="Hyperlink"/>
+            </w:rPr>
+            <w:t>ry and bota</w:t>
+          </w:r>
+        </w:hyperlink>
       </w:r>
       <w:r>
         <w:rPr>
@@ -2276,7 +2294,7 @@
           <w:sz w:val="24"/>
           <w:u w:val="single"/>
         </w:rPr>
-        <w:t>Scientific research in colonised terr</w:t>
+        <w:t>Scientific research in colonised terri</w:t>
       </w:r>
       <w:r>
         <w:rPr>
@@ -2287,7 +2305,7 @@
           <w:sz w:val="24"/>
           <w:u w:val="single"/>
         </w:rPr>
-        <w:t>i</w:t>
+        <w:t>torie</w:t>
       </w:r>
       <w:r>
         <w:rPr>
@@ -2296,9 +2314,8 @@
           <w:i w:val="0"/>
           <w:color w:val="0000FF"/>
           <w:sz w:val="24"/>
-          <w:u w:val="single"/>
-        </w:rPr>
-        <w:t>tories</w:t>
+        </w:rPr>
+        <w:t>s</w:t>
       </w:r>
       <w:r>
         <w:br/>
@@ -3331,7 +3348,7 @@
             <w:rPr>
               <w:rStyle w:val="Hyperlink"/>
             </w:rPr>
-            <w:t>www.biografischportaal.n</w:t>
+            <w:t>www.biografischportaal.nl</w:t>
           </w:r>
         </w:hyperlink>
       </w:r>
@@ -3342,13 +3359,25 @@
           <w:i w:val="0"/>
           <w:color w:val="0000FF"/>
           <w:sz w:val="24"/>
+          <w:u w:val="single"/>
+        </w:rPr>
+        <w:t>/</w:t>
+      </w:r>
+      <w:r>
+        <w:rPr>
+          <w:rFonts w:ascii="Charis SIL Regular" w:hAnsi="Charis SIL Regular" w:eastAsia="Charis SIL Regular"/>
+          <w:b w:val="0"/>
+          <w:i w:val="0"/>
+          <w:color w:val="0000FF"/>
+          <w:sz w:val="24"/>
+          <w:u w:val="single"/>
         </w:rPr>
         <w:hyperlink r:id="rId22" w:history="1">
           <w:r>
             <w:rPr>
               <w:rStyle w:val="Hyperlink"/>
             </w:rPr>
-            <w:t>l</w:t>
+            <w:t>persoon/4045700</w:t>
           </w:r>
         </w:hyperlink>
       </w:r>
@@ -3360,25 +3389,7 @@
           <w:color w:val="0000FF"/>
           <w:sz w:val="24"/>
         </w:rPr>
-        <w:t>/</w:t>
-      </w:r>
-      <w:r>
-        <w:rPr>
-          <w:rFonts w:ascii="Charis SIL Regular" w:hAnsi="Charis SIL Regular" w:eastAsia="Charis SIL Regular"/>
-          <w:b w:val="0"/>
-          <w:i w:val="0"/>
-          <w:color w:val="0000FF"/>
-          <w:sz w:val="24"/>
-          <w:u w:val="single"/>
-        </w:rPr>
-        <w:hyperlink r:id="rId22" w:history="1">
-          <w:r>
-            <w:rPr>
-              <w:rStyle w:val="Hyperlink"/>
-            </w:rPr>
-            <w:t>persoon/40457008</w:t>
-          </w:r>
-        </w:hyperlink>
+        <w:t>8</w:t>
       </w:r>
     </w:p>
     <w:p>
@@ -3849,14 +3860,7 @@
           <w:color w:val="000000"/>
           <w:sz w:val="24"/>
         </w:rPr>
-        <w:hyperlink r:id="rId24" w:history="1">
-          <w:r>
-            <w:rPr>
-              <w:rStyle w:val="Hyperlink"/>
-            </w:rPr>
-            <w:t xml:space="preserve">, </w:t>
-          </w:r>
-        </w:hyperlink>
+        <w:t xml:space="preserve">, </w:t>
       </w:r>
       <w:r>
         <w:rPr>
@@ -3867,7 +3871,7 @@
           <w:sz w:val="24"/>
           <w:u w:val="single"/>
         </w:rPr>
-        <w:hyperlink r:id="rId24" w:history="1">
+        <w:hyperlink r:id="rId25" w:history="1">
           <w:r>
             <w:rPr>
               <w:rStyle w:val="Hyperlink"/>
@@ -3896,7 +3900,7 @@
           <w:sz w:val="24"/>
           <w:u w:val="single"/>
         </w:rPr>
-        <w:hyperlink r:id="rId24" w:history="1">
+        <w:hyperlink r:id="rId25" w:history="1">
           <w:r>
             <w:rPr>
               <w:rStyle w:val="Hyperlink"/>
@@ -4007,7 +4011,7 @@
           <w:sz w:val="24"/>
           <w:u w:val="single"/>
         </w:rPr>
-        <w:hyperlink r:id="rId25" w:history="1">
+        <w:hyperlink r:id="rId26" w:history="1">
           <w:r>
             <w:rPr>
               <w:rStyle w:val="Hyperlink"/>
@@ -4025,7 +4029,7 @@
           <w:sz w:val="24"/>
           <w:u w:val="single"/>
         </w:rPr>
-        <w:hyperlink r:id="rId25" w:history="1">
+        <w:hyperlink r:id="rId26" w:history="1">
           <w:r>
             <w:rPr>
               <w:rStyle w:val="Hyperlink"/>
@@ -4043,7 +4047,7 @@
           <w:sz w:val="24"/>
           <w:u w:val="single"/>
         </w:rPr>
-        <w:hyperlink r:id="rId25" w:history="1">
+        <w:hyperlink r:id="rId26" w:history="1">
           <w:r>
             <w:rPr>
               <w:rStyle w:val="Hyperlink"/>
@@ -4061,7 +4065,7 @@
           <w:sz w:val="24"/>
           <w:u w:val="single"/>
         </w:rPr>
-        <w:hyperlink r:id="rId25" w:history="1">
+        <w:hyperlink r:id="rId26" w:history="1">
           <w:r>
             <w:rPr>
               <w:rStyle w:val="Hyperlink"/>
@@ -4212,7 +4216,7 @@
           <w:sz w:val="24"/>
           <w:u w:val="single"/>
         </w:rPr>
-        <w:hyperlink r:id="rId26" w:history="1">
+        <w:hyperlink r:id="rId27" w:history="1">
           <w:r>
             <w:rPr>
               <w:rStyle w:val="Hyperlink"/>
@@ -4230,7 +4234,7 @@
           <w:sz w:val="24"/>
           <w:u w:val="single"/>
         </w:rPr>
-        <w:hyperlink r:id="rId26" w:history="1">
+        <w:hyperlink r:id="rId27" w:history="1">
           <w:r>
             <w:rPr>
               <w:rStyle w:val="Hyperlink"/>
@@ -4248,7 +4252,7 @@
           <w:sz w:val="24"/>
           <w:u w:val="single"/>
         </w:rPr>
-        <w:hyperlink r:id="rId26" w:history="1">
+        <w:hyperlink r:id="rId27" w:history="1">
           <w:r>
             <w:rPr>
               <w:rStyle w:val="Hyperlink"/>
@@ -4266,7 +4270,7 @@
           <w:sz w:val="24"/>
           <w:u w:val="single"/>
         </w:rPr>
-        <w:hyperlink r:id="rId26" w:history="1">
+        <w:hyperlink r:id="rId27" w:history="1">
           <w:r>
             <w:rPr>
               <w:rStyle w:val="Hyperlink"/>
@@ -4284,7 +4288,7 @@
           <w:sz w:val="24"/>
           <w:u w:val="single"/>
         </w:rPr>
-        <w:hyperlink r:id="rId26" w:history="1">
+        <w:hyperlink r:id="rId27" w:history="1">
           <w:r>
             <w:rPr>
               <w:rStyle w:val="Hyperlink"/>
@@ -4302,7 +4306,7 @@
           <w:sz w:val="24"/>
           <w:u w:val="single"/>
         </w:rPr>
-        <w:hyperlink r:id="rId26" w:history="1">
+        <w:hyperlink r:id="rId27" w:history="1">
           <w:r>
             <w:rPr>
               <w:rStyle w:val="Hyperlink"/>
@@ -4320,7 +4324,7 @@
           <w:sz w:val="24"/>
           <w:u w:val="single"/>
         </w:rPr>
-        <w:hyperlink r:id="rId26" w:history="1">
+        <w:hyperlink r:id="rId27" w:history="1">
           <w:r>
             <w:rPr>
               <w:rStyle w:val="Hyperlink"/>
@@ -4338,7 +4342,7 @@
           <w:sz w:val="24"/>
           <w:u w:val="single"/>
         </w:rPr>
-        <w:hyperlink r:id="rId26" w:history="1">
+        <w:hyperlink r:id="rId27" w:history="1">
           <w:r>
             <w:rPr>
               <w:rStyle w:val="Hyperlink"/>
@@ -4385,7 +4389,7 @@
           <w:sz w:val="24"/>
           <w:u w:val="single"/>
         </w:rPr>
-        <w:hyperlink r:id="rId26" w:history="1">
+        <w:hyperlink r:id="rId27" w:history="1">
           <w:r>
             <w:rPr>
               <w:rStyle w:val="Hyperlink"/>
@@ -4413,7 +4417,7 @@
           <w:sz w:val="24"/>
           <w:u w:val="single"/>
         </w:rPr>
-        <w:hyperlink r:id="rId26" w:history="1">
+        <w:hyperlink r:id="rId28" w:history="1">
           <w:r>
             <w:rPr>
               <w:rStyle w:val="Hyperlink"/>
@@ -4442,7 +4446,7 @@
           <w:sz w:val="24"/>
           <w:u w:val="single"/>
         </w:rPr>
-        <w:hyperlink r:id="rId27" w:history="1">
+        <w:hyperlink r:id="rId28" w:history="1">
           <w:r>
             <w:rPr>
               <w:rStyle w:val="Hyperlink"/>
@@ -4630,7 +4634,7 @@
           <w:sz w:val="24"/>
           <w:u w:val="single"/>
         </w:rPr>
-        <w:hyperlink r:id="rId28" w:history="1">
+        <w:hyperlink r:id="rId29" w:history="1">
           <w:r>
             <w:rPr>
               <w:rStyle w:val="Hyperlink"/>
@@ -4659,7 +4663,7 @@
           <w:sz w:val="24"/>
           <w:u w:val="single"/>
         </w:rPr>
-        <w:hyperlink r:id="rId28" w:history="1">
+        <w:hyperlink r:id="rId29" w:history="1">
           <w:r>
             <w:rPr>
               <w:rStyle w:val="Hyperlink"/>
@@ -4767,7 +4771,7 @@
           <w:sz w:val="24"/>
           <w:u w:val="single"/>
         </w:rPr>
-        <w:hyperlink r:id="rId29" w:history="1">
+        <w:hyperlink r:id="rId30" w:history="1">
           <w:r>
             <w:rPr>
               <w:rStyle w:val="Hyperlink"/>
@@ -4785,7 +4789,7 @@
           <w:sz w:val="24"/>
           <w:u w:val="single"/>
         </w:rPr>
-        <w:hyperlink r:id="rId29" w:history="1">
+        <w:hyperlink r:id="rId30" w:history="1">
           <w:r>
             <w:rPr>
               <w:rStyle w:val="Hyperlink"/>
@@ -4893,7 +4897,7 @@
           <w:sz w:val="24"/>
           <w:u w:val="single"/>
         </w:rPr>
-        <w:hyperlink r:id="rId30" w:history="1">
+        <w:hyperlink r:id="rId31" w:history="1">
           <w:r>
             <w:rPr>
               <w:rStyle w:val="Hyperlink"/>
@@ -4922,7 +4926,7 @@
           <w:sz w:val="24"/>
           <w:u w:val="single"/>
         </w:rPr>
-        <w:hyperlink r:id="rId30" w:history="1">
+        <w:hyperlink r:id="rId31" w:history="1">
           <w:r>
             <w:rPr>
               <w:rStyle w:val="Hyperlink"/>

--- a/EXPORTS/DOCX/published/niveau3/English/Reinwardt.docx
+++ b/EXPORTS/DOCX/published/niveau3/English/Reinwardt.docx
@@ -937,143 +937,7 @@
           <w:color w:val="000000"/>
           <w:sz w:val="24"/>
         </w:rPr>
-        <w:t>). During his tra</w:t>
-      </w:r>
-      <w:r>
-        <w:rPr>
-          <w:u w:val="single" w:color="0000ff"/>
-          <w:rFonts w:ascii="Charis SIL Regular" w:hAnsi="Charis SIL Regular" w:eastAsia="Charis SIL Regular"/>
-          <w:b w:val="0"/>
-          <w:i w:val="0"/>
-          <w:color w:val="000000"/>
-          <w:sz w:val="24"/>
-        </w:rPr>
-        <w:hyperlink r:id="rId12" w:history="1">
-          <w:r>
-            <w:rPr>
-              <w:rStyle w:val="Hyperlink"/>
-            </w:rPr>
-            <w:t>vels Reinward</w:t>
-          </w:r>
-        </w:hyperlink>
-      </w:r>
-      <w:r>
-        <w:rPr>
-          <w:u w:val="single" w:color="0000ff"/>
-          <w:rFonts w:ascii="Charis SIL Regular" w:hAnsi="Charis SIL Regular" w:eastAsia="Charis SIL Regular"/>
-          <w:b w:val="0"/>
-          <w:i w:val="0"/>
-          <w:color w:val="000000"/>
-          <w:sz w:val="24"/>
-        </w:rPr>
-        <w:hyperlink r:id="rId12" w:history="1">
-          <w:r>
-            <w:rPr>
-              <w:rStyle w:val="Hyperlink"/>
-            </w:rPr>
-            <w:t>t w</w:t>
-          </w:r>
-        </w:hyperlink>
-      </w:r>
-      <w:r>
-        <w:rPr>
-          <w:u w:val="single" w:color="0000ff"/>
-          <w:rFonts w:ascii="Charis SIL Regular" w:hAnsi="Charis SIL Regular" w:eastAsia="Charis SIL Regular"/>
-          <w:b w:val="0"/>
-          <w:i w:val="0"/>
-          <w:color w:val="000000"/>
-          <w:sz w:val="24"/>
-        </w:rPr>
-        <w:hyperlink r:id="rId12" w:history="1">
-          <w:r>
-            <w:rPr>
-              <w:rStyle w:val="Hyperlink"/>
-            </w:rPr>
-            <w:t>a</w:t>
-          </w:r>
-        </w:hyperlink>
-      </w:r>
-      <w:r>
-        <w:rPr>
-          <w:u w:val="single" w:color="0000ff"/>
-          <w:rFonts w:ascii="Charis SIL Regular" w:hAnsi="Charis SIL Regular" w:eastAsia="Charis SIL Regular"/>
-          <w:b w:val="0"/>
-          <w:i w:val="0"/>
-          <w:color w:val="000000"/>
-          <w:sz w:val="24"/>
-        </w:rPr>
-        <w:hyperlink r:id="rId12" w:history="1">
-          <w:r>
-            <w:rPr>
-              <w:rStyle w:val="Hyperlink"/>
-            </w:rPr>
-            <w:t>s assisted b</w:t>
-          </w:r>
-        </w:hyperlink>
-      </w:r>
-      <w:r>
-        <w:rPr>
-          <w:u w:val="single" w:color="0000ff"/>
-          <w:rFonts w:ascii="Charis SIL Regular" w:hAnsi="Charis SIL Regular" w:eastAsia="Charis SIL Regular"/>
-          <w:b w:val="0"/>
-          <w:i w:val="0"/>
-          <w:color w:val="000000"/>
-          <w:sz w:val="24"/>
-        </w:rPr>
-        <w:hyperlink r:id="rId12" w:history="1">
-          <w:r>
-            <w:rPr>
-              <w:rStyle w:val="Hyperlink"/>
-            </w:rPr>
-            <w:t>y</w:t>
-          </w:r>
-        </w:hyperlink>
-      </w:r>
-      <w:r>
-        <w:rPr>
-          <w:u w:val="single" w:color="0000ff"/>
-          <w:rFonts w:ascii="Charis SIL Regular" w:hAnsi="Charis SIL Regular" w:eastAsia="Charis SIL Regular"/>
-          <w:b w:val="0"/>
-          <w:i w:val="0"/>
-          <w:color w:val="000000"/>
-          <w:sz w:val="24"/>
-        </w:rPr>
-        <w:hyperlink r:id="rId12" w:history="1">
-          <w:r>
-            <w:rPr>
-              <w:rStyle w:val="Hyperlink"/>
-            </w:rPr>
-            <w:t xml:space="preserve"> person</w:t>
-          </w:r>
-        </w:hyperlink>
-      </w:r>
-      <w:r>
-        <w:rPr>
-          <w:rFonts w:ascii="Charis SIL Regular" w:hAnsi="Charis SIL Regular" w:eastAsia="Charis SIL Regular"/>
-          <w:b w:val="0"/>
-          <w:i w:val="0"/>
-          <w:color w:val="000000"/>
-          <w:sz w:val="24"/>
-        </w:rPr>
-        <w:t>al ‘coll</w:t>
-      </w:r>
-      <w:r>
-        <w:rPr>
-          <w:u w:val="single" w:color="0000ff"/>
-          <w:rFonts w:ascii="Charis SIL Regular" w:hAnsi="Charis SIL Regular" w:eastAsia="Charis SIL Regular"/>
-          <w:b w:val="0"/>
-          <w:i w:val="0"/>
-          <w:color w:val="000000"/>
-          <w:sz w:val="24"/>
-        </w:rPr>
-        <w:hyperlink r:id="rId13" w:history="1">
-          <w:r>
-            <w:rPr>
-              <w:rStyle w:val="Hyperlink"/>
-            </w:rPr>
-            <w:t>ectors’, th</w:t>
-          </w:r>
-        </w:hyperlink>
+        <w:t>). During his travels Reinwardt was assisted by personal ‘collectors’, th</w:t>
       </w:r>
       <w:r>
         <w:rPr>
@@ -1565,6 +1429,7 @@
       </w:r>
       <w:r>
         <w:rPr>
+          <w:u w:val="single" w:color="0000ff"/>
           <w:rFonts w:ascii="Charis SIL Regular" w:hAnsi="Charis SIL Regular" w:eastAsia="Charis SIL Regular"/>
           <w:b w:val="0"/>
           <w:i w:val="0"/>
@@ -1641,7 +1506,7 @@
             <w:rPr>
               <w:rStyle w:val="Hyperlink"/>
             </w:rPr>
-            <w:t xml:space="preserve">ions, such </w:t>
+            <w:t>ions, such</w:t>
           </w:r>
         </w:hyperlink>
       </w:r>
@@ -1653,7 +1518,7 @@
           <w:color w:val="000000"/>
           <w:sz w:val="24"/>
         </w:rPr>
-        <w:t xml:space="preserve">as converting his </w:t>
+        <w:t xml:space="preserve"> as converting his </w:t>
       </w:r>
       <w:r>
         <w:rPr>
@@ -1983,31 +1848,13 @@
       </w:r>
       <w:r>
         <w:rPr>
-          <w:u w:val="single" w:color="0000ff"/>
           <w:rFonts w:ascii="Charis SIL Regular" w:hAnsi="Charis SIL Regular" w:eastAsia="Charis SIL Regular"/>
           <w:b w:val="0"/>
           <w:i w:val="0"/>
           <w:color w:val="000000"/>
           <w:sz w:val="24"/>
         </w:rPr>
-        <w:hyperlink r:id="rId17" w:history="1">
-          <w:r>
-            <w:rPr>
-              <w:rStyle w:val="Hyperlink"/>
-            </w:rPr>
-            <w:t>has b</w:t>
-          </w:r>
-        </w:hyperlink>
-      </w:r>
-      <w:r>
-        <w:rPr>
-          <w:rFonts w:ascii="Charis SIL Regular" w:hAnsi="Charis SIL Regular" w:eastAsia="Charis SIL Regular"/>
-          <w:b w:val="0"/>
-          <w:i w:val="0"/>
-          <w:color w:val="000000"/>
-          <w:sz w:val="24"/>
-        </w:rPr>
-        <w:t xml:space="preserve">een published by the Huygens Institute and is </w:t>
+        <w:t xml:space="preserve">has been published by the Huygens Institute and is </w:t>
       </w:r>
       <w:r>
         <w:rPr>
@@ -2294,7 +2141,7 @@
           <w:sz w:val="24"/>
           <w:u w:val="single"/>
         </w:rPr>
-        <w:t>Scientific research in colonised terri</w:t>
+        <w:t>Scientific research in colonised terr</w:t>
       </w:r>
       <w:r>
         <w:rPr>
@@ -2305,7 +2152,7 @@
           <w:sz w:val="24"/>
           <w:u w:val="single"/>
         </w:rPr>
-        <w:t>torie</w:t>
+        <w:t>i</w:t>
       </w:r>
       <w:r>
         <w:rPr>
@@ -2314,8 +2161,9 @@
           <w:i w:val="0"/>
           <w:color w:val="0000FF"/>
           <w:sz w:val="24"/>
-        </w:rPr>
-        <w:t>s</w:t>
+          <w:u w:val="single"/>
+        </w:rPr>
+        <w:t>tories</w:t>
       </w:r>
       <w:r>
         <w:br/>
@@ -3860,7 +3708,14 @@
           <w:color w:val="000000"/>
           <w:sz w:val="24"/>
         </w:rPr>
-        <w:t xml:space="preserve">, </w:t>
+        <w:hyperlink r:id="rId24" w:history="1">
+          <w:r>
+            <w:rPr>
+              <w:rStyle w:val="Hyperlink"/>
+            </w:rPr>
+            <w:t xml:space="preserve">, </w:t>
+          </w:r>
+        </w:hyperlink>
       </w:r>
       <w:r>
         <w:rPr>
@@ -3871,7 +3726,7 @@
           <w:sz w:val="24"/>
           <w:u w:val="single"/>
         </w:rPr>
-        <w:hyperlink r:id="rId25" w:history="1">
+        <w:hyperlink r:id="rId24" w:history="1">
           <w:r>
             <w:rPr>
               <w:rStyle w:val="Hyperlink"/>
@@ -3900,7 +3755,7 @@
           <w:sz w:val="24"/>
           <w:u w:val="single"/>
         </w:rPr>
-        <w:hyperlink r:id="rId25" w:history="1">
+        <w:hyperlink r:id="rId24" w:history="1">
           <w:r>
             <w:rPr>
               <w:rStyle w:val="Hyperlink"/>
@@ -4011,7 +3866,7 @@
           <w:sz w:val="24"/>
           <w:u w:val="single"/>
         </w:rPr>
-        <w:hyperlink r:id="rId26" w:history="1">
+        <w:hyperlink r:id="rId25" w:history="1">
           <w:r>
             <w:rPr>
               <w:rStyle w:val="Hyperlink"/>
@@ -4029,7 +3884,7 @@
           <w:sz w:val="24"/>
           <w:u w:val="single"/>
         </w:rPr>
-        <w:hyperlink r:id="rId26" w:history="1">
+        <w:hyperlink r:id="rId25" w:history="1">
           <w:r>
             <w:rPr>
               <w:rStyle w:val="Hyperlink"/>
@@ -4047,7 +3902,7 @@
           <w:sz w:val="24"/>
           <w:u w:val="single"/>
         </w:rPr>
-        <w:hyperlink r:id="rId26" w:history="1">
+        <w:hyperlink r:id="rId25" w:history="1">
           <w:r>
             <w:rPr>
               <w:rStyle w:val="Hyperlink"/>
@@ -4065,7 +3920,7 @@
           <w:sz w:val="24"/>
           <w:u w:val="single"/>
         </w:rPr>
-        <w:hyperlink r:id="rId26" w:history="1">
+        <w:hyperlink r:id="rId25" w:history="1">
           <w:r>
             <w:rPr>
               <w:rStyle w:val="Hyperlink"/>
@@ -4216,7 +4071,7 @@
           <w:sz w:val="24"/>
           <w:u w:val="single"/>
         </w:rPr>
-        <w:hyperlink r:id="rId27" w:history="1">
+        <w:hyperlink r:id="rId26" w:history="1">
           <w:r>
             <w:rPr>
               <w:rStyle w:val="Hyperlink"/>
@@ -4234,7 +4089,7 @@
           <w:sz w:val="24"/>
           <w:u w:val="single"/>
         </w:rPr>
-        <w:hyperlink r:id="rId27" w:history="1">
+        <w:hyperlink r:id="rId26" w:history="1">
           <w:r>
             <w:rPr>
               <w:rStyle w:val="Hyperlink"/>
@@ -4252,7 +4107,7 @@
           <w:sz w:val="24"/>
           <w:u w:val="single"/>
         </w:rPr>
-        <w:hyperlink r:id="rId27" w:history="1">
+        <w:hyperlink r:id="rId26" w:history="1">
           <w:r>
             <w:rPr>
               <w:rStyle w:val="Hyperlink"/>
@@ -4270,7 +4125,7 @@
           <w:sz w:val="24"/>
           <w:u w:val="single"/>
         </w:rPr>
-        <w:hyperlink r:id="rId27" w:history="1">
+        <w:hyperlink r:id="rId26" w:history="1">
           <w:r>
             <w:rPr>
               <w:rStyle w:val="Hyperlink"/>
@@ -4288,7 +4143,7 @@
           <w:sz w:val="24"/>
           <w:u w:val="single"/>
         </w:rPr>
-        <w:hyperlink r:id="rId27" w:history="1">
+        <w:hyperlink r:id="rId26" w:history="1">
           <w:r>
             <w:rPr>
               <w:rStyle w:val="Hyperlink"/>
@@ -4306,7 +4161,7 @@
           <w:sz w:val="24"/>
           <w:u w:val="single"/>
         </w:rPr>
-        <w:hyperlink r:id="rId27" w:history="1">
+        <w:hyperlink r:id="rId26" w:history="1">
           <w:r>
             <w:rPr>
               <w:rStyle w:val="Hyperlink"/>
@@ -4324,7 +4179,7 @@
           <w:sz w:val="24"/>
           <w:u w:val="single"/>
         </w:rPr>
-        <w:hyperlink r:id="rId27" w:history="1">
+        <w:hyperlink r:id="rId26" w:history="1">
           <w:r>
             <w:rPr>
               <w:rStyle w:val="Hyperlink"/>
@@ -4342,7 +4197,7 @@
           <w:sz w:val="24"/>
           <w:u w:val="single"/>
         </w:rPr>
-        <w:hyperlink r:id="rId27" w:history="1">
+        <w:hyperlink r:id="rId26" w:history="1">
           <w:r>
             <w:rPr>
               <w:rStyle w:val="Hyperlink"/>
@@ -4389,7 +4244,7 @@
           <w:sz w:val="24"/>
           <w:u w:val="single"/>
         </w:rPr>
-        <w:hyperlink r:id="rId27" w:history="1">
+        <w:hyperlink r:id="rId26" w:history="1">
           <w:r>
             <w:rPr>
               <w:rStyle w:val="Hyperlink"/>
@@ -4417,7 +4272,7 @@
           <w:sz w:val="24"/>
           <w:u w:val="single"/>
         </w:rPr>
-        <w:hyperlink r:id="rId28" w:history="1">
+        <w:hyperlink r:id="rId27" w:history="1">
           <w:r>
             <w:rPr>
               <w:rStyle w:val="Hyperlink"/>
@@ -4446,7 +4301,7 @@
           <w:sz w:val="24"/>
           <w:u w:val="single"/>
         </w:rPr>
-        <w:hyperlink r:id="rId28" w:history="1">
+        <w:hyperlink r:id="rId26" w:history="1">
           <w:r>
             <w:rPr>
               <w:rStyle w:val="Hyperlink"/>
@@ -4634,7 +4489,7 @@
           <w:sz w:val="24"/>
           <w:u w:val="single"/>
         </w:rPr>
-        <w:hyperlink r:id="rId29" w:history="1">
+        <w:hyperlink r:id="rId28" w:history="1">
           <w:r>
             <w:rPr>
               <w:rStyle w:val="Hyperlink"/>
@@ -4663,7 +4518,7 @@
           <w:sz w:val="24"/>
           <w:u w:val="single"/>
         </w:rPr>
-        <w:hyperlink r:id="rId29" w:history="1">
+        <w:hyperlink r:id="rId28" w:history="1">
           <w:r>
             <w:rPr>
               <w:rStyle w:val="Hyperlink"/>
@@ -4771,7 +4626,7 @@
           <w:sz w:val="24"/>
           <w:u w:val="single"/>
         </w:rPr>
-        <w:hyperlink r:id="rId30" w:history="1">
+        <w:hyperlink r:id="rId29" w:history="1">
           <w:r>
             <w:rPr>
               <w:rStyle w:val="Hyperlink"/>
@@ -4789,7 +4644,7 @@
           <w:sz w:val="24"/>
           <w:u w:val="single"/>
         </w:rPr>
-        <w:hyperlink r:id="rId30" w:history="1">
+        <w:hyperlink r:id="rId29" w:history="1">
           <w:r>
             <w:rPr>
               <w:rStyle w:val="Hyperlink"/>
@@ -4897,7 +4752,7 @@
           <w:sz w:val="24"/>
           <w:u w:val="single"/>
         </w:rPr>
-        <w:hyperlink r:id="rId31" w:history="1">
+        <w:hyperlink r:id="rId30" w:history="1">
           <w:r>
             <w:rPr>
               <w:rStyle w:val="Hyperlink"/>
@@ -4926,7 +4781,7 @@
           <w:sz w:val="24"/>
           <w:u w:val="single"/>
         </w:rPr>
-        <w:hyperlink r:id="rId31" w:history="1">
+        <w:hyperlink r:id="rId30" w:history="1">
           <w:r>
             <w:rPr>
               <w:rStyle w:val="Hyperlink"/>

--- a/EXPORTS/DOCX/published/niveau3/English/Reinwardt.docx
+++ b/EXPORTS/DOCX/published/niveau3/English/Reinwardt.docx
@@ -226,14 +226,7 @@
           <w:color w:val="000000"/>
           <w:sz w:val="24"/>
         </w:rPr>
-        <w:hyperlink r:id="rId9" w:history="1">
-          <w:r>
-            <w:rPr>
-              <w:rStyle w:val="Hyperlink"/>
-            </w:rPr>
-            <w:t>ry and bota</w:t>
-          </w:r>
-        </w:hyperlink>
+        <w:t>ry and bota</w:t>
       </w:r>
       <w:r>
         <w:rPr>
@@ -937,7 +930,143 @@
           <w:color w:val="000000"/>
           <w:sz w:val="24"/>
         </w:rPr>
-        <w:t>). During his travels Reinwardt was assisted by personal ‘collectors’, th</w:t>
+        <w:t>). During his tra</w:t>
+      </w:r>
+      <w:r>
+        <w:rPr>
+          <w:u w:val="single" w:color="0000ff"/>
+          <w:rFonts w:ascii="Charis SIL Regular" w:hAnsi="Charis SIL Regular" w:eastAsia="Charis SIL Regular"/>
+          <w:b w:val="0"/>
+          <w:i w:val="0"/>
+          <w:color w:val="000000"/>
+          <w:sz w:val="24"/>
+        </w:rPr>
+        <w:hyperlink r:id="rId12" w:history="1">
+          <w:r>
+            <w:rPr>
+              <w:rStyle w:val="Hyperlink"/>
+            </w:rPr>
+            <w:t>vels Reinward</w:t>
+          </w:r>
+        </w:hyperlink>
+      </w:r>
+      <w:r>
+        <w:rPr>
+          <w:u w:val="single" w:color="0000ff"/>
+          <w:rFonts w:ascii="Charis SIL Regular" w:hAnsi="Charis SIL Regular" w:eastAsia="Charis SIL Regular"/>
+          <w:b w:val="0"/>
+          <w:i w:val="0"/>
+          <w:color w:val="000000"/>
+          <w:sz w:val="24"/>
+        </w:rPr>
+        <w:hyperlink r:id="rId12" w:history="1">
+          <w:r>
+            <w:rPr>
+              <w:rStyle w:val="Hyperlink"/>
+            </w:rPr>
+            <w:t>t w</w:t>
+          </w:r>
+        </w:hyperlink>
+      </w:r>
+      <w:r>
+        <w:rPr>
+          <w:u w:val="single" w:color="0000ff"/>
+          <w:rFonts w:ascii="Charis SIL Regular" w:hAnsi="Charis SIL Regular" w:eastAsia="Charis SIL Regular"/>
+          <w:b w:val="0"/>
+          <w:i w:val="0"/>
+          <w:color w:val="000000"/>
+          <w:sz w:val="24"/>
+        </w:rPr>
+        <w:hyperlink r:id="rId12" w:history="1">
+          <w:r>
+            <w:rPr>
+              <w:rStyle w:val="Hyperlink"/>
+            </w:rPr>
+            <w:t>a</w:t>
+          </w:r>
+        </w:hyperlink>
+      </w:r>
+      <w:r>
+        <w:rPr>
+          <w:u w:val="single" w:color="0000ff"/>
+          <w:rFonts w:ascii="Charis SIL Regular" w:hAnsi="Charis SIL Regular" w:eastAsia="Charis SIL Regular"/>
+          <w:b w:val="0"/>
+          <w:i w:val="0"/>
+          <w:color w:val="000000"/>
+          <w:sz w:val="24"/>
+        </w:rPr>
+        <w:hyperlink r:id="rId12" w:history="1">
+          <w:r>
+            <w:rPr>
+              <w:rStyle w:val="Hyperlink"/>
+            </w:rPr>
+            <w:t>s assisted b</w:t>
+          </w:r>
+        </w:hyperlink>
+      </w:r>
+      <w:r>
+        <w:rPr>
+          <w:u w:val="single" w:color="0000ff"/>
+          <w:rFonts w:ascii="Charis SIL Regular" w:hAnsi="Charis SIL Regular" w:eastAsia="Charis SIL Regular"/>
+          <w:b w:val="0"/>
+          <w:i w:val="0"/>
+          <w:color w:val="000000"/>
+          <w:sz w:val="24"/>
+        </w:rPr>
+        <w:hyperlink r:id="rId12" w:history="1">
+          <w:r>
+            <w:rPr>
+              <w:rStyle w:val="Hyperlink"/>
+            </w:rPr>
+            <w:t>y</w:t>
+          </w:r>
+        </w:hyperlink>
+      </w:r>
+      <w:r>
+        <w:rPr>
+          <w:u w:val="single" w:color="0000ff"/>
+          <w:rFonts w:ascii="Charis SIL Regular" w:hAnsi="Charis SIL Regular" w:eastAsia="Charis SIL Regular"/>
+          <w:b w:val="0"/>
+          <w:i w:val="0"/>
+          <w:color w:val="000000"/>
+          <w:sz w:val="24"/>
+        </w:rPr>
+        <w:hyperlink r:id="rId12" w:history="1">
+          <w:r>
+            <w:rPr>
+              <w:rStyle w:val="Hyperlink"/>
+            </w:rPr>
+            <w:t xml:space="preserve"> person</w:t>
+          </w:r>
+        </w:hyperlink>
+      </w:r>
+      <w:r>
+        <w:rPr>
+          <w:rFonts w:ascii="Charis SIL Regular" w:hAnsi="Charis SIL Regular" w:eastAsia="Charis SIL Regular"/>
+          <w:b w:val="0"/>
+          <w:i w:val="0"/>
+          <w:color w:val="000000"/>
+          <w:sz w:val="24"/>
+        </w:rPr>
+        <w:t>al ‘coll</w:t>
+      </w:r>
+      <w:r>
+        <w:rPr>
+          <w:u w:val="single" w:color="0000ff"/>
+          <w:rFonts w:ascii="Charis SIL Regular" w:hAnsi="Charis SIL Regular" w:eastAsia="Charis SIL Regular"/>
+          <w:b w:val="0"/>
+          <w:i w:val="0"/>
+          <w:color w:val="000000"/>
+          <w:sz w:val="24"/>
+        </w:rPr>
+        <w:hyperlink r:id="rId13" w:history="1">
+          <w:r>
+            <w:rPr>
+              <w:rStyle w:val="Hyperlink"/>
+            </w:rPr>
+            <w:t>ectors’, th</w:t>
+          </w:r>
+        </w:hyperlink>
       </w:r>
       <w:r>
         <w:rPr>
@@ -1429,7 +1558,6 @@
       </w:r>
       <w:r>
         <w:rPr>
-          <w:u w:val="single" w:color="0000ff"/>
           <w:rFonts w:ascii="Charis SIL Regular" w:hAnsi="Charis SIL Regular" w:eastAsia="Charis SIL Regular"/>
           <w:b w:val="0"/>
           <w:i w:val="0"/>
@@ -1506,7 +1634,7 @@
             <w:rPr>
               <w:rStyle w:val="Hyperlink"/>
             </w:rPr>
-            <w:t>ions, such</w:t>
+            <w:t xml:space="preserve">ions, such </w:t>
           </w:r>
         </w:hyperlink>
       </w:r>
@@ -1518,7 +1646,7 @@
           <w:color w:val="000000"/>
           <w:sz w:val="24"/>
         </w:rPr>
-        <w:t xml:space="preserve"> as converting his </w:t>
+        <w:t xml:space="preserve">as converting his </w:t>
       </w:r>
       <w:r>
         <w:rPr>
@@ -1848,13 +1976,31 @@
       </w:r>
       <w:r>
         <w:rPr>
+          <w:u w:val="single" w:color="0000ff"/>
           <w:rFonts w:ascii="Charis SIL Regular" w:hAnsi="Charis SIL Regular" w:eastAsia="Charis SIL Regular"/>
           <w:b w:val="0"/>
           <w:i w:val="0"/>
           <w:color w:val="000000"/>
           <w:sz w:val="24"/>
         </w:rPr>
-        <w:t xml:space="preserve">has been published by the Huygens Institute and is </w:t>
+        <w:hyperlink r:id="rId17" w:history="1">
+          <w:r>
+            <w:rPr>
+              <w:rStyle w:val="Hyperlink"/>
+            </w:rPr>
+            <w:t>has b</w:t>
+          </w:r>
+        </w:hyperlink>
+      </w:r>
+      <w:r>
+        <w:rPr>
+          <w:rFonts w:ascii="Charis SIL Regular" w:hAnsi="Charis SIL Regular" w:eastAsia="Charis SIL Regular"/>
+          <w:b w:val="0"/>
+          <w:i w:val="0"/>
+          <w:color w:val="000000"/>
+          <w:sz w:val="24"/>
+        </w:rPr>
+        <w:t xml:space="preserve">een published by the Huygens Institute and is </w:t>
       </w:r>
       <w:r>
         <w:rPr>
@@ -2896,7 +3042,7 @@
           <w:sz w:val="24"/>
           <w:u w:val="single"/>
         </w:rPr>
-        <w:hyperlink r:id="rId20" w:history="1">
+        <w:hyperlink r:id="rId18" w:history="1">
           <w:r>
             <w:rPr>
               <w:rStyle w:val="Hyperlink"/>
@@ -3196,7 +3342,7 @@
             <w:rPr>
               <w:rStyle w:val="Hyperlink"/>
             </w:rPr>
-            <w:t>www.biografischportaal.nl</w:t>
+            <w:t>www.biografischportaal.n</w:t>
           </w:r>
         </w:hyperlink>
       </w:r>
@@ -3208,6 +3354,16 @@
           <w:color w:val="0000FF"/>
           <w:sz w:val="24"/>
           <w:u w:val="single"/>
+        </w:rPr>
+        <w:t>l</w:t>
+      </w:r>
+      <w:r>
+        <w:rPr>
+          <w:rFonts w:ascii="Charis SIL Regular" w:hAnsi="Charis SIL Regular" w:eastAsia="Charis SIL Regular"/>
+          <w:b w:val="0"/>
+          <w:i w:val="0"/>
+          <w:color w:val="0000FF"/>
+          <w:sz w:val="24"/>
         </w:rPr>
         <w:t>/</w:t>
       </w:r>
@@ -3225,19 +3381,9 @@
             <w:rPr>
               <w:rStyle w:val="Hyperlink"/>
             </w:rPr>
-            <w:t>persoon/4045700</w:t>
+            <w:t>persoon/40457008</w:t>
           </w:r>
         </w:hyperlink>
-      </w:r>
-      <w:r>
-        <w:rPr>
-          <w:rFonts w:ascii="Charis SIL Regular" w:hAnsi="Charis SIL Regular" w:eastAsia="Charis SIL Regular"/>
-          <w:b w:val="0"/>
-          <w:i w:val="0"/>
-          <w:color w:val="0000FF"/>
-          <w:sz w:val="24"/>
-        </w:rPr>
-        <w:t>8</w:t>
       </w:r>
     </w:p>
     <w:p>
@@ -4301,7 +4447,7 @@
           <w:sz w:val="24"/>
           <w:u w:val="single"/>
         </w:rPr>
-        <w:hyperlink r:id="rId26" w:history="1">
+        <w:hyperlink r:id="rId27" w:history="1">
           <w:r>
             <w:rPr>
               <w:rStyle w:val="Hyperlink"/>
